--- a/docs/User Documentation - Azmi Jalaluddin Amron _ NovaStore.docx
+++ b/docs/User Documentation - Azmi Jalaluddin Amron _ NovaStore.docx
@@ -2154,8 +2154,8 @@
         <w:tabs>
           <w:tab w:pos="387" w:val="left" w:leader="none"/>
         </w:tabs>
-        <w:spacing w:line="283" w:lineRule="auto" w:before="141" w:after="0"/>
-        <w:ind w:left="387" w:right="303" w:hanging="255"/>
+        <w:spacing w:line="290" w:lineRule="auto" w:before="141" w:after="0"/>
+        <w:ind w:left="387" w:right="231" w:hanging="255"/>
         <w:jc w:val="left"/>
         <w:rPr>
           <w:sz w:val="21"/>
@@ -2173,6 +2173,74 @@
         <w:rPr>
           <w:b/>
           <w:color w:val="334054"/>
+          <w:spacing w:val="-4"/>
+          <w:sz w:val="21"/>
+        </w:rPr>
+        <w:t> </w:t>
+      </w:r>
+      <w:r>
+        <w:rPr>
+          <w:b/>
+          <w:color w:val="334054"/>
+          <w:sz w:val="21"/>
+        </w:rPr>
+        <w:t>Leaflet</w:t>
+      </w:r>
+      <w:r>
+        <w:rPr>
+          <w:b/>
+          <w:color w:val="334054"/>
+          <w:spacing w:val="-4"/>
+          <w:sz w:val="21"/>
+        </w:rPr>
+        <w:t> </w:t>
+      </w:r>
+      <w:r>
+        <w:rPr>
+          <w:b/>
+          <w:color w:val="334054"/>
+          <w:sz w:val="21"/>
+        </w:rPr>
+        <w:t>Map</w:t>
+      </w:r>
+      <w:r>
+        <w:rPr>
+          <w:b/>
+          <w:color w:val="334054"/>
+          <w:spacing w:val="-4"/>
+          <w:sz w:val="21"/>
+        </w:rPr>
+        <w:t> </w:t>
+      </w:r>
+      <w:r>
+        <w:rPr>
+          <w:b/>
+          <w:color w:val="334054"/>
+          <w:sz w:val="21"/>
+        </w:rPr>
+        <w:t>&amp;</w:t>
+      </w:r>
+      <w:r>
+        <w:rPr>
+          <w:b/>
+          <w:color w:val="334054"/>
+          <w:spacing w:val="-4"/>
+          <w:sz w:val="21"/>
+        </w:rPr>
+        <w:t> </w:t>
+      </w:r>
+      <w:r>
+        <w:rPr>
+          <w:b/>
+          <w:color w:val="334054"/>
+          <w:sz w:val="21"/>
+        </w:rPr>
+        <w:t>Pinning:</w:t>
+      </w:r>
+      <w:r>
+        <w:rPr>
+          <w:b/>
+          <w:color w:val="334054"/>
           <w:spacing w:val="-5"/>
           <w:sz w:val="21"/>
         </w:rPr>
@@ -2180,161 +2248,121 @@
       </w:r>
       <w:r>
         <w:rPr>
-          <w:b/>
-          <w:color w:val="334054"/>
-          <w:sz w:val="21"/>
-        </w:rPr>
-        <w:t>Map</w:t>
-      </w:r>
-      <w:r>
-        <w:rPr>
-          <w:b/>
-          <w:color w:val="334054"/>
-          <w:spacing w:val="-5"/>
-          <w:sz w:val="21"/>
-        </w:rPr>
-        <w:t> </w:t>
-      </w:r>
-      <w:r>
-        <w:rPr>
-          <w:b/>
-          <w:color w:val="334054"/>
-          <w:sz w:val="21"/>
-        </w:rPr>
-        <w:t>Geolocation</w:t>
-      </w:r>
-      <w:r>
-        <w:rPr>
-          <w:b/>
-          <w:color w:val="334054"/>
-          <w:spacing w:val="-5"/>
-          <w:sz w:val="21"/>
-        </w:rPr>
-        <w:t> </w:t>
-      </w:r>
-      <w:r>
-        <w:rPr>
-          <w:b/>
-          <w:color w:val="334054"/>
-          <w:sz w:val="21"/>
-        </w:rPr>
-        <w:t>(OpenStreetMap</w:t>
-      </w:r>
-      <w:r>
-        <w:rPr>
-          <w:b/>
-          <w:color w:val="334054"/>
-          <w:spacing w:val="-5"/>
-          <w:sz w:val="21"/>
-        </w:rPr>
-        <w:t> </w:t>
-      </w:r>
-      <w:r>
-        <w:rPr>
-          <w:b/>
-          <w:color w:val="334054"/>
-          <w:sz w:val="21"/>
-        </w:rPr>
-        <w:t>&amp;</w:t>
-      </w:r>
-      <w:r>
-        <w:rPr>
-          <w:b/>
-          <w:color w:val="334054"/>
-          <w:spacing w:val="-5"/>
-          <w:sz w:val="21"/>
-        </w:rPr>
-        <w:t> </w:t>
-      </w:r>
-      <w:r>
-        <w:rPr>
-          <w:b/>
-          <w:color w:val="334054"/>
-          <w:sz w:val="21"/>
-        </w:rPr>
-        <w:t>GPS):</w:t>
-      </w:r>
-      <w:r>
-        <w:rPr>
-          <w:b/>
-          <w:color w:val="334054"/>
-          <w:spacing w:val="-6"/>
-          <w:sz w:val="21"/>
-        </w:rPr>
-        <w:t> </w:t>
-      </w:r>
-      <w:r>
-        <w:rPr>
-          <w:color w:val="334054"/>
-          <w:sz w:val="21"/>
-        </w:rPr>
-        <w:t>Integrated</w:t>
-      </w:r>
-      <w:r>
-        <w:rPr>
-          <w:color w:val="334054"/>
-          <w:spacing w:val="-5"/>
-          <w:sz w:val="21"/>
-        </w:rPr>
-        <w:t> </w:t>
-      </w:r>
-      <w:r>
-        <w:rPr>
-          <w:color w:val="334054"/>
-          <w:sz w:val="21"/>
-        </w:rPr>
-        <w:t>map</w:t>
-      </w:r>
-      <w:r>
-        <w:rPr>
-          <w:color w:val="334054"/>
-          <w:spacing w:val="-5"/>
-          <w:sz w:val="21"/>
-        </w:rPr>
-        <w:t> </w:t>
-      </w:r>
-      <w:r>
-        <w:rPr>
-          <w:color w:val="334054"/>
-          <w:sz w:val="21"/>
-        </w:rPr>
-        <w:t>coordinate</w:t>
-      </w:r>
-      <w:r>
-        <w:rPr>
-          <w:color w:val="334054"/>
-          <w:spacing w:val="-5"/>
-          <w:sz w:val="21"/>
-        </w:rPr>
-        <w:t> </w:t>
-      </w:r>
-      <w:r>
-        <w:rPr>
-          <w:color w:val="334054"/>
-          <w:sz w:val="21"/>
-        </w:rPr>
-        <w:t>visualizer</w:t>
-      </w:r>
-      <w:r>
-        <w:rPr>
-          <w:color w:val="334054"/>
-          <w:spacing w:val="-5"/>
-          <w:sz w:val="21"/>
-        </w:rPr>
-        <w:t> </w:t>
-      </w:r>
-      <w:r>
-        <w:rPr>
-          <w:color w:val="334054"/>
-          <w:sz w:val="21"/>
-        </w:rPr>
-        <w:t>with HTML5 GPS auto-location and interactive coordinate pinning.</w:t>
+          <w:color w:val="334054"/>
+          <w:sz w:val="21"/>
+        </w:rPr>
+        <w:t>Full</w:t>
+      </w:r>
+      <w:r>
+        <w:rPr>
+          <w:color w:val="334054"/>
+          <w:spacing w:val="-4"/>
+          <w:sz w:val="21"/>
+        </w:rPr>
+        <w:t> </w:t>
+      </w:r>
+      <w:r>
+        <w:rPr>
+          <w:color w:val="334054"/>
+          <w:sz w:val="21"/>
+        </w:rPr>
+        <w:t>direct</w:t>
+      </w:r>
+      <w:r>
+        <w:rPr>
+          <w:color w:val="334054"/>
+          <w:spacing w:val="-4"/>
+          <w:sz w:val="21"/>
+        </w:rPr>
+        <w:t> </w:t>
+      </w:r>
+      <w:r>
+        <w:rPr>
+          <w:color w:val="334054"/>
+          <w:sz w:val="21"/>
+        </w:rPr>
+        <w:t>click-to-pin,</w:t>
+      </w:r>
+      <w:r>
+        <w:rPr>
+          <w:color w:val="334054"/>
+          <w:spacing w:val="-4"/>
+          <w:sz w:val="21"/>
+        </w:rPr>
+        <w:t> </w:t>
+      </w:r>
+      <w:r>
+        <w:rPr>
+          <w:color w:val="334054"/>
+          <w:sz w:val="21"/>
+        </w:rPr>
+        <w:t>draggable</w:t>
+      </w:r>
+      <w:r>
+        <w:rPr>
+          <w:color w:val="334054"/>
+          <w:spacing w:val="-4"/>
+          <w:sz w:val="21"/>
+        </w:rPr>
+        <w:t> </w:t>
+      </w:r>
+      <w:r>
+        <w:rPr>
+          <w:color w:val="334054"/>
+          <w:sz w:val="21"/>
+        </w:rPr>
+        <w:t>marker,</w:t>
+      </w:r>
+      <w:r>
+        <w:rPr>
+          <w:color w:val="334054"/>
+          <w:spacing w:val="-4"/>
+          <w:sz w:val="21"/>
+        </w:rPr>
+        <w:t> </w:t>
+      </w:r>
+      <w:r>
+        <w:rPr>
+          <w:color w:val="334054"/>
+          <w:sz w:val="21"/>
+        </w:rPr>
+        <w:t>GPS</w:t>
+      </w:r>
+      <w:r>
+        <w:rPr>
+          <w:color w:val="334054"/>
+          <w:spacing w:val="-4"/>
+          <w:sz w:val="21"/>
+        </w:rPr>
+        <w:t> </w:t>
+      </w:r>
+      <w:r>
+        <w:rPr>
+          <w:color w:val="334054"/>
+          <w:sz w:val="21"/>
+        </w:rPr>
+        <w:t>auto-detect,</w:t>
+      </w:r>
+      <w:r>
+        <w:rPr>
+          <w:color w:val="334054"/>
+          <w:spacing w:val="-4"/>
+          <w:sz w:val="21"/>
+        </w:rPr>
+        <w:t> </w:t>
+      </w:r>
+      <w:r>
+        <w:rPr>
+          <w:color w:val="334054"/>
+          <w:sz w:val="21"/>
+        </w:rPr>
+        <w:t>and built-in offline search geocoding across Indonesian and global cities (Jakarta, Bandung, Bali, Medan, New York, Delhi, Shanghai, etc.).</w:t>
       </w:r>
     </w:p>
     <w:p>
       <w:pPr>
         <w:pStyle w:val="ListParagraph"/>
-        <w:spacing w:after="0" w:line="283" w:lineRule="auto"/>
+        <w:spacing w:after="0" w:line="290" w:lineRule="auto"/>
         <w:jc w:val="left"/>
         <w:rPr>
           <w:sz w:val="21"/>
@@ -2356,8 +2384,8 @@
         <w:tabs>
           <w:tab w:pos="387" w:val="left" w:leader="none"/>
         </w:tabs>
-        <w:spacing w:line="283" w:lineRule="auto" w:before="75" w:after="0"/>
-        <w:ind w:left="387" w:right="683" w:hanging="255"/>
+        <w:spacing w:line="240" w:lineRule="auto" w:before="75" w:after="0"/>
+        <w:ind w:left="387" w:right="0" w:hanging="255"/>
         <w:jc w:val="left"/>
         <w:rPr>
           <w:sz w:val="21"/>
@@ -2369,12 +2397,241 @@
           <w:color w:val="334054"/>
           <w:sz w:val="21"/>
         </w:rPr>
-        <w:t>Multi-Courier</w:t>
+        <w:t>Dynamic</w:t>
       </w:r>
       <w:r>
         <w:rPr>
           <w:b/>
           <w:color w:val="334054"/>
+          <w:spacing w:val="1"/>
+          <w:sz w:val="21"/>
+        </w:rPr>
+        <w:t> </w:t>
+      </w:r>
+      <w:r>
+        <w:rPr>
+          <w:b/>
+          <w:color w:val="334054"/>
+          <w:sz w:val="21"/>
+        </w:rPr>
+        <w:t>4-Tier</w:t>
+      </w:r>
+      <w:r>
+        <w:rPr>
+          <w:b/>
+          <w:color w:val="334054"/>
+          <w:spacing w:val="1"/>
+          <w:sz w:val="21"/>
+        </w:rPr>
+        <w:t> </w:t>
+      </w:r>
+      <w:r>
+        <w:rPr>
+          <w:b/>
+          <w:color w:val="334054"/>
+          <w:sz w:val="21"/>
+        </w:rPr>
+        <w:t>Logistics</w:t>
+      </w:r>
+      <w:r>
+        <w:rPr>
+          <w:b/>
+          <w:color w:val="334054"/>
+          <w:spacing w:val="1"/>
+          <w:sz w:val="21"/>
+        </w:rPr>
+        <w:t> </w:t>
+      </w:r>
+      <w:r>
+        <w:rPr>
+          <w:b/>
+          <w:color w:val="334054"/>
+          <w:sz w:val="21"/>
+        </w:rPr>
+        <w:t>Classifier: </w:t>
+      </w:r>
+      <w:r>
+        <w:rPr>
+          <w:color w:val="334054"/>
+          <w:sz w:val="21"/>
+        </w:rPr>
+        <w:t>Intelligent</w:t>
+      </w:r>
+      <w:r>
+        <w:rPr>
+          <w:color w:val="334054"/>
+          <w:spacing w:val="1"/>
+          <w:sz w:val="21"/>
+        </w:rPr>
+        <w:t> </w:t>
+      </w:r>
+      <w:r>
+        <w:rPr>
+          <w:color w:val="334054"/>
+          <w:sz w:val="21"/>
+        </w:rPr>
+        <w:t>transit</w:t>
+      </w:r>
+      <w:r>
+        <w:rPr>
+          <w:color w:val="334054"/>
+          <w:spacing w:val="1"/>
+          <w:sz w:val="21"/>
+        </w:rPr>
+        <w:t> </w:t>
+      </w:r>
+      <w:r>
+        <w:rPr>
+          <w:color w:val="334054"/>
+          <w:sz w:val="21"/>
+        </w:rPr>
+        <w:t>mode</w:t>
+      </w:r>
+      <w:r>
+        <w:rPr>
+          <w:color w:val="334054"/>
+          <w:spacing w:val="2"/>
+          <w:sz w:val="21"/>
+        </w:rPr>
+        <w:t> </w:t>
+      </w:r>
+      <w:r>
+        <w:rPr>
+          <w:color w:val="334054"/>
+          <w:spacing w:val="-2"/>
+          <w:sz w:val="21"/>
+        </w:rPr>
+        <w:t>classification:</w:t>
+      </w:r>
+    </w:p>
+    <w:p>
+      <w:pPr>
+        <w:pStyle w:val="ListParagraph"/>
+        <w:numPr>
+          <w:ilvl w:val="3"/>
+          <w:numId w:val="1"/>
+        </w:numPr>
+        <w:tabs>
+          <w:tab w:pos="747" w:val="left" w:leader="none"/>
+        </w:tabs>
+        <w:spacing w:line="240" w:lineRule="auto" w:before="50" w:after="0"/>
+        <w:ind w:left="747" w:right="0" w:hanging="262"/>
+        <w:jc w:val="left"/>
+        <w:rPr>
+          <w:sz w:val="21"/>
+        </w:rPr>
+      </w:pPr>
+      <w:r>
+        <w:rPr>
+          <w:i/>
+          <w:color w:val="334054"/>
+          <w:sz w:val="21"/>
+        </w:rPr>
+        <w:t>Local</w:t>
+      </w:r>
+      <w:r>
+        <w:rPr>
+          <w:i/>
+          <w:color w:val="334054"/>
+          <w:spacing w:val="-1"/>
+          <w:sz w:val="21"/>
+        </w:rPr>
+        <w:t> </w:t>
+      </w:r>
+      <w:r>
+        <w:rPr>
+          <w:i/>
+          <w:color w:val="334054"/>
+          <w:sz w:val="21"/>
+        </w:rPr>
+        <w:t>Intra-City (&lt; 35 km):</w:t>
+      </w:r>
+      <w:r>
+        <w:rPr>
+          <w:i/>
+          <w:color w:val="334054"/>
+          <w:spacing w:val="-1"/>
+          <w:sz w:val="21"/>
+        </w:rPr>
+        <w:t> </w:t>
+      </w:r>
+      <w:r>
+        <w:rPr>
+          <w:rFonts w:ascii="Segoe UI Emoji" w:hAnsi="Segoe UI Emoji" w:eastAsia="Segoe UI Emoji"/>
+          <w:color w:val="334054"/>
+          <w:sz w:val="19"/>
+        </w:rPr>
+        <w:t>🛵</w:t>
+      </w:r>
+      <w:r>
+        <w:rPr>
+          <w:rFonts w:ascii="Segoe UI Emoji" w:hAnsi="Segoe UI Emoji" w:eastAsia="Segoe UI Emoji"/>
+          <w:color w:val="334054"/>
+          <w:spacing w:val="26"/>
+          <w:sz w:val="19"/>
+        </w:rPr>
+        <w:t> </w:t>
+      </w:r>
+      <w:r>
+        <w:rPr>
+          <w:color w:val="334054"/>
+          <w:sz w:val="21"/>
+        </w:rPr>
+        <w:t>Same-Day</w:t>
+      </w:r>
+      <w:r>
+        <w:rPr>
+          <w:color w:val="334054"/>
+          <w:spacing w:val="-1"/>
+          <w:sz w:val="21"/>
+        </w:rPr>
+        <w:t> </w:t>
+      </w:r>
+      <w:r>
+        <w:rPr>
+          <w:color w:val="334054"/>
+          <w:sz w:val="21"/>
+        </w:rPr>
+        <w:t>Motorbike (GoSend/Grab) + Domestic </w:t>
+      </w:r>
+      <w:r>
+        <w:rPr>
+          <w:color w:val="334054"/>
+          <w:spacing w:val="-2"/>
+          <w:sz w:val="21"/>
+        </w:rPr>
+        <w:t>Couriers.</w:t>
+      </w:r>
+    </w:p>
+    <w:p>
+      <w:pPr>
+        <w:pStyle w:val="ListParagraph"/>
+        <w:numPr>
+          <w:ilvl w:val="3"/>
+          <w:numId w:val="1"/>
+        </w:numPr>
+        <w:tabs>
+          <w:tab w:pos="747" w:val="left" w:leader="none"/>
+        </w:tabs>
+        <w:spacing w:line="283" w:lineRule="auto" w:before="156" w:after="0"/>
+        <w:ind w:left="747" w:right="665" w:hanging="263"/>
+        <w:jc w:val="left"/>
+        <w:rPr>
+          <w:sz w:val="21"/>
+        </w:rPr>
+      </w:pPr>
+      <w:r>
+        <w:rPr>
+          <w:i/>
+          <w:color w:val="334054"/>
+          <w:sz w:val="21"/>
+        </w:rPr>
+        <w:t>Overland</w:t>
+      </w:r>
+      <w:r>
+        <w:rPr>
+          <w:i/>
+          <w:color w:val="334054"/>
           <w:spacing w:val="-5"/>
           <w:sz w:val="21"/>
         </w:rPr>
@@ -2382,16 +2639,909 @@
       </w:r>
       <w:r>
         <w:rPr>
+          <w:i/>
+          <w:color w:val="334054"/>
+          <w:sz w:val="21"/>
+        </w:rPr>
+        <w:t>Regional</w:t>
+      </w:r>
+      <w:r>
+        <w:rPr>
+          <w:i/>
+          <w:color w:val="334054"/>
+          <w:spacing w:val="-5"/>
+          <w:sz w:val="21"/>
+        </w:rPr>
+        <w:t> </w:t>
+      </w:r>
+      <w:r>
+        <w:rPr>
+          <w:i/>
+          <w:color w:val="334054"/>
+          <w:sz w:val="21"/>
+        </w:rPr>
+        <w:t>(35</w:t>
+      </w:r>
+      <w:r>
+        <w:rPr>
+          <w:i/>
+          <w:color w:val="334054"/>
+          <w:spacing w:val="-5"/>
+          <w:sz w:val="21"/>
+        </w:rPr>
+        <w:t> </w:t>
+      </w:r>
+      <w:r>
+        <w:rPr>
+          <w:i/>
+          <w:color w:val="334054"/>
+          <w:sz w:val="21"/>
+        </w:rPr>
+        <w:t>–</w:t>
+      </w:r>
+      <w:r>
+        <w:rPr>
+          <w:i/>
+          <w:color w:val="334054"/>
+          <w:spacing w:val="-5"/>
+          <w:sz w:val="21"/>
+        </w:rPr>
+        <w:t> </w:t>
+      </w:r>
+      <w:r>
+        <w:rPr>
+          <w:i/>
+          <w:color w:val="334054"/>
+          <w:sz w:val="21"/>
+        </w:rPr>
+        <w:t>750</w:t>
+      </w:r>
+      <w:r>
+        <w:rPr>
+          <w:i/>
+          <w:color w:val="334054"/>
+          <w:spacing w:val="-5"/>
+          <w:sz w:val="21"/>
+        </w:rPr>
+        <w:t> </w:t>
+      </w:r>
+      <w:r>
+        <w:rPr>
+          <w:i/>
+          <w:color w:val="334054"/>
+          <w:sz w:val="21"/>
+        </w:rPr>
+        <w:t>km):</w:t>
+      </w:r>
+      <w:r>
+        <w:rPr>
+          <w:i/>
+          <w:color w:val="334054"/>
+          <w:spacing w:val="-6"/>
+          <w:sz w:val="21"/>
+        </w:rPr>
+        <w:t> </w:t>
+      </w:r>
+      <w:r>
+        <w:rPr>
+          <w:rFonts w:ascii="Segoe UI Emoji" w:hAnsi="Segoe UI Emoji" w:eastAsia="Segoe UI Emoji"/>
+          <w:color w:val="334054"/>
+          <w:sz w:val="19"/>
+        </w:rPr>
+        <w:t>🚚</w:t>
+      </w:r>
+      <w:r>
+        <w:rPr>
+          <w:rFonts w:ascii="Segoe UI Emoji" w:hAnsi="Segoe UI Emoji" w:eastAsia="Segoe UI Emoji"/>
+          <w:color w:val="334054"/>
+          <w:spacing w:val="20"/>
+          <w:sz w:val="19"/>
+        </w:rPr>
+        <w:t> </w:t>
+      </w:r>
+      <w:r>
+        <w:rPr>
+          <w:color w:val="334054"/>
+          <w:sz w:val="21"/>
+        </w:rPr>
+        <w:t>Ground</w:t>
+      </w:r>
+      <w:r>
+        <w:rPr>
+          <w:color w:val="334054"/>
+          <w:spacing w:val="-5"/>
+          <w:sz w:val="21"/>
+        </w:rPr>
+        <w:t> </w:t>
+      </w:r>
+      <w:r>
+        <w:rPr>
+          <w:color w:val="334054"/>
+          <w:sz w:val="21"/>
+        </w:rPr>
+        <w:t>Fleet</w:t>
+      </w:r>
+      <w:r>
+        <w:rPr>
+          <w:color w:val="334054"/>
+          <w:spacing w:val="-5"/>
+          <w:sz w:val="21"/>
+        </w:rPr>
+        <w:t> </w:t>
+      </w:r>
+      <w:r>
+        <w:rPr>
+          <w:color w:val="334054"/>
+          <w:sz w:val="21"/>
+        </w:rPr>
+        <w:t>Vans</w:t>
+      </w:r>
+      <w:r>
+        <w:rPr>
+          <w:color w:val="334054"/>
+          <w:spacing w:val="-5"/>
+          <w:sz w:val="21"/>
+        </w:rPr>
+        <w:t> </w:t>
+      </w:r>
+      <w:r>
+        <w:rPr>
+          <w:color w:val="334054"/>
+          <w:sz w:val="21"/>
+        </w:rPr>
+        <w:t>&amp;</w:t>
+      </w:r>
+      <w:r>
+        <w:rPr>
+          <w:color w:val="334054"/>
+          <w:spacing w:val="-5"/>
+          <w:sz w:val="21"/>
+        </w:rPr>
+        <w:t> </w:t>
+      </w:r>
+      <w:r>
+        <w:rPr>
+          <w:color w:val="334054"/>
+          <w:sz w:val="21"/>
+        </w:rPr>
+        <w:t>Trucks</w:t>
+      </w:r>
+      <w:r>
+        <w:rPr>
+          <w:color w:val="334054"/>
+          <w:spacing w:val="-5"/>
+          <w:sz w:val="21"/>
+        </w:rPr>
+        <w:t> </w:t>
+      </w:r>
+      <w:r>
+        <w:rPr>
+          <w:color w:val="334054"/>
+          <w:sz w:val="21"/>
+        </w:rPr>
+        <w:t>(JNE</w:t>
+      </w:r>
+      <w:r>
+        <w:rPr>
+          <w:color w:val="334054"/>
+          <w:spacing w:val="-5"/>
+          <w:sz w:val="21"/>
+        </w:rPr>
+        <w:t> </w:t>
+      </w:r>
+      <w:r>
+        <w:rPr>
+          <w:color w:val="334054"/>
+          <w:sz w:val="21"/>
+        </w:rPr>
+        <w:t>REG,</w:t>
+      </w:r>
+      <w:r>
+        <w:rPr>
+          <w:color w:val="334054"/>
+          <w:spacing w:val="-5"/>
+          <w:sz w:val="21"/>
+        </w:rPr>
+        <w:t> </w:t>
+      </w:r>
+      <w:r>
+        <w:rPr>
+          <w:color w:val="334054"/>
+          <w:sz w:val="21"/>
+        </w:rPr>
+        <w:t>J&amp;T</w:t>
+      </w:r>
+      <w:r>
+        <w:rPr>
+          <w:color w:val="334054"/>
+          <w:spacing w:val="-5"/>
+          <w:sz w:val="21"/>
+        </w:rPr>
+        <w:t> </w:t>
+      </w:r>
+      <w:r>
+        <w:rPr>
+          <w:color w:val="334054"/>
+          <w:sz w:val="21"/>
+        </w:rPr>
+        <w:t>EZ,</w:t>
+      </w:r>
+      <w:r>
+        <w:rPr>
+          <w:color w:val="334054"/>
+          <w:spacing w:val="-5"/>
+          <w:sz w:val="21"/>
+        </w:rPr>
+        <w:t> </w:t>
+      </w:r>
+      <w:r>
+        <w:rPr>
+          <w:color w:val="334054"/>
+          <w:sz w:val="21"/>
+        </w:rPr>
+        <w:t>SPX</w:t>
+      </w:r>
+      <w:r>
+        <w:rPr>
+          <w:color w:val="334054"/>
+          <w:spacing w:val="-5"/>
+          <w:sz w:val="21"/>
+        </w:rPr>
+        <w:t> </w:t>
+      </w:r>
+      <w:r>
+        <w:rPr>
+          <w:color w:val="334054"/>
+          <w:sz w:val="21"/>
+        </w:rPr>
+        <w:t>Eco, SiCepat BEST).</w:t>
+      </w:r>
+    </w:p>
+    <w:p>
+      <w:pPr>
+        <w:pStyle w:val="ListParagraph"/>
+        <w:numPr>
+          <w:ilvl w:val="3"/>
+          <w:numId w:val="1"/>
+        </w:numPr>
+        <w:tabs>
+          <w:tab w:pos="747" w:val="left" w:leader="none"/>
+        </w:tabs>
+        <w:spacing w:line="276" w:lineRule="auto" w:before="84" w:after="0"/>
+        <w:ind w:left="747" w:right="450" w:hanging="263"/>
+        <w:jc w:val="left"/>
+        <w:rPr>
+          <w:sz w:val="21"/>
+        </w:rPr>
+      </w:pPr>
+      <w:r>
+        <w:rPr>
+          <w:i/>
+          <w:color w:val="334054"/>
+          <w:sz w:val="21"/>
+        </w:rPr>
+        <w:t>Inter-Island</w:t>
+      </w:r>
+      <w:r>
+        <w:rPr>
+          <w:i/>
+          <w:color w:val="334054"/>
+          <w:spacing w:val="-7"/>
+          <w:sz w:val="21"/>
+        </w:rPr>
+        <w:t> </w:t>
+      </w:r>
+      <w:r>
+        <w:rPr>
+          <w:i/>
+          <w:color w:val="334054"/>
+          <w:sz w:val="21"/>
+        </w:rPr>
+        <w:t>Nationwide</w:t>
+      </w:r>
+      <w:r>
+        <w:rPr>
+          <w:i/>
+          <w:color w:val="334054"/>
+          <w:spacing w:val="-7"/>
+          <w:sz w:val="21"/>
+        </w:rPr>
+        <w:t> </w:t>
+      </w:r>
+      <w:r>
+        <w:rPr>
+          <w:i/>
+          <w:color w:val="334054"/>
+          <w:sz w:val="21"/>
+        </w:rPr>
+        <w:t>(750</w:t>
+      </w:r>
+      <w:r>
+        <w:rPr>
+          <w:i/>
+          <w:color w:val="334054"/>
+          <w:spacing w:val="-7"/>
+          <w:sz w:val="21"/>
+        </w:rPr>
+        <w:t> </w:t>
+      </w:r>
+      <w:r>
+        <w:rPr>
+          <w:i/>
+          <w:color w:val="334054"/>
+          <w:sz w:val="21"/>
+        </w:rPr>
+        <w:t>–</w:t>
+      </w:r>
+      <w:r>
+        <w:rPr>
+          <w:i/>
+          <w:color w:val="334054"/>
+          <w:spacing w:val="-7"/>
+          <w:sz w:val="21"/>
+        </w:rPr>
+        <w:t> </w:t>
+      </w:r>
+      <w:r>
+        <w:rPr>
+          <w:i/>
+          <w:color w:val="334054"/>
+          <w:sz w:val="21"/>
+        </w:rPr>
+        <w:t>3,800</w:t>
+      </w:r>
+      <w:r>
+        <w:rPr>
+          <w:i/>
+          <w:color w:val="334054"/>
+          <w:spacing w:val="-7"/>
+          <w:sz w:val="21"/>
+        </w:rPr>
+        <w:t> </w:t>
+      </w:r>
+      <w:r>
+        <w:rPr>
+          <w:i/>
+          <w:color w:val="334054"/>
+          <w:sz w:val="21"/>
+        </w:rPr>
+        <w:t>km):</w:t>
+      </w:r>
+      <w:r>
+        <w:rPr>
+          <w:i/>
+          <w:color w:val="334054"/>
+          <w:spacing w:val="-8"/>
+          <w:sz w:val="21"/>
+        </w:rPr>
+        <w:t> </w:t>
+      </w:r>
+      <w:r>
+        <w:rPr>
+          <w:rFonts w:ascii="Segoe UI Emoji" w:hAnsi="Segoe UI Emoji"/>
+          <w:color w:val="334054"/>
+          <w:sz w:val="23"/>
+        </w:rPr>
+        <w:t>✈ </w:t>
+      </w:r>
+      <w:r>
+        <w:rPr>
+          <w:color w:val="334054"/>
+          <w:sz w:val="21"/>
+        </w:rPr>
+        <w:t>Commercial</w:t>
+      </w:r>
+      <w:r>
+        <w:rPr>
+          <w:color w:val="334054"/>
+          <w:spacing w:val="-7"/>
+          <w:sz w:val="21"/>
+        </w:rPr>
+        <w:t> </w:t>
+      </w:r>
+      <w:r>
+        <w:rPr>
+          <w:color w:val="334054"/>
+          <w:sz w:val="21"/>
+        </w:rPr>
+        <w:t>Air</w:t>
+      </w:r>
+      <w:r>
+        <w:rPr>
+          <w:color w:val="334054"/>
+          <w:spacing w:val="-7"/>
+          <w:sz w:val="21"/>
+        </w:rPr>
+        <w:t> </w:t>
+      </w:r>
+      <w:r>
+        <w:rPr>
+          <w:color w:val="334054"/>
+          <w:sz w:val="21"/>
+        </w:rPr>
+        <w:t>Cargo</w:t>
+      </w:r>
+      <w:r>
+        <w:rPr>
+          <w:color w:val="334054"/>
+          <w:spacing w:val="-7"/>
+          <w:sz w:val="21"/>
+        </w:rPr>
+        <w:t> </w:t>
+      </w:r>
+      <w:r>
+        <w:rPr>
+          <w:color w:val="334054"/>
+          <w:sz w:val="21"/>
+        </w:rPr>
+        <w:t>Planes</w:t>
+      </w:r>
+      <w:r>
+        <w:rPr>
+          <w:color w:val="334054"/>
+          <w:spacing w:val="-7"/>
+          <w:sz w:val="21"/>
+        </w:rPr>
+        <w:t> </w:t>
+      </w:r>
+      <w:r>
+        <w:rPr>
+          <w:color w:val="334054"/>
+          <w:sz w:val="21"/>
+        </w:rPr>
+        <w:t>&amp;</w:t>
+      </w:r>
+      <w:r>
+        <w:rPr>
+          <w:color w:val="334054"/>
+          <w:spacing w:val="-7"/>
+          <w:sz w:val="21"/>
+        </w:rPr>
+        <w:t> </w:t>
+      </w:r>
+      <w:r>
+        <w:rPr>
+          <w:color w:val="334054"/>
+          <w:sz w:val="21"/>
+        </w:rPr>
+        <w:t>Express</w:t>
+      </w:r>
+      <w:r>
+        <w:rPr>
+          <w:color w:val="334054"/>
+          <w:spacing w:val="-7"/>
+          <w:sz w:val="21"/>
+        </w:rPr>
+        <w:t> </w:t>
+      </w:r>
+      <w:r>
+        <w:rPr>
+          <w:color w:val="334054"/>
+          <w:sz w:val="21"/>
+        </w:rPr>
+        <w:t>Maritime RORO Ships.</w:t>
+      </w:r>
+    </w:p>
+    <w:p>
+      <w:pPr>
+        <w:pStyle w:val="ListParagraph"/>
+        <w:numPr>
+          <w:ilvl w:val="3"/>
+          <w:numId w:val="1"/>
+        </w:numPr>
+        <w:tabs>
+          <w:tab w:pos="747" w:val="left" w:leader="none"/>
+        </w:tabs>
+        <w:spacing w:line="288" w:lineRule="auto" w:before="77" w:after="0"/>
+        <w:ind w:left="747" w:right="171" w:hanging="263"/>
+        <w:jc w:val="left"/>
+        <w:rPr>
+          <w:sz w:val="21"/>
+        </w:rPr>
+      </w:pPr>
+      <w:r>
+        <w:rPr>
+          <w:i/>
+          <w:color w:val="334054"/>
+          <w:sz w:val="21"/>
+        </w:rPr>
+        <w:t>International</w:t>
+      </w:r>
+      <w:r>
+        <w:rPr>
+          <w:i/>
+          <w:color w:val="334054"/>
+          <w:spacing w:val="-7"/>
+          <w:sz w:val="21"/>
+        </w:rPr>
+        <w:t> </w:t>
+      </w:r>
+      <w:r>
+        <w:rPr>
+          <w:i/>
+          <w:color w:val="334054"/>
+          <w:sz w:val="21"/>
+        </w:rPr>
+        <w:t>Cross-Border</w:t>
+      </w:r>
+      <w:r>
+        <w:rPr>
+          <w:i/>
+          <w:color w:val="334054"/>
+          <w:spacing w:val="-7"/>
+          <w:sz w:val="21"/>
+        </w:rPr>
+        <w:t> </w:t>
+      </w:r>
+      <w:r>
+        <w:rPr>
+          <w:i/>
+          <w:color w:val="334054"/>
+          <w:sz w:val="21"/>
+        </w:rPr>
+        <w:t>(&gt;</w:t>
+      </w:r>
+      <w:r>
+        <w:rPr>
+          <w:i/>
+          <w:color w:val="334054"/>
+          <w:spacing w:val="-7"/>
+          <w:sz w:val="21"/>
+        </w:rPr>
+        <w:t> </w:t>
+      </w:r>
+      <w:r>
+        <w:rPr>
+          <w:i/>
+          <w:color w:val="334054"/>
+          <w:sz w:val="21"/>
+        </w:rPr>
+        <w:t>3,800</w:t>
+      </w:r>
+      <w:r>
+        <w:rPr>
+          <w:i/>
+          <w:color w:val="334054"/>
+          <w:spacing w:val="-7"/>
+          <w:sz w:val="21"/>
+        </w:rPr>
+        <w:t> </w:t>
+      </w:r>
+      <w:r>
+        <w:rPr>
+          <w:i/>
+          <w:color w:val="334054"/>
+          <w:sz w:val="21"/>
+        </w:rPr>
+        <w:t>km):</w:t>
+      </w:r>
+      <w:r>
+        <w:rPr>
+          <w:i/>
+          <w:color w:val="334054"/>
+          <w:spacing w:val="-8"/>
+          <w:sz w:val="21"/>
+        </w:rPr>
+        <w:t> </w:t>
+      </w:r>
+      <w:r>
+        <w:rPr>
+          <w:rFonts w:ascii="Segoe UI Emoji" w:hAnsi="Segoe UI Emoji" w:eastAsia="Segoe UI Emoji"/>
+          <w:color w:val="334054"/>
+          <w:sz w:val="23"/>
+        </w:rPr>
+        <w:t>🌐 </w:t>
+      </w:r>
+      <w:r>
+        <w:rPr>
+          <w:color w:val="334054"/>
+          <w:sz w:val="21"/>
+        </w:rPr>
+        <w:t>Global</w:t>
+      </w:r>
+      <w:r>
+        <w:rPr>
+          <w:color w:val="334054"/>
+          <w:spacing w:val="-7"/>
+          <w:sz w:val="21"/>
+        </w:rPr>
+        <w:t> </w:t>
+      </w:r>
+      <w:r>
+        <w:rPr>
+          <w:color w:val="334054"/>
+          <w:sz w:val="21"/>
+        </w:rPr>
+        <w:t>Air</w:t>
+      </w:r>
+      <w:r>
+        <w:rPr>
+          <w:color w:val="334054"/>
+          <w:spacing w:val="-7"/>
+          <w:sz w:val="21"/>
+        </w:rPr>
+        <w:t> </w:t>
+      </w:r>
+      <w:r>
+        <w:rPr>
+          <w:color w:val="334054"/>
+          <w:sz w:val="21"/>
+        </w:rPr>
+        <w:t>Freight</w:t>
+      </w:r>
+      <w:r>
+        <w:rPr>
+          <w:color w:val="334054"/>
+          <w:spacing w:val="-7"/>
+          <w:sz w:val="21"/>
+        </w:rPr>
+        <w:t> </w:t>
+      </w:r>
+      <w:r>
+        <w:rPr>
+          <w:color w:val="334054"/>
+          <w:sz w:val="21"/>
+        </w:rPr>
+        <w:t>Carriers</w:t>
+      </w:r>
+      <w:r>
+        <w:rPr>
+          <w:color w:val="334054"/>
+          <w:spacing w:val="-7"/>
+          <w:sz w:val="21"/>
+        </w:rPr>
+        <w:t> </w:t>
+      </w:r>
+      <w:r>
+        <w:rPr>
+          <w:color w:val="334054"/>
+          <w:sz w:val="21"/>
+        </w:rPr>
+        <w:t>(</w:t>
+      </w:r>
+      <w:r>
+        <w:rPr>
           <w:b/>
           <w:color w:val="334054"/>
           <w:sz w:val="21"/>
         </w:rPr>
-        <w:t>Logistics</w:t>
+        <w:t>DHL</w:t>
       </w:r>
       <w:r>
         <w:rPr>
           <w:b/>
           <w:color w:val="334054"/>
+          <w:spacing w:val="-7"/>
+          <w:sz w:val="21"/>
+        </w:rPr>
+        <w:t> </w:t>
+      </w:r>
+      <w:r>
+        <w:rPr>
+          <w:b/>
+          <w:color w:val="334054"/>
+          <w:sz w:val="21"/>
+        </w:rPr>
+        <w:t>Express</w:t>
+      </w:r>
+      <w:r>
+        <w:rPr>
+          <w:b/>
+          <w:color w:val="334054"/>
+          <w:spacing w:val="-7"/>
+          <w:sz w:val="21"/>
+        </w:rPr>
+        <w:t> </w:t>
+      </w:r>
+      <w:r>
+        <w:rPr>
+          <w:b/>
+          <w:color w:val="334054"/>
+          <w:sz w:val="21"/>
+        </w:rPr>
+        <w:t>Worldwide, FedEx International, Pos Indonesia EMS, UPS Worldwide</w:t>
+      </w:r>
+      <w:r>
+        <w:rPr>
+          <w:color w:val="334054"/>
+          <w:sz w:val="21"/>
+        </w:rPr>
+        <w:t>).</w:t>
+      </w:r>
+    </w:p>
+    <w:p>
+      <w:pPr>
+        <w:pStyle w:val="ListParagraph"/>
+        <w:numPr>
+          <w:ilvl w:val="2"/>
+          <w:numId w:val="1"/>
+        </w:numPr>
+        <w:tabs>
+          <w:tab w:pos="255" w:val="left" w:leader="none"/>
+        </w:tabs>
+        <w:spacing w:line="240" w:lineRule="auto" w:before="235" w:after="0"/>
+        <w:ind w:left="255" w:right="206" w:hanging="255"/>
+        <w:jc w:val="center"/>
+        <w:rPr>
+          <w:rFonts w:ascii="Consolas" w:hAnsi="Consolas"/>
+          <w:sz w:val="21"/>
+        </w:rPr>
+      </w:pPr>
+      <w:r>
+        <w:rPr>
+          <w:b/>
+          <w:color w:val="334054"/>
+          <w:sz w:val="21"/>
+        </w:rPr>
+        <w:t>2.5%</w:t>
+      </w:r>
+      <w:r>
+        <w:rPr>
+          <w:b/>
+          <w:color w:val="334054"/>
+          <w:spacing w:val="-2"/>
+          <w:sz w:val="21"/>
+        </w:rPr>
+        <w:t> </w:t>
+      </w:r>
+      <w:r>
+        <w:rPr>
+          <w:b/>
+          <w:color w:val="334054"/>
+          <w:sz w:val="21"/>
+        </w:rPr>
+        <w:t>Administrative Service</w:t>
+      </w:r>
+      <w:r>
+        <w:rPr>
+          <w:b/>
+          <w:color w:val="334054"/>
+          <w:spacing w:val="1"/>
+          <w:sz w:val="21"/>
+        </w:rPr>
+        <w:t> </w:t>
+      </w:r>
+      <w:r>
+        <w:rPr>
+          <w:b/>
+          <w:color w:val="334054"/>
+          <w:sz w:val="21"/>
+        </w:rPr>
+        <w:t>Fee:</w:t>
+      </w:r>
+      <w:r>
+        <w:rPr>
+          <w:b/>
+          <w:color w:val="334054"/>
+          <w:spacing w:val="-1"/>
+          <w:sz w:val="21"/>
+        </w:rPr>
+        <w:t> </w:t>
+      </w:r>
+      <w:r>
+        <w:rPr>
+          <w:color w:val="334054"/>
+          <w:sz w:val="21"/>
+        </w:rPr>
+        <w:t>Automatically</w:t>
+      </w:r>
+      <w:r>
+        <w:rPr>
+          <w:color w:val="334054"/>
+          <w:spacing w:val="1"/>
+          <w:sz w:val="21"/>
+        </w:rPr>
+        <w:t> </w:t>
+      </w:r>
+      <w:r>
+        <w:rPr>
+          <w:color w:val="334054"/>
+          <w:sz w:val="21"/>
+        </w:rPr>
+        <w:t>calculated as</w:t>
+      </w:r>
+      <w:r>
+        <w:rPr>
+          <w:color w:val="334054"/>
+          <w:spacing w:val="1"/>
+          <w:sz w:val="21"/>
+        </w:rPr>
+        <w:t> </w:t>
+      </w:r>
+      <w:r>
+        <w:rPr>
+          <w:rFonts w:ascii="Consolas" w:hAnsi="Consolas"/>
+          <w:color w:val="334054"/>
+          <w:sz w:val="21"/>
+        </w:rPr>
+        <w:t>Math.round(cartTotal</w:t>
+      </w:r>
+      <w:r>
+        <w:rPr>
+          <w:rFonts w:ascii="Consolas" w:hAnsi="Consolas"/>
+          <w:color w:val="334054"/>
+          <w:spacing w:val="1"/>
+          <w:sz w:val="21"/>
+        </w:rPr>
+        <w:t> </w:t>
+      </w:r>
+      <w:r>
+        <w:rPr>
+          <w:rFonts w:ascii="Consolas" w:hAnsi="Consolas"/>
+          <w:color w:val="334054"/>
+          <w:sz w:val="21"/>
+        </w:rPr>
+        <w:t>*</w:t>
+      </w:r>
+      <w:r>
+        <w:rPr>
+          <w:rFonts w:ascii="Consolas" w:hAnsi="Consolas"/>
+          <w:color w:val="334054"/>
+          <w:spacing w:val="1"/>
+          <w:sz w:val="21"/>
+        </w:rPr>
+        <w:t> </w:t>
+      </w:r>
+      <w:r>
+        <w:rPr>
+          <w:rFonts w:ascii="Consolas" w:hAnsi="Consolas"/>
+          <w:color w:val="334054"/>
+          <w:spacing w:val="-2"/>
+          <w:sz w:val="21"/>
+        </w:rPr>
+        <w:t>0.025)</w:t>
+      </w:r>
+    </w:p>
+    <w:p>
+      <w:pPr>
+        <w:pStyle w:val="BodyText"/>
+        <w:spacing w:before="80"/>
+        <w:ind w:left="12" w:right="158"/>
+        <w:jc w:val="center"/>
+      </w:pPr>
+      <w:r>
+        <w:rPr>
+          <w:color w:val="334054"/>
+        </w:rPr>
+        <w:t>and itemized transparently across checkout, confirmation receipts, and official corporate </w:t>
+      </w:r>
+      <w:r>
+        <w:rPr>
+          <w:color w:val="334054"/>
+          <w:spacing w:val="-2"/>
+        </w:rPr>
+        <w:t>invoices.</w:t>
+      </w:r>
+    </w:p>
+    <w:p>
+      <w:pPr>
+        <w:pStyle w:val="ListParagraph"/>
+        <w:numPr>
+          <w:ilvl w:val="2"/>
+          <w:numId w:val="1"/>
+        </w:numPr>
+        <w:tabs>
+          <w:tab w:pos="387" w:val="left" w:leader="none"/>
+        </w:tabs>
+        <w:spacing w:line="283" w:lineRule="auto" w:before="141" w:after="0"/>
+        <w:ind w:left="387" w:right="159" w:hanging="255"/>
+        <w:jc w:val="left"/>
+        <w:rPr>
+          <w:sz w:val="21"/>
+        </w:rPr>
+      </w:pPr>
+      <w:r>
+        <w:rPr>
+          <w:b/>
+          <w:color w:val="334054"/>
+          <w:sz w:val="21"/>
+        </w:rPr>
+        <w:t>Kepabeanan</w:t>
+      </w:r>
+      <w:r>
+        <w:rPr>
+          <w:b/>
+          <w:color w:val="334054"/>
           <w:spacing w:val="-5"/>
           <w:sz w:val="21"/>
         </w:rPr>
@@ -2403,12 +3553,80 @@
           <w:color w:val="334054"/>
           <w:sz w:val="21"/>
         </w:rPr>
-        <w:t>Engine:</w:t>
+        <w:t>(Bea</w:t>
       </w:r>
       <w:r>
         <w:rPr>
           <w:b/>
           <w:color w:val="334054"/>
+          <w:spacing w:val="-5"/>
+          <w:sz w:val="21"/>
+        </w:rPr>
+        <w:t> </w:t>
+      </w:r>
+      <w:r>
+        <w:rPr>
+          <w:b/>
+          <w:color w:val="334054"/>
+          <w:sz w:val="21"/>
+        </w:rPr>
+        <w:t>Cukai)</w:t>
+      </w:r>
+      <w:r>
+        <w:rPr>
+          <w:b/>
+          <w:color w:val="334054"/>
+          <w:spacing w:val="-5"/>
+          <w:sz w:val="21"/>
+        </w:rPr>
+        <w:t> </w:t>
+      </w:r>
+      <w:r>
+        <w:rPr>
+          <w:b/>
+          <w:color w:val="334054"/>
+          <w:sz w:val="21"/>
+        </w:rPr>
+        <w:t>&amp;</w:t>
+      </w:r>
+      <w:r>
+        <w:rPr>
+          <w:b/>
+          <w:color w:val="334054"/>
+          <w:spacing w:val="-5"/>
+          <w:sz w:val="21"/>
+        </w:rPr>
+        <w:t> </w:t>
+      </w:r>
+      <w:r>
+        <w:rPr>
+          <w:b/>
+          <w:color w:val="334054"/>
+          <w:sz w:val="21"/>
+        </w:rPr>
+        <w:t>Tax</w:t>
+      </w:r>
+      <w:r>
+        <w:rPr>
+          <w:b/>
+          <w:color w:val="334054"/>
+          <w:spacing w:val="-5"/>
+          <w:sz w:val="21"/>
+        </w:rPr>
+        <w:t> </w:t>
+      </w:r>
+      <w:r>
+        <w:rPr>
+          <w:b/>
+          <w:color w:val="334054"/>
+          <w:sz w:val="21"/>
+        </w:rPr>
+        <w:t>Compliance:</w:t>
+      </w:r>
+      <w:r>
+        <w:rPr>
+          <w:b/>
+          <w:color w:val="334054"/>
           <w:spacing w:val="-6"/>
           <w:sz w:val="21"/>
         </w:rPr>
@@ -2419,112 +3637,526 @@
           <w:color w:val="334054"/>
           <w:sz w:val="21"/>
         </w:rPr>
+        <w:t>Itemizes</w:t>
+      </w:r>
+      <w:r>
+        <w:rPr>
+          <w:color w:val="334054"/>
+          <w:spacing w:val="-5"/>
+          <w:sz w:val="21"/>
+        </w:rPr>
+        <w:t> </w:t>
+      </w:r>
+      <w:r>
+        <w:rPr>
+          <w:color w:val="334054"/>
+          <w:sz w:val="21"/>
+        </w:rPr>
+        <w:t>domestic</w:t>
+      </w:r>
+      <w:r>
+        <w:rPr>
+          <w:color w:val="334054"/>
+          <w:spacing w:val="-5"/>
+          <w:sz w:val="21"/>
+        </w:rPr>
+        <w:t> </w:t>
+      </w:r>
+      <w:r>
+        <w:rPr>
+          <w:color w:val="334054"/>
+          <w:sz w:val="21"/>
+        </w:rPr>
+        <w:t>PPN</w:t>
+      </w:r>
+      <w:r>
+        <w:rPr>
+          <w:color w:val="334054"/>
+          <w:spacing w:val="-5"/>
+          <w:sz w:val="21"/>
+        </w:rPr>
+        <w:t> </w:t>
+      </w:r>
+      <w:r>
+        <w:rPr>
+          <w:color w:val="334054"/>
+          <w:sz w:val="21"/>
+        </w:rPr>
+        <w:t>11%</w:t>
+      </w:r>
+      <w:r>
+        <w:rPr>
+          <w:color w:val="334054"/>
+          <w:spacing w:val="-5"/>
+          <w:sz w:val="21"/>
+        </w:rPr>
+        <w:t> </w:t>
+      </w:r>
+      <w:r>
+        <w:rPr>
+          <w:color w:val="334054"/>
+          <w:sz w:val="21"/>
+        </w:rPr>
+        <w:t>tax,</w:t>
+      </w:r>
+      <w:r>
+        <w:rPr>
+          <w:color w:val="334054"/>
+          <w:spacing w:val="-5"/>
+          <w:sz w:val="21"/>
+        </w:rPr>
+        <w:t> </w:t>
+      </w:r>
+      <w:r>
+        <w:rPr>
+          <w:color w:val="334054"/>
+          <w:sz w:val="21"/>
+        </w:rPr>
+        <w:t>Indonesian</w:t>
+      </w:r>
+      <w:r>
+        <w:rPr>
+          <w:color w:val="334054"/>
+          <w:spacing w:val="-5"/>
+          <w:sz w:val="21"/>
+        </w:rPr>
+        <w:t> </w:t>
+      </w:r>
+      <w:r>
+        <w:rPr>
+          <w:color w:val="334054"/>
+          <w:sz w:val="21"/>
+        </w:rPr>
+        <w:t>0%</w:t>
+      </w:r>
+      <w:r>
+        <w:rPr>
+          <w:color w:val="334054"/>
+          <w:spacing w:val="-5"/>
+          <w:sz w:val="21"/>
+        </w:rPr>
+        <w:t> </w:t>
+      </w:r>
+      <w:r>
+        <w:rPr>
+          <w:color w:val="334054"/>
+          <w:sz w:val="21"/>
+        </w:rPr>
+        <w:t>Export Duty exemption (*Bebas Bea Keluar*), 0% Zero-Rated VAT Export, and destination country DDU</w:t>
+      </w:r>
+    </w:p>
+    <w:p>
+      <w:pPr>
+        <w:pStyle w:val="BodyText"/>
+        <w:spacing w:before="16"/>
+        <w:ind w:left="387"/>
+      </w:pPr>
+      <w:r>
+        <w:rPr>
+          <w:color w:val="334054"/>
+        </w:rPr>
+        <w:t>(*Delivered Duty Unpaid*) </w:t>
+      </w:r>
+      <w:r>
+        <w:rPr>
+          <w:color w:val="334054"/>
+          <w:spacing w:val="-2"/>
+        </w:rPr>
+        <w:t>clearance.</w:t>
+      </w:r>
+    </w:p>
+    <w:p>
+      <w:pPr>
+        <w:pStyle w:val="ListParagraph"/>
+        <w:numPr>
+          <w:ilvl w:val="2"/>
+          <w:numId w:val="1"/>
+        </w:numPr>
+        <w:tabs>
+          <w:tab w:pos="387" w:val="left" w:leader="none"/>
+        </w:tabs>
+        <w:spacing w:line="283" w:lineRule="auto" w:before="140" w:after="0"/>
+        <w:ind w:left="387" w:right="160" w:hanging="255"/>
+        <w:jc w:val="left"/>
+        <w:rPr>
+          <w:sz w:val="21"/>
+        </w:rPr>
+      </w:pPr>
+      <w:r>
+        <w:rPr>
+          <w:b/>
+          <w:color w:val="334054"/>
+          <w:sz w:val="21"/>
+        </w:rPr>
+        <w:t>Zero-Fee</w:t>
+      </w:r>
+      <w:r>
+        <w:rPr>
+          <w:b/>
+          <w:color w:val="334054"/>
+          <w:spacing w:val="-6"/>
+          <w:sz w:val="21"/>
+        </w:rPr>
+        <w:t> </w:t>
+      </w:r>
+      <w:r>
+        <w:rPr>
+          <w:b/>
+          <w:color w:val="334054"/>
+          <w:sz w:val="21"/>
+        </w:rPr>
+        <w:t>Direct</w:t>
+      </w:r>
+      <w:r>
+        <w:rPr>
+          <w:b/>
+          <w:color w:val="334054"/>
+          <w:spacing w:val="-6"/>
+          <w:sz w:val="21"/>
+        </w:rPr>
+        <w:t> </w:t>
+      </w:r>
+      <w:r>
+        <w:rPr>
+          <w:b/>
+          <w:color w:val="334054"/>
+          <w:sz w:val="21"/>
+        </w:rPr>
+        <w:t>Payment</w:t>
+      </w:r>
+      <w:r>
+        <w:rPr>
+          <w:b/>
+          <w:color w:val="334054"/>
+          <w:spacing w:val="-6"/>
+          <w:sz w:val="21"/>
+        </w:rPr>
+        <w:t> </w:t>
+      </w:r>
+      <w:r>
+        <w:rPr>
+          <w:b/>
+          <w:color w:val="334054"/>
+          <w:sz w:val="21"/>
+        </w:rPr>
+        <w:t>Verification:</w:t>
+      </w:r>
+      <w:r>
+        <w:rPr>
+          <w:b/>
+          <w:color w:val="334054"/>
+          <w:spacing w:val="-7"/>
+          <w:sz w:val="21"/>
+        </w:rPr>
+        <w:t> </w:t>
+      </w:r>
+      <w:r>
+        <w:rPr>
+          <w:color w:val="334054"/>
+          <w:sz w:val="21"/>
+        </w:rPr>
+        <w:t>Direct</w:t>
+      </w:r>
+      <w:r>
+        <w:rPr>
+          <w:color w:val="334054"/>
+          <w:spacing w:val="-6"/>
+          <w:sz w:val="21"/>
+        </w:rPr>
+        <w:t> </w:t>
+      </w:r>
+      <w:r>
+        <w:rPr>
+          <w:color w:val="334054"/>
+          <w:sz w:val="21"/>
+        </w:rPr>
+        <w:t>0%</w:t>
+      </w:r>
+      <w:r>
+        <w:rPr>
+          <w:color w:val="334054"/>
+          <w:spacing w:val="-6"/>
+          <w:sz w:val="21"/>
+        </w:rPr>
+        <w:t> </w:t>
+      </w:r>
+      <w:r>
+        <w:rPr>
+          <w:color w:val="334054"/>
+          <w:sz w:val="21"/>
+        </w:rPr>
+        <w:t>MDR</w:t>
+      </w:r>
+      <w:r>
+        <w:rPr>
+          <w:color w:val="334054"/>
+          <w:spacing w:val="-6"/>
+          <w:sz w:val="21"/>
+        </w:rPr>
+        <w:t> </w:t>
+      </w:r>
+      <w:r>
+        <w:rPr>
+          <w:color w:val="334054"/>
+          <w:sz w:val="21"/>
+        </w:rPr>
+        <w:t>Instant</w:t>
+      </w:r>
+      <w:r>
+        <w:rPr>
+          <w:color w:val="334054"/>
+          <w:spacing w:val="-6"/>
+          <w:sz w:val="21"/>
+        </w:rPr>
+        <w:t> </w:t>
+      </w:r>
+      <w:r>
+        <w:rPr>
+          <w:color w:val="334054"/>
+          <w:sz w:val="21"/>
+        </w:rPr>
+        <w:t>QRIS</w:t>
+      </w:r>
+      <w:r>
+        <w:rPr>
+          <w:color w:val="334054"/>
+          <w:spacing w:val="-6"/>
+          <w:sz w:val="21"/>
+        </w:rPr>
+        <w:t> </w:t>
+      </w:r>
+      <w:r>
+        <w:rPr>
+          <w:color w:val="334054"/>
+          <w:sz w:val="21"/>
+        </w:rPr>
+        <w:t>and</w:t>
+      </w:r>
+      <w:r>
+        <w:rPr>
+          <w:color w:val="334054"/>
+          <w:spacing w:val="-6"/>
+          <w:sz w:val="21"/>
+        </w:rPr>
+        <w:t> </w:t>
+      </w:r>
+      <w:r>
+        <w:rPr>
+          <w:color w:val="334054"/>
+          <w:sz w:val="21"/>
+        </w:rPr>
+        <w:t>Manual</w:t>
+      </w:r>
+      <w:r>
+        <w:rPr>
+          <w:color w:val="334054"/>
+          <w:spacing w:val="-6"/>
+          <w:sz w:val="21"/>
+        </w:rPr>
+        <w:t> </w:t>
+      </w:r>
+      <w:r>
+        <w:rPr>
+          <w:color w:val="334054"/>
+          <w:sz w:val="21"/>
+        </w:rPr>
+        <w:t>Bank</w:t>
+      </w:r>
+      <w:r>
+        <w:rPr>
+          <w:color w:val="334054"/>
+          <w:spacing w:val="-6"/>
+          <w:sz w:val="21"/>
+        </w:rPr>
+        <w:t> </w:t>
+      </w:r>
+      <w:r>
+        <w:rPr>
+          <w:color w:val="334054"/>
+          <w:sz w:val="21"/>
+        </w:rPr>
+        <w:t>Transfer</w:t>
+      </w:r>
+      <w:r>
+        <w:rPr>
+          <w:color w:val="334054"/>
+          <w:spacing w:val="-6"/>
+          <w:sz w:val="21"/>
+        </w:rPr>
+        <w:t> </w:t>
+      </w:r>
+      <w:r>
+        <w:rPr>
+          <w:color w:val="334054"/>
+          <w:sz w:val="21"/>
+        </w:rPr>
+        <w:t>(BCA, Mandiri) with payment receipt screenshot upload and 1-click admin approval/rejection.</w:t>
+      </w:r>
+    </w:p>
+    <w:p>
+      <w:pPr>
+        <w:pStyle w:val="ListParagraph"/>
+        <w:numPr>
+          <w:ilvl w:val="2"/>
+          <w:numId w:val="1"/>
+        </w:numPr>
+        <w:tabs>
+          <w:tab w:pos="387" w:val="left" w:leader="none"/>
+        </w:tabs>
+        <w:spacing w:line="283" w:lineRule="auto" w:before="106" w:after="0"/>
+        <w:ind w:left="387" w:right="64" w:hanging="255"/>
+        <w:jc w:val="left"/>
+        <w:rPr>
+          <w:sz w:val="21"/>
+        </w:rPr>
+      </w:pPr>
+      <w:r>
+        <w:rPr>
+          <w:b/>
+          <w:color w:val="334054"/>
+          <w:sz w:val="21"/>
+        </w:rPr>
         <w:t>Real-time</w:t>
       </w:r>
       <w:r>
         <w:rPr>
-          <w:color w:val="334054"/>
-          <w:spacing w:val="-5"/>
-          <w:sz w:val="21"/>
-        </w:rPr>
-        <w:t> </w:t>
-      </w:r>
-      <w:r>
-        <w:rPr>
-          <w:color w:val="334054"/>
-          <w:sz w:val="21"/>
-        </w:rPr>
-        <w:t>distance-based</w:t>
-      </w:r>
-      <w:r>
-        <w:rPr>
-          <w:color w:val="334054"/>
-          <w:spacing w:val="-5"/>
-          <w:sz w:val="21"/>
-        </w:rPr>
-        <w:t> </w:t>
-      </w:r>
-      <w:r>
-        <w:rPr>
-          <w:color w:val="334054"/>
-          <w:sz w:val="21"/>
-        </w:rPr>
-        <w:t>tariff</w:t>
-      </w:r>
-      <w:r>
-        <w:rPr>
-          <w:color w:val="334054"/>
-          <w:spacing w:val="-5"/>
-          <w:sz w:val="21"/>
-        </w:rPr>
-        <w:t> </w:t>
-      </w:r>
-      <w:r>
-        <w:rPr>
-          <w:color w:val="334054"/>
-          <w:sz w:val="21"/>
-        </w:rPr>
-        <w:t>estimation</w:t>
-      </w:r>
-      <w:r>
-        <w:rPr>
-          <w:color w:val="334054"/>
-          <w:spacing w:val="-5"/>
-          <w:sz w:val="21"/>
-        </w:rPr>
-        <w:t> </w:t>
-      </w:r>
-      <w:r>
-        <w:rPr>
-          <w:color w:val="334054"/>
-          <w:sz w:val="21"/>
-        </w:rPr>
-        <w:t>using</w:t>
-      </w:r>
-      <w:r>
-        <w:rPr>
-          <w:color w:val="334054"/>
-          <w:spacing w:val="-5"/>
-          <w:sz w:val="21"/>
-        </w:rPr>
-        <w:t> </w:t>
-      </w:r>
-      <w:r>
-        <w:rPr>
-          <w:color w:val="334054"/>
-          <w:sz w:val="21"/>
-        </w:rPr>
-        <w:t>the</w:t>
-      </w:r>
-      <w:r>
-        <w:rPr>
-          <w:color w:val="334054"/>
-          <w:spacing w:val="-5"/>
-          <w:sz w:val="21"/>
-        </w:rPr>
-        <w:t> </w:t>
-      </w:r>
-      <w:r>
-        <w:rPr>
-          <w:color w:val="334054"/>
-          <w:sz w:val="21"/>
-        </w:rPr>
-        <w:t>Haversine formula across </w:t>
-      </w:r>
-      <w:r>
-        <w:rPr>
           <w:b/>
           <w:color w:val="334054"/>
-          <w:sz w:val="21"/>
-        </w:rPr>
-        <w:t>JNE Express, J&amp;T Express, Shopee Xpress, SiCepat, and Instant Courier</w:t>
-      </w:r>
-      <w:r>
-        <w:rPr>
-          <w:color w:val="334054"/>
-          <w:sz w:val="21"/>
-        </w:rPr>
-        <w:t>.</w:t>
+          <w:spacing w:val="-8"/>
+          <w:sz w:val="21"/>
+        </w:rPr>
+        <w:t> </w:t>
+      </w:r>
+      <w:r>
+        <w:rPr>
+          <w:b/>
+          <w:color w:val="334054"/>
+          <w:sz w:val="21"/>
+        </w:rPr>
+        <w:t>Operations</w:t>
+      </w:r>
+      <w:r>
+        <w:rPr>
+          <w:b/>
+          <w:color w:val="334054"/>
+          <w:spacing w:val="-8"/>
+          <w:sz w:val="21"/>
+        </w:rPr>
+        <w:t> </w:t>
+      </w:r>
+      <w:r>
+        <w:rPr>
+          <w:b/>
+          <w:color w:val="334054"/>
+          <w:sz w:val="21"/>
+        </w:rPr>
+        <w:t>Dashboard:</w:t>
+      </w:r>
+      <w:r>
+        <w:rPr>
+          <w:b/>
+          <w:color w:val="334054"/>
+          <w:spacing w:val="-9"/>
+          <w:sz w:val="21"/>
+        </w:rPr>
+        <w:t> </w:t>
+      </w:r>
+      <w:r>
+        <w:rPr>
+          <w:color w:val="334054"/>
+          <w:sz w:val="21"/>
+        </w:rPr>
+        <w:t>Real-time</w:t>
+      </w:r>
+      <w:r>
+        <w:rPr>
+          <w:color w:val="334054"/>
+          <w:spacing w:val="-8"/>
+          <w:sz w:val="21"/>
+        </w:rPr>
+        <w:t> </w:t>
+      </w:r>
+      <w:r>
+        <w:rPr>
+          <w:color w:val="334054"/>
+          <w:sz w:val="21"/>
+        </w:rPr>
+        <w:t>WebSocket</w:t>
+      </w:r>
+      <w:r>
+        <w:rPr>
+          <w:color w:val="334054"/>
+          <w:spacing w:val="-8"/>
+          <w:sz w:val="21"/>
+        </w:rPr>
+        <w:t> </w:t>
+      </w:r>
+      <w:r>
+        <w:rPr>
+          <w:color w:val="334054"/>
+          <w:sz w:val="21"/>
+        </w:rPr>
+        <w:t>subscriptions</w:t>
+      </w:r>
+      <w:r>
+        <w:rPr>
+          <w:color w:val="334054"/>
+          <w:spacing w:val="-8"/>
+          <w:sz w:val="21"/>
+        </w:rPr>
+        <w:t> </w:t>
+      </w:r>
+      <w:r>
+        <w:rPr>
+          <w:color w:val="334054"/>
+          <w:sz w:val="21"/>
+        </w:rPr>
+        <w:t>on</w:t>
+      </w:r>
+      <w:r>
+        <w:rPr>
+          <w:color w:val="334054"/>
+          <w:spacing w:val="-8"/>
+          <w:sz w:val="21"/>
+        </w:rPr>
+        <w:t> </w:t>
+      </w:r>
+      <w:r>
+        <w:rPr>
+          <w:color w:val="334054"/>
+          <w:sz w:val="21"/>
+        </w:rPr>
+        <w:t>PostgreSQL</w:t>
+      </w:r>
+      <w:r>
+        <w:rPr>
+          <w:color w:val="334054"/>
+          <w:spacing w:val="-8"/>
+          <w:sz w:val="21"/>
+        </w:rPr>
+        <w:t> </w:t>
+      </w:r>
+      <w:r>
+        <w:rPr>
+          <w:color w:val="334054"/>
+          <w:sz w:val="21"/>
+        </w:rPr>
+        <w:t>changes,</w:t>
+      </w:r>
+      <w:r>
+        <w:rPr>
+          <w:color w:val="334054"/>
+          <w:spacing w:val="-8"/>
+          <w:sz w:val="21"/>
+        </w:rPr>
+        <w:t> </w:t>
+      </w:r>
+      <w:r>
+        <w:rPr>
+          <w:color w:val="334054"/>
+          <w:sz w:val="21"/>
+        </w:rPr>
+        <w:t>visual KPI analytics graphs (Recharts), inventory CRUD, and 1-click CSV/Excel export.</w:t>
       </w:r>
     </w:p>
     <w:p>
@@ -2541,21 +4173,118 @@
         <w:ind w:left="387" w:right="0" w:hanging="255"/>
         <w:jc w:val="left"/>
         <w:rPr>
+          <w:sz w:val="21"/>
+        </w:rPr>
+      </w:pPr>
+      <w:r>
+        <w:rPr>
+          <w:b/>
+          <w:color w:val="334054"/>
+          <w:sz w:val="21"/>
+        </w:rPr>
+        <w:t>Official</w:t>
+      </w:r>
+      <w:r>
+        <w:rPr>
+          <w:b/>
+          <w:color w:val="334054"/>
+          <w:spacing w:val="-4"/>
+          <w:sz w:val="21"/>
+        </w:rPr>
+        <w:t> </w:t>
+      </w:r>
+      <w:r>
+        <w:rPr>
+          <w:b/>
+          <w:color w:val="334054"/>
+          <w:sz w:val="21"/>
+        </w:rPr>
+        <w:t>Corporate</w:t>
+      </w:r>
+      <w:r>
+        <w:rPr>
+          <w:b/>
+          <w:color w:val="334054"/>
+          <w:spacing w:val="-3"/>
+          <w:sz w:val="21"/>
+        </w:rPr>
+        <w:t> </w:t>
+      </w:r>
+      <w:r>
+        <w:rPr>
+          <w:b/>
+          <w:color w:val="334054"/>
+          <w:sz w:val="21"/>
+        </w:rPr>
+        <w:t>Tax</w:t>
+      </w:r>
+      <w:r>
+        <w:rPr>
+          <w:b/>
+          <w:color w:val="334054"/>
+          <w:spacing w:val="-2"/>
+          <w:sz w:val="21"/>
+        </w:rPr>
+        <w:t> </w:t>
+      </w:r>
+      <w:r>
+        <w:rPr>
+          <w:b/>
+          <w:color w:val="334054"/>
+          <w:sz w:val="21"/>
+        </w:rPr>
+        <w:t>Invoices:</w:t>
+      </w:r>
+      <w:r>
+        <w:rPr>
+          <w:b/>
+          <w:color w:val="334054"/>
+          <w:spacing w:val="-3"/>
+          <w:sz w:val="21"/>
+        </w:rPr>
+        <w:t> </w:t>
+      </w:r>
+      <w:r>
+        <w:rPr>
+          <w:color w:val="334054"/>
+          <w:sz w:val="21"/>
+        </w:rPr>
+        <w:t>Dedicated</w:t>
+      </w:r>
+      <w:r>
+        <w:rPr>
+          <w:color w:val="334054"/>
+          <w:spacing w:val="-1"/>
+          <w:sz w:val="21"/>
+        </w:rPr>
+        <w:t> </w:t>
+      </w:r>
+      <w:r>
+        <w:rPr>
           <w:rFonts w:ascii="Consolas" w:hAnsi="Consolas"/>
-          <w:sz w:val="21"/>
-        </w:rPr>
-      </w:pPr>
-      <w:r>
-        <w:rPr>
-          <w:b/>
-          <w:color w:val="334054"/>
-          <w:sz w:val="21"/>
-        </w:rPr>
-        <w:t>2.5%</w:t>
-      </w:r>
-      <w:r>
-        <w:rPr>
-          <w:b/>
+          <w:color w:val="334054"/>
+          <w:sz w:val="21"/>
+        </w:rPr>
+        <w:t>/invoice/[id]</w:t>
+      </w:r>
+      <w:r>
+        <w:rPr>
+          <w:rFonts w:ascii="Consolas" w:hAnsi="Consolas"/>
+          <w:color w:val="334054"/>
+          <w:spacing w:val="-58"/>
+          <w:sz w:val="21"/>
+        </w:rPr>
+        <w:t> </w:t>
+      </w:r>
+      <w:r>
+        <w:rPr>
+          <w:color w:val="334054"/>
+          <w:sz w:val="21"/>
+        </w:rPr>
+        <w:t>route</w:t>
+      </w:r>
+      <w:r>
+        <w:rPr>
           <w:color w:val="334054"/>
           <w:spacing w:val="-2"/>
           <w:sz w:val="21"/>
@@ -2564,790 +4293,285 @@
       </w:r>
       <w:r>
         <w:rPr>
-          <w:b/>
-          <w:color w:val="334054"/>
-          <w:sz w:val="21"/>
-        </w:rPr>
-        <w:t>Administrative Service</w:t>
-      </w:r>
-      <w:r>
-        <w:rPr>
-          <w:b/>
-          <w:color w:val="334054"/>
-          <w:spacing w:val="1"/>
-          <w:sz w:val="21"/>
-        </w:rPr>
-        <w:t> </w:t>
-      </w:r>
-      <w:r>
-        <w:rPr>
-          <w:b/>
-          <w:color w:val="334054"/>
-          <w:sz w:val="21"/>
-        </w:rPr>
-        <w:t>Fee:</w:t>
-      </w:r>
-      <w:r>
-        <w:rPr>
-          <w:b/>
-          <w:color w:val="334054"/>
-          <w:spacing w:val="-1"/>
-          <w:sz w:val="21"/>
-        </w:rPr>
-        <w:t> </w:t>
-      </w:r>
-      <w:r>
-        <w:rPr>
-          <w:color w:val="334054"/>
-          <w:sz w:val="21"/>
-        </w:rPr>
-        <w:t>Automatically</w:t>
-      </w:r>
-      <w:r>
-        <w:rPr>
-          <w:color w:val="334054"/>
-          <w:spacing w:val="1"/>
-          <w:sz w:val="21"/>
-        </w:rPr>
-        <w:t> </w:t>
-      </w:r>
-      <w:r>
-        <w:rPr>
-          <w:color w:val="334054"/>
-          <w:sz w:val="21"/>
-        </w:rPr>
-        <w:t>calculated as</w:t>
-      </w:r>
-      <w:r>
-        <w:rPr>
-          <w:color w:val="334054"/>
-          <w:spacing w:val="1"/>
-          <w:sz w:val="21"/>
-        </w:rPr>
-        <w:t> </w:t>
-      </w:r>
-      <w:r>
-        <w:rPr>
-          <w:rFonts w:ascii="Consolas" w:hAnsi="Consolas"/>
-          <w:color w:val="334054"/>
-          <w:sz w:val="21"/>
-        </w:rPr>
-        <w:t>Math.round(cartTotal</w:t>
-      </w:r>
-      <w:r>
-        <w:rPr>
-          <w:rFonts w:ascii="Consolas" w:hAnsi="Consolas"/>
-          <w:color w:val="334054"/>
-          <w:spacing w:val="1"/>
-          <w:sz w:val="21"/>
-        </w:rPr>
-        <w:t> </w:t>
-      </w:r>
-      <w:r>
-        <w:rPr>
-          <w:rFonts w:ascii="Consolas" w:hAnsi="Consolas"/>
-          <w:color w:val="334054"/>
-          <w:sz w:val="21"/>
-        </w:rPr>
-        <w:t>*</w:t>
-      </w:r>
-      <w:r>
-        <w:rPr>
-          <w:rFonts w:ascii="Consolas" w:hAnsi="Consolas"/>
-          <w:color w:val="334054"/>
-          <w:spacing w:val="1"/>
-          <w:sz w:val="21"/>
-        </w:rPr>
-        <w:t> </w:t>
-      </w:r>
-      <w:r>
-        <w:rPr>
-          <w:rFonts w:ascii="Consolas" w:hAnsi="Consolas"/>
+          <w:color w:val="334054"/>
+          <w:sz w:val="21"/>
+        </w:rPr>
+        <w:t>formatted</w:t>
+      </w:r>
+      <w:r>
+        <w:rPr>
           <w:color w:val="334054"/>
           <w:spacing w:val="-2"/>
           <w:sz w:val="21"/>
         </w:rPr>
-        <w:t>0.025)</w:t>
-      </w:r>
-    </w:p>
-    <w:p>
-      <w:pPr>
-        <w:pStyle w:val="BodyText"/>
-        <w:spacing w:before="65"/>
+        <w:t> </w:t>
+      </w:r>
+      <w:r>
+        <w:rPr>
+          <w:color w:val="334054"/>
+          <w:sz w:val="21"/>
+        </w:rPr>
+        <w:t>with</w:t>
+      </w:r>
+      <w:r>
+        <w:rPr>
+          <w:color w:val="334054"/>
+          <w:spacing w:val="-2"/>
+          <w:sz w:val="21"/>
+        </w:rPr>
+        <w:t> </w:t>
+      </w:r>
+      <w:r>
+        <w:rPr>
+          <w:color w:val="334054"/>
+          <w:sz w:val="21"/>
+        </w:rPr>
+        <w:t>DPP</w:t>
+      </w:r>
+      <w:r>
+        <w:rPr>
+          <w:color w:val="334054"/>
+          <w:spacing w:val="-2"/>
+          <w:sz w:val="21"/>
+        </w:rPr>
+        <w:t> </w:t>
+      </w:r>
+      <w:r>
+        <w:rPr>
+          <w:color w:val="334054"/>
+          <w:sz w:val="21"/>
+        </w:rPr>
+        <w:t>(Nilai</w:t>
+      </w:r>
+      <w:r>
+        <w:rPr>
+          <w:color w:val="334054"/>
+          <w:spacing w:val="-2"/>
+          <w:sz w:val="21"/>
+        </w:rPr>
+        <w:t> </w:t>
+      </w:r>
+      <w:r>
+        <w:rPr>
+          <w:color w:val="334054"/>
+          <w:spacing w:val="-4"/>
+          <w:sz w:val="21"/>
+        </w:rPr>
+        <w:t>Kena</w:t>
+      </w:r>
+    </w:p>
+    <w:p>
+      <w:pPr>
+        <w:pStyle w:val="BodyText"/>
+        <w:spacing w:line="283" w:lineRule="auto" w:before="66"/>
         <w:ind w:left="387"/>
       </w:pPr>
       <w:r>
         <w:rPr>
           <w:color w:val="334054"/>
         </w:rPr>
-        <w:t>and itemized transparently across checkout, confirmation receipts, and official corporate </w:t>
-      </w:r>
-      <w:r>
-        <w:rPr>
-          <w:color w:val="334054"/>
-          <w:spacing w:val="-2"/>
-        </w:rPr>
-        <w:t>invoices.</w:t>
-      </w:r>
-    </w:p>
-    <w:p>
-      <w:pPr>
-        <w:pStyle w:val="ListParagraph"/>
-        <w:numPr>
-          <w:ilvl w:val="2"/>
-          <w:numId w:val="1"/>
-        </w:numPr>
-        <w:tabs>
-          <w:tab w:pos="387" w:val="left" w:leader="none"/>
-        </w:tabs>
-        <w:spacing w:line="283" w:lineRule="auto" w:before="156" w:after="0"/>
-        <w:ind w:left="387" w:right="160" w:hanging="255"/>
-        <w:jc w:val="left"/>
-        <w:rPr>
-          <w:sz w:val="21"/>
-        </w:rPr>
-      </w:pPr>
-      <w:r>
-        <w:rPr>
-          <w:b/>
-          <w:color w:val="334054"/>
-          <w:sz w:val="21"/>
-        </w:rPr>
-        <w:t>Zero-Fee</w:t>
-      </w:r>
-      <w:r>
-        <w:rPr>
-          <w:b/>
-          <w:color w:val="334054"/>
-          <w:spacing w:val="-6"/>
-          <w:sz w:val="21"/>
-        </w:rPr>
-        <w:t> </w:t>
-      </w:r>
-      <w:r>
-        <w:rPr>
-          <w:b/>
-          <w:color w:val="334054"/>
-          <w:sz w:val="21"/>
-        </w:rPr>
-        <w:t>Direct</w:t>
-      </w:r>
-      <w:r>
-        <w:rPr>
-          <w:b/>
-          <w:color w:val="334054"/>
-          <w:spacing w:val="-6"/>
-          <w:sz w:val="21"/>
-        </w:rPr>
-        <w:t> </w:t>
-      </w:r>
-      <w:r>
-        <w:rPr>
-          <w:b/>
-          <w:color w:val="334054"/>
-          <w:sz w:val="21"/>
-        </w:rPr>
-        <w:t>Payment</w:t>
-      </w:r>
-      <w:r>
-        <w:rPr>
-          <w:b/>
-          <w:color w:val="334054"/>
-          <w:spacing w:val="-6"/>
-          <w:sz w:val="21"/>
-        </w:rPr>
-        <w:t> </w:t>
-      </w:r>
-      <w:r>
-        <w:rPr>
-          <w:b/>
-          <w:color w:val="334054"/>
-          <w:sz w:val="21"/>
-        </w:rPr>
-        <w:t>Verification:</w:t>
-      </w:r>
-      <w:r>
-        <w:rPr>
-          <w:b/>
-          <w:color w:val="334054"/>
-          <w:spacing w:val="-7"/>
-          <w:sz w:val="21"/>
-        </w:rPr>
-        <w:t> </w:t>
-      </w:r>
-      <w:r>
-        <w:rPr>
-          <w:color w:val="334054"/>
-          <w:sz w:val="21"/>
-        </w:rPr>
-        <w:t>Direct</w:t>
-      </w:r>
-      <w:r>
-        <w:rPr>
-          <w:color w:val="334054"/>
-          <w:spacing w:val="-6"/>
-          <w:sz w:val="21"/>
-        </w:rPr>
-        <w:t> </w:t>
-      </w:r>
-      <w:r>
-        <w:rPr>
-          <w:color w:val="334054"/>
-          <w:sz w:val="21"/>
-        </w:rPr>
-        <w:t>0%</w:t>
-      </w:r>
-      <w:r>
-        <w:rPr>
-          <w:color w:val="334054"/>
-          <w:spacing w:val="-6"/>
-          <w:sz w:val="21"/>
-        </w:rPr>
-        <w:t> </w:t>
-      </w:r>
-      <w:r>
-        <w:rPr>
-          <w:color w:val="334054"/>
-          <w:sz w:val="21"/>
-        </w:rPr>
-        <w:t>MDR</w:t>
-      </w:r>
-      <w:r>
-        <w:rPr>
-          <w:color w:val="334054"/>
-          <w:spacing w:val="-6"/>
-          <w:sz w:val="21"/>
-        </w:rPr>
-        <w:t> </w:t>
-      </w:r>
-      <w:r>
-        <w:rPr>
-          <w:color w:val="334054"/>
-          <w:sz w:val="21"/>
-        </w:rPr>
-        <w:t>Instant</w:t>
-      </w:r>
-      <w:r>
-        <w:rPr>
-          <w:color w:val="334054"/>
-          <w:spacing w:val="-6"/>
-          <w:sz w:val="21"/>
-        </w:rPr>
-        <w:t> </w:t>
-      </w:r>
-      <w:r>
-        <w:rPr>
-          <w:color w:val="334054"/>
-          <w:sz w:val="21"/>
-        </w:rPr>
-        <w:t>QRIS</w:t>
-      </w:r>
-      <w:r>
-        <w:rPr>
-          <w:color w:val="334054"/>
-          <w:spacing w:val="-6"/>
-          <w:sz w:val="21"/>
-        </w:rPr>
-        <w:t> </w:t>
-      </w:r>
-      <w:r>
-        <w:rPr>
-          <w:color w:val="334054"/>
-          <w:sz w:val="21"/>
+        <w:t>Pajak),</w:t>
+      </w:r>
+      <w:r>
+        <w:rPr>
+          <w:color w:val="334054"/>
+          <w:spacing w:val="-3"/>
+        </w:rPr>
+        <w:t> </w:t>
+      </w:r>
+      <w:r>
+        <w:rPr>
+          <w:color w:val="334054"/>
+        </w:rPr>
+        <w:t>PPN</w:t>
+      </w:r>
+      <w:r>
+        <w:rPr>
+          <w:color w:val="334054"/>
+          <w:spacing w:val="-3"/>
+        </w:rPr>
+        <w:t> </w:t>
+      </w:r>
+      <w:r>
+        <w:rPr>
+          <w:color w:val="334054"/>
+        </w:rPr>
+        <w:t>11%</w:t>
+      </w:r>
+      <w:r>
+        <w:rPr>
+          <w:color w:val="334054"/>
+          <w:spacing w:val="-3"/>
+        </w:rPr>
+        <w:t> </w:t>
+      </w:r>
+      <w:r>
+        <w:rPr>
+          <w:color w:val="334054"/>
+        </w:rPr>
+        <w:t>/</w:t>
+      </w:r>
+      <w:r>
+        <w:rPr>
+          <w:color w:val="334054"/>
+          <w:spacing w:val="-3"/>
+        </w:rPr>
+        <w:t> </w:t>
+      </w:r>
+      <w:r>
+        <w:rPr>
+          <w:color w:val="334054"/>
+        </w:rPr>
+        <w:t>PPN</w:t>
+      </w:r>
+      <w:r>
+        <w:rPr>
+          <w:color w:val="334054"/>
+          <w:spacing w:val="-3"/>
+        </w:rPr>
+        <w:t> </w:t>
+      </w:r>
+      <w:r>
+        <w:rPr>
+          <w:color w:val="334054"/>
+        </w:rPr>
+        <w:t>Ekspor</w:t>
+      </w:r>
+      <w:r>
+        <w:rPr>
+          <w:color w:val="334054"/>
+          <w:spacing w:val="-3"/>
+        </w:rPr>
+        <w:t> </w:t>
+      </w:r>
+      <w:r>
+        <w:rPr>
+          <w:color w:val="334054"/>
+        </w:rPr>
+        <w:t>0%,</w:t>
+      </w:r>
+      <w:r>
+        <w:rPr>
+          <w:color w:val="334054"/>
+          <w:spacing w:val="-3"/>
+        </w:rPr>
+        <w:t> </w:t>
+      </w:r>
+      <w:r>
+        <w:rPr>
+          <w:color w:val="334054"/>
+        </w:rPr>
+        <w:t>courier</w:t>
+      </w:r>
+      <w:r>
+        <w:rPr>
+          <w:color w:val="334054"/>
+          <w:spacing w:val="-3"/>
+        </w:rPr>
+        <w:t> </w:t>
+      </w:r>
+      <w:r>
+        <w:rPr>
+          <w:color w:val="334054"/>
+        </w:rPr>
+        <w:t>delivery</w:t>
+      </w:r>
+      <w:r>
+        <w:rPr>
+          <w:color w:val="334054"/>
+          <w:spacing w:val="-3"/>
+        </w:rPr>
+        <w:t> </w:t>
+      </w:r>
+      <w:r>
+        <w:rPr>
+          <w:color w:val="334054"/>
+        </w:rPr>
+        <w:t>line</w:t>
+      </w:r>
+      <w:r>
+        <w:rPr>
+          <w:color w:val="334054"/>
+          <w:spacing w:val="-3"/>
+        </w:rPr>
+        <w:t> </w:t>
+      </w:r>
+      <w:r>
+        <w:rPr>
+          <w:color w:val="334054"/>
+        </w:rPr>
+        <w:t>item,</w:t>
+      </w:r>
+      <w:r>
+        <w:rPr>
+          <w:color w:val="334054"/>
+          <w:spacing w:val="-3"/>
+        </w:rPr>
+        <w:t> </w:t>
+      </w:r>
+      <w:r>
+        <w:rPr>
+          <w:color w:val="334054"/>
+        </w:rPr>
+        <w:t>administrative</w:t>
+      </w:r>
+      <w:r>
+        <w:rPr>
+          <w:color w:val="334054"/>
+          <w:spacing w:val="-3"/>
+        </w:rPr>
+        <w:t> </w:t>
+      </w:r>
+      <w:r>
+        <w:rPr>
+          <w:color w:val="334054"/>
+        </w:rPr>
+        <w:t>fees,</w:t>
+      </w:r>
+      <w:r>
+        <w:rPr>
+          <w:color w:val="334054"/>
+          <w:spacing w:val="-3"/>
+        </w:rPr>
+        <w:t> </w:t>
+      </w:r>
+      <w:r>
+        <w:rPr>
+          <w:color w:val="334054"/>
         </w:rPr>
         <w:t>and</w:t>
       </w:r>
       <w:r>
         <w:rPr>
           <w:color w:val="334054"/>
-          <w:spacing w:val="-6"/>
-          <w:sz w:val="21"/>
-        </w:rPr>
-        <w:t> </w:t>
-      </w:r>
-      <w:r>
-        <w:rPr>
-          <w:color w:val="334054"/>
-          <w:sz w:val="21"/>
-        </w:rPr>
-        <w:t>Manual</w:t>
-      </w:r>
-      <w:r>
-        <w:rPr>
-          <w:color w:val="334054"/>
-          <w:spacing w:val="-6"/>
-          <w:sz w:val="21"/>
-        </w:rPr>
-        <w:t> </w:t>
-      </w:r>
-      <w:r>
-        <w:rPr>
-          <w:color w:val="334054"/>
-          <w:sz w:val="21"/>
-        </w:rPr>
-        <w:t>Bank</w:t>
-      </w:r>
-      <w:r>
-        <w:rPr>
-          <w:color w:val="334054"/>
-          <w:spacing w:val="-6"/>
-          <w:sz w:val="21"/>
-        </w:rPr>
-        <w:t> </w:t>
-      </w:r>
-      <w:r>
-        <w:rPr>
-          <w:color w:val="334054"/>
-          <w:sz w:val="21"/>
-        </w:rPr>
-        <w:t>Transfer</w:t>
-      </w:r>
-      <w:r>
-        <w:rPr>
-          <w:color w:val="334054"/>
-          <w:spacing w:val="-6"/>
-          <w:sz w:val="21"/>
-        </w:rPr>
-        <w:t> </w:t>
-      </w:r>
-      <w:r>
-        <w:rPr>
-          <w:color w:val="334054"/>
-          <w:sz w:val="21"/>
-        </w:rPr>
-        <w:t>(BCA, Mandiri) with payment receipt screenshot upload and 1-click admin approval/rejection.</w:t>
-      </w:r>
-    </w:p>
-    <w:p>
-      <w:pPr>
-        <w:pStyle w:val="ListParagraph"/>
-        <w:numPr>
-          <w:ilvl w:val="2"/>
-          <w:numId w:val="1"/>
-        </w:numPr>
-        <w:tabs>
-          <w:tab w:pos="387" w:val="left" w:leader="none"/>
-        </w:tabs>
-        <w:spacing w:line="297" w:lineRule="auto" w:before="91" w:after="0"/>
-        <w:ind w:left="387" w:right="64" w:hanging="255"/>
-        <w:jc w:val="left"/>
-        <w:rPr>
-          <w:sz w:val="21"/>
-        </w:rPr>
-      </w:pPr>
-      <w:r>
-        <w:rPr>
-          <w:b/>
-          <w:color w:val="334054"/>
-          <w:sz w:val="21"/>
-        </w:rPr>
-        <w:t>Real-time</w:t>
-      </w:r>
-      <w:r>
-        <w:rPr>
-          <w:b/>
-          <w:color w:val="334054"/>
-          <w:spacing w:val="-8"/>
-          <w:sz w:val="21"/>
-        </w:rPr>
-        <w:t> </w:t>
-      </w:r>
-      <w:r>
-        <w:rPr>
-          <w:b/>
-          <w:color w:val="334054"/>
-          <w:sz w:val="21"/>
-        </w:rPr>
-        <w:t>Operations</w:t>
-      </w:r>
-      <w:r>
-        <w:rPr>
-          <w:b/>
-          <w:color w:val="334054"/>
-          <w:spacing w:val="-8"/>
-          <w:sz w:val="21"/>
-        </w:rPr>
-        <w:t> </w:t>
-      </w:r>
-      <w:r>
-        <w:rPr>
-          <w:b/>
-          <w:color w:val="334054"/>
-          <w:sz w:val="21"/>
-        </w:rPr>
-        <w:t>Dashboard:</w:t>
-      </w:r>
-      <w:r>
-        <w:rPr>
-          <w:b/>
-          <w:color w:val="334054"/>
-          <w:spacing w:val="-9"/>
-          <w:sz w:val="21"/>
-        </w:rPr>
-        <w:t> </w:t>
-      </w:r>
-      <w:r>
-        <w:rPr>
-          <w:color w:val="334054"/>
-          <w:sz w:val="21"/>
-        </w:rPr>
-        <w:t>Real-time</w:t>
-      </w:r>
-      <w:r>
-        <w:rPr>
-          <w:color w:val="334054"/>
-          <w:spacing w:val="-8"/>
-          <w:sz w:val="21"/>
-        </w:rPr>
-        <w:t> </w:t>
-      </w:r>
-      <w:r>
-        <w:rPr>
-          <w:color w:val="334054"/>
-          <w:sz w:val="21"/>
-        </w:rPr>
-        <w:t>WebSocket</w:t>
-      </w:r>
-      <w:r>
-        <w:rPr>
-          <w:color w:val="334054"/>
-          <w:spacing w:val="-8"/>
-          <w:sz w:val="21"/>
-        </w:rPr>
-        <w:t> </w:t>
-      </w:r>
-      <w:r>
-        <w:rPr>
-          <w:color w:val="334054"/>
-          <w:sz w:val="21"/>
-        </w:rPr>
-        <w:t>subscriptions</w:t>
-      </w:r>
-      <w:r>
-        <w:rPr>
-          <w:color w:val="334054"/>
-          <w:spacing w:val="-8"/>
-          <w:sz w:val="21"/>
-        </w:rPr>
-        <w:t> </w:t>
-      </w:r>
-      <w:r>
-        <w:rPr>
-          <w:color w:val="334054"/>
-          <w:sz w:val="21"/>
-        </w:rPr>
-        <w:t>on</w:t>
-      </w:r>
-      <w:r>
-        <w:rPr>
-          <w:color w:val="334054"/>
-          <w:spacing w:val="-8"/>
-          <w:sz w:val="21"/>
-        </w:rPr>
-        <w:t> </w:t>
-      </w:r>
-      <w:r>
-        <w:rPr>
-          <w:color w:val="334054"/>
-          <w:sz w:val="21"/>
-        </w:rPr>
-        <w:t>PostgreSQL</w:t>
-      </w:r>
-      <w:r>
-        <w:rPr>
-          <w:color w:val="334054"/>
-          <w:spacing w:val="-8"/>
-          <w:sz w:val="21"/>
-        </w:rPr>
-        <w:t> </w:t>
-      </w:r>
-      <w:r>
-        <w:rPr>
-          <w:color w:val="334054"/>
-          <w:sz w:val="21"/>
-        </w:rPr>
-        <w:t>changes,</w:t>
-      </w:r>
-      <w:r>
-        <w:rPr>
-          <w:color w:val="334054"/>
-          <w:spacing w:val="-8"/>
-          <w:sz w:val="21"/>
-        </w:rPr>
-        <w:t> </w:t>
-      </w:r>
-      <w:r>
-        <w:rPr>
-          <w:color w:val="334054"/>
-          <w:sz w:val="21"/>
-        </w:rPr>
-        <w:t>visual KPI analytics graphs (Recharts), inventory CRUD, and 1-click CSV/Excel export.</w:t>
-      </w:r>
-    </w:p>
-    <w:p>
-      <w:pPr>
-        <w:pStyle w:val="ListParagraph"/>
-        <w:numPr>
-          <w:ilvl w:val="2"/>
-          <w:numId w:val="1"/>
-        </w:numPr>
-        <w:tabs>
-          <w:tab w:pos="387" w:val="left" w:leader="none"/>
-        </w:tabs>
-        <w:spacing w:line="297" w:lineRule="auto" w:before="72" w:after="0"/>
-        <w:ind w:left="387" w:right="216" w:hanging="255"/>
-        <w:jc w:val="left"/>
-        <w:rPr>
-          <w:sz w:val="21"/>
-        </w:rPr>
-      </w:pPr>
-      <w:r>
-        <w:rPr>
-          <w:b/>
-          <w:color w:val="334054"/>
-          <w:sz w:val="21"/>
-        </w:rPr>
-        <w:t>Official Corporate Tax Invoices: </w:t>
-      </w:r>
-      <w:r>
-        <w:rPr>
-          <w:color w:val="334054"/>
-          <w:sz w:val="21"/>
-        </w:rPr>
-        <w:t>Dedicated </w:t>
-      </w:r>
-      <w:r>
-        <w:rPr>
-          <w:rFonts w:ascii="Consolas" w:hAnsi="Consolas"/>
-          <w:color w:val="334054"/>
-          <w:sz w:val="21"/>
-        </w:rPr>
-        <w:t>/invoice/[id]</w:t>
-      </w:r>
-      <w:r>
-        <w:rPr>
-          <w:rFonts w:ascii="Consolas" w:hAnsi="Consolas"/>
-          <w:color w:val="334054"/>
-          <w:spacing w:val="-46"/>
-          <w:sz w:val="21"/>
-        </w:rPr>
-        <w:t> </w:t>
-      </w:r>
-      <w:r>
-        <w:rPr>
-          <w:color w:val="334054"/>
-          <w:sz w:val="21"/>
-        </w:rPr>
-        <w:t>route formatted with DPP (Nilai Kena Pajak),</w:t>
-      </w:r>
-      <w:r>
-        <w:rPr>
-          <w:color w:val="334054"/>
-          <w:spacing w:val="-4"/>
-          <w:sz w:val="21"/>
-        </w:rPr>
-        <w:t> </w:t>
-      </w:r>
-      <w:r>
-        <w:rPr>
-          <w:color w:val="334054"/>
-          <w:sz w:val="21"/>
-        </w:rPr>
-        <w:t>PPN</w:t>
-      </w:r>
-      <w:r>
-        <w:rPr>
-          <w:color w:val="334054"/>
-          <w:spacing w:val="-4"/>
-          <w:sz w:val="21"/>
-        </w:rPr>
-        <w:t> </w:t>
-      </w:r>
-      <w:r>
-        <w:rPr>
-          <w:color w:val="334054"/>
-          <w:sz w:val="21"/>
-        </w:rPr>
-        <w:t>11%,</w:t>
-      </w:r>
-      <w:r>
-        <w:rPr>
-          <w:color w:val="334054"/>
-          <w:spacing w:val="-4"/>
-          <w:sz w:val="21"/>
-        </w:rPr>
-        <w:t> </w:t>
-      </w:r>
-      <w:r>
-        <w:rPr>
-          <w:color w:val="334054"/>
-          <w:sz w:val="21"/>
-        </w:rPr>
-        <w:t>courier</w:t>
-      </w:r>
-      <w:r>
-        <w:rPr>
-          <w:color w:val="334054"/>
-          <w:spacing w:val="-4"/>
-          <w:sz w:val="21"/>
-        </w:rPr>
-        <w:t> </w:t>
-      </w:r>
-      <w:r>
-        <w:rPr>
-          <w:color w:val="334054"/>
-          <w:sz w:val="21"/>
-        </w:rPr>
-        <w:t>delivery</w:t>
-      </w:r>
-      <w:r>
-        <w:rPr>
-          <w:color w:val="334054"/>
-          <w:spacing w:val="-4"/>
-          <w:sz w:val="21"/>
-        </w:rPr>
-        <w:t> </w:t>
-      </w:r>
-      <w:r>
-        <w:rPr>
-          <w:color w:val="334054"/>
-          <w:sz w:val="21"/>
-        </w:rPr>
-        <w:t>line</w:t>
-      </w:r>
-      <w:r>
-        <w:rPr>
-          <w:color w:val="334054"/>
-          <w:spacing w:val="-4"/>
-          <w:sz w:val="21"/>
-        </w:rPr>
-        <w:t> </w:t>
-      </w:r>
-      <w:r>
-        <w:rPr>
-          <w:color w:val="334054"/>
-          <w:sz w:val="21"/>
-        </w:rPr>
-        <w:t>item,</w:t>
-      </w:r>
-      <w:r>
-        <w:rPr>
-          <w:color w:val="334054"/>
-          <w:spacing w:val="-4"/>
-          <w:sz w:val="21"/>
-        </w:rPr>
-        <w:t> </w:t>
-      </w:r>
-      <w:r>
-        <w:rPr>
-          <w:color w:val="334054"/>
-          <w:sz w:val="21"/>
-        </w:rPr>
-        <w:t>administrative</w:t>
-      </w:r>
-      <w:r>
-        <w:rPr>
-          <w:color w:val="334054"/>
-          <w:spacing w:val="-4"/>
-          <w:sz w:val="21"/>
-        </w:rPr>
-        <w:t> </w:t>
-      </w:r>
-      <w:r>
-        <w:rPr>
-          <w:color w:val="334054"/>
-          <w:sz w:val="21"/>
-        </w:rPr>
-        <w:t>fees,</w:t>
-      </w:r>
-      <w:r>
-        <w:rPr>
-          <w:color w:val="334054"/>
-          <w:spacing w:val="-4"/>
-          <w:sz w:val="21"/>
-        </w:rPr>
-        <w:t> </w:t>
-      </w:r>
-      <w:r>
-        <w:rPr>
-          <w:color w:val="334054"/>
-          <w:sz w:val="21"/>
-        </w:rPr>
-        <w:t>and</w:t>
-      </w:r>
-      <w:r>
-        <w:rPr>
-          <w:color w:val="334054"/>
-          <w:spacing w:val="-4"/>
-          <w:sz w:val="21"/>
-        </w:rPr>
-        <w:t> </w:t>
-      </w:r>
-      <w:r>
-        <w:rPr>
-          <w:color w:val="334054"/>
-          <w:sz w:val="21"/>
+          <w:spacing w:val="-3"/>
+        </w:rPr>
+        <w:t> </w:t>
+      </w:r>
+      <w:r>
+        <w:rPr>
+          <w:color w:val="334054"/>
         </w:rPr>
         <w:t>verified</w:t>
       </w:r>
       <w:r>
         <w:rPr>
           <w:color w:val="334054"/>
-          <w:spacing w:val="-4"/>
-          <w:sz w:val="21"/>
-        </w:rPr>
-        <w:t> </w:t>
-      </w:r>
-      <w:r>
-        <w:rPr>
-          <w:color w:val="334054"/>
-          <w:sz w:val="21"/>
-        </w:rPr>
-        <w:t>scannable</w:t>
-      </w:r>
-      <w:r>
-        <w:rPr>
-          <w:color w:val="334054"/>
-          <w:spacing w:val="-4"/>
-          <w:sz w:val="21"/>
-        </w:rPr>
-        <w:t> </w:t>
-      </w:r>
-      <w:r>
-        <w:rPr>
-          <w:color w:val="334054"/>
-          <w:sz w:val="21"/>
-        </w:rPr>
-        <w:t>QR</w:t>
-      </w:r>
-      <w:r>
-        <w:rPr>
-          <w:color w:val="334054"/>
-          <w:spacing w:val="-4"/>
-          <w:sz w:val="21"/>
-        </w:rPr>
-        <w:t> </w:t>
-      </w:r>
-      <w:r>
-        <w:rPr>
-          <w:color w:val="334054"/>
-          <w:sz w:val="21"/>
-        </w:rPr>
-        <w:t>verification </w:t>
-      </w:r>
-      <w:r>
-        <w:rPr>
-          <w:color w:val="334054"/>
-          <w:spacing w:val="-2"/>
-          <w:sz w:val="21"/>
-        </w:rPr>
-        <w:t>code.</w:t>
-      </w:r>
-    </w:p>
-    <w:p>
-      <w:pPr>
-        <w:pStyle w:val="BodyText"/>
-        <w:spacing w:before="18"/>
+          <w:spacing w:val="-3"/>
+        </w:rPr>
+        <w:t> </w:t>
+      </w:r>
+      <w:r>
+        <w:rPr>
+          <w:color w:val="334054"/>
+        </w:rPr>
+        <w:t>scannable QR verification code.</w:t>
+      </w:r>
+    </w:p>
+    <w:p>
+      <w:pPr>
+        <w:pStyle w:val="BodyText"/>
+        <w:spacing w:before="53"/>
       </w:pPr>
     </w:p>
     <w:p>
@@ -3417,7 +4641,7 @@
     <w:p>
       <w:pPr>
         <w:pStyle w:val="BodyText"/>
-        <w:spacing w:before="203"/>
+        <w:spacing w:before="188"/>
         <w:rPr>
           <w:b/>
           <w:sz w:val="25"/>
@@ -3434,7 +4658,7 @@
         <w:tabs>
           <w:tab w:pos="596" w:val="left" w:leader="none"/>
         </w:tabs>
-        <w:spacing w:line="240" w:lineRule="auto" w:before="1" w:after="0"/>
+        <w:spacing w:line="240" w:lineRule="auto" w:before="0" w:after="0"/>
         <w:ind w:left="596" w:right="0" w:hanging="239"/>
         <w:jc w:val="left"/>
         <w:rPr>
@@ -3456,9 +4680,9 @@
                   <wp:posOffset>647699</wp:posOffset>
                 </wp:positionH>
                 <wp:positionV relativeFrom="paragraph">
-                  <wp:posOffset>-150827</wp:posOffset>
+                  <wp:posOffset>-151059</wp:posOffset>
                 </wp:positionV>
-                <wp:extent cx="38100" cy="1600200"/>
+                <wp:extent cx="38100" cy="2057400"/>
                 <wp:effectExtent l="0" t="0" r="0" b="0"/>
                 <wp:wrapNone/>
                 <wp:docPr id="3" name="Graphic 3"/>
@@ -3473,7 +4697,7 @@
                       <wps:spPr>
                         <a:xfrm>
                           <a:off x="0" y="0"/>
-                          <a:ext cx="38100" cy="1600200"/>
+                          <a:ext cx="38100" cy="2057400"/>
                         </a:xfrm>
                         <a:custGeom>
                           <a:avLst/>
@@ -3482,12 +4706,12 @@
                           <a:cxnLst/>
                           <a:rect l="l" t="t" r="r" b="b"/>
                           <a:pathLst>
-                            <a:path w="38100" h="1600200">
+                            <a:path w="38100" h="2057400">
                               <a:moveTo>
-                                <a:pt x="38099" y="1600199"/>
+                                <a:pt x="38099" y="2057399"/>
                               </a:moveTo>
                               <a:lnTo>
-                                <a:pt x="0" y="1600199"/>
+                                <a:pt x="0" y="2057399"/>
                               </a:lnTo>
                               <a:lnTo>
                                 <a:pt x="0" y="0"/>
@@ -3496,7 +4720,7 @@
                                 <a:pt x="38099" y="0"/>
                               </a:lnTo>
                               <a:lnTo>
-                                <a:pt x="38099" y="1600199"/>
+                                <a:pt x="38099" y="2057399"/>
                               </a:lnTo>
                               <a:close/>
                             </a:path>
@@ -3520,7 +4744,7 @@
           </mc:Choice>
           <mc:Fallback>
             <w:pict>
-              <v:rect style="position:absolute;margin-left:50.999996pt;margin-top:-11.876202pt;width:3.0pt;height:125.99999pt;mso-position-horizontal-relative:page;mso-position-vertical-relative:paragraph;z-index:15730688" id="docshape3" filled="true" fillcolor="#4e45e4" stroked="false">
+              <v:rect style="position:absolute;margin-left:50.999996pt;margin-top:-11.894458pt;width:3.0pt;height:161.999987pt;mso-position-horizontal-relative:page;mso-position-vertical-relative:paragraph;z-index:15730688" id="docshape3" filled="true" fillcolor="#4e45e4" stroked="false">
                 <v:fill type="solid"/>
                 <w10:wrap type="none"/>
               </v:rect>
@@ -3638,6 +4862,238 @@
           <w:sz w:val="20"/>
         </w:rPr>
         <w:t>Quantity)</w:t>
+      </w:r>
+    </w:p>
+    <w:p>
+      <w:pPr>
+        <w:pStyle w:val="ListParagraph"/>
+        <w:numPr>
+          <w:ilvl w:val="0"/>
+          <w:numId w:val="2"/>
+        </w:numPr>
+        <w:tabs>
+          <w:tab w:pos="596" w:val="left" w:leader="none"/>
+        </w:tabs>
+        <w:spacing w:line="240" w:lineRule="auto" w:before="134" w:after="0"/>
+        <w:ind w:left="596" w:right="0" w:hanging="239"/>
+        <w:jc w:val="left"/>
+        <w:rPr>
+          <w:rFonts w:ascii="Courier New" w:hAnsi="Courier New"/>
+          <w:sz w:val="20"/>
+        </w:rPr>
+      </w:pPr>
+      <w:r>
+        <w:rPr>
+          <w:rFonts w:ascii="Courier New" w:hAnsi="Courier New"/>
+          <w:color w:val="1D293B"/>
+          <w:sz w:val="20"/>
+        </w:rPr>
+        <w:t>Shipping</w:t>
+      </w:r>
+      <w:r>
+        <w:rPr>
+          <w:rFonts w:ascii="Courier New" w:hAnsi="Courier New"/>
+          <w:color w:val="1D293B"/>
+          <w:spacing w:val="-1"/>
+          <w:sz w:val="20"/>
+        </w:rPr>
+        <w:t> </w:t>
+      </w:r>
+      <w:r>
+        <w:rPr>
+          <w:rFonts w:ascii="Courier New" w:hAnsi="Courier New"/>
+          <w:color w:val="1D293B"/>
+          <w:sz w:val="20"/>
+        </w:rPr>
+        <w:t>Tariff</w:t>
+      </w:r>
+      <w:r>
+        <w:rPr>
+          <w:rFonts w:ascii="Courier New" w:hAnsi="Courier New"/>
+          <w:color w:val="1D293B"/>
+          <w:spacing w:val="-1"/>
+          <w:sz w:val="20"/>
+        </w:rPr>
+        <w:t> </w:t>
+      </w:r>
+      <w:r>
+        <w:rPr>
+          <w:rFonts w:ascii="Courier New" w:hAnsi="Courier New"/>
+          <w:color w:val="1D293B"/>
+          <w:sz w:val="20"/>
+        </w:rPr>
+        <w:t>=</w:t>
+      </w:r>
+      <w:r>
+        <w:rPr>
+          <w:rFonts w:ascii="Courier New" w:hAnsi="Courier New"/>
+          <w:color w:val="1D293B"/>
+          <w:spacing w:val="-1"/>
+          <w:sz w:val="20"/>
+        </w:rPr>
+        <w:t> </w:t>
+      </w:r>
+      <w:r>
+        <w:rPr>
+          <w:rFonts w:ascii="Courier New" w:hAnsi="Courier New"/>
+          <w:color w:val="1D293B"/>
+          <w:sz w:val="20"/>
+        </w:rPr>
+        <w:t>Base</w:t>
+      </w:r>
+      <w:r>
+        <w:rPr>
+          <w:rFonts w:ascii="Courier New" w:hAnsi="Courier New"/>
+          <w:color w:val="1D293B"/>
+          <w:spacing w:val="-1"/>
+          <w:sz w:val="20"/>
+        </w:rPr>
+        <w:t> </w:t>
+      </w:r>
+      <w:r>
+        <w:rPr>
+          <w:rFonts w:ascii="Courier New" w:hAnsi="Courier New"/>
+          <w:color w:val="1D293B"/>
+          <w:sz w:val="20"/>
+        </w:rPr>
+        <w:t>Cost</w:t>
+      </w:r>
+      <w:r>
+        <w:rPr>
+          <w:rFonts w:ascii="Courier New" w:hAnsi="Courier New"/>
+          <w:color w:val="1D293B"/>
+          <w:spacing w:val="-1"/>
+          <w:sz w:val="20"/>
+        </w:rPr>
+        <w:t> </w:t>
+      </w:r>
+      <w:r>
+        <w:rPr>
+          <w:rFonts w:ascii="Courier New" w:hAnsi="Courier New"/>
+          <w:color w:val="1D293B"/>
+          <w:sz w:val="20"/>
+        </w:rPr>
+        <w:t>+</w:t>
+      </w:r>
+      <w:r>
+        <w:rPr>
+          <w:rFonts w:ascii="Courier New" w:hAnsi="Courier New"/>
+          <w:color w:val="1D293B"/>
+          <w:spacing w:val="-1"/>
+          <w:sz w:val="20"/>
+        </w:rPr>
+        <w:t> </w:t>
+      </w:r>
+      <w:r>
+        <w:rPr>
+          <w:rFonts w:ascii="Courier New" w:hAnsi="Courier New"/>
+          <w:color w:val="1D293B"/>
+          <w:sz w:val="20"/>
+        </w:rPr>
+        <w:t>(Distance</w:t>
+      </w:r>
+      <w:r>
+        <w:rPr>
+          <w:rFonts w:ascii="Courier New" w:hAnsi="Courier New"/>
+          <w:color w:val="1D293B"/>
+          <w:spacing w:val="-1"/>
+          <w:sz w:val="20"/>
+        </w:rPr>
+        <w:t> </w:t>
+      </w:r>
+      <w:r>
+        <w:rPr>
+          <w:rFonts w:ascii="Courier New" w:hAnsi="Courier New"/>
+          <w:color w:val="1D293B"/>
+          <w:sz w:val="20"/>
+        </w:rPr>
+        <w:t>in</w:t>
+      </w:r>
+      <w:r>
+        <w:rPr>
+          <w:rFonts w:ascii="Courier New" w:hAnsi="Courier New"/>
+          <w:color w:val="1D293B"/>
+          <w:spacing w:val="-1"/>
+          <w:sz w:val="20"/>
+        </w:rPr>
+        <w:t> </w:t>
+      </w:r>
+      <w:r>
+        <w:rPr>
+          <w:rFonts w:ascii="Courier New" w:hAnsi="Courier New"/>
+          <w:color w:val="1D293B"/>
+          <w:sz w:val="20"/>
+        </w:rPr>
+        <w:t>KM</w:t>
+      </w:r>
+      <w:r>
+        <w:rPr>
+          <w:rFonts w:ascii="Courier New" w:hAnsi="Courier New"/>
+          <w:color w:val="1D293B"/>
+          <w:spacing w:val="-1"/>
+          <w:sz w:val="20"/>
+        </w:rPr>
+        <w:t> </w:t>
+      </w:r>
+      <w:r>
+        <w:rPr>
+          <w:rFonts w:ascii="Courier New" w:hAnsi="Courier New"/>
+          <w:color w:val="1D293B"/>
+          <w:sz w:val="20"/>
+        </w:rPr>
+        <w:t>×</w:t>
+      </w:r>
+      <w:r>
+        <w:rPr>
+          <w:rFonts w:ascii="Courier New" w:hAnsi="Courier New"/>
+          <w:color w:val="1D293B"/>
+          <w:spacing w:val="-1"/>
+          <w:sz w:val="20"/>
+        </w:rPr>
+        <w:t> </w:t>
+      </w:r>
+      <w:r>
+        <w:rPr>
+          <w:rFonts w:ascii="Courier New" w:hAnsi="Courier New"/>
+          <w:color w:val="1D293B"/>
+          <w:sz w:val="20"/>
+        </w:rPr>
+        <w:t>Tariff</w:t>
+      </w:r>
+      <w:r>
+        <w:rPr>
+          <w:rFonts w:ascii="Courier New" w:hAnsi="Courier New"/>
+          <w:color w:val="1D293B"/>
+          <w:spacing w:val="-1"/>
+          <w:sz w:val="20"/>
+        </w:rPr>
+        <w:t> </w:t>
+      </w:r>
+      <w:r>
+        <w:rPr>
+          <w:rFonts w:ascii="Courier New" w:hAnsi="Courier New"/>
+          <w:color w:val="1D293B"/>
+          <w:sz w:val="20"/>
+        </w:rPr>
+        <w:t>per</w:t>
+      </w:r>
+      <w:r>
+        <w:rPr>
+          <w:rFonts w:ascii="Courier New" w:hAnsi="Courier New"/>
+          <w:color w:val="1D293B"/>
+          <w:spacing w:val="-1"/>
+          <w:sz w:val="20"/>
+        </w:rPr>
+        <w:t> </w:t>
+      </w:r>
+      <w:r>
+        <w:rPr>
+          <w:rFonts w:ascii="Courier New" w:hAnsi="Courier New"/>
+          <w:color w:val="1D293B"/>
+          <w:spacing w:val="-5"/>
+          <w:sz w:val="20"/>
+        </w:rPr>
+        <w:t>KM)</w:t>
       </w:r>
     </w:p>
     <w:p>
@@ -3664,7 +5120,7 @@
           <w:color w:val="1D293B"/>
           <w:sz w:val="20"/>
         </w:rPr>
-        <w:t>Shipping</w:t>
+        <w:t>Admin</w:t>
       </w:r>
       <w:r>
         <w:rPr>
@@ -3681,7 +5137,7 @@
           <w:color w:val="1D293B"/>
           <w:sz w:val="20"/>
         </w:rPr>
-        <w:t>Tariff</w:t>
+        <w:t>Fee</w:t>
       </w:r>
       <w:r>
         <w:rPr>
@@ -3698,7 +5154,7 @@
           <w:color w:val="1D293B"/>
           <w:sz w:val="20"/>
         </w:rPr>
-        <w:t>=</w:t>
+        <w:t>(Biaya</w:t>
       </w:r>
       <w:r>
         <w:rPr>
@@ -3715,7 +5171,7 @@
           <w:color w:val="1D293B"/>
           <w:sz w:val="20"/>
         </w:rPr>
-        <w:t>Base</w:t>
+        <w:t>Layanan</w:t>
       </w:r>
       <w:r>
         <w:rPr>
@@ -3732,7 +5188,7 @@
           <w:color w:val="1D293B"/>
           <w:sz w:val="20"/>
         </w:rPr>
-        <w:t>Cost</w:t>
+        <w:t>2.5%)</w:t>
       </w:r>
       <w:r>
         <w:rPr>
@@ -3749,7 +5205,7 @@
           <w:color w:val="1D293B"/>
           <w:sz w:val="20"/>
         </w:rPr>
-        <w:t>+</w:t>
+        <w:t>=</w:t>
       </w:r>
       <w:r>
         <w:rPr>
@@ -3766,7 +5222,7 @@
           <w:color w:val="1D293B"/>
           <w:sz w:val="20"/>
         </w:rPr>
-        <w:t>(Distance</w:t>
+        <w:t>Round(Product</w:t>
       </w:r>
       <w:r>
         <w:rPr>
@@ -3783,7 +5239,7 @@
           <w:color w:val="1D293B"/>
           <w:sz w:val="20"/>
         </w:rPr>
-        <w:t>in</w:t>
+        <w:t>Subtotal</w:t>
       </w:r>
       <w:r>
         <w:rPr>
@@ -3800,7 +5256,7 @@
           <w:color w:val="1D293B"/>
           <w:sz w:val="20"/>
         </w:rPr>
-        <w:t>KM</w:t>
+        <w:t>×</w:t>
       </w:r>
       <w:r>
         <w:rPr>
@@ -3815,61 +5271,10 @@
         <w:rPr>
           <w:rFonts w:ascii="Courier New" w:hAnsi="Courier New"/>
           <w:color w:val="1D293B"/>
-          <w:sz w:val="20"/>
-        </w:rPr>
-        <w:t>×</w:t>
-      </w:r>
-      <w:r>
-        <w:rPr>
-          <w:rFonts w:ascii="Courier New" w:hAnsi="Courier New"/>
-          <w:color w:val="1D293B"/>
-          <w:spacing w:val="-1"/>
-          <w:sz w:val="20"/>
-        </w:rPr>
-        <w:t> </w:t>
-      </w:r>
-      <w:r>
-        <w:rPr>
-          <w:rFonts w:ascii="Courier New" w:hAnsi="Courier New"/>
-          <w:color w:val="1D293B"/>
-          <w:sz w:val="20"/>
-        </w:rPr>
-        <w:t>Tariff</w:t>
-      </w:r>
-      <w:r>
-        <w:rPr>
-          <w:rFonts w:ascii="Courier New" w:hAnsi="Courier New"/>
-          <w:color w:val="1D293B"/>
-          <w:spacing w:val="-1"/>
-          <w:sz w:val="20"/>
-        </w:rPr>
-        <w:t> </w:t>
-      </w:r>
-      <w:r>
-        <w:rPr>
-          <w:rFonts w:ascii="Courier New" w:hAnsi="Courier New"/>
-          <w:color w:val="1D293B"/>
-          <w:sz w:val="20"/>
-        </w:rPr>
-        <w:t>per</w:t>
-      </w:r>
-      <w:r>
-        <w:rPr>
-          <w:rFonts w:ascii="Courier New" w:hAnsi="Courier New"/>
-          <w:color w:val="1D293B"/>
-          <w:spacing w:val="-1"/>
-          <w:sz w:val="20"/>
-        </w:rPr>
-        <w:t> </w:t>
-      </w:r>
-      <w:r>
-        <w:rPr>
-          <w:rFonts w:ascii="Courier New" w:hAnsi="Courier New"/>
-          <w:color w:val="1D293B"/>
-          <w:spacing w:val="-5"/>
-          <w:sz w:val="20"/>
-        </w:rPr>
-        <w:t>KM)</w:t>
+          <w:spacing w:val="-2"/>
+          <w:sz w:val="20"/>
+        </w:rPr>
+        <w:t>0.025)</w:t>
       </w:r>
     </w:p>
     <w:p>
@@ -3896,7 +5301,7 @@
           <w:color w:val="1D293B"/>
           <w:sz w:val="20"/>
         </w:rPr>
-        <w:t>Admin</w:t>
+        <w:t>Grand</w:t>
       </w:r>
       <w:r>
         <w:rPr>
@@ -3913,7 +5318,7 @@
           <w:color w:val="1D293B"/>
           <w:sz w:val="20"/>
         </w:rPr>
-        <w:t>Fee</w:t>
+        <w:t>Total</w:t>
       </w:r>
       <w:r>
         <w:rPr>
@@ -3930,7 +5335,7 @@
           <w:color w:val="1D293B"/>
           <w:sz w:val="20"/>
         </w:rPr>
-        <w:t>(Biaya</w:t>
+        <w:t>=</w:t>
       </w:r>
       <w:r>
         <w:rPr>
@@ -3947,7 +5352,7 @@
           <w:color w:val="1D293B"/>
           <w:sz w:val="20"/>
         </w:rPr>
-        <w:t>Layanan</w:t>
+        <w:t>Product</w:t>
       </w:r>
       <w:r>
         <w:rPr>
@@ -3964,7 +5369,7 @@
           <w:color w:val="1D293B"/>
           <w:sz w:val="20"/>
         </w:rPr>
-        <w:t>2.5%)</w:t>
+        <w:t>Subtotal</w:t>
       </w:r>
       <w:r>
         <w:rPr>
@@ -3981,7 +5386,7 @@
           <w:color w:val="1D293B"/>
           <w:sz w:val="20"/>
         </w:rPr>
-        <w:t>=</w:t>
+        <w:t>+</w:t>
       </w:r>
       <w:r>
         <w:rPr>
@@ -3998,7 +5403,7 @@
           <w:color w:val="1D293B"/>
           <w:sz w:val="20"/>
         </w:rPr>
-        <w:t>Round(Product</w:t>
+        <w:t>Shipping</w:t>
       </w:r>
       <w:r>
         <w:rPr>
@@ -4015,7 +5420,7 @@
           <w:color w:val="1D293B"/>
           <w:sz w:val="20"/>
         </w:rPr>
-        <w:t>Subtotal</w:t>
+        <w:t>Tariff</w:t>
       </w:r>
       <w:r>
         <w:rPr>
@@ -4032,7 +5437,7 @@
           <w:color w:val="1D293B"/>
           <w:sz w:val="20"/>
         </w:rPr>
-        <w:t>×</w:t>
+        <w:t>+</w:t>
       </w:r>
       <w:r>
         <w:rPr>
@@ -4047,10 +5452,27 @@
         <w:rPr>
           <w:rFonts w:ascii="Courier New" w:hAnsi="Courier New"/>
           <w:color w:val="1D293B"/>
-          <w:spacing w:val="-2"/>
-          <w:sz w:val="20"/>
-        </w:rPr>
-        <w:t>0.025)</w:t>
+          <w:sz w:val="20"/>
+        </w:rPr>
+        <w:t>Admin</w:t>
+      </w:r>
+      <w:r>
+        <w:rPr>
+          <w:rFonts w:ascii="Courier New" w:hAnsi="Courier New"/>
+          <w:color w:val="1D293B"/>
+          <w:spacing w:val="-1"/>
+          <w:sz w:val="20"/>
+        </w:rPr>
+        <w:t> </w:t>
+      </w:r>
+      <w:r>
+        <w:rPr>
+          <w:rFonts w:ascii="Courier New" w:hAnsi="Courier New"/>
+          <w:color w:val="1D293B"/>
+          <w:spacing w:val="-5"/>
+          <w:sz w:val="20"/>
+        </w:rPr>
+        <w:t>Fee</w:t>
       </w:r>
     </w:p>
     <w:p>
@@ -4077,7 +5499,7 @@
           <w:color w:val="1D293B"/>
           <w:sz w:val="20"/>
         </w:rPr>
-        <w:t>Grand</w:t>
+        <w:t>Domestic</w:t>
       </w:r>
       <w:r>
         <w:rPr>
@@ -4094,7 +5516,7 @@
           <w:color w:val="1D293B"/>
           <w:sz w:val="20"/>
         </w:rPr>
-        <w:t>Total</w:t>
+        <w:t>Tax</w:t>
       </w:r>
       <w:r>
         <w:rPr>
@@ -4111,7 +5533,7 @@
           <w:color w:val="1D293B"/>
           <w:sz w:val="20"/>
         </w:rPr>
-        <w:t>=</w:t>
+        <w:t>Base</w:t>
       </w:r>
       <w:r>
         <w:rPr>
@@ -4128,7 +5550,7 @@
           <w:color w:val="1D293B"/>
           <w:sz w:val="20"/>
         </w:rPr>
-        <w:t>Product</w:t>
+        <w:t>(DPP)</w:t>
       </w:r>
       <w:r>
         <w:rPr>
@@ -4145,7 +5567,7 @@
           <w:color w:val="1D293B"/>
           <w:sz w:val="20"/>
         </w:rPr>
-        <w:t>Subtotal</w:t>
+        <w:t>=</w:t>
       </w:r>
       <w:r>
         <w:rPr>
@@ -4162,7 +5584,7 @@
           <w:color w:val="1D293B"/>
           <w:sz w:val="20"/>
         </w:rPr>
-        <w:t>+</w:t>
+        <w:t>Round(Product</w:t>
       </w:r>
       <w:r>
         <w:rPr>
@@ -4179,7 +5601,7 @@
           <w:color w:val="1D293B"/>
           <w:sz w:val="20"/>
         </w:rPr>
-        <w:t>Shipping</w:t>
+        <w:t>Subtotal</w:t>
       </w:r>
       <w:r>
         <w:rPr>
@@ -4196,7 +5618,7 @@
           <w:color w:val="1D293B"/>
           <w:sz w:val="20"/>
         </w:rPr>
-        <w:t>Tariff</w:t>
+        <w:t>/</w:t>
       </w:r>
       <w:r>
         <w:rPr>
@@ -4211,44 +5633,10 @@
         <w:rPr>
           <w:rFonts w:ascii="Courier New" w:hAnsi="Courier New"/>
           <w:color w:val="1D293B"/>
-          <w:sz w:val="20"/>
-        </w:rPr>
-        <w:t>+</w:t>
-      </w:r>
-      <w:r>
-        <w:rPr>
-          <w:rFonts w:ascii="Courier New" w:hAnsi="Courier New"/>
-          <w:color w:val="1D293B"/>
-          <w:spacing w:val="-1"/>
-          <w:sz w:val="20"/>
-        </w:rPr>
-        <w:t> </w:t>
-      </w:r>
-      <w:r>
-        <w:rPr>
-          <w:rFonts w:ascii="Courier New" w:hAnsi="Courier New"/>
-          <w:color w:val="1D293B"/>
-          <w:sz w:val="20"/>
-        </w:rPr>
-        <w:t>Admin</w:t>
-      </w:r>
-      <w:r>
-        <w:rPr>
-          <w:rFonts w:ascii="Courier New" w:hAnsi="Courier New"/>
-          <w:color w:val="1D293B"/>
-          <w:spacing w:val="-1"/>
-          <w:sz w:val="20"/>
-        </w:rPr>
-        <w:t> </w:t>
-      </w:r>
-      <w:r>
-        <w:rPr>
-          <w:rFonts w:ascii="Courier New" w:hAnsi="Courier New"/>
-          <w:color w:val="1D293B"/>
-          <w:spacing w:val="-5"/>
-          <w:sz w:val="20"/>
-        </w:rPr>
-        <w:t>Fee</w:t>
+          <w:spacing w:val="-2"/>
+          <w:sz w:val="20"/>
+        </w:rPr>
+        <w:t>1.11)</w:t>
       </w:r>
     </w:p>
     <w:p>
@@ -4275,7 +5663,7 @@
           <w:color w:val="1D293B"/>
           <w:sz w:val="20"/>
         </w:rPr>
-        <w:t>Tax</w:t>
+        <w:t>Domestic</w:t>
       </w:r>
       <w:r>
         <w:rPr>
@@ -4292,7 +5680,7 @@
           <w:color w:val="1D293B"/>
           <w:sz w:val="20"/>
         </w:rPr>
-        <w:t>Base</w:t>
+        <w:t>PPN</w:t>
       </w:r>
       <w:r>
         <w:rPr>
@@ -4309,7 +5697,7 @@
           <w:color w:val="1D293B"/>
           <w:sz w:val="20"/>
         </w:rPr>
-        <w:t>(DPP)</w:t>
+        <w:t>11%</w:t>
       </w:r>
       <w:r>
         <w:rPr>
@@ -4343,7 +5731,7 @@
           <w:color w:val="1D293B"/>
           <w:sz w:val="20"/>
         </w:rPr>
-        <w:t>Round(Product</w:t>
+        <w:t>Product</w:t>
       </w:r>
       <w:r>
         <w:rPr>
@@ -4377,7 +5765,7 @@
           <w:color w:val="1D293B"/>
           <w:sz w:val="20"/>
         </w:rPr>
-        <w:t>/</w:t>
+        <w:t>-</w:t>
       </w:r>
       <w:r>
         <w:rPr>
@@ -4392,10 +5780,10 @@
         <w:rPr>
           <w:rFonts w:ascii="Courier New" w:hAnsi="Courier New"/>
           <w:color w:val="1D293B"/>
-          <w:spacing w:val="-2"/>
-          <w:sz w:val="20"/>
-        </w:rPr>
-        <w:t>1.11)</w:t>
+          <w:spacing w:val="-5"/>
+          <w:sz w:val="20"/>
+        </w:rPr>
+        <w:t>DPP</w:t>
       </w:r>
     </w:p>
     <w:p>
@@ -4422,7 +5810,7 @@
           <w:color w:val="1D293B"/>
           <w:sz w:val="20"/>
         </w:rPr>
-        <w:t>PPN</w:t>
+        <w:t>International</w:t>
       </w:r>
       <w:r>
         <w:rPr>
@@ -4439,7 +5827,7 @@
           <w:color w:val="1D293B"/>
           <w:sz w:val="20"/>
         </w:rPr>
-        <w:t>11%</w:t>
+        <w:t>PPN</w:t>
       </w:r>
       <w:r>
         <w:rPr>
@@ -4456,7 +5844,7 @@
           <w:color w:val="1D293B"/>
           <w:sz w:val="20"/>
         </w:rPr>
-        <w:t>=</w:t>
+        <w:t>Ekspor</w:t>
       </w:r>
       <w:r>
         <w:rPr>
@@ -4473,7 +5861,7 @@
           <w:color w:val="1D293B"/>
           <w:sz w:val="20"/>
         </w:rPr>
-        <w:t>Product</w:t>
+        <w:t>=</w:t>
       </w:r>
       <w:r>
         <w:rPr>
@@ -4490,7 +5878,7 @@
           <w:color w:val="1D293B"/>
           <w:sz w:val="20"/>
         </w:rPr>
-        <w:t>Subtotal</w:t>
+        <w:t>Rp</w:t>
       </w:r>
       <w:r>
         <w:rPr>
@@ -4507,7 +5895,7 @@
           <w:color w:val="1D293B"/>
           <w:sz w:val="20"/>
         </w:rPr>
-        <w:t>-</w:t>
+        <w:t>0</w:t>
       </w:r>
       <w:r>
         <w:rPr>
@@ -4522,10 +5910,225 @@
         <w:rPr>
           <w:rFonts w:ascii="Courier New" w:hAnsi="Courier New"/>
           <w:color w:val="1D293B"/>
-          <w:spacing w:val="-5"/>
-          <w:sz w:val="20"/>
-        </w:rPr>
-        <w:t>DPP</w:t>
+          <w:sz w:val="20"/>
+        </w:rPr>
+        <w:t>(0%</w:t>
+      </w:r>
+      <w:r>
+        <w:rPr>
+          <w:rFonts w:ascii="Courier New" w:hAnsi="Courier New"/>
+          <w:color w:val="1D293B"/>
+          <w:spacing w:val="-1"/>
+          <w:sz w:val="20"/>
+        </w:rPr>
+        <w:t> </w:t>
+      </w:r>
+      <w:r>
+        <w:rPr>
+          <w:rFonts w:ascii="Courier New" w:hAnsi="Courier New"/>
+          <w:color w:val="1D293B"/>
+          <w:sz w:val="20"/>
+        </w:rPr>
+        <w:t>Zero-Rated</w:t>
+      </w:r>
+      <w:r>
+        <w:rPr>
+          <w:rFonts w:ascii="Courier New" w:hAnsi="Courier New"/>
+          <w:color w:val="1D293B"/>
+          <w:spacing w:val="-1"/>
+          <w:sz w:val="20"/>
+        </w:rPr>
+        <w:t> </w:t>
+      </w:r>
+      <w:r>
+        <w:rPr>
+          <w:rFonts w:ascii="Courier New" w:hAnsi="Courier New"/>
+          <w:color w:val="1D293B"/>
+          <w:spacing w:val="-2"/>
+          <w:sz w:val="20"/>
+        </w:rPr>
+        <w:t>Export)</w:t>
+      </w:r>
+    </w:p>
+    <w:p>
+      <w:pPr>
+        <w:pStyle w:val="ListParagraph"/>
+        <w:numPr>
+          <w:ilvl w:val="0"/>
+          <w:numId w:val="2"/>
+        </w:numPr>
+        <w:tabs>
+          <w:tab w:pos="596" w:val="left" w:leader="none"/>
+        </w:tabs>
+        <w:spacing w:line="240" w:lineRule="auto" w:before="133" w:after="0"/>
+        <w:ind w:left="596" w:right="0" w:hanging="239"/>
+        <w:jc w:val="left"/>
+        <w:rPr>
+          <w:rFonts w:ascii="Courier New" w:hAnsi="Courier New"/>
+          <w:sz w:val="20"/>
+        </w:rPr>
+      </w:pPr>
+      <w:r>
+        <w:rPr>
+          <w:rFonts w:ascii="Courier New" w:hAnsi="Courier New"/>
+          <w:color w:val="1D293B"/>
+          <w:sz w:val="20"/>
+        </w:rPr>
+        <w:t>Indonesian</w:t>
+      </w:r>
+      <w:r>
+        <w:rPr>
+          <w:rFonts w:ascii="Courier New" w:hAnsi="Courier New"/>
+          <w:color w:val="1D293B"/>
+          <w:spacing w:val="-1"/>
+          <w:sz w:val="20"/>
+        </w:rPr>
+        <w:t> </w:t>
+      </w:r>
+      <w:r>
+        <w:rPr>
+          <w:rFonts w:ascii="Courier New" w:hAnsi="Courier New"/>
+          <w:color w:val="1D293B"/>
+          <w:sz w:val="20"/>
+        </w:rPr>
+        <w:t>Bea</w:t>
+      </w:r>
+      <w:r>
+        <w:rPr>
+          <w:rFonts w:ascii="Courier New" w:hAnsi="Courier New"/>
+          <w:color w:val="1D293B"/>
+          <w:spacing w:val="-1"/>
+          <w:sz w:val="20"/>
+        </w:rPr>
+        <w:t> </w:t>
+      </w:r>
+      <w:r>
+        <w:rPr>
+          <w:rFonts w:ascii="Courier New" w:hAnsi="Courier New"/>
+          <w:color w:val="1D293B"/>
+          <w:sz w:val="20"/>
+        </w:rPr>
+        <w:t>Keluar</w:t>
+      </w:r>
+      <w:r>
+        <w:rPr>
+          <w:rFonts w:ascii="Courier New" w:hAnsi="Courier New"/>
+          <w:color w:val="1D293B"/>
+          <w:spacing w:val="-1"/>
+          <w:sz w:val="20"/>
+        </w:rPr>
+        <w:t> </w:t>
+      </w:r>
+      <w:r>
+        <w:rPr>
+          <w:rFonts w:ascii="Courier New" w:hAnsi="Courier New"/>
+          <w:color w:val="1D293B"/>
+          <w:sz w:val="20"/>
+        </w:rPr>
+        <w:t>=</w:t>
+      </w:r>
+      <w:r>
+        <w:rPr>
+          <w:rFonts w:ascii="Courier New" w:hAnsi="Courier New"/>
+          <w:color w:val="1D293B"/>
+          <w:spacing w:val="-1"/>
+          <w:sz w:val="20"/>
+        </w:rPr>
+        <w:t> </w:t>
+      </w:r>
+      <w:r>
+        <w:rPr>
+          <w:rFonts w:ascii="Courier New" w:hAnsi="Courier New"/>
+          <w:color w:val="1D293B"/>
+          <w:sz w:val="20"/>
+        </w:rPr>
+        <w:t>Rp</w:t>
+      </w:r>
+      <w:r>
+        <w:rPr>
+          <w:rFonts w:ascii="Courier New" w:hAnsi="Courier New"/>
+          <w:color w:val="1D293B"/>
+          <w:spacing w:val="-1"/>
+          <w:sz w:val="20"/>
+        </w:rPr>
+        <w:t> </w:t>
+      </w:r>
+      <w:r>
+        <w:rPr>
+          <w:rFonts w:ascii="Courier New" w:hAnsi="Courier New"/>
+          <w:color w:val="1D293B"/>
+          <w:sz w:val="20"/>
+        </w:rPr>
+        <w:t>0</w:t>
+      </w:r>
+      <w:r>
+        <w:rPr>
+          <w:rFonts w:ascii="Courier New" w:hAnsi="Courier New"/>
+          <w:color w:val="1D293B"/>
+          <w:spacing w:val="-1"/>
+          <w:sz w:val="20"/>
+        </w:rPr>
+        <w:t> </w:t>
+      </w:r>
+      <w:r>
+        <w:rPr>
+          <w:rFonts w:ascii="Courier New" w:hAnsi="Courier New"/>
+          <w:color w:val="1D293B"/>
+          <w:sz w:val="20"/>
+        </w:rPr>
+        <w:t>(0%</w:t>
+      </w:r>
+      <w:r>
+        <w:rPr>
+          <w:rFonts w:ascii="Courier New" w:hAnsi="Courier New"/>
+          <w:color w:val="1D293B"/>
+          <w:spacing w:val="-1"/>
+          <w:sz w:val="20"/>
+        </w:rPr>
+        <w:t> </w:t>
+      </w:r>
+      <w:r>
+        <w:rPr>
+          <w:rFonts w:ascii="Courier New" w:hAnsi="Courier New"/>
+          <w:color w:val="1D293B"/>
+          <w:sz w:val="20"/>
+        </w:rPr>
+        <w:t>Free</w:t>
+      </w:r>
+      <w:r>
+        <w:rPr>
+          <w:rFonts w:ascii="Courier New" w:hAnsi="Courier New"/>
+          <w:color w:val="1D293B"/>
+          <w:spacing w:val="-1"/>
+          <w:sz w:val="20"/>
+        </w:rPr>
+        <w:t> </w:t>
+      </w:r>
+      <w:r>
+        <w:rPr>
+          <w:rFonts w:ascii="Courier New" w:hAnsi="Courier New"/>
+          <w:color w:val="1D293B"/>
+          <w:sz w:val="20"/>
+        </w:rPr>
+        <w:t>Export</w:t>
+      </w:r>
+      <w:r>
+        <w:rPr>
+          <w:rFonts w:ascii="Courier New" w:hAnsi="Courier New"/>
+          <w:color w:val="1D293B"/>
+          <w:spacing w:val="-1"/>
+          <w:sz w:val="20"/>
+        </w:rPr>
+        <w:t> </w:t>
+      </w:r>
+      <w:r>
+        <w:rPr>
+          <w:rFonts w:ascii="Courier New" w:hAnsi="Courier New"/>
+          <w:color w:val="1D293B"/>
+          <w:spacing w:val="-2"/>
+          <w:sz w:val="20"/>
+        </w:rPr>
+        <w:t>Tariff)</w:t>
       </w:r>
     </w:p>
     <w:p>
@@ -4659,7 +6262,7 @@
     <w:p>
       <w:pPr>
         <w:pStyle w:val="BodyText"/>
-        <w:spacing w:before="12"/>
+        <w:spacing w:before="13"/>
         <w:rPr>
           <w:b/>
           <w:sz w:val="7"/>
@@ -4679,7 +6282,7 @@
                   <wp:posOffset>647700</wp:posOffset>
                 </wp:positionH>
                 <wp:positionV relativeFrom="paragraph">
-                  <wp:posOffset>82413</wp:posOffset>
+                  <wp:posOffset>82737</wp:posOffset>
                 </wp:positionV>
                 <wp:extent cx="6264275" cy="9525"/>
                 <wp:effectExtent l="0" t="0" r="0" b="0"/>
@@ -4743,7 +6346,7 @@
           </mc:Choice>
           <mc:Fallback>
             <w:pict>
-              <v:rect style="position:absolute;margin-left:51.000004pt;margin-top:6.489275pt;width:493.230444pt;height:.75pt;mso-position-horizontal-relative:page;mso-position-vertical-relative:paragraph;z-index:-15727616;mso-wrap-distance-left:0;mso-wrap-distance-right:0" id="docshape4" filled="true" fillcolor="#cbd5e1" stroked="false">
+              <v:rect style="position:absolute;margin-left:51.000004pt;margin-top:6.514755pt;width:493.230444pt;height:.75pt;mso-position-horizontal-relative:page;mso-position-vertical-relative:paragraph;z-index:-15727616;mso-wrap-distance-left:0;mso-wrap-distance-right:0" id="docshape4" filled="true" fillcolor="#cbd5e1" stroked="false">
                 <v:fill type="solid"/>
                 <w10:wrap type="topAndBottom"/>
               </v:rect>
@@ -4755,7 +6358,7 @@
     <w:p>
       <w:pPr>
         <w:pStyle w:val="BodyText"/>
-        <w:spacing w:line="297" w:lineRule="auto" w:before="268"/>
+        <w:spacing w:line="283" w:lineRule="auto" w:before="283"/>
         <w:ind w:left="27"/>
       </w:pPr>
       <w:r>
@@ -4952,135 +6555,7 @@
     <w:p>
       <w:pPr>
         <w:pStyle w:val="BodyText"/>
-        <w:rPr>
-          <w:sz w:val="20"/>
-        </w:rPr>
-      </w:pPr>
-    </w:p>
-    <w:p>
-      <w:pPr>
-        <w:pStyle w:val="BodyText"/>
-        <w:rPr>
-          <w:sz w:val="20"/>
-        </w:rPr>
-      </w:pPr>
-    </w:p>
-    <w:p>
-      <w:pPr>
-        <w:pStyle w:val="BodyText"/>
-        <w:rPr>
-          <w:sz w:val="20"/>
-        </w:rPr>
-      </w:pPr>
-    </w:p>
-    <w:p>
-      <w:pPr>
-        <w:pStyle w:val="BodyText"/>
-        <w:rPr>
-          <w:sz w:val="20"/>
-        </w:rPr>
-      </w:pPr>
-    </w:p>
-    <w:p>
-      <w:pPr>
-        <w:pStyle w:val="BodyText"/>
-        <w:rPr>
-          <w:sz w:val="20"/>
-        </w:rPr>
-      </w:pPr>
-    </w:p>
-    <w:p>
-      <w:pPr>
-        <w:pStyle w:val="BodyText"/>
-        <w:rPr>
-          <w:sz w:val="20"/>
-        </w:rPr>
-      </w:pPr>
-    </w:p>
-    <w:p>
-      <w:pPr>
-        <w:pStyle w:val="BodyText"/>
-        <w:rPr>
-          <w:sz w:val="20"/>
-        </w:rPr>
-      </w:pPr>
-    </w:p>
-    <w:p>
-      <w:pPr>
-        <w:pStyle w:val="BodyText"/>
-        <w:rPr>
-          <w:sz w:val="20"/>
-        </w:rPr>
-      </w:pPr>
-    </w:p>
-    <w:p>
-      <w:pPr>
-        <w:pStyle w:val="BodyText"/>
-        <w:rPr>
-          <w:sz w:val="20"/>
-        </w:rPr>
-      </w:pPr>
-    </w:p>
-    <w:p>
-      <w:pPr>
-        <w:pStyle w:val="BodyText"/>
-        <w:rPr>
-          <w:sz w:val="20"/>
-        </w:rPr>
-      </w:pPr>
-    </w:p>
-    <w:p>
-      <w:pPr>
-        <w:pStyle w:val="BodyText"/>
-        <w:rPr>
-          <w:sz w:val="20"/>
-        </w:rPr>
-      </w:pPr>
-    </w:p>
-    <w:p>
-      <w:pPr>
-        <w:pStyle w:val="BodyText"/>
-        <w:rPr>
-          <w:sz w:val="20"/>
-        </w:rPr>
-      </w:pPr>
-    </w:p>
-    <w:p>
-      <w:pPr>
-        <w:pStyle w:val="BodyText"/>
-        <w:rPr>
-          <w:sz w:val="20"/>
-        </w:rPr>
-      </w:pPr>
-    </w:p>
-    <w:p>
-      <w:pPr>
-        <w:pStyle w:val="BodyText"/>
-        <w:rPr>
-          <w:sz w:val="20"/>
-        </w:rPr>
-      </w:pPr>
-    </w:p>
-    <w:p>
-      <w:pPr>
-        <w:pStyle w:val="BodyText"/>
-        <w:rPr>
-          <w:sz w:val="20"/>
-        </w:rPr>
-      </w:pPr>
-    </w:p>
-    <w:p>
-      <w:pPr>
-        <w:pStyle w:val="BodyText"/>
-        <w:rPr>
-          <w:sz w:val="20"/>
-        </w:rPr>
-      </w:pPr>
-    </w:p>
-    <w:p>
-      <w:pPr>
-        <w:pStyle w:val="BodyText"/>
-        <w:spacing w:before="73"/>
+        <w:spacing w:before="103"/>
         <w:rPr>
           <w:sz w:val="20"/>
         </w:rPr>
@@ -5098,7 +6573,7 @@
                   <wp:posOffset>647700</wp:posOffset>
                 </wp:positionH>
                 <wp:positionV relativeFrom="paragraph">
-                  <wp:posOffset>230514</wp:posOffset>
+                  <wp:posOffset>249683</wp:posOffset>
                 </wp:positionV>
                 <wp:extent cx="6264275" cy="159385"/>
                 <wp:effectExtent l="0" t="0" r="0" b="0"/>
@@ -5164,7 +6639,7 @@
           </mc:Choice>
           <mc:Fallback>
             <w:pict>
-              <v:rect style="position:absolute;margin-left:51pt;margin-top:18.150782pt;width:493.230466pt;height:12.51984pt;mso-position-horizontal-relative:page;mso-position-vertical-relative:paragraph;z-index:-15727104;mso-wrap-distance-left:0;mso-wrap-distance-right:0" id="docshape5" filled="true" fillcolor="#000000" stroked="false">
+              <v:rect style="position:absolute;margin-left:51pt;margin-top:19.660116pt;width:493.230466pt;height:12.51984pt;mso-position-horizontal-relative:page;mso-position-vertical-relative:paragraph;z-index:-15727104;mso-wrap-distance-left:0;mso-wrap-distance-right:0" id="docshape5" filled="true" fillcolor="#000000" stroked="false">
                 <v:fill opacity="9764f" type="solid"/>
                 <w10:wrap type="topAndBottom"/>
               </v:rect>
@@ -5213,7 +6688,7 @@
         <mc:AlternateContent>
           <mc:Choice Requires="wps">
             <w:drawing>
-              <wp:anchor distT="0" distB="0" distL="0" distR="0" allowOverlap="1" layoutInCell="1" locked="0" behindDoc="1" simplePos="0" relativeHeight="487125504">
+              <wp:anchor distT="0" distB="0" distL="0" distR="0" allowOverlap="1" layoutInCell="1" locked="0" behindDoc="1" simplePos="0" relativeHeight="487123968">
                 <wp:simplePos x="0" y="0"/>
                 <wp:positionH relativeFrom="page">
                   <wp:posOffset>647699</wp:posOffset>
@@ -5782,7 +7257,7 @@
           </mc:Choice>
           <mc:Fallback>
             <w:pict>
-              <v:group style="position:absolute;margin-left:50.999996pt;margin-top:-20.540741pt;width:493.5pt;height:314.3pt;mso-position-horizontal-relative:page;mso-position-vertical-relative:paragraph;z-index:-16190976" id="docshapegroup6" coordorigin="1020,-411" coordsize="9870,6286">
+              <v:group style="position:absolute;margin-left:50.999996pt;margin-top:-20.540741pt;width:493.5pt;height:314.3pt;mso-position-horizontal-relative:page;mso-position-vertical-relative:paragraph;z-index:-16192512" id="docshapegroup6" coordorigin="1020,-411" coordsize="9870,6286">
                 <v:shape style="position:absolute;left:1020;top:-411;width:9865;height:6286" id="docshape7" coordorigin="1020,-411" coordsize="9865,6286" path="m10885,5875l1020,5875,1020,-411,10885,-411,10885,-396,1200,-396,1184,-395,1168,-393,1152,-389,1137,-383,1122,-376,1108,-368,1095,-358,1083,-347,1072,-335,1063,-322,1055,-309,1048,-294,1042,-279,1038,-263,1036,-247,1035,-231,1035,5319,1036,5335,1038,5351,1042,5367,1048,5382,1055,5397,1063,5411,1072,5424,1083,5436,1095,5447,1108,5456,1122,5465,1137,5472,1152,5477,1168,5481,1184,5483,1200,5484,10885,5484,10885,5875xm10885,5484l10710,5484,10726,5483,10742,5481,10758,5477,10773,5472,10788,5465,10802,5456,10815,5447,10827,5436,10838,5424,10847,5411,10855,5397,10862,5382,10868,5367,10872,5351,10874,5335,10875,5319,10875,-231,10874,-247,10872,-263,10868,-279,10862,-294,10855,-309,10847,-322,10838,-335,10827,-347,10815,-358,10802,-368,10788,-376,10773,-383,10758,-389,10742,-393,10726,-395,10710,-396,10885,-396,10885,5484xe" filled="true" fillcolor="#000000" stroked="false">
                   <v:path arrowok="t"/>
                   <v:fill opacity="9764f" type="solid"/>
@@ -6082,7 +7557,7 @@
         <mc:AlternateContent>
           <mc:Choice Requires="wps">
             <w:drawing>
-              <wp:anchor distT="0" distB="0" distL="0" distR="0" allowOverlap="1" layoutInCell="1" locked="0" behindDoc="1" simplePos="0" relativeHeight="487126528">
+              <wp:anchor distT="0" distB="0" distL="0" distR="0" allowOverlap="1" layoutInCell="1" locked="0" behindDoc="1" simplePos="0" relativeHeight="487124992">
                 <wp:simplePos x="0" y="0"/>
                 <wp:positionH relativeFrom="page">
                   <wp:posOffset>1058491</wp:posOffset>
@@ -7730,7 +9205,7 @@
           </mc:Choice>
           <mc:Fallback>
             <w:pict>
-              <v:group style="position:absolute;margin-left:83.345825pt;margin-top:-4.890901pt;width:428.85pt;height:214.95pt;mso-position-horizontal-relative:page;mso-position-vertical-relative:paragraph;z-index:-16189952" id="docshapegroup11" coordorigin="1667,-98" coordsize="8577,4299">
+              <v:group style="position:absolute;margin-left:83.345825pt;margin-top:-4.890901pt;width:428.85pt;height:214.95pt;mso-position-horizontal-relative:page;mso-position-vertical-relative:paragraph;z-index:-16191488" id="docshapegroup11" coordorigin="1667,-98" coordsize="8577,4299">
                 <v:shape style="position:absolute;left:1677;top:-88;width:2609;height:3965" id="docshape12" coordorigin="1677,-87" coordsize="2609,3965" path="m4169,3877l1794,3877,1786,3876,1726,3852,1684,3792,1677,3760,1677,30,1703,-39,1762,-81,1794,-87,1803,-87,4169,-87,4237,-62,4279,-3,4286,30,4286,3760,4260,3828,4201,3871,4177,3876,4169,3877xe" filled="true" fillcolor="#0e1729" stroked="false">
                   <v:path arrowok="t"/>
                   <v:fill type="solid"/>
@@ -10472,7 +11947,7 @@
         <mc:AlternateContent>
           <mc:Choice Requires="wps">
             <w:drawing>
-              <wp:anchor distT="0" distB="0" distL="0" distR="0" allowOverlap="1" layoutInCell="1" locked="0" behindDoc="1" simplePos="0" relativeHeight="487126016">
+              <wp:anchor distT="0" distB="0" distL="0" distR="0" allowOverlap="1" layoutInCell="1" locked="0" behindDoc="1" simplePos="0" relativeHeight="487124480">
                 <wp:simplePos x="0" y="0"/>
                 <wp:positionH relativeFrom="page">
                   <wp:posOffset>647700</wp:posOffset>
@@ -10542,7 +12017,7 @@
           </mc:Choice>
           <mc:Fallback>
             <w:pict>
-              <v:rect style="position:absolute;margin-left:51.000004pt;margin-top:27.796329pt;width:493.230444pt;height:.75pt;mso-position-horizontal-relative:page;mso-position-vertical-relative:paragraph;z-index:-16190464" id="docshape23" filled="true" fillcolor="#cbd5e1" stroked="false">
+              <v:rect style="position:absolute;margin-left:51.000004pt;margin-top:27.796329pt;width:493.230444pt;height:.75pt;mso-position-horizontal-relative:page;mso-position-vertical-relative:paragraph;z-index:-16192000" id="docshape23" filled="true" fillcolor="#cbd5e1" stroked="false">
                 <v:fill type="solid"/>
                 <w10:wrap type="none"/>
               </v:rect>
@@ -11049,7 +12524,7 @@
         <mc:AlternateContent>
           <mc:Choice Requires="wps">
             <w:drawing>
-              <wp:anchor distT="0" distB="0" distL="0" distR="0" allowOverlap="1" layoutInCell="1" locked="0" behindDoc="1" simplePos="0" relativeHeight="487127552">
+              <wp:anchor distT="0" distB="0" distL="0" distR="0" allowOverlap="1" layoutInCell="1" locked="0" behindDoc="1" simplePos="0" relativeHeight="487126016">
                 <wp:simplePos x="0" y="0"/>
                 <wp:positionH relativeFrom="page">
                   <wp:posOffset>647699</wp:posOffset>
@@ -14906,7 +16381,7 @@
           </mc:Choice>
           <mc:Fallback>
             <w:pict>
-              <v:group style="position:absolute;margin-left:50.999996pt;margin-top:-311.98764pt;width:493.5pt;height:314.3pt;mso-position-horizontal-relative:page;mso-position-vertical-relative:paragraph;z-index:-16188928" id="docshapegroup25" coordorigin="1020,-6240" coordsize="9870,6286">
+              <v:group style="position:absolute;margin-left:50.999996pt;margin-top:-311.98764pt;width:493.5pt;height:314.3pt;mso-position-horizontal-relative:page;mso-position-vertical-relative:paragraph;z-index:-16190464" id="docshapegroup25" coordorigin="1020,-6240" coordsize="9870,6286">
                 <v:shape style="position:absolute;left:1020;top:-6240;width:9865;height:6286" id="docshape26" coordorigin="1020,-6240" coordsize="9865,6286" path="m10885,46l1020,46,1020,-6240,10885,-6240,10885,-6225,1200,-6225,1184,-6224,1168,-6222,1152,-6218,1137,-6212,1122,-6205,1108,-6197,1095,-6187,1083,-6176,1072,-6164,1063,-6151,1055,-6138,1048,-6123,1042,-6108,1038,-6092,1036,-6076,1035,-6060,1035,-510,1036,-493,1038,-478,1042,-462,1048,-447,1055,-432,1063,-418,1072,-405,1083,-393,1095,-382,1108,-373,1122,-364,1137,-357,1152,-352,1168,-348,1184,-346,1200,-345,10885,-345,10885,46xm10885,-345l10710,-345,10726,-346,10742,-348,10758,-352,10773,-357,10788,-364,10802,-373,10815,-382,10827,-393,10838,-405,10847,-418,10855,-432,10862,-447,10868,-462,10872,-478,10874,-493,10875,-510,10875,-6060,10874,-6076,10872,-6092,10868,-6108,10862,-6123,10855,-6138,10847,-6151,10838,-6164,10827,-6176,10815,-6187,10802,-6197,10788,-6205,10773,-6212,10758,-6218,10742,-6222,10726,-6224,10710,-6225,10885,-6225,10885,-345xe" filled="true" fillcolor="#000000" stroked="false">
                   <v:path arrowok="t"/>
                   <v:fill opacity="9764f" type="solid"/>
@@ -21420,13 +22895,931 @@
     </w:p>
     <w:p>
       <w:pPr>
-        <w:pStyle w:val="BodyText"/>
-      </w:pPr>
-    </w:p>
-    <w:p>
-      <w:pPr>
-        <w:pStyle w:val="BodyText"/>
-        <w:spacing w:before="14"/>
+        <w:pStyle w:val="ListParagraph"/>
+        <w:numPr>
+          <w:ilvl w:val="0"/>
+          <w:numId w:val="5"/>
+        </w:numPr>
+        <w:tabs>
+          <w:tab w:pos="387" w:val="left" w:leader="none"/>
+        </w:tabs>
+        <w:spacing w:line="240" w:lineRule="auto" w:before="106" w:after="0"/>
+        <w:ind w:left="387" w:right="0" w:hanging="255"/>
+        <w:jc w:val="left"/>
+        <w:rPr>
+          <w:sz w:val="21"/>
+        </w:rPr>
+      </w:pPr>
+      <w:r>
+        <w:rPr>
+          <w:b/>
+          <w:color w:val="334054"/>
+          <w:sz w:val="21"/>
+        </w:rPr>
+        <w:t>Session</w:t>
+      </w:r>
+      <w:r>
+        <w:rPr>
+          <w:b/>
+          <w:color w:val="334054"/>
+          <w:spacing w:val="-1"/>
+          <w:sz w:val="21"/>
+        </w:rPr>
+        <w:t> </w:t>
+      </w:r>
+      <w:r>
+        <w:rPr>
+          <w:b/>
+          <w:color w:val="334054"/>
+          <w:sz w:val="21"/>
+        </w:rPr>
+        <w:t>9 (Leaflet Map,</w:t>
+      </w:r>
+      <w:r>
+        <w:rPr>
+          <w:b/>
+          <w:color w:val="334054"/>
+          <w:spacing w:val="-1"/>
+          <w:sz w:val="21"/>
+        </w:rPr>
+        <w:t> </w:t>
+      </w:r>
+      <w:r>
+        <w:rPr>
+          <w:b/>
+          <w:color w:val="334054"/>
+          <w:sz w:val="21"/>
+        </w:rPr>
+        <w:t>Global Geocoding &amp; Customs</w:t>
+      </w:r>
+      <w:r>
+        <w:rPr>
+          <w:b/>
+          <w:color w:val="334054"/>
+          <w:spacing w:val="-1"/>
+          <w:sz w:val="21"/>
+        </w:rPr>
+        <w:t> </w:t>
+      </w:r>
+      <w:r>
+        <w:rPr>
+          <w:b/>
+          <w:color w:val="334054"/>
+          <w:sz w:val="21"/>
+        </w:rPr>
+        <w:t>Compliance):</w:t>
+      </w:r>
+      <w:r>
+        <w:rPr>
+          <w:b/>
+          <w:color w:val="334054"/>
+          <w:spacing w:val="-1"/>
+          <w:sz w:val="21"/>
+        </w:rPr>
+        <w:t> </w:t>
+      </w:r>
+      <w:r>
+        <w:rPr>
+          <w:color w:val="334054"/>
+          <w:sz w:val="21"/>
+        </w:rPr>
+        <w:t>Integrated real </w:t>
+      </w:r>
+      <w:r>
+        <w:rPr>
+          <w:color w:val="334054"/>
+          <w:spacing w:val="-2"/>
+          <w:sz w:val="21"/>
+        </w:rPr>
+        <w:t>interactive</w:t>
+      </w:r>
+    </w:p>
+    <w:p>
+      <w:pPr>
+        <w:pStyle w:val="BodyText"/>
+        <w:spacing w:line="297" w:lineRule="auto" w:before="51"/>
+        <w:ind w:left="387"/>
+      </w:pPr>
+      <w:r>
+        <w:rPr>
+          <w:color w:val="334054"/>
+        </w:rPr>
+        <w:t>Leaflet</w:t>
+      </w:r>
+      <w:r>
+        <w:rPr>
+          <w:color w:val="334054"/>
+          <w:spacing w:val="-3"/>
+        </w:rPr>
+        <w:t> </w:t>
+      </w:r>
+      <w:r>
+        <w:rPr>
+          <w:color w:val="334054"/>
+        </w:rPr>
+        <w:t>map</w:t>
+      </w:r>
+      <w:r>
+        <w:rPr>
+          <w:color w:val="334054"/>
+          <w:spacing w:val="-3"/>
+        </w:rPr>
+        <w:t> </w:t>
+      </w:r>
+      <w:r>
+        <w:rPr>
+          <w:color w:val="334054"/>
+        </w:rPr>
+        <w:t>with</w:t>
+      </w:r>
+      <w:r>
+        <w:rPr>
+          <w:color w:val="334054"/>
+          <w:spacing w:val="-3"/>
+        </w:rPr>
+        <w:t> </w:t>
+      </w:r>
+      <w:r>
+        <w:rPr>
+          <w:color w:val="334054"/>
+        </w:rPr>
+        <w:t>direct</w:t>
+      </w:r>
+      <w:r>
+        <w:rPr>
+          <w:color w:val="334054"/>
+          <w:spacing w:val="-3"/>
+        </w:rPr>
+        <w:t> </w:t>
+      </w:r>
+      <w:r>
+        <w:rPr>
+          <w:color w:val="334054"/>
+        </w:rPr>
+        <w:t>click-to-pin,</w:t>
+      </w:r>
+      <w:r>
+        <w:rPr>
+          <w:color w:val="334054"/>
+          <w:spacing w:val="-3"/>
+        </w:rPr>
+        <w:t> </w:t>
+      </w:r>
+      <w:r>
+        <w:rPr>
+          <w:color w:val="334054"/>
+        </w:rPr>
+        <w:t>built</w:t>
+      </w:r>
+      <w:r>
+        <w:rPr>
+          <w:color w:val="334054"/>
+          <w:spacing w:val="-3"/>
+        </w:rPr>
+        <w:t> </w:t>
+      </w:r>
+      <w:r>
+        <w:rPr>
+          <w:color w:val="334054"/>
+        </w:rPr>
+        <w:t>offline</w:t>
+      </w:r>
+      <w:r>
+        <w:rPr>
+          <w:color w:val="334054"/>
+          <w:spacing w:val="-3"/>
+        </w:rPr>
+        <w:t> </w:t>
+      </w:r>
+      <w:r>
+        <w:rPr>
+          <w:color w:val="334054"/>
+        </w:rPr>
+        <w:t>Indonesian</w:t>
+      </w:r>
+      <w:r>
+        <w:rPr>
+          <w:color w:val="334054"/>
+          <w:spacing w:val="-3"/>
+        </w:rPr>
+        <w:t> </w:t>
+      </w:r>
+      <w:r>
+        <w:rPr>
+          <w:color w:val="334054"/>
+        </w:rPr>
+        <w:t>&amp;</w:t>
+      </w:r>
+      <w:r>
+        <w:rPr>
+          <w:color w:val="334054"/>
+          <w:spacing w:val="-3"/>
+        </w:rPr>
+        <w:t> </w:t>
+      </w:r>
+      <w:r>
+        <w:rPr>
+          <w:color w:val="334054"/>
+        </w:rPr>
+        <w:t>global</w:t>
+      </w:r>
+      <w:r>
+        <w:rPr>
+          <w:color w:val="334054"/>
+          <w:spacing w:val="-3"/>
+        </w:rPr>
+        <w:t> </w:t>
+      </w:r>
+      <w:r>
+        <w:rPr>
+          <w:color w:val="334054"/>
+        </w:rPr>
+        <w:t>cities</w:t>
+      </w:r>
+      <w:r>
+        <w:rPr>
+          <w:color w:val="334054"/>
+          <w:spacing w:val="-3"/>
+        </w:rPr>
+        <w:t> </w:t>
+      </w:r>
+      <w:r>
+        <w:rPr>
+          <w:color w:val="334054"/>
+        </w:rPr>
+        <w:t>search</w:t>
+      </w:r>
+      <w:r>
+        <w:rPr>
+          <w:color w:val="334054"/>
+          <w:spacing w:val="-3"/>
+        </w:rPr>
+        <w:t> </w:t>
+      </w:r>
+      <w:r>
+        <w:rPr>
+          <w:color w:val="334054"/>
+        </w:rPr>
+        <w:t>index,</w:t>
+      </w:r>
+      <w:r>
+        <w:rPr>
+          <w:color w:val="334054"/>
+          <w:spacing w:val="-3"/>
+        </w:rPr>
+        <w:t> </w:t>
+      </w:r>
+      <w:r>
+        <w:rPr>
+          <w:color w:val="334054"/>
+        </w:rPr>
+        <w:t>created</w:t>
+      </w:r>
+      <w:r>
+        <w:rPr>
+          <w:color w:val="334054"/>
+          <w:spacing w:val="-3"/>
+        </w:rPr>
+        <w:t> </w:t>
+      </w:r>
+      <w:r>
+        <w:rPr>
+          <w:color w:val="334054"/>
+        </w:rPr>
+        <w:t>4-</w:t>
+      </w:r>
+      <w:r>
+        <w:rPr>
+          <w:color w:val="334054"/>
+        </w:rPr>
+        <w:t>tier dynamic logistics routing (Motorbike, Overland Express, Air Cargo, DHL/FedEx International), and</w:t>
+      </w:r>
+    </w:p>
+    <w:p>
+      <w:pPr>
+        <w:pStyle w:val="BodyText"/>
+        <w:spacing w:line="262" w:lineRule="exact"/>
+        <w:ind w:left="387"/>
+      </w:pPr>
+      <w:r>
+        <w:rPr>
+          <w:color w:val="334054"/>
+        </w:rPr>
+        <w:t>implemented</w:t>
+      </w:r>
+      <w:r>
+        <w:rPr>
+          <w:color w:val="334054"/>
+          <w:spacing w:val="-7"/>
+        </w:rPr>
+        <w:t> </w:t>
+      </w:r>
+      <w:r>
+        <w:rPr>
+          <w:color w:val="334054"/>
+        </w:rPr>
+        <w:t>Indonesian</w:t>
+      </w:r>
+      <w:r>
+        <w:rPr>
+          <w:color w:val="334054"/>
+          <w:spacing w:val="-5"/>
+        </w:rPr>
+        <w:t> </w:t>
+      </w:r>
+      <w:r>
+        <w:rPr>
+          <w:color w:val="334054"/>
+        </w:rPr>
+        <w:t>Bea</w:t>
+      </w:r>
+      <w:r>
+        <w:rPr>
+          <w:color w:val="334054"/>
+          <w:spacing w:val="-4"/>
+        </w:rPr>
+        <w:t> </w:t>
+      </w:r>
+      <w:r>
+        <w:rPr>
+          <w:color w:val="334054"/>
+        </w:rPr>
+        <w:t>Cukai</w:t>
+      </w:r>
+      <w:r>
+        <w:rPr>
+          <w:color w:val="334054"/>
+          <w:spacing w:val="-5"/>
+        </w:rPr>
+        <w:t> </w:t>
+      </w:r>
+      <w:r>
+        <w:rPr>
+          <w:color w:val="334054"/>
+        </w:rPr>
+        <w:t>&amp;</w:t>
+      </w:r>
+      <w:r>
+        <w:rPr>
+          <w:color w:val="334054"/>
+          <w:spacing w:val="-4"/>
+        </w:rPr>
+        <w:t> </w:t>
+      </w:r>
+      <w:r>
+        <w:rPr>
+          <w:color w:val="334054"/>
+        </w:rPr>
+        <w:t>WTO</w:t>
+      </w:r>
+      <w:r>
+        <w:rPr>
+          <w:color w:val="334054"/>
+          <w:spacing w:val="-5"/>
+        </w:rPr>
+        <w:t> </w:t>
+      </w:r>
+      <w:r>
+        <w:rPr>
+          <w:color w:val="334054"/>
+        </w:rPr>
+        <w:t>customs</w:t>
+      </w:r>
+      <w:r>
+        <w:rPr>
+          <w:color w:val="334054"/>
+          <w:spacing w:val="-4"/>
+        </w:rPr>
+        <w:t> </w:t>
+      </w:r>
+      <w:r>
+        <w:rPr>
+          <w:color w:val="334054"/>
+        </w:rPr>
+        <w:t>compliance</w:t>
+      </w:r>
+      <w:r>
+        <w:rPr>
+          <w:color w:val="334054"/>
+          <w:spacing w:val="-5"/>
+        </w:rPr>
+        <w:t> </w:t>
+      </w:r>
+      <w:r>
+        <w:rPr>
+          <w:color w:val="334054"/>
+        </w:rPr>
+        <w:t>(0%</w:t>
+      </w:r>
+      <w:r>
+        <w:rPr>
+          <w:color w:val="334054"/>
+          <w:spacing w:val="-4"/>
+        </w:rPr>
+        <w:t> </w:t>
+      </w:r>
+      <w:r>
+        <w:rPr>
+          <w:color w:val="334054"/>
+        </w:rPr>
+        <w:t>Export</w:t>
+      </w:r>
+      <w:r>
+        <w:rPr>
+          <w:color w:val="334054"/>
+          <w:spacing w:val="-5"/>
+        </w:rPr>
+        <w:t> </w:t>
+      </w:r>
+      <w:r>
+        <w:rPr>
+          <w:color w:val="334054"/>
+        </w:rPr>
+        <w:t>Tariff,</w:t>
+      </w:r>
+      <w:r>
+        <w:rPr>
+          <w:color w:val="334054"/>
+          <w:spacing w:val="-4"/>
+        </w:rPr>
+        <w:t> </w:t>
+      </w:r>
+      <w:r>
+        <w:rPr>
+          <w:color w:val="334054"/>
+        </w:rPr>
+        <w:t>0%</w:t>
+      </w:r>
+      <w:r>
+        <w:rPr>
+          <w:color w:val="334054"/>
+          <w:spacing w:val="-5"/>
+        </w:rPr>
+        <w:t> </w:t>
+      </w:r>
+      <w:r>
+        <w:rPr>
+          <w:color w:val="334054"/>
+        </w:rPr>
+        <w:t>VAT</w:t>
+      </w:r>
+      <w:r>
+        <w:rPr>
+          <w:color w:val="334054"/>
+          <w:spacing w:val="-4"/>
+        </w:rPr>
+        <w:t> </w:t>
+      </w:r>
+      <w:r>
+        <w:rPr>
+          <w:color w:val="334054"/>
+          <w:spacing w:val="-2"/>
+        </w:rPr>
+        <w:t>Export</w:t>
+      </w:r>
+    </w:p>
+    <w:p>
+      <w:pPr>
+        <w:pStyle w:val="BodyText"/>
+        <w:spacing w:before="51"/>
+        <w:ind w:left="387"/>
+      </w:pPr>
+      <w:r>
+        <w:rPr>
+          <w:color w:val="334054"/>
+        </w:rPr>
+        <w:t>Zero-Rated, DDU Destination </w:t>
+      </w:r>
+      <w:r>
+        <w:rPr>
+          <w:color w:val="334054"/>
+          <w:spacing w:val="-2"/>
+        </w:rPr>
+        <w:t>Clearance).</w:t>
+      </w:r>
+    </w:p>
+    <w:p>
+      <w:pPr>
+        <w:pStyle w:val="Heading3"/>
+        <w:numPr>
+          <w:ilvl w:val="0"/>
+          <w:numId w:val="5"/>
+        </w:numPr>
+        <w:tabs>
+          <w:tab w:pos="387" w:val="left" w:leader="none"/>
+        </w:tabs>
+        <w:spacing w:line="240" w:lineRule="auto" w:before="155" w:after="0"/>
+        <w:ind w:left="387" w:right="0" w:hanging="255"/>
+        <w:jc w:val="left"/>
+      </w:pPr>
+      <w:r>
+        <w:rPr>
+          <w:color w:val="334054"/>
+        </w:rPr>
+        <w:t>Session</w:t>
+      </w:r>
+      <w:r>
+        <w:rPr>
+          <w:color w:val="334054"/>
+          <w:spacing w:val="-2"/>
+        </w:rPr>
+        <w:t> </w:t>
+      </w:r>
+      <w:r>
+        <w:rPr>
+          <w:color w:val="334054"/>
+        </w:rPr>
+        <w:t>10</w:t>
+      </w:r>
+      <w:r>
+        <w:rPr>
+          <w:color w:val="334054"/>
+          <w:spacing w:val="-1"/>
+        </w:rPr>
+        <w:t> </w:t>
+      </w:r>
+      <w:r>
+        <w:rPr>
+          <w:color w:val="334054"/>
+        </w:rPr>
+        <w:t>(Inventory</w:t>
+      </w:r>
+      <w:r>
+        <w:rPr>
+          <w:color w:val="334054"/>
+          <w:spacing w:val="-2"/>
+        </w:rPr>
+        <w:t> </w:t>
+      </w:r>
+      <w:r>
+        <w:rPr>
+          <w:color w:val="334054"/>
+        </w:rPr>
+        <w:t>Stock</w:t>
+      </w:r>
+      <w:r>
+        <w:rPr>
+          <w:color w:val="334054"/>
+          <w:spacing w:val="-1"/>
+        </w:rPr>
+        <w:t> </w:t>
+      </w:r>
+      <w:r>
+        <w:rPr>
+          <w:color w:val="334054"/>
+        </w:rPr>
+        <w:t>Automation,</w:t>
+      </w:r>
+      <w:r>
+        <w:rPr>
+          <w:color w:val="334054"/>
+          <w:spacing w:val="-2"/>
+        </w:rPr>
+        <w:t> </w:t>
+      </w:r>
+      <w:r>
+        <w:rPr>
+          <w:color w:val="334054"/>
+        </w:rPr>
+        <w:t>Cancellation</w:t>
+      </w:r>
+      <w:r>
+        <w:rPr>
+          <w:color w:val="334054"/>
+          <w:spacing w:val="-1"/>
+        </w:rPr>
+        <w:t> </w:t>
+      </w:r>
+      <w:r>
+        <w:rPr>
+          <w:color w:val="334054"/>
+        </w:rPr>
+        <w:t>Restitution</w:t>
+      </w:r>
+      <w:r>
+        <w:rPr>
+          <w:color w:val="334054"/>
+          <w:spacing w:val="-2"/>
+        </w:rPr>
+        <w:t> </w:t>
+      </w:r>
+      <w:r>
+        <w:rPr>
+          <w:color w:val="334054"/>
+        </w:rPr>
+        <w:t>&amp;</w:t>
+      </w:r>
+      <w:r>
+        <w:rPr>
+          <w:color w:val="334054"/>
+          <w:spacing w:val="-1"/>
+        </w:rPr>
+        <w:t> </w:t>
+      </w:r>
+      <w:r>
+        <w:rPr>
+          <w:color w:val="334054"/>
+        </w:rPr>
+        <w:t>Database</w:t>
+      </w:r>
+      <w:r>
+        <w:rPr>
+          <w:color w:val="334054"/>
+          <w:spacing w:val="-1"/>
+        </w:rPr>
+        <w:t> </w:t>
+      </w:r>
+      <w:r>
+        <w:rPr>
+          <w:color w:val="334054"/>
+          <w:spacing w:val="-2"/>
+        </w:rPr>
+        <w:t>Reset):</w:t>
+      </w:r>
+    </w:p>
+    <w:p>
+      <w:pPr>
+        <w:pStyle w:val="BodyText"/>
+        <w:spacing w:line="297" w:lineRule="auto" w:before="51"/>
+        <w:ind w:left="387"/>
+      </w:pPr>
+      <w:r>
+        <w:rPr>
+          <w:color w:val="334054"/>
+        </w:rPr>
+        <w:t>Implemented</w:t>
+      </w:r>
+      <w:r>
+        <w:rPr>
+          <w:color w:val="334054"/>
+          <w:spacing w:val="-4"/>
+        </w:rPr>
+        <w:t> </w:t>
+      </w:r>
+      <w:r>
+        <w:rPr>
+          <w:color w:val="334054"/>
+        </w:rPr>
+        <w:t>automated</w:t>
+      </w:r>
+      <w:r>
+        <w:rPr>
+          <w:color w:val="334054"/>
+          <w:spacing w:val="-4"/>
+        </w:rPr>
+        <w:t> </w:t>
+      </w:r>
+      <w:r>
+        <w:rPr>
+          <w:color w:val="334054"/>
+        </w:rPr>
+        <w:t>catalog</w:t>
+      </w:r>
+      <w:r>
+        <w:rPr>
+          <w:color w:val="334054"/>
+          <w:spacing w:val="-4"/>
+        </w:rPr>
+        <w:t> </w:t>
+      </w:r>
+      <w:r>
+        <w:rPr>
+          <w:color w:val="334054"/>
+        </w:rPr>
+        <w:t>inventory</w:t>
+      </w:r>
+      <w:r>
+        <w:rPr>
+          <w:color w:val="334054"/>
+          <w:spacing w:val="-4"/>
+        </w:rPr>
+        <w:t> </w:t>
+      </w:r>
+      <w:r>
+        <w:rPr>
+          <w:color w:val="334054"/>
+        </w:rPr>
+        <w:t>stock</w:t>
+      </w:r>
+      <w:r>
+        <w:rPr>
+          <w:color w:val="334054"/>
+          <w:spacing w:val="-4"/>
+        </w:rPr>
+        <w:t> </w:t>
+      </w:r>
+      <w:r>
+        <w:rPr>
+          <w:color w:val="334054"/>
+        </w:rPr>
+        <w:t>decrement</w:t>
+      </w:r>
+      <w:r>
+        <w:rPr>
+          <w:color w:val="334054"/>
+          <w:spacing w:val="-4"/>
+        </w:rPr>
+        <w:t> </w:t>
+      </w:r>
+      <w:r>
+        <w:rPr>
+          <w:color w:val="334054"/>
+        </w:rPr>
+        <w:t>upon</w:t>
+      </w:r>
+      <w:r>
+        <w:rPr>
+          <w:color w:val="334054"/>
+          <w:spacing w:val="-4"/>
+        </w:rPr>
+        <w:t> </w:t>
+      </w:r>
+      <w:r>
+        <w:rPr>
+          <w:color w:val="334054"/>
+        </w:rPr>
+        <w:t>order</w:t>
+      </w:r>
+      <w:r>
+        <w:rPr>
+          <w:color w:val="334054"/>
+          <w:spacing w:val="-4"/>
+        </w:rPr>
+        <w:t> </w:t>
+      </w:r>
+      <w:r>
+        <w:rPr>
+          <w:color w:val="334054"/>
+        </w:rPr>
+        <w:t>completion,</w:t>
+      </w:r>
+      <w:r>
+        <w:rPr>
+          <w:color w:val="334054"/>
+          <w:spacing w:val="-4"/>
+        </w:rPr>
+        <w:t> </w:t>
+      </w:r>
+      <w:r>
+        <w:rPr>
+          <w:color w:val="334054"/>
+        </w:rPr>
+        <w:t>automated</w:t>
+      </w:r>
+      <w:r>
+        <w:rPr>
+          <w:color w:val="334054"/>
+          <w:spacing w:val="-4"/>
+        </w:rPr>
+        <w:t> </w:t>
+      </w:r>
+      <w:r>
+        <w:rPr>
+          <w:color w:val="334054"/>
+        </w:rPr>
+        <w:t>stock replenishment upon order cancellation, de-duplicated store catalog action buttons, added 1-click</w:t>
+      </w:r>
+    </w:p>
+    <w:p>
+      <w:pPr>
+        <w:pStyle w:val="BodyText"/>
+        <w:spacing w:line="262" w:lineRule="exact"/>
+        <w:ind w:left="387"/>
+      </w:pPr>
+      <w:r>
+        <w:rPr>
+          <w:color w:val="334054"/>
+        </w:rPr>
+        <w:t>Database</w:t>
+      </w:r>
+      <w:r>
+        <w:rPr>
+          <w:color w:val="334054"/>
+          <w:spacing w:val="-1"/>
+        </w:rPr>
+        <w:t> </w:t>
+      </w:r>
+      <w:r>
+        <w:rPr>
+          <w:color w:val="334054"/>
+        </w:rPr>
+        <w:t>Reset</w:t>
+      </w:r>
+      <w:r>
+        <w:rPr>
+          <w:color w:val="334054"/>
+          <w:spacing w:val="-1"/>
+        </w:rPr>
+        <w:t> </w:t>
+      </w:r>
+      <w:r>
+        <w:rPr>
+          <w:color w:val="334054"/>
+        </w:rPr>
+        <w:t>modal in</w:t>
+      </w:r>
+      <w:r>
+        <w:rPr>
+          <w:color w:val="334054"/>
+          <w:spacing w:val="-1"/>
+        </w:rPr>
+        <w:t> </w:t>
+      </w:r>
+      <w:r>
+        <w:rPr>
+          <w:color w:val="334054"/>
+        </w:rPr>
+        <w:t>the Admin</w:t>
+      </w:r>
+      <w:r>
+        <w:rPr>
+          <w:color w:val="334054"/>
+          <w:spacing w:val="-1"/>
+        </w:rPr>
+        <w:t> </w:t>
+      </w:r>
+      <w:r>
+        <w:rPr>
+          <w:color w:val="334054"/>
+        </w:rPr>
+        <w:t>Dashboard,</w:t>
+      </w:r>
+      <w:r>
+        <w:rPr>
+          <w:color w:val="334054"/>
+          <w:spacing w:val="-1"/>
+        </w:rPr>
+        <w:t> </w:t>
+      </w:r>
+      <w:r>
+        <w:rPr>
+          <w:color w:val="334054"/>
+        </w:rPr>
+        <w:t>and established</w:t>
+      </w:r>
+      <w:r>
+        <w:rPr>
+          <w:color w:val="334054"/>
+          <w:spacing w:val="-1"/>
+        </w:rPr>
+        <w:t> </w:t>
+      </w:r>
+      <w:r>
+        <w:rPr>
+          <w:color w:val="334054"/>
+        </w:rPr>
+        <w:t>mandatory planning</w:t>
+      </w:r>
+      <w:r>
+        <w:rPr>
+          <w:color w:val="334054"/>
+          <w:spacing w:val="-1"/>
+        </w:rPr>
+        <w:t> </w:t>
+      </w:r>
+      <w:r>
+        <w:rPr>
+          <w:color w:val="334054"/>
+        </w:rPr>
+        <w:t>and </w:t>
+      </w:r>
+      <w:r>
+        <w:rPr>
+          <w:color w:val="334054"/>
+          <w:spacing w:val="-4"/>
+        </w:rPr>
+        <w:t>docs</w:t>
+      </w:r>
+    </w:p>
+    <w:p>
+      <w:pPr>
+        <w:pStyle w:val="BodyText"/>
+        <w:spacing w:before="51"/>
+        <w:ind w:left="387"/>
+      </w:pPr>
+      <w:r>
+        <w:rPr>
+          <w:color w:val="334054"/>
+        </w:rPr>
+        <w:t>synchronization agent </w:t>
+      </w:r>
+      <w:r>
+        <w:rPr>
+          <w:color w:val="334054"/>
+          <w:spacing w:val="-2"/>
+        </w:rPr>
+        <w:t>rules.</w:t>
+      </w:r>
+    </w:p>
+    <w:p>
+      <w:pPr>
+        <w:pStyle w:val="BodyText"/>
+      </w:pPr>
+    </w:p>
+    <w:p>
+      <w:pPr>
+        <w:pStyle w:val="BodyText"/>
+        <w:spacing w:before="63"/>
       </w:pPr>
     </w:p>
     <w:p>
@@ -21558,7 +23951,7 @@
                   <wp:posOffset>647700</wp:posOffset>
                 </wp:positionH>
                 <wp:positionV relativeFrom="paragraph">
-                  <wp:posOffset>82413</wp:posOffset>
+                  <wp:posOffset>82477</wp:posOffset>
                 </wp:positionV>
                 <wp:extent cx="6264275" cy="9525"/>
                 <wp:effectExtent l="0" t="0" r="0" b="0"/>
@@ -21622,7 +24015,7 @@
           </mc:Choice>
           <mc:Fallback>
             <w:pict>
-              <v:rect style="position:absolute;margin-left:51.000004pt;margin-top:6.48927pt;width:493.230444pt;height:.75pt;mso-position-horizontal-relative:page;mso-position-vertical-relative:paragraph;z-index:-15723008;mso-wrap-distance-left:0;mso-wrap-distance-right:0" id="docshape49" filled="true" fillcolor="#cbd5e1" stroked="false">
+              <v:rect style="position:absolute;margin-left:51.000004pt;margin-top:6.494326pt;width:493.230444pt;height:.75pt;mso-position-horizontal-relative:page;mso-position-vertical-relative:paragraph;z-index:-15723008;mso-wrap-distance-left:0;mso-wrap-distance-right:0" id="docshape49" filled="true" fillcolor="#cbd5e1" stroked="false">
                 <v:fill type="solid"/>
                 <w10:wrap type="topAndBottom"/>
               </v:rect>
@@ -21758,111 +24151,7 @@
     <w:p>
       <w:pPr>
         <w:pStyle w:val="BodyText"/>
-        <w:rPr>
-          <w:sz w:val="20"/>
-        </w:rPr>
-      </w:pPr>
-    </w:p>
-    <w:p>
-      <w:pPr>
-        <w:pStyle w:val="BodyText"/>
-        <w:rPr>
-          <w:sz w:val="20"/>
-        </w:rPr>
-      </w:pPr>
-    </w:p>
-    <w:p>
-      <w:pPr>
-        <w:pStyle w:val="BodyText"/>
-        <w:rPr>
-          <w:sz w:val="20"/>
-        </w:rPr>
-      </w:pPr>
-    </w:p>
-    <w:p>
-      <w:pPr>
-        <w:pStyle w:val="BodyText"/>
-        <w:rPr>
-          <w:sz w:val="20"/>
-        </w:rPr>
-      </w:pPr>
-    </w:p>
-    <w:p>
-      <w:pPr>
-        <w:pStyle w:val="BodyText"/>
-        <w:rPr>
-          <w:sz w:val="20"/>
-        </w:rPr>
-      </w:pPr>
-    </w:p>
-    <w:p>
-      <w:pPr>
-        <w:pStyle w:val="BodyText"/>
-        <w:rPr>
-          <w:sz w:val="20"/>
-        </w:rPr>
-      </w:pPr>
-    </w:p>
-    <w:p>
-      <w:pPr>
-        <w:pStyle w:val="BodyText"/>
-        <w:rPr>
-          <w:sz w:val="20"/>
-        </w:rPr>
-      </w:pPr>
-    </w:p>
-    <w:p>
-      <w:pPr>
-        <w:pStyle w:val="BodyText"/>
-        <w:rPr>
-          <w:sz w:val="20"/>
-        </w:rPr>
-      </w:pPr>
-    </w:p>
-    <w:p>
-      <w:pPr>
-        <w:pStyle w:val="BodyText"/>
-        <w:rPr>
-          <w:sz w:val="20"/>
-        </w:rPr>
-      </w:pPr>
-    </w:p>
-    <w:p>
-      <w:pPr>
-        <w:pStyle w:val="BodyText"/>
-        <w:rPr>
-          <w:sz w:val="20"/>
-        </w:rPr>
-      </w:pPr>
-    </w:p>
-    <w:p>
-      <w:pPr>
-        <w:pStyle w:val="BodyText"/>
-        <w:rPr>
-          <w:sz w:val="20"/>
-        </w:rPr>
-      </w:pPr>
-    </w:p>
-    <w:p>
-      <w:pPr>
-        <w:pStyle w:val="BodyText"/>
-        <w:rPr>
-          <w:sz w:val="20"/>
-        </w:rPr>
-      </w:pPr>
-    </w:p>
-    <w:p>
-      <w:pPr>
-        <w:pStyle w:val="BodyText"/>
-        <w:rPr>
-          <w:sz w:val="20"/>
-        </w:rPr>
-      </w:pPr>
-    </w:p>
-    <w:p>
-      <w:pPr>
-        <w:pStyle w:val="BodyText"/>
-        <w:spacing w:before="154"/>
+        <w:spacing w:before="73"/>
         <w:rPr>
           <w:sz w:val="20"/>
         </w:rPr>
@@ -21880,7 +24169,7 @@
                   <wp:posOffset>647700</wp:posOffset>
                 </wp:positionH>
                 <wp:positionV relativeFrom="paragraph">
-                  <wp:posOffset>281949</wp:posOffset>
+                  <wp:posOffset>230560</wp:posOffset>
                 </wp:positionV>
                 <wp:extent cx="6264275" cy="116839"/>
                 <wp:effectExtent l="0" t="0" r="0" b="0"/>
@@ -21946,7 +24235,7 @@
           </mc:Choice>
           <mc:Fallback>
             <w:pict>
-              <v:rect style="position:absolute;margin-left:51pt;margin-top:22.200781pt;width:493.230466pt;height:9.159840pt;mso-position-horizontal-relative:page;mso-position-vertical-relative:paragraph;z-index:-15722496;mso-wrap-distance-left:0;mso-wrap-distance-right:0" id="docshape50" filled="true" fillcolor="#000000" stroked="false">
+              <v:rect style="position:absolute;margin-left:51pt;margin-top:18.154333pt;width:493.230466pt;height:9.159840pt;mso-position-horizontal-relative:page;mso-position-vertical-relative:paragraph;z-index:-15722496;mso-wrap-distance-left:0;mso-wrap-distance-right:0" id="docshape50" filled="true" fillcolor="#000000" stroked="false">
                 <v:fill opacity="3853f" type="solid"/>
                 <w10:wrap type="topAndBottom"/>
               </v:rect>
@@ -24098,7 +26387,7 @@
         <mc:AlternateContent>
           <mc:Choice Requires="wps">
             <w:drawing>
-              <wp:anchor distT="0" distB="0" distL="0" distR="0" allowOverlap="1" layoutInCell="1" locked="0" behindDoc="1" simplePos="0" relativeHeight="487130624">
+              <wp:anchor distT="0" distB="0" distL="0" distR="0" allowOverlap="1" layoutInCell="1" locked="0" behindDoc="1" simplePos="0" relativeHeight="487129088">
                 <wp:simplePos x="0" y="0"/>
                 <wp:positionH relativeFrom="page">
                   <wp:posOffset>647699</wp:posOffset>
@@ -24746,7 +27035,7 @@
           </mc:Choice>
           <mc:Fallback>
             <w:pict>
-              <v:group style="position:absolute;margin-left:50.999996pt;margin-top:-312.520142pt;width:493.5pt;height:378.4pt;mso-position-horizontal-relative:page;mso-position-vertical-relative:paragraph;z-index:-16185856" id="docshapegroup61" coordorigin="1020,-6250" coordsize="9870,7568">
+              <v:group style="position:absolute;margin-left:50.999996pt;margin-top:-312.520142pt;width:493.5pt;height:378.4pt;mso-position-horizontal-relative:page;mso-position-vertical-relative:paragraph;z-index:-16187392" id="docshapegroup61" coordorigin="1020,-6250" coordsize="9870,7568">
                 <v:shape style="position:absolute;left:1020;top:-6251;width:9865;height:7568" id="docshape62" coordorigin="1020,-6250" coordsize="9865,7568" path="m10885,1317l1020,1317,1020,-6250,10885,-6250,10885,-6235,1200,-6235,1184,-6235,1168,-6232,1152,-6228,1137,-6223,1122,-6216,1108,-6208,1095,-6198,1083,-6187,1072,-6175,1063,-6162,1055,-6148,1048,-6134,1042,-6118,1038,-6103,1036,-6087,1035,-6070,1035,830,1036,846,1038,862,1042,877,1048,893,1055,907,1063,921,1072,934,1083,946,1095,957,1108,967,1122,975,1137,982,1152,988,1168,991,1184,994,1200,995,10885,995,10885,1317xm10885,995l10710,995,10726,994,10742,991,10758,988,10773,982,10788,975,10802,967,10815,957,10827,946,10838,934,10847,921,10855,907,10862,893,10868,877,10872,862,10874,846,10875,830,10875,-6070,10874,-6087,10872,-6103,10868,-6118,10862,-6134,10855,-6148,10847,-6162,10838,-6175,10827,-6187,10815,-6198,10802,-6208,10788,-6216,10773,-6223,10758,-6228,10742,-6232,10726,-6235,10710,-6235,10885,-6235,10885,995xe" filled="true" fillcolor="#000000" stroked="false">
                   <v:path arrowok="t"/>
                   <v:fill opacity="3853f" type="solid"/>
@@ -25384,7 +27673,7 @@
         <mc:AlternateContent>
           <mc:Choice Requires="wps">
             <w:drawing>
-              <wp:anchor distT="0" distB="0" distL="0" distR="0" allowOverlap="1" layoutInCell="1" locked="0" behindDoc="1" simplePos="0" relativeHeight="487131648">
+              <wp:anchor distT="0" distB="0" distL="0" distR="0" allowOverlap="1" layoutInCell="1" locked="0" behindDoc="1" simplePos="0" relativeHeight="487130112">
                 <wp:simplePos x="0" y="0"/>
                 <wp:positionH relativeFrom="page">
                   <wp:posOffset>647699</wp:posOffset>
@@ -26026,7 +28315,7 @@
           </mc:Choice>
           <mc:Fallback>
             <w:pict>
-              <v:group style="position:absolute;margin-left:50.999996pt;margin-top:-312.520172pt;width:493.5pt;height:378.4pt;mso-position-horizontal-relative:page;mso-position-vertical-relative:paragraph;z-index:-16184832" id="docshapegroup68" coordorigin="1020,-6250" coordsize="9870,7568">
+              <v:group style="position:absolute;margin-left:50.999996pt;margin-top:-312.520172pt;width:493.5pt;height:378.4pt;mso-position-horizontal-relative:page;mso-position-vertical-relative:paragraph;z-index:-16186368" id="docshapegroup68" coordorigin="1020,-6250" coordsize="9870,7568">
                 <v:shape style="position:absolute;left:1020;top:-6251;width:9865;height:7568" id="docshape69" coordorigin="1020,-6250" coordsize="9865,7568" path="m10885,1317l1020,1317,1020,-6250,10885,-6250,10885,-6235,1200,-6235,1184,-6235,1168,-6232,1152,-6228,1137,-6223,1122,-6216,1108,-6208,1095,-6198,1083,-6187,1072,-6175,1063,-6162,1055,-6148,1048,-6134,1042,-6118,1038,-6103,1036,-6087,1035,-6070,1035,830,1036,846,1038,862,1042,877,1048,893,1055,907,1063,921,1072,934,1083,946,1095,957,1108,967,1122,975,1137,982,1152,988,1168,991,1184,994,1200,995,10885,995,10885,1317xm10885,995l10710,995,10726,994,10742,991,10758,988,10773,982,10788,975,10802,967,10815,957,10827,946,10838,934,10847,921,10855,907,10862,893,10868,877,10872,862,10874,846,10875,830,10875,-6070,10874,-6087,10872,-6103,10868,-6118,10862,-6134,10855,-6148,10847,-6162,10838,-6175,10827,-6187,10815,-6198,10802,-6208,10788,-6216,10773,-6223,10758,-6228,10742,-6232,10726,-6235,10710,-6235,10885,-6235,10885,995xe" filled="true" fillcolor="#000000" stroked="false">
                   <v:path arrowok="t"/>
                   <v:fill opacity="3853f" type="solid"/>
@@ -28584,7 +30873,7 @@
         <mc:AlternateContent>
           <mc:Choice Requires="wps">
             <w:drawing>
-              <wp:anchor distT="0" distB="0" distL="0" distR="0" allowOverlap="1" layoutInCell="1" locked="0" behindDoc="1" simplePos="0" relativeHeight="487133696">
+              <wp:anchor distT="0" distB="0" distL="0" distR="0" allowOverlap="1" layoutInCell="1" locked="0" behindDoc="1" simplePos="0" relativeHeight="487132160">
                 <wp:simplePos x="0" y="0"/>
                 <wp:positionH relativeFrom="page">
                   <wp:posOffset>647699</wp:posOffset>
@@ -29223,7 +31512,7 @@
           </mc:Choice>
           <mc:Fallback>
             <w:pict>
-              <v:group style="position:absolute;margin-left:50.999996pt;margin-top:-312.520233pt;width:493.5pt;height:378.4pt;mso-position-horizontal-relative:page;mso-position-vertical-relative:paragraph;z-index:-16182784" id="docshapegroup85" coordorigin="1020,-6250" coordsize="9870,7568">
+              <v:group style="position:absolute;margin-left:50.999996pt;margin-top:-312.520233pt;width:493.5pt;height:378.4pt;mso-position-horizontal-relative:page;mso-position-vertical-relative:paragraph;z-index:-16184320" id="docshapegroup85" coordorigin="1020,-6250" coordsize="9870,7568">
                 <v:shape style="position:absolute;left:1020;top:-6251;width:9865;height:7568" id="docshape86" coordorigin="1020,-6250" coordsize="9865,7568" path="m10885,1317l1020,1317,1020,-6250,10885,-6250,10885,-6235,1200,-6235,1184,-6235,1168,-6232,1152,-6228,1137,-6223,1122,-6216,1108,-6208,1095,-6198,1083,-6187,1072,-6175,1063,-6162,1055,-6148,1048,-6134,1042,-6118,1038,-6103,1036,-6087,1035,-6070,1035,830,1036,846,1038,862,1042,877,1048,893,1055,907,1063,921,1072,934,1083,946,1095,957,1108,967,1122,975,1137,982,1152,988,1168,991,1184,994,1200,995,10885,995,10885,1317xm10885,995l10710,995,10726,994,10742,991,10758,988,10773,982,10788,975,10802,967,10815,957,10827,946,10838,934,10847,921,10855,907,10862,893,10868,877,10872,862,10874,846,10875,830,10875,-6070,10874,-6087,10872,-6103,10868,-6118,10862,-6134,10855,-6148,10847,-6162,10838,-6175,10827,-6187,10815,-6198,10802,-6208,10788,-6216,10773,-6223,10758,-6228,10742,-6232,10726,-6235,10710,-6235,10885,-6235,10885,995xe" filled="true" fillcolor="#000000" stroked="false">
                   <v:path arrowok="t"/>
                   <v:fill opacity="3853f" type="solid"/>
@@ -32240,7 +34529,7 @@
         <mc:AlternateContent>
           <mc:Choice Requires="wps">
             <w:drawing>
-              <wp:anchor distT="0" distB="0" distL="0" distR="0" allowOverlap="1" layoutInCell="1" locked="0" behindDoc="1" simplePos="0" relativeHeight="487135744">
+              <wp:anchor distT="0" distB="0" distL="0" distR="0" allowOverlap="1" layoutInCell="1" locked="0" behindDoc="1" simplePos="0" relativeHeight="487134208">
                 <wp:simplePos x="0" y="0"/>
                 <wp:positionH relativeFrom="page">
                   <wp:posOffset>647699</wp:posOffset>
@@ -32903,7 +35192,7 @@
           </mc:Choice>
           <mc:Fallback>
             <w:pict>
-              <v:group style="position:absolute;margin-left:50.999996pt;margin-top:-312.520294pt;width:493.5pt;height:378.4pt;mso-position-horizontal-relative:page;mso-position-vertical-relative:paragraph;z-index:-16180736" id="docshapegroup102" coordorigin="1020,-6250" coordsize="9870,7568">
+              <v:group style="position:absolute;margin-left:50.999996pt;margin-top:-312.520294pt;width:493.5pt;height:378.4pt;mso-position-horizontal-relative:page;mso-position-vertical-relative:paragraph;z-index:-16182272" id="docshapegroup102" coordorigin="1020,-6250" coordsize="9870,7568">
                 <v:shape style="position:absolute;left:1020;top:-6251;width:9865;height:7568" id="docshape103" coordorigin="1020,-6250" coordsize="9865,7568" path="m10885,1317l1020,1317,1020,-6250,10885,-6250,10885,-6235,1200,-6235,1184,-6235,1168,-6232,1152,-6228,1137,-6223,1122,-6216,1108,-6208,1095,-6198,1083,-6187,1072,-6175,1063,-6162,1055,-6148,1048,-6134,1042,-6118,1038,-6103,1036,-6087,1035,-6070,1035,830,1036,846,1038,862,1042,877,1048,893,1055,907,1063,921,1072,934,1083,946,1095,957,1108,967,1122,975,1137,982,1152,988,1168,991,1184,994,1200,995,10885,995,10885,1317xm10885,995l10710,995,10726,994,10742,991,10758,988,10773,982,10788,975,10802,967,10815,957,10827,946,10838,934,10847,921,10855,907,10862,893,10868,877,10872,862,10874,846,10875,830,10875,-6070,10874,-6087,10872,-6103,10868,-6118,10862,-6134,10855,-6148,10847,-6162,10838,-6175,10827,-6187,10815,-6198,10802,-6208,10788,-6216,10773,-6223,10758,-6228,10742,-6232,10726,-6235,10710,-6235,10885,-6235,10885,995xe" filled="true" fillcolor="#000000" stroked="false">
                   <v:path arrowok="t"/>
                   <v:fill opacity="3853f" type="solid"/>
@@ -33524,7 +35813,7 @@
         <mc:AlternateContent>
           <mc:Choice Requires="wps">
             <w:drawing>
-              <wp:anchor distT="0" distB="0" distL="0" distR="0" allowOverlap="1" layoutInCell="1" locked="0" behindDoc="1" simplePos="0" relativeHeight="487136256">
+              <wp:anchor distT="0" distB="0" distL="0" distR="0" allowOverlap="1" layoutInCell="1" locked="0" behindDoc="1" simplePos="0" relativeHeight="487134720">
                 <wp:simplePos x="0" y="0"/>
                 <wp:positionH relativeFrom="page">
                   <wp:posOffset>647699</wp:posOffset>
@@ -34139,7 +36428,7 @@
           </mc:Choice>
           <mc:Fallback>
             <w:pict>
-              <v:group style="position:absolute;margin-left:50.999996pt;margin-top:-312.520325pt;width:493.5pt;height:378.4pt;mso-position-horizontal-relative:page;mso-position-vertical-relative:paragraph;z-index:-16180224" id="docshapegroup109" coordorigin="1020,-6250" coordsize="9870,7568">
+              <v:group style="position:absolute;margin-left:50.999996pt;margin-top:-312.520325pt;width:493.5pt;height:378.4pt;mso-position-horizontal-relative:page;mso-position-vertical-relative:paragraph;z-index:-16181760" id="docshapegroup109" coordorigin="1020,-6250" coordsize="9870,7568">
                 <v:shape style="position:absolute;left:1020;top:-6251;width:9865;height:7568" id="docshape110" coordorigin="1020,-6250" coordsize="9865,7568" path="m10885,1317l1020,1317,1020,-6250,10885,-6250,10885,-6235,1200,-6235,1184,-6235,1168,-6232,1152,-6228,1137,-6223,1122,-6216,1108,-6208,1095,-6198,1083,-6187,1072,-6175,1063,-6162,1055,-6148,1048,-6134,1042,-6118,1038,-6103,1036,-6087,1035,-6070,1035,830,1036,846,1038,862,1042,877,1048,893,1055,907,1063,921,1072,934,1083,946,1095,957,1108,967,1122,975,1137,982,1152,988,1168,991,1184,994,1200,995,10885,995,10885,1317xm10885,995l10710,995,10726,994,10742,991,10758,988,10773,982,10788,975,10802,967,10815,957,10827,946,10838,934,10847,921,10855,907,10862,893,10868,877,10872,862,10874,846,10875,830,10875,-6070,10874,-6087,10872,-6103,10868,-6118,10862,-6134,10855,-6148,10847,-6162,10838,-6175,10827,-6187,10815,-6198,10802,-6208,10788,-6216,10773,-6223,10758,-6228,10742,-6232,10726,-6235,10710,-6235,10885,-6235,10885,995xe" filled="true" fillcolor="#000000" stroked="false">
                   <v:path arrowok="t"/>
                   <v:fill opacity="3853f" type="solid"/>
@@ -34618,7 +36907,7 @@
   </w:numPicBullet>
   <w:numPicBullet w:numPicBulletId="1">
     <w:pict>
-      <v:shape id="_x0000_i1076" type="#_x0000_t75" style="width:7.500000pt;height:7.500000pt" o:bullet="t">
+      <v:shape id="_x0000_i1076" type="#_x0000_t75" style="width:9.000000pt;height:9.000000pt" o:bullet="t">
         <v:imagedata r:id="rId2" o:title="image2.png"/>
       </v:shape>
     </w:pict>
@@ -34626,6 +36915,13 @@
   <w:numPicBullet w:numPicBulletId="2">
     <w:pict>
       <v:shape id="_x0000_i1077" type="#_x0000_t75" style="width:7.500000pt;height:7.500000pt" o:bullet="t">
+        <v:imagedata r:id="rId3" o:title="image3.png"/>
+      </v:shape>
+    </w:pict>
+  </w:numPicBullet>
+  <w:numPicBullet w:numPicBulletId="3">
+    <w:pict>
+      <v:shape id="_x0000_i1078" type="#_x0000_t75" style="width:7.500000pt;height:7.500000pt" o:bullet="t">
         <v:imagedata r:id="rId1" o:title="image1.png"/>
       </v:shape>
     </w:pict>
@@ -34636,7 +36932,7 @@
       <w:start w:val="0"/>
       <w:numFmt w:val="bullet"/>
       <w:lvlText w:val="&amp;"/>
-      <w:lvlPicBulletId w:val="2"/>
+      <w:lvlPicBulletId w:val="3"/>
       <w:lvlJc w:val="left"/>
       <w:pPr>
         <w:ind w:left="388" w:hanging="255"/>
@@ -34895,7 +37191,7 @@
       <w:start w:val="0"/>
       <w:numFmt w:val="bullet"/>
       <w:lvlText w:val="&amp;"/>
-      <w:lvlPicBulletId w:val="1"/>
+      <w:lvlPicBulletId w:val="2"/>
       <w:lvlJc w:val="left"/>
       <w:pPr>
         <w:ind w:left="388" w:hanging="255"/>
@@ -35213,13 +37509,22 @@
     <w:lvl w:ilvl="3">
       <w:start w:val="0"/>
       <w:numFmt w:val="bullet"/>
-      <w:lvlText w:val="•"/>
+      <w:lvlText w:val="&amp;"/>
+      <w:lvlPicBulletId w:val="1"/>
       <w:lvlJc w:val="left"/>
       <w:pPr>
-        <w:ind w:left="2561" w:hanging="425"/>
+        <w:ind w:left="748" w:hanging="425"/>
       </w:pPr>
       <w:rPr>
-        <w:rFonts w:hint="default"/>
+        <w:rFonts w:hint="default" w:ascii="Times New Roman" w:hAnsi="Times New Roman" w:eastAsia="Times New Roman" w:cs="Times New Roman"/>
+        <w:b w:val="0"/>
+        <w:bCs w:val="0"/>
+        <w:i w:val="0"/>
+        <w:iCs w:val="0"/>
+        <w:w w:val="100"/>
+        <w:position w:val="4"/>
+        <w:sz w:val="13"/>
+        <w:szCs w:val="13"/>
         <w:lang w:val="en-US" w:eastAsia="en-US" w:bidi="ar-SA"/>
       </w:rPr>
     </w:lvl>
@@ -35229,7 +37534,7 @@
       <w:lvlText w:val="•"/>
       <w:lvlJc w:val="left"/>
       <w:pPr>
-        <w:ind w:left="3611" w:hanging="425"/>
+        <w:ind w:left="3033" w:hanging="425"/>
       </w:pPr>
       <w:rPr>
         <w:rFonts w:hint="default"/>
@@ -35242,7 +37547,7 @@
       <w:lvlText w:val="•"/>
       <w:lvlJc w:val="left"/>
       <w:pPr>
-        <w:ind w:left="4662" w:hanging="425"/>
+        <w:ind w:left="4180" w:hanging="425"/>
       </w:pPr>
       <w:rPr>
         <w:rFonts w:hint="default"/>
@@ -35255,7 +37560,7 @@
       <w:lvlText w:val="•"/>
       <w:lvlJc w:val="left"/>
       <w:pPr>
-        <w:ind w:left="5712" w:hanging="425"/>
+        <w:ind w:left="5327" w:hanging="425"/>
       </w:pPr>
       <w:rPr>
         <w:rFonts w:hint="default"/>
@@ -35268,7 +37573,7 @@
       <w:lvlText w:val="•"/>
       <w:lvlJc w:val="left"/>
       <w:pPr>
-        <w:ind w:left="6763" w:hanging="425"/>
+        <w:ind w:left="6474" w:hanging="425"/>
       </w:pPr>
       <w:rPr>
         <w:rFonts w:hint="default"/>
@@ -35281,7 +37586,7 @@
       <w:lvlText w:val="•"/>
       <w:lvlJc w:val="left"/>
       <w:pPr>
-        <w:ind w:left="7814" w:hanging="425"/>
+        <w:ind w:left="7621" w:hanging="425"/>
       </w:pPr>
       <w:rPr>
         <w:rFonts w:hint="default"/>
@@ -35413,6 +37718,25 @@
       <w:bCs/>
       <w:sz w:val="25"/>
       <w:szCs w:val="25"/>
+      <w:lang w:val="en-US" w:eastAsia="en-US" w:bidi="ar-SA"/>
+    </w:rPr>
+  </w:style>
+  <w:style w:styleId="Heading3" w:type="paragraph">
+    <w:name w:val="Heading 3"/>
+    <w:basedOn w:val="Normal"/>
+    <w:uiPriority w:val="1"/>
+    <w:qFormat/>
+    <w:pPr>
+      <w:spacing w:before="155"/>
+      <w:ind w:left="387" w:hanging="255"/>
+      <w:outlineLvl w:val="3"/>
+    </w:pPr>
+    <w:rPr>
+      <w:rFonts w:ascii="Segoe UI" w:hAnsi="Segoe UI" w:eastAsia="Segoe UI" w:cs="Segoe UI"/>
+      <w:b/>
+      <w:bCs/>
+      <w:sz w:val="21"/>
+      <w:szCs w:val="21"/>
       <w:lang w:val="en-US" w:eastAsia="en-US" w:bidi="ar-SA"/>
     </w:rPr>
   </w:style>

--- a/docs/User Documentation - Azmi Jalaluddin Amron _ NovaStore.docx
+++ b/docs/User Documentation - Azmi Jalaluddin Amron _ NovaStore.docx
@@ -7056,7 +7056,7 @@
         <mc:AlternateContent>
           <mc:Choice Requires="wps">
             <w:drawing>
-              <wp:anchor distT="0" distB="0" distL="0" distR="0" allowOverlap="1" layoutInCell="1" locked="0" behindDoc="1" simplePos="0" relativeHeight="487130624">
+              <wp:anchor distT="0" distB="0" distL="0" distR="0" allowOverlap="1" layoutInCell="1" locked="0" behindDoc="1" simplePos="0" relativeHeight="487132160">
                 <wp:simplePos x="0" y="0"/>
                 <wp:positionH relativeFrom="page">
                   <wp:posOffset>647699</wp:posOffset>
@@ -9257,7 +9257,7 @@
           </mc:Choice>
           <mc:Fallback>
             <w:pict>
-              <v:group style="position:absolute;margin-left:50.999996pt;margin-top:-33.260826pt;width:493.5pt;height:332.25pt;mso-position-horizontal-relative:page;mso-position-vertical-relative:paragraph;z-index:-16185856" id="docshapegroup5" coordorigin="1020,-665" coordsize="9870,6645">
+              <v:group style="position:absolute;margin-left:50.999996pt;margin-top:-33.260826pt;width:493.5pt;height:332.25pt;mso-position-horizontal-relative:page;mso-position-vertical-relative:paragraph;z-index:-16184320" id="docshapegroup5" coordorigin="1020,-665" coordsize="9870,6645">
                 <v:shape style="position:absolute;left:1020;top:-666;width:9865;height:6528" id="docshape6" coordorigin="1020,-665" coordsize="9865,6528" path="m10885,5863l1020,5863,1020,-665,10885,-665,10885,-396,1200,-396,1184,-395,1168,-393,1152,-389,1137,-383,1122,-376,1108,-368,1095,-358,1083,-347,1072,-335,1063,-323,1055,-309,1048,-294,1042,-279,1038,-263,1036,-247,1035,-231,1035,5304,1036,5320,1038,5336,1042,5352,1048,5367,1055,5382,1063,5396,1072,5409,1083,5421,1095,5432,1108,5441,1122,5450,1137,5457,1152,5462,1168,5466,1184,5468,1200,5469,10885,5469,10885,5863xm10885,5469l10710,5469,10726,5468,10742,5466,10758,5462,10773,5457,10788,5450,10802,5441,10815,5432,10827,5421,10838,5409,10847,5396,10855,5382,10862,5367,10868,5352,10872,5336,10874,5320,10875,5304,10875,-231,10874,-247,10872,-263,10868,-279,10862,-294,10855,-309,10847,-323,10838,-335,10827,-347,10815,-358,10802,-368,10788,-376,10773,-383,10758,-389,10742,-393,10726,-395,10710,-396,10885,-396,10885,5469xe" filled="true" fillcolor="#000000" stroked="false">
                   <v:path arrowok="t"/>
                   <v:fill opacity="9764f" type="solid"/>
@@ -12767,7 +12767,7 @@
         <mc:AlternateContent>
           <mc:Choice Requires="wps">
             <w:drawing>
-              <wp:anchor distT="0" distB="0" distL="0" distR="0" allowOverlap="1" layoutInCell="1" locked="0" behindDoc="1" simplePos="0" relativeHeight="487131648">
+              <wp:anchor distT="0" distB="0" distL="0" distR="0" allowOverlap="1" layoutInCell="1" locked="0" behindDoc="1" simplePos="0" relativeHeight="487133184">
                 <wp:simplePos x="0" y="0"/>
                 <wp:positionH relativeFrom="page">
                   <wp:posOffset>647699</wp:posOffset>
@@ -16624,7 +16624,7 @@
           </mc:Choice>
           <mc:Fallback>
             <w:pict>
-              <v:group style="position:absolute;margin-left:50.999996pt;margin-top:-311.98764pt;width:493.5pt;height:314.3pt;mso-position-horizontal-relative:page;mso-position-vertical-relative:paragraph;z-index:-16184832" id="docshapegroup24" coordorigin="1020,-6240" coordsize="9870,6286">
+              <v:group style="position:absolute;margin-left:50.999996pt;margin-top:-311.98764pt;width:493.5pt;height:314.3pt;mso-position-horizontal-relative:page;mso-position-vertical-relative:paragraph;z-index:-16183296" id="docshapegroup24" coordorigin="1020,-6240" coordsize="9870,6286">
                 <v:shape style="position:absolute;left:1020;top:-6240;width:9865;height:6286" id="docshape25" coordorigin="1020,-6240" coordsize="9865,6286" path="m10885,46l1020,46,1020,-6240,10885,-6240,10885,-6225,1200,-6225,1184,-6224,1168,-6222,1152,-6218,1137,-6212,1122,-6205,1108,-6197,1095,-6187,1083,-6176,1072,-6164,1063,-6151,1055,-6138,1048,-6123,1042,-6108,1038,-6092,1036,-6076,1035,-6060,1035,-510,1036,-493,1038,-478,1042,-462,1048,-447,1055,-432,1063,-418,1072,-405,1083,-393,1095,-382,1108,-373,1122,-364,1137,-357,1152,-352,1168,-348,1184,-346,1200,-345,10885,-345,10885,46xm10885,-345l10710,-345,10726,-346,10742,-348,10758,-352,10773,-357,10788,-364,10802,-373,10815,-382,10827,-393,10838,-405,10847,-418,10855,-432,10862,-447,10868,-462,10872,-478,10874,-493,10875,-510,10875,-6060,10874,-6076,10872,-6092,10868,-6108,10862,-6123,10855,-6138,10847,-6151,10838,-6164,10827,-6176,10815,-6187,10802,-6197,10788,-6205,10773,-6212,10758,-6218,10742,-6222,10726,-6224,10710,-6225,10885,-6225,10885,-345xe" filled="true" fillcolor="#000000" stroked="false">
                   <v:path arrowok="t"/>
                   <v:fill opacity="9764f" type="solid"/>
@@ -20608,8 +20608,8 @@
         <w:tabs>
           <w:tab w:pos="387" w:val="left" w:leader="none"/>
         </w:tabs>
-        <w:spacing w:line="297" w:lineRule="auto" w:before="73" w:after="0"/>
-        <w:ind w:left="387" w:right="232" w:hanging="217"/>
+        <w:spacing w:line="240" w:lineRule="auto" w:before="73" w:after="0"/>
+        <w:ind w:left="387" w:right="0" w:hanging="216"/>
         <w:jc w:val="left"/>
         <w:rPr>
           <w:sz w:val="21"/>
@@ -20627,167 +20627,311 @@
         <w:rPr>
           <w:b/>
           <w:color w:val="334054"/>
+          <w:spacing w:val="-2"/>
+          <w:sz w:val="21"/>
+        </w:rPr>
+        <w:t> </w:t>
+      </w:r>
+      <w:r>
+        <w:rPr>
+          <w:b/>
+          <w:color w:val="334054"/>
+          <w:sz w:val="21"/>
+        </w:rPr>
+        <w:t>Verification:</w:t>
+      </w:r>
+      <w:r>
+        <w:rPr>
+          <w:b/>
+          <w:color w:val="334054"/>
+          <w:spacing w:val="-2"/>
+          <w:sz w:val="21"/>
+        </w:rPr>
+        <w:t> </w:t>
+      </w:r>
+      <w:r>
+        <w:rPr>
+          <w:color w:val="334054"/>
+          <w:sz w:val="21"/>
+        </w:rPr>
+        <w:t>Admin</w:t>
+      </w:r>
+      <w:r>
+        <w:rPr>
+          <w:color w:val="334054"/>
+          <w:spacing w:val="-1"/>
+          <w:sz w:val="21"/>
+        </w:rPr>
+        <w:t> </w:t>
+      </w:r>
+      <w:r>
+        <w:rPr>
+          <w:color w:val="334054"/>
+          <w:sz w:val="21"/>
+        </w:rPr>
+        <w:t>inspects</w:t>
+      </w:r>
+      <w:r>
+        <w:rPr>
+          <w:color w:val="334054"/>
+          <w:spacing w:val="-2"/>
+          <w:sz w:val="21"/>
+        </w:rPr>
+        <w:t> </w:t>
+      </w:r>
+      <w:r>
+        <w:rPr>
+          <w:color w:val="334054"/>
+          <w:sz w:val="21"/>
+        </w:rPr>
+        <w:t>the</w:t>
+      </w:r>
+      <w:r>
+        <w:rPr>
+          <w:color w:val="334054"/>
+          <w:spacing w:val="-1"/>
+          <w:sz w:val="21"/>
+        </w:rPr>
+        <w:t> </w:t>
+      </w:r>
+      <w:r>
+        <w:rPr>
+          <w:color w:val="334054"/>
+          <w:sz w:val="21"/>
+        </w:rPr>
+        <w:t>payment</w:t>
+      </w:r>
+      <w:r>
+        <w:rPr>
+          <w:color w:val="334054"/>
+          <w:spacing w:val="-1"/>
+          <w:sz w:val="21"/>
+        </w:rPr>
+        <w:t> </w:t>
+      </w:r>
+      <w:r>
+        <w:rPr>
+          <w:color w:val="334054"/>
+          <w:sz w:val="21"/>
+        </w:rPr>
+        <w:t>proof</w:t>
+      </w:r>
+      <w:r>
+        <w:rPr>
+          <w:color w:val="334054"/>
+          <w:spacing w:val="-1"/>
+          <w:sz w:val="21"/>
+        </w:rPr>
+        <w:t> </w:t>
+      </w:r>
+      <w:r>
+        <w:rPr>
+          <w:color w:val="334054"/>
+          <w:sz w:val="21"/>
+        </w:rPr>
+        <w:t>screenshot</w:t>
+      </w:r>
+      <w:r>
+        <w:rPr>
+          <w:color w:val="334054"/>
+          <w:spacing w:val="-2"/>
+          <w:sz w:val="21"/>
+        </w:rPr>
+        <w:t> </w:t>
+      </w:r>
+      <w:r>
+        <w:rPr>
+          <w:color w:val="334054"/>
+          <w:sz w:val="21"/>
+        </w:rPr>
+        <w:t>in</w:t>
+      </w:r>
+      <w:r>
+        <w:rPr>
+          <w:color w:val="334054"/>
+          <w:spacing w:val="-1"/>
+          <w:sz w:val="21"/>
+        </w:rPr>
+        <w:t> </w:t>
+      </w:r>
+      <w:r>
+        <w:rPr>
+          <w:color w:val="334054"/>
+          <w:sz w:val="21"/>
+        </w:rPr>
+        <w:t>full-resolution</w:t>
+      </w:r>
+      <w:r>
+        <w:rPr>
+          <w:color w:val="334054"/>
+          <w:spacing w:val="-1"/>
+          <w:sz w:val="21"/>
+        </w:rPr>
+        <w:t> </w:t>
+      </w:r>
+      <w:r>
+        <w:rPr>
+          <w:color w:val="334054"/>
+          <w:sz w:val="21"/>
+        </w:rPr>
+        <w:t>lightbox</w:t>
+      </w:r>
+      <w:r>
+        <w:rPr>
+          <w:color w:val="334054"/>
+          <w:spacing w:val="-1"/>
+          <w:sz w:val="21"/>
+        </w:rPr>
+        <w:t> </w:t>
+      </w:r>
+      <w:r>
+        <w:rPr>
+          <w:color w:val="334054"/>
+          <w:spacing w:val="-5"/>
+          <w:sz w:val="21"/>
+        </w:rPr>
+        <w:t>and</w:t>
+      </w:r>
+    </w:p>
+    <w:p>
+      <w:pPr>
+        <w:pStyle w:val="BodyText"/>
+        <w:spacing w:line="283" w:lineRule="auto" w:before="65"/>
+        <w:ind w:left="387" w:right="108"/>
+      </w:pPr>
+      <w:r>
+        <w:rPr>
+          <w:color w:val="334054"/>
+        </w:rPr>
+        <w:t>views</w:t>
+      </w:r>
+      <w:r>
+        <w:rPr>
+          <w:color w:val="334054"/>
           <w:spacing w:val="-4"/>
-          <w:sz w:val="21"/>
-        </w:rPr>
-        <w:t> </w:t>
-      </w:r>
-      <w:r>
-        <w:rPr>
-          <w:b/>
-          <w:color w:val="334054"/>
-          <w:sz w:val="21"/>
-        </w:rPr>
-        <w:t>Verification:</w:t>
-      </w:r>
-      <w:r>
-        <w:rPr>
-          <w:b/>
-          <w:color w:val="334054"/>
-          <w:spacing w:val="-5"/>
-          <w:sz w:val="21"/>
-        </w:rPr>
-        <w:t> </w:t>
-      </w:r>
-      <w:r>
-        <w:rPr>
-          <w:color w:val="334054"/>
-          <w:sz w:val="21"/>
-        </w:rPr>
-        <w:t>Admin</w:t>
+        </w:rPr>
+        <w:t> </w:t>
+      </w:r>
+      <w:r>
+        <w:rPr>
+          <w:color w:val="334054"/>
+        </w:rPr>
+        <w:t>the</w:t>
       </w:r>
       <w:r>
         <w:rPr>
           <w:color w:val="334054"/>
           <w:spacing w:val="-4"/>
-          <w:sz w:val="21"/>
-        </w:rPr>
-        <w:t> </w:t>
-      </w:r>
-      <w:r>
-        <w:rPr>
-          <w:color w:val="334054"/>
-          <w:sz w:val="21"/>
-        </w:rPr>
-        <w:t>inspects</w:t>
+        </w:rPr>
+        <w:t> </w:t>
+      </w:r>
+      <w:r>
+        <w:rPr>
+          <w:color w:val="334054"/>
+        </w:rPr>
+        <w:t>itemized</w:t>
       </w:r>
       <w:r>
         <w:rPr>
           <w:color w:val="334054"/>
           <w:spacing w:val="-4"/>
-          <w:sz w:val="21"/>
-        </w:rPr>
-        <w:t> </w:t>
-      </w:r>
-      <w:r>
-        <w:rPr>
-          <w:color w:val="334054"/>
-          <w:sz w:val="21"/>
-        </w:rPr>
-        <w:t>the</w:t>
+        </w:rPr>
+        <w:t> </w:t>
+      </w:r>
+      <w:r>
+        <w:rPr>
+          <w:color w:val="334054"/>
+        </w:rPr>
+        <w:t>products</w:t>
       </w:r>
       <w:r>
         <w:rPr>
           <w:color w:val="334054"/>
           <w:spacing w:val="-4"/>
-          <w:sz w:val="21"/>
-        </w:rPr>
-        <w:t> </w:t>
-      </w:r>
-      <w:r>
-        <w:rPr>
-          <w:color w:val="334054"/>
-          <w:sz w:val="21"/>
-        </w:rPr>
-        <w:t>payment</w:t>
+        </w:rPr>
+        <w:t> </w:t>
+      </w:r>
+      <w:r>
+        <w:rPr>
+          <w:color w:val="334054"/>
+        </w:rPr>
+        <w:t>breakdown</w:t>
       </w:r>
       <w:r>
         <w:rPr>
           <w:color w:val="334054"/>
           <w:spacing w:val="-4"/>
-          <w:sz w:val="21"/>
-        </w:rPr>
-        <w:t> </w:t>
-      </w:r>
-      <w:r>
-        <w:rPr>
-          <w:color w:val="334054"/>
-          <w:sz w:val="21"/>
-        </w:rPr>
-        <w:t>proof</w:t>
+        </w:rPr>
+        <w:t> </w:t>
+      </w:r>
+      <w:r>
+        <w:rPr>
+          <w:color w:val="334054"/>
+        </w:rPr>
+        <w:t>(product</w:t>
       </w:r>
       <w:r>
         <w:rPr>
           <w:color w:val="334054"/>
           <w:spacing w:val="-4"/>
-          <w:sz w:val="21"/>
-        </w:rPr>
-        <w:t> </w:t>
-      </w:r>
-      <w:r>
-        <w:rPr>
-          <w:color w:val="334054"/>
-          <w:sz w:val="21"/>
-        </w:rPr>
-        <w:t>screenshot</w:t>
+        </w:rPr>
+        <w:t> </w:t>
+      </w:r>
+      <w:r>
+        <w:rPr>
+          <w:color w:val="334054"/>
+        </w:rPr>
+        <w:t>thumbnails,</w:t>
       </w:r>
       <w:r>
         <w:rPr>
           <w:color w:val="334054"/>
           <w:spacing w:val="-4"/>
-          <w:sz w:val="21"/>
-        </w:rPr>
-        <w:t> </w:t>
-      </w:r>
-      <w:r>
-        <w:rPr>
-          <w:color w:val="334054"/>
-          <w:sz w:val="21"/>
-        </w:rPr>
-        <w:t>in</w:t>
+        </w:rPr>
+        <w:t> </w:t>
+      </w:r>
+      <w:r>
+        <w:rPr>
+          <w:color w:val="334054"/>
+        </w:rPr>
+        <w:t>SKUs,</w:t>
       </w:r>
       <w:r>
         <w:rPr>
           <w:color w:val="334054"/>
           <w:spacing w:val="-4"/>
-          <w:sz w:val="21"/>
-        </w:rPr>
-        <w:t> </w:t>
-      </w:r>
-      <w:r>
-        <w:rPr>
-          <w:color w:val="334054"/>
-          <w:sz w:val="21"/>
-        </w:rPr>
-        <w:t>full-resolution</w:t>
+        </w:rPr>
+        <w:t> </w:t>
+      </w:r>
+      <w:r>
+        <w:rPr>
+          <w:color w:val="334054"/>
+        </w:rPr>
+        <w:t>names,</w:t>
       </w:r>
       <w:r>
         <w:rPr>
           <w:color w:val="334054"/>
           <w:spacing w:val="-4"/>
-          <w:sz w:val="21"/>
-        </w:rPr>
-        <w:t> </w:t>
-      </w:r>
-      <w:r>
-        <w:rPr>
-          <w:color w:val="334054"/>
-          <w:sz w:val="21"/>
-        </w:rPr>
-        <w:t>lightbox</w:t>
+        </w:rPr>
+        <w:t> </w:t>
+      </w:r>
+      <w:r>
+        <w:rPr>
+          <w:color w:val="334054"/>
+        </w:rPr>
+        <w:t>quantities,</w:t>
       </w:r>
       <w:r>
         <w:rPr>
           <w:color w:val="334054"/>
           <w:spacing w:val="-4"/>
-          <w:sz w:val="21"/>
-        </w:rPr>
-        <w:t> </w:t>
-      </w:r>
-      <w:r>
-        <w:rPr>
-          <w:color w:val="334054"/>
-          <w:sz w:val="21"/>
+        </w:rPr>
+        <w:t> </w:t>
+      </w:r>
+      <w:r>
+        <w:rPr>
+          <w:color w:val="334054"/>
         </w:rPr>
         <w:t>and</w:t>
       </w:r>
@@ -20795,16 +20939,14 @@
         <w:rPr>
           <w:color w:val="334054"/>
           <w:spacing w:val="-4"/>
-          <w:sz w:val="21"/>
-        </w:rPr>
-        <w:t> </w:t>
-      </w:r>
-      <w:r>
-        <w:rPr>
-          <w:color w:val="334054"/>
-          <w:sz w:val="21"/>
-        </w:rPr>
-        <w:t>1-click approves the transaction.</w:t>
+        </w:rPr>
+        <w:t> </w:t>
+      </w:r>
+      <w:r>
+        <w:rPr>
+          <w:color w:val="334054"/>
+        </w:rPr>
+        <w:t>subtotals) before 1-click approving the transaction.</w:t>
       </w:r>
     </w:p>
     <w:p>
@@ -20817,8 +20959,8 @@
         <w:tabs>
           <w:tab w:pos="387" w:val="left" w:leader="none"/>
         </w:tabs>
-        <w:spacing w:line="283" w:lineRule="auto" w:before="72" w:after="0"/>
-        <w:ind w:left="387" w:right="310" w:hanging="217"/>
+        <w:spacing w:line="240" w:lineRule="auto" w:before="91" w:after="0"/>
+        <w:ind w:left="387" w:right="0" w:hanging="216"/>
         <w:jc w:val="left"/>
         <w:rPr>
           <w:sz w:val="21"/>
@@ -20836,7 +20978,7 @@
         <w:rPr>
           <w:b/>
           <w:color w:val="334054"/>
-          <w:spacing w:val="-4"/>
+          <w:spacing w:val="-1"/>
           <w:sz w:val="21"/>
         </w:rPr>
         <w:t> </w:t>
@@ -20853,7 +20995,24 @@
         <w:rPr>
           <w:b/>
           <w:color w:val="334054"/>
-          <w:spacing w:val="-4"/>
+          <w:spacing w:val="-2"/>
+          <w:sz w:val="21"/>
+        </w:rPr>
+        <w:t> </w:t>
+      </w:r>
+      <w:r>
+        <w:rPr>
+          <w:b/>
+          <w:color w:val="334054"/>
+          <w:sz w:val="21"/>
+        </w:rPr>
+        <w:t>Itemized</w:t>
+      </w:r>
+      <w:r>
+        <w:rPr>
+          <w:b/>
+          <w:color w:val="334054"/>
+          <w:spacing w:val="-1"/>
           <w:sz w:val="21"/>
         </w:rPr>
         <w:t> </w:t>
@@ -20870,7 +21029,7 @@
         <w:rPr>
           <w:b/>
           <w:color w:val="334054"/>
-          <w:spacing w:val="-5"/>
+          <w:spacing w:val="-2"/>
           <w:sz w:val="21"/>
         </w:rPr>
         <w:t> </w:t>
@@ -20885,7 +21044,7 @@
       <w:r>
         <w:rPr>
           <w:color w:val="334054"/>
-          <w:spacing w:val="-4"/>
+          <w:spacing w:val="-1"/>
           <w:sz w:val="21"/>
         </w:rPr>
         <w:t> </w:t>
@@ -20900,7 +21059,7 @@
       <w:r>
         <w:rPr>
           <w:color w:val="334054"/>
-          <w:spacing w:val="-4"/>
+          <w:spacing w:val="-1"/>
           <w:sz w:val="21"/>
         </w:rPr>
         <w:t> </w:t>
@@ -20915,7 +21074,7 @@
       <w:r>
         <w:rPr>
           <w:color w:val="334054"/>
-          <w:spacing w:val="-4"/>
+          <w:spacing w:val="-1"/>
           <w:sz w:val="21"/>
         </w:rPr>
         <w:t> </w:t>
@@ -20930,7 +21089,7 @@
       <w:r>
         <w:rPr>
           <w:color w:val="334054"/>
-          <w:spacing w:val="-4"/>
+          <w:spacing w:val="-1"/>
           <w:sz w:val="21"/>
         </w:rPr>
         <w:t> </w:t>
@@ -20947,7 +21106,7 @@
         <w:rPr>
           <w:i/>
           <w:color w:val="334054"/>
-          <w:spacing w:val="-5"/>
+          <w:spacing w:val="-1"/>
           <w:sz w:val="21"/>
         </w:rPr>
         <w:t> </w:t>
@@ -20962,7 +21121,7 @@
       <w:r>
         <w:rPr>
           <w:color w:val="334054"/>
-          <w:spacing w:val="-4"/>
+          <w:spacing w:val="-2"/>
           <w:sz w:val="21"/>
         </w:rPr>
         <w:t> </w:t>
@@ -20979,7 +21138,7 @@
         <w:rPr>
           <w:i/>
           <w:color w:val="334054"/>
-          <w:spacing w:val="-5"/>
+          <w:spacing w:val="-1"/>
           <w:sz w:val="21"/>
         </w:rPr>
         <w:t> </w:t>
@@ -20994,7 +21153,7 @@
       <w:r>
         <w:rPr>
           <w:color w:val="334054"/>
-          <w:spacing w:val="-4"/>
+          <w:spacing w:val="-1"/>
           <w:sz w:val="21"/>
         </w:rPr>
         <w:t> </w:t>
@@ -21003,6 +21162,7 @@
         <w:rPr>
           <w:i/>
           <w:color w:val="334054"/>
+          <w:spacing w:val="-2"/>
           <w:sz w:val="21"/>
         </w:rPr>
         <w:t>Completed</w:t>
@@ -21010,35 +21170,185 @@
       <w:r>
         <w:rPr>
           <w:color w:val="334054"/>
+          <w:spacing w:val="-2"/>
           <w:sz w:val="21"/>
         </w:rPr>
         <w:t>.</w:t>
       </w:r>
-      <w:r>
-        <w:rPr>
-          <w:color w:val="334054"/>
-          <w:spacing w:val="-4"/>
-          <w:sz w:val="21"/>
-        </w:rPr>
-        <w:t> </w:t>
-      </w:r>
-      <w:r>
-        <w:rPr>
-          <w:color w:val="334054"/>
-          <w:sz w:val="21"/>
-        </w:rPr>
-        <w:t>Scannable corporate tax invoices are generated for customer verification.</w:t>
-      </w:r>
     </w:p>
     <w:p>
       <w:pPr>
         <w:pStyle w:val="BodyText"/>
-      </w:pPr>
+        <w:spacing w:line="283" w:lineRule="auto" w:before="66"/>
+        <w:ind w:left="387"/>
+      </w:pPr>
+      <w:r>
+        <w:rPr>
+          <w:color w:val="334054"/>
+        </w:rPr>
+        <w:t>Scannable</w:t>
+      </w:r>
+      <w:r>
+        <w:rPr>
+          <w:color w:val="334054"/>
+          <w:spacing w:val="-3"/>
+        </w:rPr>
+        <w:t> </w:t>
+      </w:r>
+      <w:r>
+        <w:rPr>
+          <w:color w:val="334054"/>
+        </w:rPr>
+        <w:t>corporate</w:t>
+      </w:r>
+      <w:r>
+        <w:rPr>
+          <w:color w:val="334054"/>
+          <w:spacing w:val="-3"/>
+        </w:rPr>
+        <w:t> </w:t>
+      </w:r>
+      <w:r>
+        <w:rPr>
+          <w:color w:val="334054"/>
+        </w:rPr>
+        <w:t>tax</w:t>
+      </w:r>
+      <w:r>
+        <w:rPr>
+          <w:color w:val="334054"/>
+          <w:spacing w:val="-3"/>
+        </w:rPr>
+        <w:t> </w:t>
+      </w:r>
+      <w:r>
+        <w:rPr>
+          <w:color w:val="334054"/>
+        </w:rPr>
+        <w:t>invoices</w:t>
+      </w:r>
+      <w:r>
+        <w:rPr>
+          <w:color w:val="334054"/>
+          <w:spacing w:val="-3"/>
+        </w:rPr>
+        <w:t> </w:t>
+      </w:r>
+      <w:r>
+        <w:rPr>
+          <w:color w:val="334054"/>
+        </w:rPr>
+        <w:t>with</w:t>
+      </w:r>
+      <w:r>
+        <w:rPr>
+          <w:color w:val="334054"/>
+          <w:spacing w:val="-3"/>
+        </w:rPr>
+        <w:t> </w:t>
+      </w:r>
+      <w:r>
+        <w:rPr>
+          <w:color w:val="334054"/>
+        </w:rPr>
+        <w:t>dynamic</w:t>
+      </w:r>
+      <w:r>
+        <w:rPr>
+          <w:color w:val="334054"/>
+          <w:spacing w:val="-3"/>
+        </w:rPr>
+        <w:t> </w:t>
+      </w:r>
+      <w:r>
+        <w:rPr>
+          <w:color w:val="334054"/>
+        </w:rPr>
+        <w:t>itemized</w:t>
+      </w:r>
+      <w:r>
+        <w:rPr>
+          <w:color w:val="334054"/>
+          <w:spacing w:val="-3"/>
+        </w:rPr>
+        <w:t> </w:t>
+      </w:r>
+      <w:r>
+        <w:rPr>
+          <w:color w:val="334054"/>
+        </w:rPr>
+        <w:t>product</w:t>
+      </w:r>
+      <w:r>
+        <w:rPr>
+          <w:color w:val="334054"/>
+          <w:spacing w:val="-3"/>
+        </w:rPr>
+        <w:t> </w:t>
+      </w:r>
+      <w:r>
+        <w:rPr>
+          <w:color w:val="334054"/>
+        </w:rPr>
+        <w:t>tables,</w:t>
+      </w:r>
+      <w:r>
+        <w:rPr>
+          <w:color w:val="334054"/>
+          <w:spacing w:val="-3"/>
+        </w:rPr>
+        <w:t> </w:t>
+      </w:r>
+      <w:r>
+        <w:rPr>
+          <w:color w:val="334054"/>
+        </w:rPr>
+        <w:t>digital</w:t>
+      </w:r>
+      <w:r>
+        <w:rPr>
+          <w:color w:val="334054"/>
+          <w:spacing w:val="-3"/>
+        </w:rPr>
+        <w:t> </w:t>
+      </w:r>
+      <w:r>
+        <w:rPr>
+          <w:color w:val="334054"/>
+        </w:rPr>
+        <w:t>QR</w:t>
+      </w:r>
+      <w:r>
+        <w:rPr>
+          <w:color w:val="334054"/>
+          <w:spacing w:val="-3"/>
+        </w:rPr>
+        <w:t> </w:t>
+      </w:r>
+      <w:r>
+        <w:rPr>
+          <w:color w:val="334054"/>
+        </w:rPr>
+        <w:t>verification</w:t>
+      </w:r>
+      <w:r>
+        <w:rPr>
+          <w:color w:val="334054"/>
+          <w:spacing w:val="-3"/>
+        </w:rPr>
+        <w:t> </w:t>
+      </w:r>
+      <w:r>
+        <w:rPr>
+          <w:color w:val="334054"/>
+        </w:rPr>
+        <w:t>codes, and cashier officer signatures are generated for customer and accounting verification.</w:t>
+      </w:r>
     </w:p>
     <w:p>
       <w:pPr>
         <w:pStyle w:val="BodyText"/>
-        <w:spacing w:before="13"/>
+        <w:spacing w:before="277"/>
       </w:pPr>
     </w:p>
     <w:p>
@@ -21051,7 +21361,7 @@
         <w:tabs>
           <w:tab w:pos="385" w:val="left" w:leader="none"/>
         </w:tabs>
-        <w:spacing w:line="240" w:lineRule="auto" w:before="0" w:after="0"/>
+        <w:spacing w:line="240" w:lineRule="auto" w:before="1" w:after="0"/>
         <w:ind w:left="385" w:right="0" w:hanging="358"/>
         <w:jc w:val="left"/>
       </w:pPr>
@@ -21157,16 +21467,15 @@
     <w:p>
       <w:pPr>
         <w:pStyle w:val="BodyText"/>
-        <w:spacing w:before="13"/>
-        <w:rPr>
-          <w:b/>
-          <w:sz w:val="7"/>
-        </w:rPr>
-      </w:pPr>
-      <w:r>
-        <w:rPr>
-          <w:b/>
-          <w:sz w:val="7"/>
+        <w:rPr>
+          <w:b/>
+          <w:sz w:val="9"/>
+        </w:rPr>
+      </w:pPr>
+      <w:r>
+        <w:rPr>
+          <w:b/>
+          <w:sz w:val="9"/>
         </w:rPr>
         <mc:AlternateContent>
           <mc:Choice Requires="wps">
@@ -21177,7 +21486,7 @@
                   <wp:posOffset>647700</wp:posOffset>
                 </wp:positionH>
                 <wp:positionV relativeFrom="paragraph">
-                  <wp:posOffset>82745</wp:posOffset>
+                  <wp:posOffset>91763</wp:posOffset>
                 </wp:positionV>
                 <wp:extent cx="6264275" cy="9525"/>
                 <wp:effectExtent l="0" t="0" r="0" b="0"/>
@@ -21241,7 +21550,7 @@
           </mc:Choice>
           <mc:Fallback>
             <w:pict>
-              <v:rect style="position:absolute;margin-left:51.000004pt;margin-top:6.515421pt;width:493.230444pt;height:.75pt;mso-position-horizontal-relative:page;mso-position-vertical-relative:paragraph;z-index:-15725056;mso-wrap-distance-left:0;mso-wrap-distance-right:0" id="docshape47" filled="true" fillcolor="#cbd5e1" stroked="false">
+              <v:rect style="position:absolute;margin-left:51.000004pt;margin-top:7.225495pt;width:493.230444pt;height:.75pt;mso-position-horizontal-relative:page;mso-position-vertical-relative:paragraph;z-index:-15725056;mso-wrap-distance-left:0;mso-wrap-distance-right:0" id="docshape47" filled="true" fillcolor="#cbd5e1" stroked="false">
                 <v:fill type="solid"/>
                 <w10:wrap type="topAndBottom"/>
               </v:rect>
@@ -21253,7 +21562,7 @@
     <w:p>
       <w:pPr>
         <w:pStyle w:val="BodyText"/>
-        <w:spacing w:before="283"/>
+        <w:spacing w:before="268"/>
         <w:ind w:left="27"/>
       </w:pPr>
       <w:r>
@@ -21273,7 +21582,7 @@
     <w:p>
       <w:pPr>
         <w:pStyle w:val="BodyText"/>
-        <w:spacing w:before="11"/>
+        <w:spacing w:before="26"/>
       </w:pPr>
     </w:p>
     <w:p>
@@ -21459,215 +21768,11 @@
     <w:p>
       <w:pPr>
         <w:pStyle w:val="ListParagraph"/>
-        <w:numPr>
-          <w:ilvl w:val="0"/>
-          <w:numId w:val="5"/>
-        </w:numPr>
-        <w:tabs>
-          <w:tab w:pos="387" w:val="left" w:leader="none"/>
-        </w:tabs>
-        <w:spacing w:line="240" w:lineRule="auto" w:before="88" w:after="0"/>
-        <w:ind w:left="387" w:right="0" w:hanging="255"/>
+        <w:spacing w:after="0" w:line="297" w:lineRule="auto"/>
         <w:jc w:val="left"/>
         <w:rPr>
           <w:sz w:val="21"/>
         </w:rPr>
-      </w:pPr>
-      <w:r>
-        <w:rPr>
-          <w:b/>
-          <w:color w:val="334054"/>
-          <w:sz w:val="21"/>
-        </w:rPr>
-        <w:t>Session</w:t>
-      </w:r>
-      <w:r>
-        <w:rPr>
-          <w:b/>
-          <w:color w:val="334054"/>
-          <w:spacing w:val="-3"/>
-          <w:sz w:val="21"/>
-        </w:rPr>
-        <w:t> </w:t>
-      </w:r>
-      <w:r>
-        <w:rPr>
-          <w:b/>
-          <w:color w:val="334054"/>
-          <w:sz w:val="21"/>
-        </w:rPr>
-        <w:t>2</w:t>
-      </w:r>
-      <w:r>
-        <w:rPr>
-          <w:b/>
-          <w:color w:val="334054"/>
-          <w:spacing w:val="-1"/>
-          <w:sz w:val="21"/>
-        </w:rPr>
-        <w:t> </w:t>
-      </w:r>
-      <w:r>
-        <w:rPr>
-          <w:b/>
-          <w:color w:val="334054"/>
-          <w:sz w:val="21"/>
-        </w:rPr>
-        <w:t>(Database</w:t>
-      </w:r>
-      <w:r>
-        <w:rPr>
-          <w:b/>
-          <w:color w:val="334054"/>
-          <w:spacing w:val="-2"/>
-          <w:sz w:val="21"/>
-        </w:rPr>
-        <w:t> </w:t>
-      </w:r>
-      <w:r>
-        <w:rPr>
-          <w:b/>
-          <w:color w:val="334054"/>
-          <w:sz w:val="21"/>
-        </w:rPr>
-        <w:t>Schema</w:t>
-      </w:r>
-      <w:r>
-        <w:rPr>
-          <w:b/>
-          <w:color w:val="334054"/>
-          <w:spacing w:val="-1"/>
-          <w:sz w:val="21"/>
-        </w:rPr>
-        <w:t> </w:t>
-      </w:r>
-      <w:r>
-        <w:rPr>
-          <w:b/>
-          <w:color w:val="334054"/>
-          <w:sz w:val="21"/>
-        </w:rPr>
-        <w:t>&amp;</w:t>
-      </w:r>
-      <w:r>
-        <w:rPr>
-          <w:b/>
-          <w:color w:val="334054"/>
-          <w:spacing w:val="-1"/>
-          <w:sz w:val="21"/>
-        </w:rPr>
-        <w:t> </w:t>
-      </w:r>
-      <w:r>
-        <w:rPr>
-          <w:b/>
-          <w:color w:val="334054"/>
-          <w:sz w:val="21"/>
-        </w:rPr>
-        <w:t>Scaffolding):</w:t>
-      </w:r>
-      <w:r>
-        <w:rPr>
-          <w:b/>
-          <w:color w:val="334054"/>
-          <w:spacing w:val="-2"/>
-          <w:sz w:val="21"/>
-        </w:rPr>
-        <w:t> </w:t>
-      </w:r>
-      <w:r>
-        <w:rPr>
-          <w:color w:val="334054"/>
-          <w:sz w:val="21"/>
-        </w:rPr>
-        <w:t>Initialized Next.js</w:t>
-      </w:r>
-      <w:r>
-        <w:rPr>
-          <w:color w:val="334054"/>
-          <w:spacing w:val="-1"/>
-          <w:sz w:val="21"/>
-        </w:rPr>
-        <w:t> </w:t>
-      </w:r>
-      <w:r>
-        <w:rPr>
-          <w:color w:val="334054"/>
-          <w:sz w:val="21"/>
-        </w:rPr>
-        <w:t>App</w:t>
-      </w:r>
-      <w:r>
-        <w:rPr>
-          <w:color w:val="334054"/>
-          <w:spacing w:val="-1"/>
-          <w:sz w:val="21"/>
-        </w:rPr>
-        <w:t> </w:t>
-      </w:r>
-      <w:r>
-        <w:rPr>
-          <w:color w:val="334054"/>
-          <w:sz w:val="21"/>
-        </w:rPr>
-        <w:t>Router,</w:t>
-      </w:r>
-      <w:r>
-        <w:rPr>
-          <w:color w:val="334054"/>
-          <w:spacing w:val="-1"/>
-          <w:sz w:val="21"/>
-        </w:rPr>
-        <w:t> </w:t>
-      </w:r>
-      <w:r>
-        <w:rPr>
-          <w:color w:val="334054"/>
-          <w:spacing w:val="-2"/>
-          <w:sz w:val="21"/>
-        </w:rPr>
-        <w:t>created</w:t>
-      </w:r>
-    </w:p>
-    <w:p>
-      <w:pPr>
-        <w:pStyle w:val="BodyText"/>
-        <w:spacing w:before="50"/>
-        <w:ind w:left="387"/>
-      </w:pPr>
-      <w:r>
-        <w:rPr>
-          <w:rFonts w:ascii="Consolas"/>
-          <w:color w:val="334054"/>
-        </w:rPr>
-        <w:t>supabase/schema.sql</w:t>
-      </w:r>
-      <w:r>
-        <w:rPr>
-          <w:rFonts w:ascii="Consolas"/>
-          <w:color w:val="334054"/>
-          <w:spacing w:val="-58"/>
-        </w:rPr>
-        <w:t> </w:t>
-      </w:r>
-      <w:r>
-        <w:rPr>
-          <w:color w:val="334054"/>
-        </w:rPr>
-        <w:t>with RLS policies, and wrote preliminary </w:t>
-      </w:r>
-      <w:r>
-        <w:rPr>
-          <w:color w:val="334054"/>
-          <w:spacing w:val="-2"/>
-        </w:rPr>
-        <w:t>documentation.</w:t>
-      </w:r>
-    </w:p>
-    <w:p>
-      <w:pPr>
-        <w:pStyle w:val="BodyText"/>
-        <w:spacing w:after="0"/>
         <w:sectPr>
           <w:pgSz w:w="11900" w:h="16840"/>
           <w:pgMar w:top="1000" w:bottom="280" w:left="992" w:right="992"/>
@@ -21684,7 +21789,215 @@
         <w:tabs>
           <w:tab w:pos="387" w:val="left" w:leader="none"/>
         </w:tabs>
-        <w:spacing w:line="283" w:lineRule="auto" w:before="75" w:after="0"/>
+        <w:spacing w:line="240" w:lineRule="auto" w:before="75" w:after="0"/>
+        <w:ind w:left="387" w:right="0" w:hanging="255"/>
+        <w:jc w:val="left"/>
+        <w:rPr>
+          <w:sz w:val="21"/>
+        </w:rPr>
+      </w:pPr>
+      <w:r>
+        <w:rPr>
+          <w:b/>
+          <w:color w:val="334054"/>
+          <w:sz w:val="21"/>
+        </w:rPr>
+        <w:t>Session</w:t>
+      </w:r>
+      <w:r>
+        <w:rPr>
+          <w:b/>
+          <w:color w:val="334054"/>
+          <w:spacing w:val="-3"/>
+          <w:sz w:val="21"/>
+        </w:rPr>
+        <w:t> </w:t>
+      </w:r>
+      <w:r>
+        <w:rPr>
+          <w:b/>
+          <w:color w:val="334054"/>
+          <w:sz w:val="21"/>
+        </w:rPr>
+        <w:t>2</w:t>
+      </w:r>
+      <w:r>
+        <w:rPr>
+          <w:b/>
+          <w:color w:val="334054"/>
+          <w:spacing w:val="-1"/>
+          <w:sz w:val="21"/>
+        </w:rPr>
+        <w:t> </w:t>
+      </w:r>
+      <w:r>
+        <w:rPr>
+          <w:b/>
+          <w:color w:val="334054"/>
+          <w:sz w:val="21"/>
+        </w:rPr>
+        <w:t>(Database</w:t>
+      </w:r>
+      <w:r>
+        <w:rPr>
+          <w:b/>
+          <w:color w:val="334054"/>
+          <w:spacing w:val="-2"/>
+          <w:sz w:val="21"/>
+        </w:rPr>
+        <w:t> </w:t>
+      </w:r>
+      <w:r>
+        <w:rPr>
+          <w:b/>
+          <w:color w:val="334054"/>
+          <w:sz w:val="21"/>
+        </w:rPr>
+        <w:t>Schema</w:t>
+      </w:r>
+      <w:r>
+        <w:rPr>
+          <w:b/>
+          <w:color w:val="334054"/>
+          <w:spacing w:val="-1"/>
+          <w:sz w:val="21"/>
+        </w:rPr>
+        <w:t> </w:t>
+      </w:r>
+      <w:r>
+        <w:rPr>
+          <w:b/>
+          <w:color w:val="334054"/>
+          <w:sz w:val="21"/>
+        </w:rPr>
+        <w:t>&amp;</w:t>
+      </w:r>
+      <w:r>
+        <w:rPr>
+          <w:b/>
+          <w:color w:val="334054"/>
+          <w:spacing w:val="-1"/>
+          <w:sz w:val="21"/>
+        </w:rPr>
+        <w:t> </w:t>
+      </w:r>
+      <w:r>
+        <w:rPr>
+          <w:b/>
+          <w:color w:val="334054"/>
+          <w:sz w:val="21"/>
+        </w:rPr>
+        <w:t>Scaffolding):</w:t>
+      </w:r>
+      <w:r>
+        <w:rPr>
+          <w:b/>
+          <w:color w:val="334054"/>
+          <w:spacing w:val="-2"/>
+          <w:sz w:val="21"/>
+        </w:rPr>
+        <w:t> </w:t>
+      </w:r>
+      <w:r>
+        <w:rPr>
+          <w:color w:val="334054"/>
+          <w:sz w:val="21"/>
+        </w:rPr>
+        <w:t>Initialized Next.js</w:t>
+      </w:r>
+      <w:r>
+        <w:rPr>
+          <w:color w:val="334054"/>
+          <w:spacing w:val="-1"/>
+          <w:sz w:val="21"/>
+        </w:rPr>
+        <w:t> </w:t>
+      </w:r>
+      <w:r>
+        <w:rPr>
+          <w:color w:val="334054"/>
+          <w:sz w:val="21"/>
+        </w:rPr>
+        <w:t>App</w:t>
+      </w:r>
+      <w:r>
+        <w:rPr>
+          <w:color w:val="334054"/>
+          <w:spacing w:val="-1"/>
+          <w:sz w:val="21"/>
+        </w:rPr>
+        <w:t> </w:t>
+      </w:r>
+      <w:r>
+        <w:rPr>
+          <w:color w:val="334054"/>
+          <w:sz w:val="21"/>
+        </w:rPr>
+        <w:t>Router,</w:t>
+      </w:r>
+      <w:r>
+        <w:rPr>
+          <w:color w:val="334054"/>
+          <w:spacing w:val="-1"/>
+          <w:sz w:val="21"/>
+        </w:rPr>
+        <w:t> </w:t>
+      </w:r>
+      <w:r>
+        <w:rPr>
+          <w:color w:val="334054"/>
+          <w:spacing w:val="-2"/>
+          <w:sz w:val="21"/>
+        </w:rPr>
+        <w:t>created</w:t>
+      </w:r>
+    </w:p>
+    <w:p>
+      <w:pPr>
+        <w:pStyle w:val="BodyText"/>
+        <w:spacing w:before="50"/>
+        <w:ind w:left="387"/>
+      </w:pPr>
+      <w:r>
+        <w:rPr>
+          <w:rFonts w:ascii="Consolas"/>
+          <w:color w:val="334054"/>
+        </w:rPr>
+        <w:t>supabase/schema.sql</w:t>
+      </w:r>
+      <w:r>
+        <w:rPr>
+          <w:rFonts w:ascii="Consolas"/>
+          <w:color w:val="334054"/>
+          <w:spacing w:val="-58"/>
+        </w:rPr>
+        <w:t> </w:t>
+      </w:r>
+      <w:r>
+        <w:rPr>
+          <w:color w:val="334054"/>
+        </w:rPr>
+        <w:t>with RLS policies, and wrote preliminary </w:t>
+      </w:r>
+      <w:r>
+        <w:rPr>
+          <w:color w:val="334054"/>
+          <w:spacing w:val="-2"/>
+        </w:rPr>
+        <w:t>documentation.</w:t>
+      </w:r>
+    </w:p>
+    <w:p>
+      <w:pPr>
+        <w:pStyle w:val="ListParagraph"/>
+        <w:numPr>
+          <w:ilvl w:val="0"/>
+          <w:numId w:val="5"/>
+        </w:numPr>
+        <w:tabs>
+          <w:tab w:pos="387" w:val="left" w:leader="none"/>
+        </w:tabs>
+        <w:spacing w:line="283" w:lineRule="auto" w:before="171" w:after="0"/>
         <w:ind w:left="387" w:right="228" w:hanging="255"/>
         <w:jc w:val="left"/>
         <w:rPr>
@@ -22080,7 +22393,7 @@
     <w:p>
       <w:pPr>
         <w:pStyle w:val="BodyText"/>
-        <w:spacing w:before="65"/>
+        <w:spacing w:before="66"/>
         <w:ind w:left="387"/>
       </w:pPr>
       <w:r>
@@ -22107,7 +22420,7 @@
         <w:tabs>
           <w:tab w:pos="387" w:val="left" w:leader="none"/>
         </w:tabs>
-        <w:spacing w:line="240" w:lineRule="auto" w:before="156" w:after="0"/>
+        <w:spacing w:line="240" w:lineRule="auto" w:before="140" w:after="0"/>
         <w:ind w:left="387" w:right="0" w:hanging="255"/>
         <w:jc w:val="left"/>
         <w:rPr>
@@ -22216,7 +22529,7 @@
     <w:p>
       <w:pPr>
         <w:pStyle w:val="BodyText"/>
-        <w:spacing w:line="297" w:lineRule="auto" w:before="66"/>
+        <w:spacing w:line="297" w:lineRule="auto" w:before="81"/>
         <w:ind w:left="387"/>
       </w:pPr>
       <w:r>
@@ -22448,7 +22761,7 @@
     <w:p>
       <w:pPr>
         <w:pStyle w:val="BodyText"/>
-        <w:spacing w:line="297" w:lineRule="auto" w:before="66"/>
+        <w:spacing w:line="283" w:lineRule="auto" w:before="66"/>
         <w:ind w:left="387" w:right="108"/>
       </w:pPr>
       <w:r>
@@ -22624,7 +22937,7 @@
         <w:tabs>
           <w:tab w:pos="387" w:val="left" w:leader="none"/>
         </w:tabs>
-        <w:spacing w:line="283" w:lineRule="auto" w:before="72" w:after="0"/>
+        <w:spacing w:line="283" w:lineRule="auto" w:before="106" w:after="0"/>
         <w:ind w:left="387" w:right="537" w:hanging="255"/>
         <w:jc w:val="left"/>
         <w:rPr>
@@ -22814,6 +23127,326 @@
           <w:sz w:val="21"/>
         </w:rPr>
         <w:t>Safari, Firefox), sleek dark scrollbars, backdrop blur fallbacks, and 1-click interactive database seeder.</w:t>
+      </w:r>
+    </w:p>
+    <w:p>
+      <w:pPr>
+        <w:pStyle w:val="ListParagraph"/>
+        <w:numPr>
+          <w:ilvl w:val="0"/>
+          <w:numId w:val="5"/>
+        </w:numPr>
+        <w:tabs>
+          <w:tab w:pos="387" w:val="left" w:leader="none"/>
+        </w:tabs>
+        <w:spacing w:line="240" w:lineRule="auto" w:before="91" w:after="0"/>
+        <w:ind w:left="387" w:right="0" w:hanging="255"/>
+        <w:jc w:val="left"/>
+        <w:rPr>
+          <w:sz w:val="21"/>
+        </w:rPr>
+      </w:pPr>
+      <w:r>
+        <w:rPr>
+          <w:b/>
+          <w:color w:val="334054"/>
+          <w:sz w:val="21"/>
+        </w:rPr>
+        <w:t>Session</w:t>
+      </w:r>
+      <w:r>
+        <w:rPr>
+          <w:b/>
+          <w:color w:val="334054"/>
+          <w:spacing w:val="-2"/>
+          <w:sz w:val="21"/>
+        </w:rPr>
+        <w:t> </w:t>
+      </w:r>
+      <w:r>
+        <w:rPr>
+          <w:b/>
+          <w:color w:val="334054"/>
+          <w:sz w:val="21"/>
+        </w:rPr>
+        <w:t>8</w:t>
+      </w:r>
+      <w:r>
+        <w:rPr>
+          <w:b/>
+          <w:color w:val="334054"/>
+          <w:spacing w:val="-1"/>
+          <w:sz w:val="21"/>
+        </w:rPr>
+        <w:t> </w:t>
+      </w:r>
+      <w:r>
+        <w:rPr>
+          <w:b/>
+          <w:color w:val="334054"/>
+          <w:sz w:val="21"/>
+        </w:rPr>
+        <w:t>(Single-Merchant</w:t>
+      </w:r>
+      <w:r>
+        <w:rPr>
+          <w:b/>
+          <w:color w:val="334054"/>
+          <w:spacing w:val="-1"/>
+          <w:sz w:val="21"/>
+        </w:rPr>
+        <w:t> </w:t>
+      </w:r>
+      <w:r>
+        <w:rPr>
+          <w:b/>
+          <w:color w:val="334054"/>
+          <w:sz w:val="21"/>
+        </w:rPr>
+        <w:t>Architecture</w:t>
+      </w:r>
+      <w:r>
+        <w:rPr>
+          <w:b/>
+          <w:color w:val="334054"/>
+          <w:spacing w:val="-1"/>
+          <w:sz w:val="21"/>
+        </w:rPr>
+        <w:t> </w:t>
+      </w:r>
+      <w:r>
+        <w:rPr>
+          <w:b/>
+          <w:color w:val="334054"/>
+          <w:sz w:val="21"/>
+        </w:rPr>
+        <w:t>&amp;</w:t>
+      </w:r>
+      <w:r>
+        <w:rPr>
+          <w:b/>
+          <w:color w:val="334054"/>
+          <w:spacing w:val="-1"/>
+          <w:sz w:val="21"/>
+        </w:rPr>
+        <w:t> </w:t>
+      </w:r>
+      <w:r>
+        <w:rPr>
+          <w:b/>
+          <w:color w:val="334054"/>
+          <w:sz w:val="21"/>
+        </w:rPr>
+        <w:t>Final</w:t>
+      </w:r>
+      <w:r>
+        <w:rPr>
+          <w:b/>
+          <w:color w:val="334054"/>
+          <w:spacing w:val="-1"/>
+          <w:sz w:val="21"/>
+        </w:rPr>
+        <w:t> </w:t>
+      </w:r>
+      <w:r>
+        <w:rPr>
+          <w:b/>
+          <w:color w:val="334054"/>
+          <w:sz w:val="21"/>
+        </w:rPr>
+        <w:t>Submission):</w:t>
+      </w:r>
+      <w:r>
+        <w:rPr>
+          <w:b/>
+          <w:color w:val="334054"/>
+          <w:spacing w:val="-2"/>
+          <w:sz w:val="21"/>
+        </w:rPr>
+        <w:t> </w:t>
+      </w:r>
+      <w:r>
+        <w:rPr>
+          <w:color w:val="334054"/>
+          <w:sz w:val="21"/>
+        </w:rPr>
+        <w:t>Streamlined</w:t>
+      </w:r>
+      <w:r>
+        <w:rPr>
+          <w:color w:val="334054"/>
+          <w:spacing w:val="-1"/>
+          <w:sz w:val="21"/>
+        </w:rPr>
+        <w:t> </w:t>
+      </w:r>
+      <w:r>
+        <w:rPr>
+          <w:color w:val="334054"/>
+          <w:sz w:val="21"/>
+        </w:rPr>
+        <w:t>architecture</w:t>
+      </w:r>
+      <w:r>
+        <w:rPr>
+          <w:color w:val="334054"/>
+          <w:spacing w:val="-1"/>
+          <w:sz w:val="21"/>
+        </w:rPr>
+        <w:t> </w:t>
+      </w:r>
+      <w:r>
+        <w:rPr>
+          <w:color w:val="334054"/>
+          <w:sz w:val="21"/>
+        </w:rPr>
+        <w:t>to</w:t>
+      </w:r>
+      <w:r>
+        <w:rPr>
+          <w:color w:val="334054"/>
+          <w:spacing w:val="-1"/>
+          <w:sz w:val="21"/>
+        </w:rPr>
+        <w:t> </w:t>
+      </w:r>
+      <w:r>
+        <w:rPr>
+          <w:color w:val="334054"/>
+          <w:spacing w:val="-4"/>
+          <w:sz w:val="21"/>
+        </w:rPr>
+        <w:t>pure</w:t>
+      </w:r>
+    </w:p>
+    <w:p>
+      <w:pPr>
+        <w:pStyle w:val="BodyText"/>
+        <w:spacing w:line="283" w:lineRule="auto" w:before="65"/>
+        <w:ind w:left="387"/>
+      </w:pPr>
+      <w:r>
+        <w:rPr>
+          <w:color w:val="334054"/>
+        </w:rPr>
+        <w:t>single-merchant</w:t>
+      </w:r>
+      <w:r>
+        <w:rPr>
+          <w:color w:val="334054"/>
+          <w:spacing w:val="-4"/>
+        </w:rPr>
+        <w:t> </w:t>
+      </w:r>
+      <w:r>
+        <w:rPr>
+          <w:color w:val="334054"/>
+        </w:rPr>
+        <w:t>operations,</w:t>
+      </w:r>
+      <w:r>
+        <w:rPr>
+          <w:color w:val="334054"/>
+          <w:spacing w:val="-4"/>
+        </w:rPr>
+        <w:t> </w:t>
+      </w:r>
+      <w:r>
+        <w:rPr>
+          <w:color w:val="334054"/>
+        </w:rPr>
+        <w:t>removed</w:t>
+      </w:r>
+      <w:r>
+        <w:rPr>
+          <w:color w:val="334054"/>
+          <w:spacing w:val="-4"/>
+        </w:rPr>
+        <w:t> </w:t>
+      </w:r>
+      <w:r>
+        <w:rPr>
+          <w:color w:val="334054"/>
+        </w:rPr>
+        <w:t>registration</w:t>
+      </w:r>
+      <w:r>
+        <w:rPr>
+          <w:color w:val="334054"/>
+          <w:spacing w:val="-4"/>
+        </w:rPr>
+        <w:t> </w:t>
+      </w:r>
+      <w:r>
+        <w:rPr>
+          <w:color w:val="334054"/>
+        </w:rPr>
+        <w:t>confusion,</w:t>
+      </w:r>
+      <w:r>
+        <w:rPr>
+          <w:color w:val="334054"/>
+          <w:spacing w:val="-4"/>
+        </w:rPr>
+        <w:t> </w:t>
+      </w:r>
+      <w:r>
+        <w:rPr>
+          <w:color w:val="334054"/>
+        </w:rPr>
+        <w:t>added</w:t>
+      </w:r>
+      <w:r>
+        <w:rPr>
+          <w:color w:val="334054"/>
+          <w:spacing w:val="-4"/>
+        </w:rPr>
+        <w:t> </w:t>
+      </w:r>
+      <w:r>
+        <w:rPr>
+          <w:color w:val="334054"/>
+        </w:rPr>
+        <w:t>QRIS</w:t>
+      </w:r>
+      <w:r>
+        <w:rPr>
+          <w:color w:val="334054"/>
+          <w:spacing w:val="-4"/>
+        </w:rPr>
+        <w:t> </w:t>
+      </w:r>
+      <w:r>
+        <w:rPr>
+          <w:color w:val="334054"/>
+        </w:rPr>
+        <w:t>screenshot</w:t>
+      </w:r>
+      <w:r>
+        <w:rPr>
+          <w:color w:val="334054"/>
+          <w:spacing w:val="-4"/>
+        </w:rPr>
+        <w:t> </w:t>
+      </w:r>
+      <w:r>
+        <w:rPr>
+          <w:color w:val="334054"/>
+        </w:rPr>
+        <w:t>proof</w:t>
+      </w:r>
+      <w:r>
+        <w:rPr>
+          <w:color w:val="334054"/>
+          <w:spacing w:val="-4"/>
+        </w:rPr>
+        <w:t> </w:t>
+      </w:r>
+      <w:r>
+        <w:rPr>
+          <w:color w:val="334054"/>
+        </w:rPr>
+        <w:t>verification, created database reset script, and compiled Word/PDF documentation.</w:t>
       </w:r>
     </w:p>
     <w:p>
@@ -22845,178 +23478,754 @@
         <w:rPr>
           <w:b/>
           <w:color w:val="334054"/>
+          <w:spacing w:val="-1"/>
+          <w:sz w:val="21"/>
+        </w:rPr>
+        <w:t> </w:t>
+      </w:r>
+      <w:r>
+        <w:rPr>
+          <w:b/>
+          <w:color w:val="334054"/>
+          <w:sz w:val="21"/>
+        </w:rPr>
+        <w:t>9 (Leaflet Map,</w:t>
+      </w:r>
+      <w:r>
+        <w:rPr>
+          <w:b/>
+          <w:color w:val="334054"/>
+          <w:spacing w:val="-1"/>
+          <w:sz w:val="21"/>
+        </w:rPr>
+        <w:t> </w:t>
+      </w:r>
+      <w:r>
+        <w:rPr>
+          <w:b/>
+          <w:color w:val="334054"/>
+          <w:sz w:val="21"/>
+        </w:rPr>
+        <w:t>Global Geocoding &amp; Customs</w:t>
+      </w:r>
+      <w:r>
+        <w:rPr>
+          <w:b/>
+          <w:color w:val="334054"/>
+          <w:spacing w:val="-1"/>
+          <w:sz w:val="21"/>
+        </w:rPr>
+        <w:t> </w:t>
+      </w:r>
+      <w:r>
+        <w:rPr>
+          <w:b/>
+          <w:color w:val="334054"/>
+          <w:sz w:val="21"/>
+        </w:rPr>
+        <w:t>Compliance):</w:t>
+      </w:r>
+      <w:r>
+        <w:rPr>
+          <w:b/>
+          <w:color w:val="334054"/>
+          <w:spacing w:val="-1"/>
+          <w:sz w:val="21"/>
+        </w:rPr>
+        <w:t> </w:t>
+      </w:r>
+      <w:r>
+        <w:rPr>
+          <w:color w:val="334054"/>
+          <w:sz w:val="21"/>
+        </w:rPr>
+        <w:t>Integrated real </w:t>
+      </w:r>
+      <w:r>
+        <w:rPr>
+          <w:color w:val="334054"/>
           <w:spacing w:val="-2"/>
           <w:sz w:val="21"/>
         </w:rPr>
-        <w:t> </w:t>
-      </w:r>
-      <w:r>
-        <w:rPr>
-          <w:b/>
-          <w:color w:val="334054"/>
-          <w:sz w:val="21"/>
-        </w:rPr>
-        <w:t>8</w:t>
-      </w:r>
-      <w:r>
-        <w:rPr>
-          <w:b/>
+        <w:t>interactive</w:t>
+      </w:r>
+    </w:p>
+    <w:p>
+      <w:pPr>
+        <w:pStyle w:val="BodyText"/>
+        <w:spacing w:line="283" w:lineRule="auto" w:before="51"/>
+        <w:ind w:left="387"/>
+      </w:pPr>
+      <w:r>
+        <w:rPr>
+          <w:color w:val="334054"/>
+        </w:rPr>
+        <w:t>Leaflet</w:t>
+      </w:r>
+      <w:r>
+        <w:rPr>
+          <w:color w:val="334054"/>
+          <w:spacing w:val="-3"/>
+        </w:rPr>
+        <w:t> </w:t>
+      </w:r>
+      <w:r>
+        <w:rPr>
+          <w:color w:val="334054"/>
+        </w:rPr>
+        <w:t>map</w:t>
+      </w:r>
+      <w:r>
+        <w:rPr>
+          <w:color w:val="334054"/>
+          <w:spacing w:val="-3"/>
+        </w:rPr>
+        <w:t> </w:t>
+      </w:r>
+      <w:r>
+        <w:rPr>
+          <w:color w:val="334054"/>
+        </w:rPr>
+        <w:t>with</w:t>
+      </w:r>
+      <w:r>
+        <w:rPr>
+          <w:color w:val="334054"/>
+          <w:spacing w:val="-3"/>
+        </w:rPr>
+        <w:t> </w:t>
+      </w:r>
+      <w:r>
+        <w:rPr>
+          <w:color w:val="334054"/>
+        </w:rPr>
+        <w:t>direct</w:t>
+      </w:r>
+      <w:r>
+        <w:rPr>
+          <w:color w:val="334054"/>
+          <w:spacing w:val="-3"/>
+        </w:rPr>
+        <w:t> </w:t>
+      </w:r>
+      <w:r>
+        <w:rPr>
+          <w:color w:val="334054"/>
+        </w:rPr>
+        <w:t>click-to-pin,</w:t>
+      </w:r>
+      <w:r>
+        <w:rPr>
+          <w:color w:val="334054"/>
+          <w:spacing w:val="-3"/>
+        </w:rPr>
+        <w:t> </w:t>
+      </w:r>
+      <w:r>
+        <w:rPr>
+          <w:color w:val="334054"/>
+        </w:rPr>
+        <w:t>built</w:t>
+      </w:r>
+      <w:r>
+        <w:rPr>
+          <w:color w:val="334054"/>
+          <w:spacing w:val="-3"/>
+        </w:rPr>
+        <w:t> </w:t>
+      </w:r>
+      <w:r>
+        <w:rPr>
+          <w:color w:val="334054"/>
+        </w:rPr>
+        <w:t>offline</w:t>
+      </w:r>
+      <w:r>
+        <w:rPr>
+          <w:color w:val="334054"/>
+          <w:spacing w:val="-3"/>
+        </w:rPr>
+        <w:t> </w:t>
+      </w:r>
+      <w:r>
+        <w:rPr>
+          <w:color w:val="334054"/>
+        </w:rPr>
+        <w:t>Indonesian</w:t>
+      </w:r>
+      <w:r>
+        <w:rPr>
+          <w:color w:val="334054"/>
+          <w:spacing w:val="-3"/>
+        </w:rPr>
+        <w:t> </w:t>
+      </w:r>
+      <w:r>
+        <w:rPr>
+          <w:color w:val="334054"/>
+        </w:rPr>
+        <w:t>&amp;</w:t>
+      </w:r>
+      <w:r>
+        <w:rPr>
+          <w:color w:val="334054"/>
+          <w:spacing w:val="-3"/>
+        </w:rPr>
+        <w:t> </w:t>
+      </w:r>
+      <w:r>
+        <w:rPr>
+          <w:color w:val="334054"/>
+        </w:rPr>
+        <w:t>global</w:t>
+      </w:r>
+      <w:r>
+        <w:rPr>
+          <w:color w:val="334054"/>
+          <w:spacing w:val="-3"/>
+        </w:rPr>
+        <w:t> </w:t>
+      </w:r>
+      <w:r>
+        <w:rPr>
+          <w:color w:val="334054"/>
+        </w:rPr>
+        <w:t>cities</w:t>
+      </w:r>
+      <w:r>
+        <w:rPr>
+          <w:color w:val="334054"/>
+          <w:spacing w:val="-3"/>
+        </w:rPr>
+        <w:t> </w:t>
+      </w:r>
+      <w:r>
+        <w:rPr>
+          <w:color w:val="334054"/>
+        </w:rPr>
+        <w:t>search</w:t>
+      </w:r>
+      <w:r>
+        <w:rPr>
+          <w:color w:val="334054"/>
+          <w:spacing w:val="-3"/>
+        </w:rPr>
+        <w:t> </w:t>
+      </w:r>
+      <w:r>
+        <w:rPr>
+          <w:color w:val="334054"/>
+        </w:rPr>
+        <w:t>index,</w:t>
+      </w:r>
+      <w:r>
+        <w:rPr>
+          <w:color w:val="334054"/>
+          <w:spacing w:val="-3"/>
+        </w:rPr>
+        <w:t> </w:t>
+      </w:r>
+      <w:r>
+        <w:rPr>
+          <w:color w:val="334054"/>
+        </w:rPr>
+        <w:t>created</w:t>
+      </w:r>
+      <w:r>
+        <w:rPr>
+          <w:color w:val="334054"/>
+          <w:spacing w:val="-3"/>
+        </w:rPr>
+        <w:t> </w:t>
+      </w:r>
+      <w:r>
+        <w:rPr>
+          <w:color w:val="334054"/>
+        </w:rPr>
+        <w:t>4-</w:t>
+      </w:r>
+      <w:r>
+        <w:rPr>
+          <w:color w:val="334054"/>
+        </w:rPr>
+        <w:t>tier dynamic logistics routing (Motorbike, Overland Express, Air Cargo, DHL/FedEx International), and</w:t>
+      </w:r>
+    </w:p>
+    <w:p>
+      <w:pPr>
+        <w:pStyle w:val="BodyText"/>
+        <w:spacing w:line="283" w:lineRule="auto" w:before="16"/>
+        <w:ind w:left="387" w:right="566"/>
+      </w:pPr>
+      <w:r>
+        <w:rPr>
+          <w:color w:val="334054"/>
+        </w:rPr>
+        <w:t>implemented</w:t>
+      </w:r>
+      <w:r>
+        <w:rPr>
+          <w:color w:val="334054"/>
+          <w:spacing w:val="-8"/>
+        </w:rPr>
+        <w:t> </w:t>
+      </w:r>
+      <w:r>
+        <w:rPr>
+          <w:color w:val="334054"/>
+        </w:rPr>
+        <w:t>Indonesian</w:t>
+      </w:r>
+      <w:r>
+        <w:rPr>
+          <w:color w:val="334054"/>
+          <w:spacing w:val="-8"/>
+        </w:rPr>
+        <w:t> </w:t>
+      </w:r>
+      <w:r>
+        <w:rPr>
+          <w:color w:val="334054"/>
+        </w:rPr>
+        <w:t>Bea</w:t>
+      </w:r>
+      <w:r>
+        <w:rPr>
+          <w:color w:val="334054"/>
+          <w:spacing w:val="-8"/>
+        </w:rPr>
+        <w:t> </w:t>
+      </w:r>
+      <w:r>
+        <w:rPr>
+          <w:color w:val="334054"/>
+        </w:rPr>
+        <w:t>Cukai</w:t>
+      </w:r>
+      <w:r>
+        <w:rPr>
+          <w:color w:val="334054"/>
+          <w:spacing w:val="-8"/>
+        </w:rPr>
+        <w:t> </w:t>
+      </w:r>
+      <w:r>
+        <w:rPr>
+          <w:color w:val="334054"/>
+        </w:rPr>
+        <w:t>&amp;</w:t>
+      </w:r>
+      <w:r>
+        <w:rPr>
+          <w:color w:val="334054"/>
+          <w:spacing w:val="-8"/>
+        </w:rPr>
+        <w:t> </w:t>
+      </w:r>
+      <w:r>
+        <w:rPr>
+          <w:color w:val="334054"/>
+        </w:rPr>
+        <w:t>WTO</w:t>
+      </w:r>
+      <w:r>
+        <w:rPr>
+          <w:color w:val="334054"/>
+          <w:spacing w:val="-8"/>
+        </w:rPr>
+        <w:t> </w:t>
+      </w:r>
+      <w:r>
+        <w:rPr>
+          <w:color w:val="334054"/>
+        </w:rPr>
+        <w:t>customs</w:t>
+      </w:r>
+      <w:r>
+        <w:rPr>
+          <w:color w:val="334054"/>
+          <w:spacing w:val="-8"/>
+        </w:rPr>
+        <w:t> </w:t>
+      </w:r>
+      <w:r>
+        <w:rPr>
+          <w:color w:val="334054"/>
+        </w:rPr>
+        <w:t>compliance</w:t>
+      </w:r>
+      <w:r>
+        <w:rPr>
+          <w:color w:val="334054"/>
+          <w:spacing w:val="-8"/>
+        </w:rPr>
+        <w:t> </w:t>
+      </w:r>
+      <w:r>
+        <w:rPr>
+          <w:color w:val="334054"/>
+        </w:rPr>
+        <w:t>(0%</w:t>
+      </w:r>
+      <w:r>
+        <w:rPr>
+          <w:color w:val="334054"/>
+          <w:spacing w:val="-8"/>
+        </w:rPr>
+        <w:t> </w:t>
+      </w:r>
+      <w:r>
+        <w:rPr>
+          <w:color w:val="334054"/>
+        </w:rPr>
+        <w:t>Export</w:t>
+      </w:r>
+      <w:r>
+        <w:rPr>
+          <w:color w:val="334054"/>
+          <w:spacing w:val="-8"/>
+        </w:rPr>
+        <w:t> </w:t>
+      </w:r>
+      <w:r>
+        <w:rPr>
+          <w:color w:val="334054"/>
+        </w:rPr>
+        <w:t>Tariff,</w:t>
+      </w:r>
+      <w:r>
+        <w:rPr>
+          <w:color w:val="334054"/>
+          <w:spacing w:val="-8"/>
+        </w:rPr>
+        <w:t> </w:t>
+      </w:r>
+      <w:r>
+        <w:rPr>
+          <w:color w:val="334054"/>
+        </w:rPr>
+        <w:t>0%</w:t>
+      </w:r>
+      <w:r>
+        <w:rPr>
+          <w:color w:val="334054"/>
+          <w:spacing w:val="-8"/>
+        </w:rPr>
+        <w:t> </w:t>
+      </w:r>
+      <w:r>
+        <w:rPr>
+          <w:color w:val="334054"/>
+        </w:rPr>
+        <w:t>VAT</w:t>
+      </w:r>
+      <w:r>
+        <w:rPr>
+          <w:color w:val="334054"/>
+          <w:spacing w:val="-8"/>
+        </w:rPr>
+        <w:t> </w:t>
+      </w:r>
+      <w:r>
+        <w:rPr>
+          <w:color w:val="334054"/>
+        </w:rPr>
+        <w:t>Export Zero-Rated, DDU Destination Clearance).</w:t>
+      </w:r>
+    </w:p>
+    <w:p>
+      <w:pPr>
+        <w:pStyle w:val="Heading3"/>
+        <w:numPr>
+          <w:ilvl w:val="0"/>
+          <w:numId w:val="5"/>
+        </w:numPr>
+        <w:tabs>
+          <w:tab w:pos="387" w:val="left" w:leader="none"/>
+        </w:tabs>
+        <w:spacing w:line="240" w:lineRule="auto" w:before="105" w:after="0"/>
+        <w:ind w:left="387" w:right="0" w:hanging="255"/>
+        <w:jc w:val="left"/>
+      </w:pPr>
+      <w:r>
+        <w:rPr>
+          <w:color w:val="334054"/>
+        </w:rPr>
+        <w:t>Session</w:t>
+      </w:r>
+      <w:r>
+        <w:rPr>
+          <w:color w:val="334054"/>
+          <w:spacing w:val="-2"/>
+        </w:rPr>
+        <w:t> </w:t>
+      </w:r>
+      <w:r>
+        <w:rPr>
+          <w:color w:val="334054"/>
+        </w:rPr>
+        <w:t>10</w:t>
+      </w:r>
+      <w:r>
+        <w:rPr>
           <w:color w:val="334054"/>
           <w:spacing w:val="-1"/>
-          <w:sz w:val="21"/>
-        </w:rPr>
-        <w:t> </w:t>
-      </w:r>
-      <w:r>
-        <w:rPr>
-          <w:b/>
-          <w:color w:val="334054"/>
-          <w:sz w:val="21"/>
-        </w:rPr>
-        <w:t>(Single-Merchant</w:t>
-      </w:r>
-      <w:r>
-        <w:rPr>
-          <w:b/>
+        </w:rPr>
+        <w:t> </w:t>
+      </w:r>
+      <w:r>
+        <w:rPr>
+          <w:color w:val="334054"/>
+        </w:rPr>
+        <w:t>(Inventory</w:t>
+      </w:r>
+      <w:r>
+        <w:rPr>
+          <w:color w:val="334054"/>
+          <w:spacing w:val="-2"/>
+        </w:rPr>
+        <w:t> </w:t>
+      </w:r>
+      <w:r>
+        <w:rPr>
+          <w:color w:val="334054"/>
+        </w:rPr>
+        <w:t>Stock</w:t>
+      </w:r>
+      <w:r>
+        <w:rPr>
           <w:color w:val="334054"/>
           <w:spacing w:val="-1"/>
-          <w:sz w:val="21"/>
-        </w:rPr>
-        <w:t> </w:t>
-      </w:r>
-      <w:r>
-        <w:rPr>
-          <w:b/>
-          <w:color w:val="334054"/>
-          <w:sz w:val="21"/>
-        </w:rPr>
-        <w:t>Architecture</w:t>
-      </w:r>
-      <w:r>
-        <w:rPr>
-          <w:b/>
+        </w:rPr>
+        <w:t> </w:t>
+      </w:r>
+      <w:r>
+        <w:rPr>
+          <w:color w:val="334054"/>
+        </w:rPr>
+        <w:t>Automation,</w:t>
+      </w:r>
+      <w:r>
+        <w:rPr>
+          <w:color w:val="334054"/>
+          <w:spacing w:val="-2"/>
+        </w:rPr>
+        <w:t> </w:t>
+      </w:r>
+      <w:r>
+        <w:rPr>
+          <w:color w:val="334054"/>
+        </w:rPr>
+        <w:t>Cancellation</w:t>
+      </w:r>
+      <w:r>
+        <w:rPr>
           <w:color w:val="334054"/>
           <w:spacing w:val="-1"/>
-          <w:sz w:val="21"/>
-        </w:rPr>
-        <w:t> </w:t>
-      </w:r>
-      <w:r>
-        <w:rPr>
-          <w:b/>
-          <w:color w:val="334054"/>
-          <w:sz w:val="21"/>
+        </w:rPr>
+        <w:t> </w:t>
+      </w:r>
+      <w:r>
+        <w:rPr>
+          <w:color w:val="334054"/>
+        </w:rPr>
+        <w:t>Restitution</w:t>
+      </w:r>
+      <w:r>
+        <w:rPr>
+          <w:color w:val="334054"/>
+          <w:spacing w:val="-2"/>
+        </w:rPr>
+        <w:t> </w:t>
+      </w:r>
+      <w:r>
+        <w:rPr>
+          <w:color w:val="334054"/>
         </w:rPr>
         <w:t>&amp;</w:t>
       </w:r>
       <w:r>
         <w:rPr>
-          <w:b/>
           <w:color w:val="334054"/>
           <w:spacing w:val="-1"/>
-          <w:sz w:val="21"/>
-        </w:rPr>
-        <w:t> </w:t>
-      </w:r>
-      <w:r>
-        <w:rPr>
-          <w:b/>
-          <w:color w:val="334054"/>
-          <w:sz w:val="21"/>
-        </w:rPr>
-        <w:t>Final</w:t>
-      </w:r>
-      <w:r>
-        <w:rPr>
-          <w:b/>
+        </w:rPr>
+        <w:t> </w:t>
+      </w:r>
+      <w:r>
+        <w:rPr>
+          <w:color w:val="334054"/>
+        </w:rPr>
+        <w:t>Database</w:t>
+      </w:r>
+      <w:r>
+        <w:rPr>
           <w:color w:val="334054"/>
           <w:spacing w:val="-1"/>
-          <w:sz w:val="21"/>
-        </w:rPr>
-        <w:t> </w:t>
-      </w:r>
-      <w:r>
-        <w:rPr>
-          <w:b/>
-          <w:color w:val="334054"/>
-          <w:sz w:val="21"/>
-        </w:rPr>
-        <w:t>Submission):</w:t>
-      </w:r>
-      <w:r>
-        <w:rPr>
-          <w:b/>
+        </w:rPr>
+        <w:t> </w:t>
+      </w:r>
+      <w:r>
+        <w:rPr>
           <w:color w:val="334054"/>
           <w:spacing w:val="-2"/>
-          <w:sz w:val="21"/>
-        </w:rPr>
-        <w:t> </w:t>
-      </w:r>
-      <w:r>
-        <w:rPr>
-          <w:color w:val="334054"/>
-          <w:sz w:val="21"/>
-        </w:rPr>
-        <w:t>Streamlined</w:t>
-      </w:r>
-      <w:r>
-        <w:rPr>
-          <w:color w:val="334054"/>
-          <w:spacing w:val="-1"/>
-          <w:sz w:val="21"/>
-        </w:rPr>
-        <w:t> </w:t>
-      </w:r>
-      <w:r>
-        <w:rPr>
-          <w:color w:val="334054"/>
-          <w:sz w:val="21"/>
-        </w:rPr>
-        <w:t>architecture</w:t>
-      </w:r>
-      <w:r>
-        <w:rPr>
-          <w:color w:val="334054"/>
-          <w:spacing w:val="-1"/>
-          <w:sz w:val="21"/>
-        </w:rPr>
-        <w:t> </w:t>
-      </w:r>
-      <w:r>
-        <w:rPr>
-          <w:color w:val="334054"/>
-          <w:sz w:val="21"/>
-        </w:rPr>
-        <w:t>to</w:t>
-      </w:r>
-      <w:r>
-        <w:rPr>
-          <w:color w:val="334054"/>
-          <w:spacing w:val="-1"/>
-          <w:sz w:val="21"/>
-        </w:rPr>
-        <w:t> </w:t>
+        </w:rPr>
+        <w:t>Reset):</w:t>
+      </w:r>
+    </w:p>
+    <w:p>
+      <w:pPr>
+        <w:pStyle w:val="BodyText"/>
+        <w:spacing w:line="283" w:lineRule="auto" w:before="51"/>
+        <w:ind w:left="387"/>
+      </w:pPr>
+      <w:r>
+        <w:rPr>
+          <w:color w:val="334054"/>
+        </w:rPr>
+        <w:t>Implemented</w:t>
       </w:r>
       <w:r>
         <w:rPr>
           <w:color w:val="334054"/>
           <w:spacing w:val="-4"/>
-          <w:sz w:val="21"/>
-        </w:rPr>
-        <w:t>pure</w:t>
+        </w:rPr>
+        <w:t> </w:t>
+      </w:r>
+      <w:r>
+        <w:rPr>
+          <w:color w:val="334054"/>
+        </w:rPr>
+        <w:t>automated</w:t>
+      </w:r>
+      <w:r>
+        <w:rPr>
+          <w:color w:val="334054"/>
+          <w:spacing w:val="-4"/>
+        </w:rPr>
+        <w:t> </w:t>
+      </w:r>
+      <w:r>
+        <w:rPr>
+          <w:color w:val="334054"/>
+        </w:rPr>
+        <w:t>catalog</w:t>
+      </w:r>
+      <w:r>
+        <w:rPr>
+          <w:color w:val="334054"/>
+          <w:spacing w:val="-4"/>
+        </w:rPr>
+        <w:t> </w:t>
+      </w:r>
+      <w:r>
+        <w:rPr>
+          <w:color w:val="334054"/>
+        </w:rPr>
+        <w:t>inventory</w:t>
+      </w:r>
+      <w:r>
+        <w:rPr>
+          <w:color w:val="334054"/>
+          <w:spacing w:val="-4"/>
+        </w:rPr>
+        <w:t> </w:t>
+      </w:r>
+      <w:r>
+        <w:rPr>
+          <w:color w:val="334054"/>
+        </w:rPr>
+        <w:t>stock</w:t>
+      </w:r>
+      <w:r>
+        <w:rPr>
+          <w:color w:val="334054"/>
+          <w:spacing w:val="-4"/>
+        </w:rPr>
+        <w:t> </w:t>
+      </w:r>
+      <w:r>
+        <w:rPr>
+          <w:color w:val="334054"/>
+        </w:rPr>
+        <w:t>decrement</w:t>
+      </w:r>
+      <w:r>
+        <w:rPr>
+          <w:color w:val="334054"/>
+          <w:spacing w:val="-4"/>
+        </w:rPr>
+        <w:t> </w:t>
+      </w:r>
+      <w:r>
+        <w:rPr>
+          <w:color w:val="334054"/>
+        </w:rPr>
+        <w:t>upon</w:t>
+      </w:r>
+      <w:r>
+        <w:rPr>
+          <w:color w:val="334054"/>
+          <w:spacing w:val="-4"/>
+        </w:rPr>
+        <w:t> </w:t>
+      </w:r>
+      <w:r>
+        <w:rPr>
+          <w:color w:val="334054"/>
+        </w:rPr>
+        <w:t>order</w:t>
+      </w:r>
+      <w:r>
+        <w:rPr>
+          <w:color w:val="334054"/>
+          <w:spacing w:val="-4"/>
+        </w:rPr>
+        <w:t> </w:t>
+      </w:r>
+      <w:r>
+        <w:rPr>
+          <w:color w:val="334054"/>
+        </w:rPr>
+        <w:t>completion,</w:t>
+      </w:r>
+      <w:r>
+        <w:rPr>
+          <w:color w:val="334054"/>
+          <w:spacing w:val="-4"/>
+        </w:rPr>
+        <w:t> </w:t>
+      </w:r>
+      <w:r>
+        <w:rPr>
+          <w:color w:val="334054"/>
+        </w:rPr>
+        <w:t>automated</w:t>
+      </w:r>
+      <w:r>
+        <w:rPr>
+          <w:color w:val="334054"/>
+          <w:spacing w:val="-4"/>
+        </w:rPr>
+        <w:t> </w:t>
+      </w:r>
+      <w:r>
+        <w:rPr>
+          <w:color w:val="334054"/>
+        </w:rPr>
+        <w:t>stock replenishment upon order cancellation, de-duplicated store catalog action buttons, added 1-click</w:t>
       </w:r>
     </w:p>
     <w:p>
       <w:pPr>
         <w:pStyle w:val="BodyText"/>
-        <w:spacing w:line="283" w:lineRule="auto" w:before="50"/>
+        <w:spacing w:line="283" w:lineRule="auto" w:before="16"/>
         <w:ind w:left="387"/>
       </w:pPr>
       <w:r>
         <w:rPr>
           <w:color w:val="334054"/>
         </w:rPr>
-        <w:t>single-merchant</w:t>
+        <w:t>Database</w:t>
       </w:r>
       <w:r>
         <w:rPr>
@@ -23029,7 +24238,7 @@
         <w:rPr>
           <w:color w:val="334054"/>
         </w:rPr>
-        <w:t>operations,</w:t>
+        <w:t>Reset</w:t>
       </w:r>
       <w:r>
         <w:rPr>
@@ -23042,7 +24251,7 @@
         <w:rPr>
           <w:color w:val="334054"/>
         </w:rPr>
-        <w:t>removed</w:t>
+        <w:t>modal</w:t>
       </w:r>
       <w:r>
         <w:rPr>
@@ -23055,7 +24264,7 @@
         <w:rPr>
           <w:color w:val="334054"/>
         </w:rPr>
-        <w:t>registration</w:t>
+        <w:t>in</w:t>
       </w:r>
       <w:r>
         <w:rPr>
@@ -23068,7 +24277,7 @@
         <w:rPr>
           <w:color w:val="334054"/>
         </w:rPr>
-        <w:t>confusion,</w:t>
+        <w:t>the</w:t>
       </w:r>
       <w:r>
         <w:rPr>
@@ -23081,7 +24290,7 @@
         <w:rPr>
           <w:color w:val="334054"/>
         </w:rPr>
-        <w:t>added</w:t>
+        <w:t>Admin</w:t>
       </w:r>
       <w:r>
         <w:rPr>
@@ -23094,7 +24303,7 @@
         <w:rPr>
           <w:color w:val="334054"/>
         </w:rPr>
-        <w:t>QRIS</w:t>
+        <w:t>Dashboard,</w:t>
       </w:r>
       <w:r>
         <w:rPr>
@@ -23107,7 +24316,7 @@
         <w:rPr>
           <w:color w:val="334054"/>
         </w:rPr>
-        <w:t>screenshot</w:t>
+        <w:t>and</w:t>
       </w:r>
       <w:r>
         <w:rPr>
@@ -23120,7 +24329,7 @@
         <w:rPr>
           <w:color w:val="334054"/>
         </w:rPr>
-        <w:t>proof</w:t>
+        <w:t>established</w:t>
       </w:r>
       <w:r>
         <w:rPr>
@@ -23133,7 +24342,46 @@
         <w:rPr>
           <w:color w:val="334054"/>
         </w:rPr>
-        <w:t>verification, created database reset script, and compiled Word/PDF documentation.</w:t>
+        <w:t>mandatory</w:t>
+      </w:r>
+      <w:r>
+        <w:rPr>
+          <w:color w:val="334054"/>
+          <w:spacing w:val="-4"/>
+        </w:rPr>
+        <w:t> </w:t>
+      </w:r>
+      <w:r>
+        <w:rPr>
+          <w:color w:val="334054"/>
+        </w:rPr>
+        <w:t>planning</w:t>
+      </w:r>
+      <w:r>
+        <w:rPr>
+          <w:color w:val="334054"/>
+          <w:spacing w:val="-4"/>
+        </w:rPr>
+        <w:t> </w:t>
+      </w:r>
+      <w:r>
+        <w:rPr>
+          <w:color w:val="334054"/>
+        </w:rPr>
+        <w:t>and</w:t>
+      </w:r>
+      <w:r>
+        <w:rPr>
+          <w:color w:val="334054"/>
+          <w:spacing w:val="-4"/>
+        </w:rPr>
+        <w:t> </w:t>
+      </w:r>
+      <w:r>
+        <w:rPr>
+          <w:color w:val="334054"/>
+        </w:rPr>
+        <w:t>docs synchronization agent rules.</w:t>
       </w:r>
     </w:p>
     <w:p>
@@ -23146,8 +24394,8 @@
         <w:tabs>
           <w:tab w:pos="387" w:val="left" w:leader="none"/>
         </w:tabs>
-        <w:spacing w:line="240" w:lineRule="auto" w:before="106" w:after="0"/>
-        <w:ind w:left="387" w:right="0" w:hanging="255"/>
+        <w:spacing w:line="283" w:lineRule="auto" w:before="106" w:after="0"/>
+        <w:ind w:left="387" w:right="203" w:hanging="255"/>
         <w:jc w:val="left"/>
         <w:rPr>
           <w:sz w:val="21"/>
@@ -23165,893 +24413,202 @@
         <w:rPr>
           <w:b/>
           <w:color w:val="334054"/>
-          <w:spacing w:val="-1"/>
-          <w:sz w:val="21"/>
-        </w:rPr>
-        <w:t> </w:t>
-      </w:r>
-      <w:r>
-        <w:rPr>
-          <w:b/>
-          <w:color w:val="334054"/>
-          <w:sz w:val="21"/>
-        </w:rPr>
-        <w:t>9 (Leaflet Map,</w:t>
-      </w:r>
-      <w:r>
-        <w:rPr>
-          <w:b/>
-          <w:color w:val="334054"/>
-          <w:spacing w:val="-1"/>
-          <w:sz w:val="21"/>
-        </w:rPr>
-        <w:t> </w:t>
-      </w:r>
-      <w:r>
-        <w:rPr>
-          <w:b/>
-          <w:color w:val="334054"/>
-          <w:sz w:val="21"/>
-        </w:rPr>
-        <w:t>Global Geocoding &amp; Customs</w:t>
-      </w:r>
-      <w:r>
-        <w:rPr>
-          <w:b/>
-          <w:color w:val="334054"/>
-          <w:spacing w:val="-1"/>
-          <w:sz w:val="21"/>
-        </w:rPr>
-        <w:t> </w:t>
-      </w:r>
-      <w:r>
-        <w:rPr>
-          <w:b/>
-          <w:color w:val="334054"/>
-          <w:sz w:val="21"/>
-        </w:rPr>
-        <w:t>Compliance):</w:t>
-      </w:r>
-      <w:r>
-        <w:rPr>
-          <w:b/>
-          <w:color w:val="334054"/>
-          <w:spacing w:val="-1"/>
-          <w:sz w:val="21"/>
-        </w:rPr>
-        <w:t> </w:t>
-      </w:r>
-      <w:r>
-        <w:rPr>
-          <w:color w:val="334054"/>
-          <w:sz w:val="21"/>
-        </w:rPr>
-        <w:t>Integrated real </w:t>
-      </w:r>
-      <w:r>
-        <w:rPr>
-          <w:color w:val="334054"/>
-          <w:spacing w:val="-2"/>
-          <w:sz w:val="21"/>
-        </w:rPr>
-        <w:t>interactive</w:t>
-      </w:r>
-    </w:p>
-    <w:p>
-      <w:pPr>
-        <w:pStyle w:val="BodyText"/>
-        <w:spacing w:line="297" w:lineRule="auto" w:before="51"/>
-        <w:ind w:left="387"/>
-      </w:pPr>
-      <w:r>
-        <w:rPr>
-          <w:color w:val="334054"/>
-        </w:rPr>
-        <w:t>Leaflet</w:t>
-      </w:r>
-      <w:r>
-        <w:rPr>
-          <w:color w:val="334054"/>
-          <w:spacing w:val="-3"/>
-        </w:rPr>
-        <w:t> </w:t>
-      </w:r>
-      <w:r>
-        <w:rPr>
-          <w:color w:val="334054"/>
-        </w:rPr>
-        <w:t>map</w:t>
-      </w:r>
-      <w:r>
-        <w:rPr>
-          <w:color w:val="334054"/>
-          <w:spacing w:val="-3"/>
-        </w:rPr>
-        <w:t> </w:t>
-      </w:r>
-      <w:r>
-        <w:rPr>
-          <w:color w:val="334054"/>
-        </w:rPr>
-        <w:t>with</w:t>
-      </w:r>
-      <w:r>
-        <w:rPr>
-          <w:color w:val="334054"/>
-          <w:spacing w:val="-3"/>
-        </w:rPr>
-        <w:t> </w:t>
-      </w:r>
-      <w:r>
-        <w:rPr>
-          <w:color w:val="334054"/>
-        </w:rPr>
-        <w:t>direct</w:t>
-      </w:r>
-      <w:r>
-        <w:rPr>
-          <w:color w:val="334054"/>
-          <w:spacing w:val="-3"/>
-        </w:rPr>
-        <w:t> </w:t>
-      </w:r>
-      <w:r>
-        <w:rPr>
-          <w:color w:val="334054"/>
-        </w:rPr>
-        <w:t>click-to-pin,</w:t>
-      </w:r>
-      <w:r>
-        <w:rPr>
-          <w:color w:val="334054"/>
-          <w:spacing w:val="-3"/>
-        </w:rPr>
-        <w:t> </w:t>
-      </w:r>
-      <w:r>
-        <w:rPr>
-          <w:color w:val="334054"/>
-        </w:rPr>
-        <w:t>built</w:t>
-      </w:r>
-      <w:r>
-        <w:rPr>
-          <w:color w:val="334054"/>
-          <w:spacing w:val="-3"/>
-        </w:rPr>
-        <w:t> </w:t>
-      </w:r>
-      <w:r>
-        <w:rPr>
-          <w:color w:val="334054"/>
-        </w:rPr>
-        <w:t>offline</w:t>
-      </w:r>
-      <w:r>
-        <w:rPr>
-          <w:color w:val="334054"/>
-          <w:spacing w:val="-3"/>
-        </w:rPr>
-        <w:t> </w:t>
-      </w:r>
-      <w:r>
-        <w:rPr>
-          <w:color w:val="334054"/>
-        </w:rPr>
-        <w:t>Indonesian</w:t>
-      </w:r>
-      <w:r>
-        <w:rPr>
-          <w:color w:val="334054"/>
-          <w:spacing w:val="-3"/>
-        </w:rPr>
-        <w:t> </w:t>
-      </w:r>
-      <w:r>
-        <w:rPr>
-          <w:color w:val="334054"/>
+          <w:spacing w:val="-7"/>
+          <w:sz w:val="21"/>
+        </w:rPr>
+        <w:t> </w:t>
+      </w:r>
+      <w:r>
+        <w:rPr>
+          <w:b/>
+          <w:color w:val="334054"/>
+          <w:sz w:val="21"/>
+        </w:rPr>
+        <w:t>11</w:t>
+      </w:r>
+      <w:r>
+        <w:rPr>
+          <w:b/>
+          <w:color w:val="334054"/>
+          <w:spacing w:val="-7"/>
+          <w:sz w:val="21"/>
+        </w:rPr>
+        <w:t> </w:t>
+      </w:r>
+      <w:r>
+        <w:rPr>
+          <w:b/>
+          <w:color w:val="334054"/>
+          <w:sz w:val="21"/>
+        </w:rPr>
+        <w:t>(Persistent</w:t>
+      </w:r>
+      <w:r>
+        <w:rPr>
+          <w:b/>
+          <w:color w:val="334054"/>
+          <w:spacing w:val="-7"/>
+          <w:sz w:val="21"/>
+        </w:rPr>
+        <w:t> </w:t>
+      </w:r>
+      <w:r>
+        <w:rPr>
+          <w:b/>
+          <w:color w:val="334054"/>
+          <w:sz w:val="21"/>
+        </w:rPr>
+        <w:t>Reset</w:t>
+      </w:r>
+      <w:r>
+        <w:rPr>
+          <w:b/>
+          <w:color w:val="334054"/>
+          <w:spacing w:val="-7"/>
+          <w:sz w:val="21"/>
+        </w:rPr>
+        <w:t> </w:t>
+      </w:r>
+      <w:r>
+        <w:rPr>
+          <w:b/>
+          <w:color w:val="334054"/>
+          <w:sz w:val="21"/>
+        </w:rPr>
+        <w:t>State,</w:t>
+      </w:r>
+      <w:r>
+        <w:rPr>
+          <w:b/>
+          <w:color w:val="334054"/>
+          <w:spacing w:val="-7"/>
+          <w:sz w:val="21"/>
+        </w:rPr>
+        <w:t> </w:t>
+      </w:r>
+      <w:r>
+        <w:rPr>
+          <w:b/>
+          <w:color w:val="334054"/>
+          <w:sz w:val="21"/>
+        </w:rPr>
+        <w:t>Realtime</w:t>
+      </w:r>
+      <w:r>
+        <w:rPr>
+          <w:b/>
+          <w:color w:val="334054"/>
+          <w:spacing w:val="-7"/>
+          <w:sz w:val="21"/>
+        </w:rPr>
+        <w:t> </w:t>
+      </w:r>
+      <w:r>
+        <w:rPr>
+          <w:b/>
+          <w:color w:val="334054"/>
+          <w:sz w:val="21"/>
+        </w:rPr>
+        <w:t>Receipt</w:t>
+      </w:r>
+      <w:r>
+        <w:rPr>
+          <w:b/>
+          <w:color w:val="334054"/>
+          <w:spacing w:val="-7"/>
+          <w:sz w:val="21"/>
+        </w:rPr>
+        <w:t> </w:t>
+      </w:r>
+      <w:r>
+        <w:rPr>
+          <w:b/>
+          <w:color w:val="334054"/>
+          <w:sz w:val="21"/>
+        </w:rPr>
+        <w:t>Fix</w:t>
+      </w:r>
+      <w:r>
+        <w:rPr>
+          <w:b/>
+          <w:color w:val="334054"/>
+          <w:spacing w:val="-7"/>
+          <w:sz w:val="21"/>
+        </w:rPr>
+        <w:t> </w:t>
+      </w:r>
+      <w:r>
+        <w:rPr>
+          <w:b/>
+          <w:color w:val="334054"/>
+          <w:sz w:val="21"/>
         </w:rPr>
         <w:t>&amp;</w:t>
       </w:r>
       <w:r>
         <w:rPr>
-          <w:color w:val="334054"/>
-          <w:spacing w:val="-3"/>
-        </w:rPr>
-        <w:t> </w:t>
-      </w:r>
-      <w:r>
-        <w:rPr>
-          <w:color w:val="334054"/>
-        </w:rPr>
-        <w:t>global</w:t>
-      </w:r>
-      <w:r>
-        <w:rPr>
-          <w:color w:val="334054"/>
-          <w:spacing w:val="-3"/>
-        </w:rPr>
-        <w:t> </w:t>
-      </w:r>
-      <w:r>
-        <w:rPr>
-          <w:color w:val="334054"/>
-        </w:rPr>
-        <w:t>cities</w:t>
-      </w:r>
-      <w:r>
-        <w:rPr>
-          <w:color w:val="334054"/>
-          <w:spacing w:val="-3"/>
-        </w:rPr>
-        <w:t> </w:t>
-      </w:r>
-      <w:r>
-        <w:rPr>
-          <w:color w:val="334054"/>
-        </w:rPr>
-        <w:t>search</w:t>
-      </w:r>
-      <w:r>
-        <w:rPr>
-          <w:color w:val="334054"/>
-          <w:spacing w:val="-3"/>
-        </w:rPr>
-        <w:t> </w:t>
-      </w:r>
-      <w:r>
-        <w:rPr>
-          <w:color w:val="334054"/>
-        </w:rPr>
-        <w:t>index,</w:t>
-      </w:r>
-      <w:r>
-        <w:rPr>
-          <w:color w:val="334054"/>
-          <w:spacing w:val="-3"/>
-        </w:rPr>
-        <w:t> </w:t>
-      </w:r>
-      <w:r>
-        <w:rPr>
-          <w:color w:val="334054"/>
-        </w:rPr>
-        <w:t>created</w:t>
-      </w:r>
-      <w:r>
-        <w:rPr>
-          <w:color w:val="334054"/>
-          <w:spacing w:val="-3"/>
-        </w:rPr>
-        <w:t> </w:t>
-      </w:r>
-      <w:r>
-        <w:rPr>
-          <w:color w:val="334054"/>
-        </w:rPr>
-        <w:t>4-</w:t>
-      </w:r>
-      <w:r>
-        <w:rPr>
-          <w:color w:val="334054"/>
-        </w:rPr>
-        <w:t>tier dynamic logistics routing (Motorbike, Overland Express, Air Cargo, DHL/FedEx International), and</w:t>
-      </w:r>
-    </w:p>
-    <w:p>
-      <w:pPr>
-        <w:pStyle w:val="BodyText"/>
-        <w:spacing w:line="262" w:lineRule="exact"/>
-        <w:ind w:left="387"/>
-      </w:pPr>
-      <w:r>
-        <w:rPr>
-          <w:color w:val="334054"/>
-        </w:rPr>
-        <w:t>implemented</w:t>
-      </w:r>
-      <w:r>
-        <w:rPr>
+          <w:b/>
           <w:color w:val="334054"/>
           <w:spacing w:val="-7"/>
-        </w:rPr>
-        <w:t> </w:t>
-      </w:r>
-      <w:r>
-        <w:rPr>
-          <w:color w:val="334054"/>
-        </w:rPr>
-        <w:t>Indonesian</w:t>
-      </w:r>
-      <w:r>
-        <w:rPr>
-          <w:color w:val="334054"/>
-          <w:spacing w:val="-5"/>
-        </w:rPr>
-        <w:t> </w:t>
-      </w:r>
-      <w:r>
-        <w:rPr>
-          <w:color w:val="334054"/>
-        </w:rPr>
-        <w:t>Bea</w:t>
-      </w:r>
-      <w:r>
-        <w:rPr>
-          <w:color w:val="334054"/>
-          <w:spacing w:val="-4"/>
-        </w:rPr>
-        <w:t> </w:t>
-      </w:r>
-      <w:r>
-        <w:rPr>
-          <w:color w:val="334054"/>
-        </w:rPr>
-        <w:t>Cukai</w:t>
-      </w:r>
-      <w:r>
-        <w:rPr>
-          <w:color w:val="334054"/>
-          <w:spacing w:val="-5"/>
-        </w:rPr>
-        <w:t> </w:t>
-      </w:r>
-      <w:r>
-        <w:rPr>
-          <w:color w:val="334054"/>
-        </w:rPr>
-        <w:t>&amp;</w:t>
-      </w:r>
-      <w:r>
-        <w:rPr>
-          <w:color w:val="334054"/>
-          <w:spacing w:val="-4"/>
-        </w:rPr>
-        <w:t> </w:t>
-      </w:r>
-      <w:r>
-        <w:rPr>
-          <w:color w:val="334054"/>
-        </w:rPr>
-        <w:t>WTO</w:t>
-      </w:r>
-      <w:r>
-        <w:rPr>
-          <w:color w:val="334054"/>
-          <w:spacing w:val="-5"/>
-        </w:rPr>
-        <w:t> </w:t>
-      </w:r>
-      <w:r>
-        <w:rPr>
-          <w:color w:val="334054"/>
-        </w:rPr>
-        <w:t>customs</w:t>
-      </w:r>
-      <w:r>
-        <w:rPr>
-          <w:color w:val="334054"/>
-          <w:spacing w:val="-4"/>
-        </w:rPr>
-        <w:t> </w:t>
-      </w:r>
-      <w:r>
-        <w:rPr>
-          <w:color w:val="334054"/>
-        </w:rPr>
-        <w:t>compliance</w:t>
-      </w:r>
-      <w:r>
-        <w:rPr>
-          <w:color w:val="334054"/>
-          <w:spacing w:val="-5"/>
-        </w:rPr>
-        <w:t> </w:t>
-      </w:r>
-      <w:r>
-        <w:rPr>
-          <w:color w:val="334054"/>
-        </w:rPr>
-        <w:t>(0%</w:t>
-      </w:r>
-      <w:r>
-        <w:rPr>
-          <w:color w:val="334054"/>
-          <w:spacing w:val="-4"/>
-        </w:rPr>
-        <w:t> </w:t>
-      </w:r>
-      <w:r>
-        <w:rPr>
-          <w:color w:val="334054"/>
-        </w:rPr>
-        <w:t>Export</w:t>
-      </w:r>
-      <w:r>
-        <w:rPr>
-          <w:color w:val="334054"/>
-          <w:spacing w:val="-5"/>
-        </w:rPr>
-        <w:t> </w:t>
-      </w:r>
-      <w:r>
-        <w:rPr>
-          <w:color w:val="334054"/>
-        </w:rPr>
-        <w:t>Tariff,</w:t>
-      </w:r>
-      <w:r>
-        <w:rPr>
-          <w:color w:val="334054"/>
-          <w:spacing w:val="-4"/>
-        </w:rPr>
-        <w:t> </w:t>
-      </w:r>
-      <w:r>
-        <w:rPr>
-          <w:color w:val="334054"/>
-        </w:rPr>
-        <w:t>0%</w:t>
-      </w:r>
-      <w:r>
-        <w:rPr>
-          <w:color w:val="334054"/>
-          <w:spacing w:val="-5"/>
-        </w:rPr>
-        <w:t> </w:t>
-      </w:r>
-      <w:r>
-        <w:rPr>
-          <w:color w:val="334054"/>
-        </w:rPr>
-        <w:t>VAT</w:t>
-      </w:r>
-      <w:r>
-        <w:rPr>
-          <w:color w:val="334054"/>
-          <w:spacing w:val="-4"/>
-        </w:rPr>
-        <w:t> </w:t>
-      </w:r>
-      <w:r>
-        <w:rPr>
-          <w:color w:val="334054"/>
-          <w:spacing w:val="-2"/>
-        </w:rPr>
-        <w:t>Export</w:t>
-      </w:r>
-    </w:p>
-    <w:p>
-      <w:pPr>
-        <w:pStyle w:val="BodyText"/>
-        <w:spacing w:before="51"/>
-        <w:ind w:left="387"/>
-      </w:pPr>
-      <w:r>
-        <w:rPr>
-          <w:color w:val="334054"/>
-        </w:rPr>
-        <w:t>Zero-Rated, DDU Destination </w:t>
-      </w:r>
-      <w:r>
-        <w:rPr>
-          <w:color w:val="334054"/>
-          <w:spacing w:val="-2"/>
-        </w:rPr>
-        <w:t>Clearance).</w:t>
-      </w:r>
-    </w:p>
-    <w:p>
-      <w:pPr>
-        <w:pStyle w:val="Heading3"/>
-        <w:numPr>
-          <w:ilvl w:val="0"/>
-          <w:numId w:val="5"/>
-        </w:numPr>
-        <w:tabs>
-          <w:tab w:pos="387" w:val="left" w:leader="none"/>
-        </w:tabs>
-        <w:spacing w:line="240" w:lineRule="auto" w:before="155" w:after="0"/>
-        <w:ind w:left="387" w:right="0" w:hanging="255"/>
-        <w:jc w:val="left"/>
-      </w:pPr>
-      <w:r>
-        <w:rPr>
-          <w:color w:val="334054"/>
-        </w:rPr>
-        <w:t>Session</w:t>
-      </w:r>
-      <w:r>
-        <w:rPr>
-          <w:color w:val="334054"/>
-          <w:spacing w:val="-2"/>
-        </w:rPr>
-        <w:t> </w:t>
-      </w:r>
-      <w:r>
-        <w:rPr>
-          <w:color w:val="334054"/>
-        </w:rPr>
-        <w:t>10</w:t>
-      </w:r>
-      <w:r>
-        <w:rPr>
-          <w:color w:val="334054"/>
-          <w:spacing w:val="-1"/>
-        </w:rPr>
-        <w:t> </w:t>
-      </w:r>
-      <w:r>
-        <w:rPr>
-          <w:color w:val="334054"/>
-        </w:rPr>
-        <w:t>(Inventory</w:t>
-      </w:r>
-      <w:r>
-        <w:rPr>
-          <w:color w:val="334054"/>
-          <w:spacing w:val="-2"/>
-        </w:rPr>
-        <w:t> </w:t>
-      </w:r>
-      <w:r>
-        <w:rPr>
-          <w:color w:val="334054"/>
-        </w:rPr>
-        <w:t>Stock</w:t>
-      </w:r>
-      <w:r>
-        <w:rPr>
-          <w:color w:val="334054"/>
-          <w:spacing w:val="-1"/>
-        </w:rPr>
-        <w:t> </w:t>
-      </w:r>
-      <w:r>
-        <w:rPr>
-          <w:color w:val="334054"/>
-        </w:rPr>
-        <w:t>Automation,</w:t>
-      </w:r>
-      <w:r>
-        <w:rPr>
-          <w:color w:val="334054"/>
-          <w:spacing w:val="-2"/>
-        </w:rPr>
-        <w:t> </w:t>
-      </w:r>
-      <w:r>
-        <w:rPr>
-          <w:color w:val="334054"/>
-        </w:rPr>
-        <w:t>Cancellation</w:t>
-      </w:r>
-      <w:r>
-        <w:rPr>
-          <w:color w:val="334054"/>
-          <w:spacing w:val="-1"/>
-        </w:rPr>
-        <w:t> </w:t>
-      </w:r>
-      <w:r>
-        <w:rPr>
-          <w:color w:val="334054"/>
-        </w:rPr>
-        <w:t>Restitution</w:t>
-      </w:r>
-      <w:r>
-        <w:rPr>
-          <w:color w:val="334054"/>
-          <w:spacing w:val="-2"/>
-        </w:rPr>
-        <w:t> </w:t>
-      </w:r>
-      <w:r>
-        <w:rPr>
-          <w:color w:val="334054"/>
-        </w:rPr>
-        <w:t>&amp;</w:t>
-      </w:r>
-      <w:r>
-        <w:rPr>
-          <w:color w:val="334054"/>
-          <w:spacing w:val="-1"/>
-        </w:rPr>
-        <w:t> </w:t>
-      </w:r>
-      <w:r>
-        <w:rPr>
-          <w:color w:val="334054"/>
-        </w:rPr>
-        <w:t>Database</w:t>
-      </w:r>
-      <w:r>
-        <w:rPr>
-          <w:color w:val="334054"/>
-          <w:spacing w:val="-1"/>
-        </w:rPr>
-        <w:t> </w:t>
-      </w:r>
-      <w:r>
-        <w:rPr>
-          <w:color w:val="334054"/>
-          <w:spacing w:val="-2"/>
-        </w:rPr>
-        <w:t>Reset):</w:t>
-      </w:r>
-    </w:p>
-    <w:p>
-      <w:pPr>
-        <w:pStyle w:val="BodyText"/>
-        <w:spacing w:line="297" w:lineRule="auto" w:before="51"/>
-        <w:ind w:left="387"/>
-      </w:pPr>
-      <w:r>
-        <w:rPr>
-          <w:color w:val="334054"/>
-        </w:rPr>
-        <w:t>Implemented</w:t>
-      </w:r>
-      <w:r>
-        <w:rPr>
-          <w:color w:val="334054"/>
-          <w:spacing w:val="-4"/>
-        </w:rPr>
-        <w:t> </w:t>
-      </w:r>
-      <w:r>
-        <w:rPr>
-          <w:color w:val="334054"/>
-        </w:rPr>
-        <w:t>automated</w:t>
-      </w:r>
-      <w:r>
-        <w:rPr>
-          <w:color w:val="334054"/>
-          <w:spacing w:val="-4"/>
-        </w:rPr>
-        <w:t> </w:t>
-      </w:r>
-      <w:r>
-        <w:rPr>
-          <w:color w:val="334054"/>
-        </w:rPr>
-        <w:t>catalog</w:t>
-      </w:r>
-      <w:r>
-        <w:rPr>
-          <w:color w:val="334054"/>
-          <w:spacing w:val="-4"/>
-        </w:rPr>
-        <w:t> </w:t>
-      </w:r>
-      <w:r>
-        <w:rPr>
-          <w:color w:val="334054"/>
-        </w:rPr>
-        <w:t>inventory</w:t>
-      </w:r>
-      <w:r>
-        <w:rPr>
-          <w:color w:val="334054"/>
-          <w:spacing w:val="-4"/>
-        </w:rPr>
-        <w:t> </w:t>
-      </w:r>
-      <w:r>
-        <w:rPr>
-          <w:color w:val="334054"/>
-        </w:rPr>
-        <w:t>stock</w:t>
-      </w:r>
-      <w:r>
-        <w:rPr>
-          <w:color w:val="334054"/>
-          <w:spacing w:val="-4"/>
-        </w:rPr>
-        <w:t> </w:t>
-      </w:r>
-      <w:r>
-        <w:rPr>
-          <w:color w:val="334054"/>
-        </w:rPr>
-        <w:t>decrement</w:t>
-      </w:r>
-      <w:r>
-        <w:rPr>
-          <w:color w:val="334054"/>
-          <w:spacing w:val="-4"/>
-        </w:rPr>
-        <w:t> </w:t>
-      </w:r>
-      <w:r>
-        <w:rPr>
-          <w:color w:val="334054"/>
-        </w:rPr>
-        <w:t>upon</w:t>
-      </w:r>
-      <w:r>
-        <w:rPr>
-          <w:color w:val="334054"/>
-          <w:spacing w:val="-4"/>
-        </w:rPr>
-        <w:t> </w:t>
-      </w:r>
-      <w:r>
-        <w:rPr>
-          <w:color w:val="334054"/>
-        </w:rPr>
-        <w:t>order</w:t>
-      </w:r>
-      <w:r>
-        <w:rPr>
-          <w:color w:val="334054"/>
-          <w:spacing w:val="-4"/>
-        </w:rPr>
-        <w:t> </w:t>
-      </w:r>
-      <w:r>
-        <w:rPr>
-          <w:color w:val="334054"/>
-        </w:rPr>
-        <w:t>completion,</w:t>
-      </w:r>
-      <w:r>
-        <w:rPr>
-          <w:color w:val="334054"/>
-          <w:spacing w:val="-4"/>
-        </w:rPr>
-        <w:t> </w:t>
-      </w:r>
-      <w:r>
-        <w:rPr>
-          <w:color w:val="334054"/>
-        </w:rPr>
-        <w:t>automated</w:t>
-      </w:r>
-      <w:r>
-        <w:rPr>
-          <w:color w:val="334054"/>
-          <w:spacing w:val="-4"/>
-        </w:rPr>
-        <w:t> </w:t>
-      </w:r>
-      <w:r>
-        <w:rPr>
-          <w:color w:val="334054"/>
-        </w:rPr>
-        <w:t>stock replenishment upon order cancellation, de-duplicated store catalog action buttons, added 1-click</w:t>
-      </w:r>
-    </w:p>
-    <w:p>
-      <w:pPr>
-        <w:pStyle w:val="BodyText"/>
-        <w:spacing w:line="262" w:lineRule="exact"/>
-        <w:ind w:left="387"/>
-      </w:pPr>
-      <w:r>
-        <w:rPr>
-          <w:color w:val="334054"/>
-        </w:rPr>
-        <w:t>Database</w:t>
-      </w:r>
-      <w:r>
-        <w:rPr>
-          <w:color w:val="334054"/>
-          <w:spacing w:val="-1"/>
-        </w:rPr>
-        <w:t> </w:t>
-      </w:r>
-      <w:r>
-        <w:rPr>
-          <w:color w:val="334054"/>
-        </w:rPr>
-        <w:t>Reset</w:t>
-      </w:r>
-      <w:r>
-        <w:rPr>
-          <w:color w:val="334054"/>
-          <w:spacing w:val="-1"/>
-        </w:rPr>
-        <w:t> </w:t>
-      </w:r>
-      <w:r>
-        <w:rPr>
-          <w:color w:val="334054"/>
-        </w:rPr>
-        <w:t>modal in</w:t>
-      </w:r>
-      <w:r>
-        <w:rPr>
-          <w:color w:val="334054"/>
-          <w:spacing w:val="-1"/>
-        </w:rPr>
-        <w:t> </w:t>
-      </w:r>
-      <w:r>
-        <w:rPr>
-          <w:color w:val="334054"/>
-        </w:rPr>
-        <w:t>the Admin</w:t>
-      </w:r>
-      <w:r>
-        <w:rPr>
-          <w:color w:val="334054"/>
-          <w:spacing w:val="-1"/>
-        </w:rPr>
-        <w:t> </w:t>
-      </w:r>
-      <w:r>
-        <w:rPr>
-          <w:color w:val="334054"/>
-        </w:rPr>
-        <w:t>Dashboard,</w:t>
-      </w:r>
-      <w:r>
-        <w:rPr>
-          <w:color w:val="334054"/>
-          <w:spacing w:val="-1"/>
-        </w:rPr>
-        <w:t> </w:t>
-      </w:r>
-      <w:r>
-        <w:rPr>
-          <w:color w:val="334054"/>
-        </w:rPr>
-        <w:t>and established</w:t>
-      </w:r>
-      <w:r>
-        <w:rPr>
-          <w:color w:val="334054"/>
-          <w:spacing w:val="-1"/>
-        </w:rPr>
-        <w:t> </w:t>
-      </w:r>
-      <w:r>
-        <w:rPr>
-          <w:color w:val="334054"/>
-        </w:rPr>
-        <w:t>mandatory planning</w:t>
-      </w:r>
-      <w:r>
-        <w:rPr>
-          <w:color w:val="334054"/>
-          <w:spacing w:val="-1"/>
-        </w:rPr>
-        <w:t> </w:t>
-      </w:r>
-      <w:r>
-        <w:rPr>
-          <w:color w:val="334054"/>
-        </w:rPr>
-        <w:t>and </w:t>
-      </w:r>
-      <w:r>
-        <w:rPr>
-          <w:color w:val="334054"/>
-          <w:spacing w:val="-4"/>
-        </w:rPr>
-        <w:t>docs</w:t>
-      </w:r>
-    </w:p>
-    <w:p>
-      <w:pPr>
-        <w:pStyle w:val="BodyText"/>
-        <w:spacing w:before="51"/>
-        <w:ind w:left="387"/>
-      </w:pPr>
-      <w:r>
-        <w:rPr>
-          <w:color w:val="334054"/>
-        </w:rPr>
-        <w:t>synchronization agent </w:t>
-      </w:r>
-      <w:r>
-        <w:rPr>
-          <w:color w:val="334054"/>
-          <w:spacing w:val="-2"/>
-        </w:rPr>
-        <w:t>rules.</w:t>
+          <w:sz w:val="21"/>
+        </w:rPr>
+        <w:t> </w:t>
+      </w:r>
+      <w:r>
+        <w:rPr>
+          <w:b/>
+          <w:color w:val="334054"/>
+          <w:sz w:val="21"/>
+        </w:rPr>
+        <w:t>Corporate</w:t>
+      </w:r>
+      <w:r>
+        <w:rPr>
+          <w:b/>
+          <w:color w:val="334054"/>
+          <w:spacing w:val="-7"/>
+          <w:sz w:val="21"/>
+        </w:rPr>
+        <w:t> </w:t>
+      </w:r>
+      <w:r>
+        <w:rPr>
+          <w:b/>
+          <w:color w:val="334054"/>
+          <w:sz w:val="21"/>
+        </w:rPr>
+        <w:t>Footer):</w:t>
+      </w:r>
+      <w:r>
+        <w:rPr>
+          <w:b/>
+          <w:color w:val="334054"/>
+          <w:spacing w:val="-7"/>
+          <w:sz w:val="21"/>
+        </w:rPr>
+        <w:t> </w:t>
+      </w:r>
+      <w:r>
+        <w:rPr>
+          <w:color w:val="334054"/>
+          <w:sz w:val="21"/>
+        </w:rPr>
+        <w:t>Added</w:t>
+      </w:r>
+      <w:r>
+        <w:rPr>
+          <w:color w:val="334054"/>
+          <w:spacing w:val="-6"/>
+          <w:sz w:val="21"/>
+        </w:rPr>
+        <w:t> </w:t>
+      </w:r>
+      <w:r>
+        <w:rPr>
+          <w:color w:val="334054"/>
+          <w:sz w:val="21"/>
+        </w:rPr>
+        <w:t>PostgreSQL DELETE RLS policies, fixed real-time receipt lightbox preview, built comprehensive corporate footer with Jakarta HQ &amp; customer care contacts, and formalized customer return RMA SOP.</w:t>
       </w:r>
     </w:p>
     <w:p>
@@ -24064,234 +24621,7 @@
         <w:tabs>
           <w:tab w:pos="387" w:val="left" w:leader="none"/>
         </w:tabs>
-        <w:spacing w:line="290" w:lineRule="auto" w:before="155" w:after="0"/>
-        <w:ind w:left="387" w:right="203" w:hanging="255"/>
-        <w:jc w:val="left"/>
-        <w:rPr>
-          <w:sz w:val="21"/>
-        </w:rPr>
-      </w:pPr>
-      <w:r>
-        <w:rPr>
-          <w:b/>
-          <w:color w:val="334054"/>
-          <w:sz w:val="21"/>
-        </w:rPr>
-        <w:t>Session</w:t>
-      </w:r>
-      <w:r>
-        <w:rPr>
-          <w:b/>
-          <w:color w:val="334054"/>
-          <w:spacing w:val="-7"/>
-          <w:sz w:val="21"/>
-        </w:rPr>
-        <w:t> </w:t>
-      </w:r>
-      <w:r>
-        <w:rPr>
-          <w:b/>
-          <w:color w:val="334054"/>
-          <w:sz w:val="21"/>
-        </w:rPr>
-        <w:t>11</w:t>
-      </w:r>
-      <w:r>
-        <w:rPr>
-          <w:b/>
-          <w:color w:val="334054"/>
-          <w:spacing w:val="-7"/>
-          <w:sz w:val="21"/>
-        </w:rPr>
-        <w:t> </w:t>
-      </w:r>
-      <w:r>
-        <w:rPr>
-          <w:b/>
-          <w:color w:val="334054"/>
-          <w:sz w:val="21"/>
-        </w:rPr>
-        <w:t>(Persistent</w:t>
-      </w:r>
-      <w:r>
-        <w:rPr>
-          <w:b/>
-          <w:color w:val="334054"/>
-          <w:spacing w:val="-7"/>
-          <w:sz w:val="21"/>
-        </w:rPr>
-        <w:t> </w:t>
-      </w:r>
-      <w:r>
-        <w:rPr>
-          <w:b/>
-          <w:color w:val="334054"/>
-          <w:sz w:val="21"/>
-        </w:rPr>
-        <w:t>Reset</w:t>
-      </w:r>
-      <w:r>
-        <w:rPr>
-          <w:b/>
-          <w:color w:val="334054"/>
-          <w:spacing w:val="-7"/>
-          <w:sz w:val="21"/>
-        </w:rPr>
-        <w:t> </w:t>
-      </w:r>
-      <w:r>
-        <w:rPr>
-          <w:b/>
-          <w:color w:val="334054"/>
-          <w:sz w:val="21"/>
-        </w:rPr>
-        <w:t>State,</w:t>
-      </w:r>
-      <w:r>
-        <w:rPr>
-          <w:b/>
-          <w:color w:val="334054"/>
-          <w:spacing w:val="-7"/>
-          <w:sz w:val="21"/>
-        </w:rPr>
-        <w:t> </w:t>
-      </w:r>
-      <w:r>
-        <w:rPr>
-          <w:b/>
-          <w:color w:val="334054"/>
-          <w:sz w:val="21"/>
-        </w:rPr>
-        <w:t>Realtime</w:t>
-      </w:r>
-      <w:r>
-        <w:rPr>
-          <w:b/>
-          <w:color w:val="334054"/>
-          <w:spacing w:val="-7"/>
-          <w:sz w:val="21"/>
-        </w:rPr>
-        <w:t> </w:t>
-      </w:r>
-      <w:r>
-        <w:rPr>
-          <w:b/>
-          <w:color w:val="334054"/>
-          <w:sz w:val="21"/>
-        </w:rPr>
-        <w:t>Receipt</w:t>
-      </w:r>
-      <w:r>
-        <w:rPr>
-          <w:b/>
-          <w:color w:val="334054"/>
-          <w:spacing w:val="-7"/>
-          <w:sz w:val="21"/>
-        </w:rPr>
-        <w:t> </w:t>
-      </w:r>
-      <w:r>
-        <w:rPr>
-          <w:b/>
-          <w:color w:val="334054"/>
-          <w:sz w:val="21"/>
-        </w:rPr>
-        <w:t>Fix</w:t>
-      </w:r>
-      <w:r>
-        <w:rPr>
-          <w:b/>
-          <w:color w:val="334054"/>
-          <w:spacing w:val="-7"/>
-          <w:sz w:val="21"/>
-        </w:rPr>
-        <w:t> </w:t>
-      </w:r>
-      <w:r>
-        <w:rPr>
-          <w:b/>
-          <w:color w:val="334054"/>
-          <w:sz w:val="21"/>
-        </w:rPr>
-        <w:t>&amp;</w:t>
-      </w:r>
-      <w:r>
-        <w:rPr>
-          <w:b/>
-          <w:color w:val="334054"/>
-          <w:spacing w:val="-7"/>
-          <w:sz w:val="21"/>
-        </w:rPr>
-        <w:t> </w:t>
-      </w:r>
-      <w:r>
-        <w:rPr>
-          <w:b/>
-          <w:color w:val="334054"/>
-          <w:sz w:val="21"/>
-        </w:rPr>
-        <w:t>Corporate</w:t>
-      </w:r>
-      <w:r>
-        <w:rPr>
-          <w:b/>
-          <w:color w:val="334054"/>
-          <w:spacing w:val="-7"/>
-          <w:sz w:val="21"/>
-        </w:rPr>
-        <w:t> </w:t>
-      </w:r>
-      <w:r>
-        <w:rPr>
-          <w:b/>
-          <w:color w:val="334054"/>
-          <w:sz w:val="21"/>
-        </w:rPr>
-        <w:t>Footer):</w:t>
-      </w:r>
-      <w:r>
-        <w:rPr>
-          <w:b/>
-          <w:color w:val="334054"/>
-          <w:spacing w:val="-7"/>
-          <w:sz w:val="21"/>
-        </w:rPr>
-        <w:t> </w:t>
-      </w:r>
-      <w:r>
-        <w:rPr>
-          <w:color w:val="334054"/>
-          <w:sz w:val="21"/>
-        </w:rPr>
-        <w:t>Added</w:t>
-      </w:r>
-      <w:r>
-        <w:rPr>
-          <w:color w:val="334054"/>
-          <w:spacing w:val="-6"/>
-          <w:sz w:val="21"/>
-        </w:rPr>
-        <w:t> </w:t>
-      </w:r>
-      <w:r>
-        <w:rPr>
-          <w:color w:val="334054"/>
-          <w:sz w:val="21"/>
-        </w:rPr>
-        <w:t>PostgreSQL DELETE RLS policies, fixed real-time receipt lightbox preview, built comprehensive corporate footer with Jakarta HQ &amp; customer care contacts, and formalized customer return RMA SOP.</w:t>
-      </w:r>
-    </w:p>
-    <w:p>
-      <w:pPr>
-        <w:pStyle w:val="ListParagraph"/>
-        <w:numPr>
-          <w:ilvl w:val="0"/>
-          <w:numId w:val="5"/>
-        </w:numPr>
-        <w:tabs>
-          <w:tab w:pos="387" w:val="left" w:leader="none"/>
-        </w:tabs>
-        <w:spacing w:line="283" w:lineRule="auto" w:before="81" w:after="0"/>
+        <w:spacing w:line="283" w:lineRule="auto" w:before="106" w:after="0"/>
         <w:ind w:left="387" w:right="577" w:hanging="255"/>
         <w:jc w:val="left"/>
         <w:rPr>
@@ -24478,8 +24808,8 @@
     <w:p>
       <w:pPr>
         <w:pStyle w:val="BodyText"/>
-        <w:spacing w:line="302" w:lineRule="auto" w:before="16"/>
-        <w:ind w:left="387" w:right="262"/>
+        <w:spacing w:line="297" w:lineRule="auto" w:before="16"/>
+        <w:ind w:left="387" w:right="136"/>
       </w:pPr>
       <w:r>
         <w:rPr>
@@ -24616,7 +24946,7 @@
     <w:p>
       <w:pPr>
         <w:pStyle w:val="BodyText"/>
-        <w:spacing w:before="256"/>
+        <w:spacing w:before="272"/>
       </w:pPr>
     </w:p>
     <w:p>
@@ -24629,7 +24959,7 @@
         <w:tabs>
           <w:tab w:pos="385" w:val="left" w:leader="none"/>
         </w:tabs>
-        <w:spacing w:line="240" w:lineRule="auto" w:before="0" w:after="0"/>
+        <w:spacing w:line="240" w:lineRule="auto" w:before="1" w:after="0"/>
         <w:ind w:left="385" w:right="0" w:hanging="358"/>
         <w:jc w:val="left"/>
       </w:pPr>
@@ -24728,7 +25058,7 @@
     <w:p>
       <w:pPr>
         <w:pStyle w:val="BodyText"/>
-        <w:spacing w:before="13"/>
+        <w:spacing w:before="12"/>
         <w:rPr>
           <w:b/>
           <w:sz w:val="7"/>
@@ -24748,7 +25078,7 @@
                   <wp:posOffset>647700</wp:posOffset>
                 </wp:positionH>
                 <wp:positionV relativeFrom="paragraph">
-                  <wp:posOffset>82728</wp:posOffset>
+                  <wp:posOffset>82284</wp:posOffset>
                 </wp:positionV>
                 <wp:extent cx="6264275" cy="9525"/>
                 <wp:effectExtent l="0" t="0" r="0" b="0"/>
@@ -24812,7 +25142,7 @@
           </mc:Choice>
           <mc:Fallback>
             <w:pict>
-              <v:rect style="position:absolute;margin-left:51.000004pt;margin-top:6.514063pt;width:493.230444pt;height:.75pt;mso-position-horizontal-relative:page;mso-position-vertical-relative:paragraph;z-index:-15724032;mso-wrap-distance-left:0;mso-wrap-distance-right:0" id="docshape48" filled="true" fillcolor="#cbd5e1" stroked="false">
+              <v:rect style="position:absolute;margin-left:51.000004pt;margin-top:6.479126pt;width:493.230444pt;height:.75pt;mso-position-horizontal-relative:page;mso-position-vertical-relative:paragraph;z-index:-15724032;mso-wrap-distance-left:0;mso-wrap-distance-right:0" id="docshape48" filled="true" fillcolor="#cbd5e1" stroked="false">
                 <v:fill type="solid"/>
                 <w10:wrap type="topAndBottom"/>
               </v:rect>
@@ -24844,30 +25174,14 @@
     <w:p>
       <w:pPr>
         <w:pStyle w:val="BodyText"/>
-        <w:rPr>
-          <w:sz w:val="20"/>
-        </w:rPr>
-      </w:pPr>
-    </w:p>
-    <w:p>
-      <w:pPr>
-        <w:pStyle w:val="BodyText"/>
-        <w:rPr>
-          <w:sz w:val="20"/>
-        </w:rPr>
-      </w:pPr>
-    </w:p>
-    <w:p>
-      <w:pPr>
-        <w:pStyle w:val="BodyText"/>
-        <w:spacing w:before="104"/>
-        <w:rPr>
-          <w:sz w:val="20"/>
-        </w:rPr>
-      </w:pPr>
-      <w:r>
-        <w:rPr>
-          <w:sz w:val="20"/>
+        <w:spacing w:before="2"/>
+        <w:rPr>
+          <w:sz w:val="9"/>
+        </w:rPr>
+      </w:pPr>
+      <w:r>
+        <w:rPr>
+          <w:sz w:val="9"/>
         </w:rPr>
         <mc:AlternateContent>
           <mc:Choice Requires="wps">
@@ -24878,7 +25192,7 @@
                   <wp:posOffset>647700</wp:posOffset>
                 </wp:positionH>
                 <wp:positionV relativeFrom="paragraph">
-                  <wp:posOffset>250199</wp:posOffset>
+                  <wp:posOffset>92523</wp:posOffset>
                 </wp:positionV>
                 <wp:extent cx="6264275" cy="116839"/>
                 <wp:effectExtent l="0" t="0" r="0" b="0"/>
@@ -24944,7 +25258,7 @@
           </mc:Choice>
           <mc:Fallback>
             <w:pict>
-              <v:rect style="position:absolute;margin-left:51pt;margin-top:19.700781pt;width:493.230466pt;height:9.159840pt;mso-position-horizontal-relative:page;mso-position-vertical-relative:paragraph;z-index:-15723520;mso-wrap-distance-left:0;mso-wrap-distance-right:0" id="docshape49" filled="true" fillcolor="#000000" stroked="false">
+              <v:rect style="position:absolute;margin-left:51pt;margin-top:7.285352pt;width:493.230466pt;height:9.159840pt;mso-position-horizontal-relative:page;mso-position-vertical-relative:paragraph;z-index:-15723520;mso-wrap-distance-left:0;mso-wrap-distance-right:0" id="docshape49" filled="true" fillcolor="#000000" stroked="false">
                 <v:fill opacity="3853f" type="solid"/>
                 <w10:wrap type="topAndBottom"/>
               </v:rect>
@@ -24958,7 +25272,7 @@
         <w:pStyle w:val="BodyText"/>
         <w:spacing w:after="0"/>
         <w:rPr>
-          <w:sz w:val="20"/>
+          <w:sz w:val="9"/>
         </w:rPr>
         <w:sectPr>
           <w:pgSz w:w="11900" w:h="16840"/>
@@ -27083,7 +27397,7 @@
     <w:p>
       <w:pPr>
         <w:spacing w:line="283" w:lineRule="auto" w:before="178"/>
-        <w:ind w:left="312" w:right="262" w:firstLine="0"/>
+        <w:ind w:left="312" w:right="136" w:firstLine="0"/>
         <w:jc w:val="left"/>
         <w:rPr>
           <w:sz w:val="20"/>
@@ -27096,7 +27410,7 @@
         <mc:AlternateContent>
           <mc:Choice Requires="wps">
             <w:drawing>
-              <wp:anchor distT="0" distB="0" distL="0" distR="0" allowOverlap="1" layoutInCell="1" locked="0" behindDoc="1" simplePos="0" relativeHeight="487134720">
+              <wp:anchor distT="0" distB="0" distL="0" distR="0" allowOverlap="1" layoutInCell="1" locked="0" behindDoc="1" simplePos="0" relativeHeight="487136256">
                 <wp:simplePos x="0" y="0"/>
                 <wp:positionH relativeFrom="page">
                   <wp:posOffset>647699</wp:posOffset>
@@ -27744,7 +28058,7 @@
           </mc:Choice>
           <mc:Fallback>
             <w:pict>
-              <v:group style="position:absolute;margin-left:50.999996pt;margin-top:-312.520142pt;width:493.5pt;height:378.4pt;mso-position-horizontal-relative:page;mso-position-vertical-relative:paragraph;z-index:-16181760" id="docshapegroup60" coordorigin="1020,-6250" coordsize="9870,7568">
+              <v:group style="position:absolute;margin-left:50.999996pt;margin-top:-312.520142pt;width:493.5pt;height:378.4pt;mso-position-horizontal-relative:page;mso-position-vertical-relative:paragraph;z-index:-16180224" id="docshapegroup60" coordorigin="1020,-6250" coordsize="9870,7568">
                 <v:shape style="position:absolute;left:1020;top:-6251;width:9865;height:7568" id="docshape61" coordorigin="1020,-6250" coordsize="9865,7568" path="m10885,1317l1020,1317,1020,-6250,10885,-6250,10885,-6235,1200,-6235,1184,-6235,1168,-6232,1152,-6228,1137,-6223,1122,-6216,1108,-6208,1095,-6198,1083,-6187,1072,-6175,1063,-6162,1055,-6148,1048,-6134,1042,-6118,1038,-6103,1036,-6087,1035,-6070,1035,830,1036,846,1038,862,1042,877,1048,893,1055,907,1063,921,1072,934,1083,946,1095,957,1108,967,1122,975,1137,982,1152,988,1168,991,1184,994,1200,995,10885,995,10885,1317xm10885,995l10710,995,10726,994,10742,991,10758,988,10773,982,10788,975,10802,967,10815,957,10827,946,10838,934,10847,921,10855,907,10862,893,10868,877,10872,862,10874,846,10875,830,10875,-6070,10874,-6087,10872,-6103,10868,-6118,10862,-6134,10855,-6148,10847,-6162,10838,-6175,10827,-6187,10815,-6198,10802,-6208,10788,-6216,10773,-6223,10758,-6228,10742,-6232,10726,-6235,10710,-6235,10885,-6235,10885,995xe" filled="true" fillcolor="#000000" stroked="false">
                   <v:path arrowok="t"/>
                   <v:fill opacity="3853f" type="solid"/>
@@ -28382,7 +28696,7 @@
         <mc:AlternateContent>
           <mc:Choice Requires="wps">
             <w:drawing>
-              <wp:anchor distT="0" distB="0" distL="0" distR="0" allowOverlap="1" layoutInCell="1" locked="0" behindDoc="1" simplePos="0" relativeHeight="487135744">
+              <wp:anchor distT="0" distB="0" distL="0" distR="0" allowOverlap="1" layoutInCell="1" locked="0" behindDoc="1" simplePos="0" relativeHeight="487137280">
                 <wp:simplePos x="0" y="0"/>
                 <wp:positionH relativeFrom="page">
                   <wp:posOffset>647699</wp:posOffset>
@@ -29024,7 +29338,7 @@
           </mc:Choice>
           <mc:Fallback>
             <w:pict>
-              <v:group style="position:absolute;margin-left:50.999996pt;margin-top:-312.520172pt;width:493.5pt;height:378.4pt;mso-position-horizontal-relative:page;mso-position-vertical-relative:paragraph;z-index:-16180736" id="docshapegroup67" coordorigin="1020,-6250" coordsize="9870,7568">
+              <v:group style="position:absolute;margin-left:50.999996pt;margin-top:-312.520172pt;width:493.5pt;height:378.4pt;mso-position-horizontal-relative:page;mso-position-vertical-relative:paragraph;z-index:-16179200" id="docshapegroup67" coordorigin="1020,-6250" coordsize="9870,7568">
                 <v:shape style="position:absolute;left:1020;top:-6251;width:9865;height:7568" id="docshape68" coordorigin="1020,-6250" coordsize="9865,7568" path="m10885,1317l1020,1317,1020,-6250,10885,-6250,10885,-6235,1200,-6235,1184,-6235,1168,-6232,1152,-6228,1137,-6223,1122,-6216,1108,-6208,1095,-6198,1083,-6187,1072,-6175,1063,-6162,1055,-6148,1048,-6134,1042,-6118,1038,-6103,1036,-6087,1035,-6070,1035,830,1036,846,1038,862,1042,877,1048,893,1055,907,1063,921,1072,934,1083,946,1095,957,1108,967,1122,975,1137,982,1152,988,1168,991,1184,994,1200,995,10885,995,10885,1317xm10885,995l10710,995,10726,994,10742,991,10758,988,10773,982,10788,975,10802,967,10815,957,10827,946,10838,934,10847,921,10855,907,10862,893,10868,877,10872,862,10874,846,10875,830,10875,-6070,10874,-6087,10872,-6103,10868,-6118,10862,-6134,10855,-6148,10847,-6162,10838,-6175,10827,-6187,10815,-6198,10802,-6208,10788,-6216,10773,-6223,10758,-6228,10742,-6232,10726,-6235,10710,-6235,10885,-6235,10885,995xe" filled="true" fillcolor="#000000" stroked="false">
                   <v:path arrowok="t"/>
                   <v:fill opacity="3853f" type="solid"/>
@@ -31569,7 +31883,7 @@
     <w:p>
       <w:pPr>
         <w:spacing w:line="283" w:lineRule="auto" w:before="178"/>
-        <w:ind w:left="312" w:right="262" w:firstLine="0"/>
+        <w:ind w:left="312" w:right="566" w:firstLine="0"/>
         <w:jc w:val="left"/>
         <w:rPr>
           <w:sz w:val="20"/>
@@ -31582,7 +31896,7 @@
         <mc:AlternateContent>
           <mc:Choice Requires="wps">
             <w:drawing>
-              <wp:anchor distT="0" distB="0" distL="0" distR="0" allowOverlap="1" layoutInCell="1" locked="0" behindDoc="1" simplePos="0" relativeHeight="487137792">
+              <wp:anchor distT="0" distB="0" distL="0" distR="0" allowOverlap="1" layoutInCell="1" locked="0" behindDoc="1" simplePos="0" relativeHeight="487139328">
                 <wp:simplePos x="0" y="0"/>
                 <wp:positionH relativeFrom="page">
                   <wp:posOffset>647699</wp:posOffset>
@@ -32221,7 +32535,7 @@
           </mc:Choice>
           <mc:Fallback>
             <w:pict>
-              <v:group style="position:absolute;margin-left:50.999996pt;margin-top:-312.520233pt;width:493.5pt;height:378.4pt;mso-position-horizontal-relative:page;mso-position-vertical-relative:paragraph;z-index:-16178688" id="docshapegroup84" coordorigin="1020,-6250" coordsize="9870,7568">
+              <v:group style="position:absolute;margin-left:50.999996pt;margin-top:-312.520233pt;width:493.5pt;height:378.4pt;mso-position-horizontal-relative:page;mso-position-vertical-relative:paragraph;z-index:-16177152" id="docshapegroup84" coordorigin="1020,-6250" coordsize="9870,7568">
                 <v:shape style="position:absolute;left:1020;top:-6251;width:9865;height:7568" id="docshape85" coordorigin="1020,-6250" coordsize="9865,7568" path="m10885,1317l1020,1317,1020,-6250,10885,-6250,10885,-6235,1200,-6235,1184,-6235,1168,-6232,1152,-6228,1137,-6223,1122,-6216,1108,-6208,1095,-6198,1083,-6187,1072,-6175,1063,-6162,1055,-6148,1048,-6134,1042,-6118,1038,-6103,1036,-6087,1035,-6070,1035,830,1036,846,1038,862,1042,877,1048,893,1055,907,1063,921,1072,934,1083,946,1095,957,1108,967,1122,975,1137,982,1152,988,1168,991,1184,994,1200,995,10885,995,10885,1317xm10885,995l10710,995,10726,994,10742,991,10758,988,10773,982,10788,975,10802,967,10815,957,10827,946,10838,934,10847,921,10855,907,10862,893,10868,877,10872,862,10874,846,10875,830,10875,-6070,10874,-6087,10872,-6103,10868,-6118,10862,-6134,10855,-6148,10847,-6162,10838,-6175,10827,-6187,10815,-6198,10802,-6208,10788,-6216,10773,-6223,10758,-6228,10742,-6232,10726,-6235,10710,-6235,10885,-6235,10885,995xe" filled="true" fillcolor="#000000" stroked="false">
                   <v:path arrowok="t"/>
                   <v:fill opacity="3853f" type="solid"/>
@@ -35238,7 +35552,7 @@
         <mc:AlternateContent>
           <mc:Choice Requires="wps">
             <w:drawing>
-              <wp:anchor distT="0" distB="0" distL="0" distR="0" allowOverlap="1" layoutInCell="1" locked="0" behindDoc="1" simplePos="0" relativeHeight="487139840">
+              <wp:anchor distT="0" distB="0" distL="0" distR="0" allowOverlap="1" layoutInCell="1" locked="0" behindDoc="1" simplePos="0" relativeHeight="487141376">
                 <wp:simplePos x="0" y="0"/>
                 <wp:positionH relativeFrom="page">
                   <wp:posOffset>647699</wp:posOffset>
@@ -35901,7 +36215,7 @@
           </mc:Choice>
           <mc:Fallback>
             <w:pict>
-              <v:group style="position:absolute;margin-left:50.999996pt;margin-top:-312.520294pt;width:493.5pt;height:378.4pt;mso-position-horizontal-relative:page;mso-position-vertical-relative:paragraph;z-index:-16176640" id="docshapegroup101" coordorigin="1020,-6250" coordsize="9870,7568">
+              <v:group style="position:absolute;margin-left:50.999996pt;margin-top:-312.520294pt;width:493.5pt;height:378.4pt;mso-position-horizontal-relative:page;mso-position-vertical-relative:paragraph;z-index:-16175104" id="docshapegroup101" coordorigin="1020,-6250" coordsize="9870,7568">
                 <v:shape style="position:absolute;left:1020;top:-6251;width:9865;height:7568" id="docshape102" coordorigin="1020,-6250" coordsize="9865,7568" path="m10885,1317l1020,1317,1020,-6250,10885,-6250,10885,-6235,1200,-6235,1184,-6235,1168,-6232,1152,-6228,1137,-6223,1122,-6216,1108,-6208,1095,-6198,1083,-6187,1072,-6175,1063,-6162,1055,-6148,1048,-6134,1042,-6118,1038,-6103,1036,-6087,1035,-6070,1035,830,1036,846,1038,862,1042,877,1048,893,1055,907,1063,921,1072,934,1083,946,1095,957,1108,967,1122,975,1137,982,1152,988,1168,991,1184,994,1200,995,10885,995,10885,1317xm10885,995l10710,995,10726,994,10742,991,10758,988,10773,982,10788,975,10802,967,10815,957,10827,946,10838,934,10847,921,10855,907,10862,893,10868,877,10872,862,10874,846,10875,830,10875,-6070,10874,-6087,10872,-6103,10868,-6118,10862,-6134,10855,-6148,10847,-6162,10838,-6175,10827,-6187,10815,-6198,10802,-6208,10788,-6216,10773,-6223,10758,-6228,10742,-6232,10726,-6235,10710,-6235,10885,-6235,10885,995xe" filled="true" fillcolor="#000000" stroked="false">
                   <v:path arrowok="t"/>
                   <v:fill opacity="3853f" type="solid"/>
@@ -36509,7 +36823,7 @@
     <w:p>
       <w:pPr>
         <w:spacing w:line="283" w:lineRule="auto" w:before="178"/>
-        <w:ind w:left="312" w:right="262" w:firstLine="0"/>
+        <w:ind w:left="312" w:right="136" w:firstLine="0"/>
         <w:jc w:val="left"/>
         <w:rPr>
           <w:sz w:val="20"/>
@@ -36522,7 +36836,7 @@
         <mc:AlternateContent>
           <mc:Choice Requires="wps">
             <w:drawing>
-              <wp:anchor distT="0" distB="0" distL="0" distR="0" allowOverlap="1" layoutInCell="1" locked="0" behindDoc="1" simplePos="0" relativeHeight="487140352">
+              <wp:anchor distT="0" distB="0" distL="0" distR="0" allowOverlap="1" layoutInCell="1" locked="0" behindDoc="1" simplePos="0" relativeHeight="487141888">
                 <wp:simplePos x="0" y="0"/>
                 <wp:positionH relativeFrom="page">
                   <wp:posOffset>647699</wp:posOffset>
@@ -37137,7 +37451,7 @@
           </mc:Choice>
           <mc:Fallback>
             <w:pict>
-              <v:group style="position:absolute;margin-left:50.999996pt;margin-top:-312.520325pt;width:493.5pt;height:378.4pt;mso-position-horizontal-relative:page;mso-position-vertical-relative:paragraph;z-index:-16176128" id="docshapegroup108" coordorigin="1020,-6250" coordsize="9870,7568">
+              <v:group style="position:absolute;margin-left:50.999996pt;margin-top:-312.520325pt;width:493.5pt;height:378.4pt;mso-position-horizontal-relative:page;mso-position-vertical-relative:paragraph;z-index:-16174592" id="docshapegroup108" coordorigin="1020,-6250" coordsize="9870,7568">
                 <v:shape style="position:absolute;left:1020;top:-6251;width:9865;height:7568" id="docshape109" coordorigin="1020,-6250" coordsize="9865,7568" path="m10885,1317l1020,1317,1020,-6250,10885,-6250,10885,-6235,1200,-6235,1184,-6235,1168,-6232,1152,-6228,1137,-6223,1122,-6216,1108,-6208,1095,-6198,1083,-6187,1072,-6175,1063,-6162,1055,-6148,1048,-6134,1042,-6118,1038,-6103,1036,-6087,1035,-6070,1035,830,1036,846,1038,862,1042,877,1048,893,1055,907,1063,921,1072,934,1083,946,1095,957,1108,967,1122,975,1137,982,1152,988,1168,991,1184,994,1200,995,10885,995,10885,1317xm10885,995l10710,995,10726,994,10742,991,10758,988,10773,982,10788,975,10802,967,10815,957,10827,946,10838,934,10847,921,10855,907,10862,893,10868,877,10872,862,10874,846,10875,830,10875,-6070,10874,-6087,10872,-6103,10868,-6118,10862,-6134,10855,-6148,10847,-6162,10838,-6175,10827,-6187,10815,-6198,10802,-6208,10788,-6216,10773,-6223,10758,-6228,10742,-6232,10726,-6235,10710,-6235,10885,-6235,10885,995xe" filled="true" fillcolor="#000000" stroked="false">
                   <v:path arrowok="t"/>
                   <v:fill opacity="3853f" type="solid"/>
@@ -37631,7 +37945,7 @@
   <w:numPicBullet w:numPicBulletId="3">
     <w:pict>
       <v:shape id="_x0000_i1078" type="#_x0000_t75" style="width:7.500000pt;height:7.500000pt" o:bullet="t">
-        <v:imagedata r:id="rId1" o:title="image1.png"/>
+        <v:imagedata r:id="rId4" o:title="image5.png"/>
       </v:shape>
     </w:pict>
   </w:numPicBullet>
@@ -38436,7 +38750,7 @@
     <w:uiPriority w:val="1"/>
     <w:qFormat/>
     <w:pPr>
-      <w:spacing w:before="155"/>
+      <w:spacing w:before="105"/>
       <w:ind w:left="387" w:hanging="255"/>
       <w:outlineLvl w:val="3"/>
     </w:pPr>
@@ -38474,6 +38788,7 @@
     <w:uiPriority w:val="1"/>
     <w:qFormat/>
     <w:pPr>
+      <w:spacing w:before="106"/>
       <w:ind w:left="387" w:hanging="255"/>
     </w:pPr>
     <w:rPr>

--- a/docs/User Documentation - Azmi Jalaluddin Amron _ NovaStore.docx
+++ b/docs/User Documentation - Azmi Jalaluddin Amron _ NovaStore.docx
@@ -7056,7 +7056,7 @@
         <mc:AlternateContent>
           <mc:Choice Requires="wps">
             <w:drawing>
-              <wp:anchor distT="0" distB="0" distL="0" distR="0" allowOverlap="1" layoutInCell="1" locked="0" behindDoc="1" simplePos="0" relativeHeight="487132160">
+              <wp:anchor distT="0" distB="0" distL="0" distR="0" allowOverlap="1" layoutInCell="1" locked="0" behindDoc="1" simplePos="0" relativeHeight="487136256">
                 <wp:simplePos x="0" y="0"/>
                 <wp:positionH relativeFrom="page">
                   <wp:posOffset>647699</wp:posOffset>
@@ -9257,7 +9257,7 @@
           </mc:Choice>
           <mc:Fallback>
             <w:pict>
-              <v:group style="position:absolute;margin-left:50.999996pt;margin-top:-33.260826pt;width:493.5pt;height:332.25pt;mso-position-horizontal-relative:page;mso-position-vertical-relative:paragraph;z-index:-16184320" id="docshapegroup5" coordorigin="1020,-665" coordsize="9870,6645">
+              <v:group style="position:absolute;margin-left:50.999996pt;margin-top:-33.260826pt;width:493.5pt;height:332.25pt;mso-position-horizontal-relative:page;mso-position-vertical-relative:paragraph;z-index:-16180224" id="docshapegroup5" coordorigin="1020,-665" coordsize="9870,6645">
                 <v:shape style="position:absolute;left:1020;top:-666;width:9865;height:6528" id="docshape6" coordorigin="1020,-665" coordsize="9865,6528" path="m10885,5863l1020,5863,1020,-665,10885,-665,10885,-396,1200,-396,1184,-395,1168,-393,1152,-389,1137,-383,1122,-376,1108,-368,1095,-358,1083,-347,1072,-335,1063,-323,1055,-309,1048,-294,1042,-279,1038,-263,1036,-247,1035,-231,1035,5304,1036,5320,1038,5336,1042,5352,1048,5367,1055,5382,1063,5396,1072,5409,1083,5421,1095,5432,1108,5441,1122,5450,1137,5457,1152,5462,1168,5466,1184,5468,1200,5469,10885,5469,10885,5863xm10885,5469l10710,5469,10726,5468,10742,5466,10758,5462,10773,5457,10788,5450,10802,5441,10815,5432,10827,5421,10838,5409,10847,5396,10855,5382,10862,5367,10868,5352,10872,5336,10874,5320,10875,5304,10875,-231,10874,-247,10872,-263,10868,-279,10862,-294,10855,-309,10847,-323,10838,-335,10827,-347,10815,-358,10802,-368,10788,-376,10773,-383,10758,-389,10742,-393,10726,-395,10710,-396,10885,-396,10885,5469xe" filled="true" fillcolor="#000000" stroked="false">
                   <v:path arrowok="t"/>
                   <v:fill opacity="9764f" type="solid"/>
@@ -12767,7 +12767,7 @@
         <mc:AlternateContent>
           <mc:Choice Requires="wps">
             <w:drawing>
-              <wp:anchor distT="0" distB="0" distL="0" distR="0" allowOverlap="1" layoutInCell="1" locked="0" behindDoc="1" simplePos="0" relativeHeight="487133184">
+              <wp:anchor distT="0" distB="0" distL="0" distR="0" allowOverlap="1" layoutInCell="1" locked="0" behindDoc="1" simplePos="0" relativeHeight="487137280">
                 <wp:simplePos x="0" y="0"/>
                 <wp:positionH relativeFrom="page">
                   <wp:posOffset>647699</wp:posOffset>
@@ -16624,7 +16624,7 @@
           </mc:Choice>
           <mc:Fallback>
             <w:pict>
-              <v:group style="position:absolute;margin-left:50.999996pt;margin-top:-311.98764pt;width:493.5pt;height:314.3pt;mso-position-horizontal-relative:page;mso-position-vertical-relative:paragraph;z-index:-16183296" id="docshapegroup24" coordorigin="1020,-6240" coordsize="9870,6286">
+              <v:group style="position:absolute;margin-left:50.999996pt;margin-top:-311.98764pt;width:493.5pt;height:314.3pt;mso-position-horizontal-relative:page;mso-position-vertical-relative:paragraph;z-index:-16179200" id="docshapegroup24" coordorigin="1020,-6240" coordsize="9870,6286">
                 <v:shape style="position:absolute;left:1020;top:-6240;width:9865;height:6286" id="docshape25" coordorigin="1020,-6240" coordsize="9865,6286" path="m10885,46l1020,46,1020,-6240,10885,-6240,10885,-6225,1200,-6225,1184,-6224,1168,-6222,1152,-6218,1137,-6212,1122,-6205,1108,-6197,1095,-6187,1083,-6176,1072,-6164,1063,-6151,1055,-6138,1048,-6123,1042,-6108,1038,-6092,1036,-6076,1035,-6060,1035,-510,1036,-493,1038,-478,1042,-462,1048,-447,1055,-432,1063,-418,1072,-405,1083,-393,1095,-382,1108,-373,1122,-364,1137,-357,1152,-352,1168,-348,1184,-346,1200,-345,10885,-345,10885,46xm10885,-345l10710,-345,10726,-346,10742,-348,10758,-352,10773,-357,10788,-364,10802,-373,10815,-382,10827,-393,10838,-405,10847,-418,10855,-432,10862,-447,10868,-462,10872,-478,10874,-493,10875,-510,10875,-6060,10874,-6076,10872,-6092,10868,-6108,10862,-6123,10855,-6138,10847,-6151,10838,-6164,10827,-6176,10815,-6187,10802,-6197,10788,-6205,10773,-6212,10758,-6218,10742,-6222,10726,-6224,10710,-6225,10885,-6225,10885,-345xe" filled="true" fillcolor="#000000" stroked="false">
                   <v:path arrowok="t"/>
                   <v:fill opacity="9764f" type="solid"/>
@@ -24945,8 +24945,591 @@
     </w:p>
     <w:p>
       <w:pPr>
+        <w:pStyle w:val="ListParagraph"/>
+        <w:numPr>
+          <w:ilvl w:val="0"/>
+          <w:numId w:val="5"/>
+        </w:numPr>
+        <w:tabs>
+          <w:tab w:pos="387" w:val="left" w:leader="none"/>
+        </w:tabs>
+        <w:spacing w:line="283" w:lineRule="auto" w:before="86" w:after="0"/>
+        <w:ind w:left="387" w:right="430" w:hanging="255"/>
+        <w:jc w:val="left"/>
+        <w:rPr>
+          <w:sz w:val="21"/>
+        </w:rPr>
+      </w:pPr>
+      <w:r>
+        <w:rPr>
+          <w:b/>
+          <w:color w:val="334054"/>
+          <w:sz w:val="21"/>
+        </w:rPr>
+        <w:t>Session</w:t>
+      </w:r>
+      <w:r>
+        <w:rPr>
+          <w:b/>
+          <w:color w:val="334054"/>
+          <w:spacing w:val="-6"/>
+          <w:sz w:val="21"/>
+        </w:rPr>
+        <w:t> </w:t>
+      </w:r>
+      <w:r>
+        <w:rPr>
+          <w:b/>
+          <w:color w:val="334054"/>
+          <w:sz w:val="21"/>
+        </w:rPr>
+        <w:t>13</w:t>
+      </w:r>
+      <w:r>
+        <w:rPr>
+          <w:b/>
+          <w:color w:val="334054"/>
+          <w:spacing w:val="-6"/>
+          <w:sz w:val="21"/>
+        </w:rPr>
+        <w:t> </w:t>
+      </w:r>
+      <w:r>
+        <w:rPr>
+          <w:b/>
+          <w:color w:val="334054"/>
+          <w:sz w:val="21"/>
+        </w:rPr>
+        <w:t>(PostgreSQL</w:t>
+      </w:r>
+      <w:r>
+        <w:rPr>
+          <w:b/>
+          <w:color w:val="334054"/>
+          <w:spacing w:val="-6"/>
+          <w:sz w:val="21"/>
+        </w:rPr>
+        <w:t> </w:t>
+      </w:r>
+      <w:r>
+        <w:rPr>
+          <w:b/>
+          <w:color w:val="334054"/>
+          <w:sz w:val="21"/>
+        </w:rPr>
+        <w:t>RLS</w:t>
+      </w:r>
+      <w:r>
+        <w:rPr>
+          <w:b/>
+          <w:color w:val="334054"/>
+          <w:spacing w:val="-6"/>
+          <w:sz w:val="21"/>
+        </w:rPr>
+        <w:t> </w:t>
+      </w:r>
+      <w:r>
+        <w:rPr>
+          <w:b/>
+          <w:color w:val="334054"/>
+          <w:sz w:val="21"/>
+        </w:rPr>
+        <w:t>Policy</w:t>
+      </w:r>
+      <w:r>
+        <w:rPr>
+          <w:b/>
+          <w:color w:val="334054"/>
+          <w:spacing w:val="-6"/>
+          <w:sz w:val="21"/>
+        </w:rPr>
+        <w:t> </w:t>
+      </w:r>
+      <w:r>
+        <w:rPr>
+          <w:b/>
+          <w:color w:val="334054"/>
+          <w:sz w:val="21"/>
+        </w:rPr>
+        <w:t>Resolution,</w:t>
+      </w:r>
+      <w:r>
+        <w:rPr>
+          <w:b/>
+          <w:color w:val="334054"/>
+          <w:spacing w:val="-6"/>
+          <w:sz w:val="21"/>
+        </w:rPr>
+        <w:t> </w:t>
+      </w:r>
+      <w:r>
+        <w:rPr>
+          <w:b/>
+          <w:color w:val="334054"/>
+          <w:sz w:val="21"/>
+        </w:rPr>
+        <w:t>Pinterest</w:t>
+      </w:r>
+      <w:r>
+        <w:rPr>
+          <w:b/>
+          <w:color w:val="334054"/>
+          <w:spacing w:val="-6"/>
+          <w:sz w:val="21"/>
+        </w:rPr>
+        <w:t> </w:t>
+      </w:r>
+      <w:r>
+        <w:rPr>
+          <w:b/>
+          <w:color w:val="334054"/>
+          <w:sz w:val="21"/>
+        </w:rPr>
+        <w:t>Image</w:t>
+      </w:r>
+      <w:r>
+        <w:rPr>
+          <w:b/>
+          <w:color w:val="334054"/>
+          <w:spacing w:val="-6"/>
+          <w:sz w:val="21"/>
+        </w:rPr>
+        <w:t> </w:t>
+      </w:r>
+      <w:r>
+        <w:rPr>
+          <w:b/>
+          <w:color w:val="334054"/>
+          <w:sz w:val="21"/>
+        </w:rPr>
+        <w:t>Handling</w:t>
+      </w:r>
+      <w:r>
+        <w:rPr>
+          <w:b/>
+          <w:color w:val="334054"/>
+          <w:spacing w:val="-6"/>
+          <w:sz w:val="21"/>
+        </w:rPr>
+        <w:t> </w:t>
+      </w:r>
+      <w:r>
+        <w:rPr>
+          <w:b/>
+          <w:color w:val="334054"/>
+          <w:sz w:val="21"/>
+        </w:rPr>
+        <w:t>&amp;</w:t>
+      </w:r>
+      <w:r>
+        <w:rPr>
+          <w:b/>
+          <w:color w:val="334054"/>
+          <w:spacing w:val="-6"/>
+          <w:sz w:val="21"/>
+        </w:rPr>
+        <w:t> </w:t>
+      </w:r>
+      <w:r>
+        <w:rPr>
+          <w:b/>
+          <w:color w:val="334054"/>
+          <w:sz w:val="21"/>
+        </w:rPr>
+        <w:t>Itemized</w:t>
+      </w:r>
+      <w:r>
+        <w:rPr>
+          <w:b/>
+          <w:color w:val="334054"/>
+          <w:spacing w:val="-6"/>
+          <w:sz w:val="21"/>
+        </w:rPr>
+        <w:t> </w:t>
+      </w:r>
+      <w:r>
+        <w:rPr>
+          <w:b/>
+          <w:color w:val="334054"/>
+          <w:sz w:val="21"/>
+        </w:rPr>
+        <w:t>Product Breakdown):</w:t>
+      </w:r>
+      <w:r>
+        <w:rPr>
+          <w:b/>
+          <w:color w:val="334054"/>
+          <w:spacing w:val="-1"/>
+          <w:sz w:val="21"/>
+        </w:rPr>
+        <w:t> </w:t>
+      </w:r>
+      <w:r>
+        <w:rPr>
+          <w:color w:val="334054"/>
+          <w:sz w:val="21"/>
+        </w:rPr>
+        <w:t>Resolved RLS policy 42501 for product creation, clarified raw image binary vs. HTML</w:t>
+      </w:r>
+    </w:p>
+    <w:p>
+      <w:pPr>
         <w:pStyle w:val="BodyText"/>
-        <w:spacing w:before="272"/>
+        <w:spacing w:line="309" w:lineRule="auto"/>
+        <w:ind w:left="387"/>
+      </w:pPr>
+      <w:r>
+        <w:rPr>
+          <w:color w:val="334054"/>
+        </w:rPr>
+        <w:t>short-link</w:t>
+      </w:r>
+      <w:r>
+        <w:rPr>
+          <w:color w:val="334054"/>
+          <w:spacing w:val="-6"/>
+        </w:rPr>
+        <w:t> </w:t>
+      </w:r>
+      <w:r>
+        <w:rPr>
+          <w:color w:val="334054"/>
+        </w:rPr>
+        <w:t>loading,</w:t>
+      </w:r>
+      <w:r>
+        <w:rPr>
+          <w:color w:val="334054"/>
+          <w:spacing w:val="-3"/>
+        </w:rPr>
+        <w:t> </w:t>
+      </w:r>
+      <w:r>
+        <w:rPr>
+          <w:color w:val="334054"/>
+        </w:rPr>
+        <w:t>explained</w:t>
+      </w:r>
+      <w:r>
+        <w:rPr>
+          <w:color w:val="334054"/>
+          <w:spacing w:val="-3"/>
+        </w:rPr>
+        <w:t> </w:t>
+      </w:r>
+      <w:r>
+        <w:rPr>
+          <w:color w:val="334054"/>
+        </w:rPr>
+        <w:t>database</w:t>
+      </w:r>
+      <w:r>
+        <w:rPr>
+          <w:color w:val="334054"/>
+          <w:spacing w:val="-3"/>
+        </w:rPr>
+        <w:t> </w:t>
+      </w:r>
+      <w:r>
+        <w:rPr>
+          <w:rFonts w:ascii="Consolas"/>
+          <w:color w:val="334054"/>
+        </w:rPr>
+        <w:t>ON</w:t>
+      </w:r>
+      <w:r>
+        <w:rPr>
+          <w:rFonts w:ascii="Consolas"/>
+          <w:color w:val="334054"/>
+          <w:spacing w:val="-6"/>
+        </w:rPr>
+        <w:t> </w:t>
+      </w:r>
+      <w:r>
+        <w:rPr>
+          <w:rFonts w:ascii="Consolas"/>
+          <w:color w:val="334054"/>
+        </w:rPr>
+        <w:t>DELETE</w:t>
+      </w:r>
+      <w:r>
+        <w:rPr>
+          <w:rFonts w:ascii="Consolas"/>
+          <w:color w:val="334054"/>
+          <w:spacing w:val="-6"/>
+        </w:rPr>
+        <w:t> </w:t>
+      </w:r>
+      <w:r>
+        <w:rPr>
+          <w:rFonts w:ascii="Consolas"/>
+          <w:color w:val="334054"/>
+        </w:rPr>
+        <w:t>RESTRICT</w:t>
+      </w:r>
+      <w:r>
+        <w:rPr>
+          <w:rFonts w:ascii="Consolas"/>
+          <w:color w:val="334054"/>
+          <w:spacing w:val="-58"/>
+        </w:rPr>
+        <w:t> </w:t>
+      </w:r>
+      <w:r>
+        <w:rPr>
+          <w:color w:val="334054"/>
+        </w:rPr>
+        <w:t>foreign</w:t>
+      </w:r>
+      <w:r>
+        <w:rPr>
+          <w:color w:val="334054"/>
+          <w:spacing w:val="-3"/>
+        </w:rPr>
+        <w:t> </w:t>
+      </w:r>
+      <w:r>
+        <w:rPr>
+          <w:color w:val="334054"/>
+        </w:rPr>
+        <w:t>key</w:t>
+      </w:r>
+      <w:r>
+        <w:rPr>
+          <w:color w:val="334054"/>
+          <w:spacing w:val="-3"/>
+        </w:rPr>
+        <w:t> </w:t>
+      </w:r>
+      <w:r>
+        <w:rPr>
+          <w:color w:val="334054"/>
+        </w:rPr>
+        <w:t>integrity,</w:t>
+      </w:r>
+      <w:r>
+        <w:rPr>
+          <w:color w:val="334054"/>
+          <w:spacing w:val="-3"/>
+        </w:rPr>
+        <w:t> </w:t>
+      </w:r>
+      <w:r>
+        <w:rPr>
+          <w:color w:val="334054"/>
+        </w:rPr>
+        <w:t>and</w:t>
+      </w:r>
+      <w:r>
+        <w:rPr>
+          <w:color w:val="334054"/>
+          <w:spacing w:val="-3"/>
+        </w:rPr>
+        <w:t> </w:t>
+      </w:r>
+      <w:r>
+        <w:rPr>
+          <w:color w:val="334054"/>
+        </w:rPr>
+        <w:t>implemented full itemized product breakdowns (thumbnails, SKU badges, names, quantities, unit prices, and</w:t>
+      </w:r>
+    </w:p>
+    <w:p>
+      <w:pPr>
+        <w:pStyle w:val="BodyText"/>
+        <w:spacing w:after="0" w:line="309" w:lineRule="auto"/>
+        <w:sectPr>
+          <w:pgSz w:w="11900" w:h="16840"/>
+          <w:pgMar w:top="940" w:bottom="280" w:left="992" w:right="992"/>
+        </w:sectPr>
+      </w:pPr>
+    </w:p>
+    <w:p>
+      <w:pPr>
+        <w:pStyle w:val="BodyText"/>
+        <w:spacing w:line="297" w:lineRule="auto" w:before="75"/>
+        <w:ind w:left="387"/>
+      </w:pPr>
+      <w:r>
+        <w:rPr>
+          <w:color w:val="334054"/>
+        </w:rPr>
+        <w:t>subtotals)</w:t>
+      </w:r>
+      <w:r>
+        <w:rPr>
+          <w:color w:val="334054"/>
+          <w:spacing w:val="-5"/>
+        </w:rPr>
+        <w:t> </w:t>
+      </w:r>
+      <w:r>
+        <w:rPr>
+          <w:color w:val="334054"/>
+        </w:rPr>
+        <w:t>across</w:t>
+      </w:r>
+      <w:r>
+        <w:rPr>
+          <w:color w:val="334054"/>
+          <w:spacing w:val="-5"/>
+        </w:rPr>
+        <w:t> </w:t>
+      </w:r>
+      <w:r>
+        <w:rPr>
+          <w:color w:val="334054"/>
+        </w:rPr>
+        <w:t>the</w:t>
+      </w:r>
+      <w:r>
+        <w:rPr>
+          <w:color w:val="334054"/>
+          <w:spacing w:val="-5"/>
+        </w:rPr>
+        <w:t> </w:t>
+      </w:r>
+      <w:r>
+        <w:rPr>
+          <w:color w:val="334054"/>
+        </w:rPr>
+        <w:t>Admin</w:t>
+      </w:r>
+      <w:r>
+        <w:rPr>
+          <w:color w:val="334054"/>
+          <w:spacing w:val="-5"/>
+        </w:rPr>
+        <w:t> </w:t>
+      </w:r>
+      <w:r>
+        <w:rPr>
+          <w:color w:val="334054"/>
+        </w:rPr>
+        <w:t>Dashboard</w:t>
+      </w:r>
+      <w:r>
+        <w:rPr>
+          <w:color w:val="334054"/>
+          <w:spacing w:val="-5"/>
+        </w:rPr>
+        <w:t> </w:t>
+      </w:r>
+      <w:r>
+        <w:rPr>
+          <w:color w:val="334054"/>
+        </w:rPr>
+        <w:t>Order</w:t>
+      </w:r>
+      <w:r>
+        <w:rPr>
+          <w:color w:val="334054"/>
+          <w:spacing w:val="-5"/>
+        </w:rPr>
+        <w:t> </w:t>
+      </w:r>
+      <w:r>
+        <w:rPr>
+          <w:color w:val="334054"/>
+        </w:rPr>
+        <w:t>Modal,</w:t>
+      </w:r>
+      <w:r>
+        <w:rPr>
+          <w:color w:val="334054"/>
+          <w:spacing w:val="-5"/>
+        </w:rPr>
+        <w:t> </w:t>
+      </w:r>
+      <w:r>
+        <w:rPr>
+          <w:color w:val="334054"/>
+        </w:rPr>
+        <w:t>Official</w:t>
+      </w:r>
+      <w:r>
+        <w:rPr>
+          <w:color w:val="334054"/>
+          <w:spacing w:val="-5"/>
+        </w:rPr>
+        <w:t> </w:t>
+      </w:r>
+      <w:r>
+        <w:rPr>
+          <w:color w:val="334054"/>
+        </w:rPr>
+        <w:t>Tax</w:t>
+      </w:r>
+      <w:r>
+        <w:rPr>
+          <w:color w:val="334054"/>
+          <w:spacing w:val="-5"/>
+        </w:rPr>
+        <w:t> </w:t>
+      </w:r>
+      <w:r>
+        <w:rPr>
+          <w:color w:val="334054"/>
+        </w:rPr>
+        <w:t>Invoice</w:t>
+      </w:r>
+      <w:r>
+        <w:rPr>
+          <w:color w:val="334054"/>
+          <w:spacing w:val="-5"/>
+        </w:rPr>
+        <w:t> </w:t>
+      </w:r>
+      <w:r>
+        <w:rPr>
+          <w:color w:val="334054"/>
+        </w:rPr>
+        <w:t>(</w:t>
+      </w:r>
+      <w:r>
+        <w:rPr>
+          <w:rFonts w:ascii="Consolas"/>
+          <w:color w:val="334054"/>
+        </w:rPr>
+        <w:t>/invoice/[id]</w:t>
+      </w:r>
+      <w:r>
+        <w:rPr>
+          <w:color w:val="334054"/>
+        </w:rPr>
+        <w:t>),</w:t>
+      </w:r>
+      <w:r>
+        <w:rPr>
+          <w:color w:val="334054"/>
+          <w:spacing w:val="-5"/>
+        </w:rPr>
+        <w:t> </w:t>
+      </w:r>
+      <w:r>
+        <w:rPr>
+          <w:color w:val="334054"/>
+        </w:rPr>
+        <w:t>and</w:t>
+      </w:r>
+      <w:r>
+        <w:rPr>
+          <w:color w:val="334054"/>
+          <w:spacing w:val="-5"/>
+        </w:rPr>
+        <w:t> </w:t>
+      </w:r>
+      <w:r>
+        <w:rPr>
+          <w:color w:val="334054"/>
+        </w:rPr>
+        <w:t>Order Confirmation Receipt.</w:t>
+      </w:r>
+    </w:p>
+    <w:p>
+      <w:pPr>
+        <w:pStyle w:val="BodyText"/>
+        <w:spacing w:before="274"/>
       </w:pPr>
     </w:p>
     <w:p>
@@ -24959,10 +25542,1511 @@
         <w:tabs>
           <w:tab w:pos="385" w:val="left" w:leader="none"/>
         </w:tabs>
-        <w:spacing w:line="240" w:lineRule="auto" w:before="1" w:after="0"/>
+        <w:spacing w:line="240" w:lineRule="auto" w:before="0" w:after="0"/>
         <w:ind w:left="385" w:right="0" w:hanging="358"/>
         <w:jc w:val="left"/>
       </w:pPr>
+      <w:r>
+        <w:rPr/>
+        <mc:AlternateContent>
+          <mc:Choice Requires="wps">
+            <w:drawing>
+              <wp:anchor distT="0" distB="0" distL="0" distR="0" allowOverlap="1" layoutInCell="1" locked="0" behindDoc="0" simplePos="0" relativeHeight="15734272">
+                <wp:simplePos x="0" y="0"/>
+                <wp:positionH relativeFrom="page">
+                  <wp:posOffset>647699</wp:posOffset>
+                </wp:positionH>
+                <wp:positionV relativeFrom="paragraph">
+                  <wp:posOffset>859904</wp:posOffset>
+                </wp:positionV>
+                <wp:extent cx="6267450" cy="5139055"/>
+                <wp:effectExtent l="0" t="0" r="0" b="0"/>
+                <wp:wrapNone/>
+                <wp:docPr id="53" name="Group 53"/>
+                <wp:cNvGraphicFramePr>
+                  <a:graphicFrameLocks/>
+                </wp:cNvGraphicFramePr>
+                <a:graphic>
+                  <a:graphicData uri="http://schemas.microsoft.com/office/word/2010/wordprocessingGroup">
+                    <wpg:wgp>
+                      <wpg:cNvPr id="53" name="Group 53"/>
+                      <wpg:cNvGrpSpPr/>
+                      <wpg:grpSpPr>
+                        <a:xfrm>
+                          <a:off x="0" y="0"/>
+                          <a:ext cx="6267450" cy="5139055"/>
+                          <a:chExt cx="6267450" cy="5139055"/>
+                        </a:xfrm>
+                      </wpg:grpSpPr>
+                      <wps:wsp>
+                        <wps:cNvPr id="54" name="Graphic 54"/>
+                        <wps:cNvSpPr/>
+                        <wps:spPr>
+                          <a:xfrm>
+                            <a:off x="0" y="0"/>
+                            <a:ext cx="6264275" cy="5139055"/>
+                          </a:xfrm>
+                          <a:custGeom>
+                            <a:avLst/>
+                            <a:gdLst/>
+                            <a:ahLst/>
+                            <a:cxnLst/>
+                            <a:rect l="l" t="t" r="r" b="b"/>
+                            <a:pathLst>
+                              <a:path w="6264275" h="5139055">
+                                <a:moveTo>
+                                  <a:pt x="6264026" y="5138927"/>
+                                </a:moveTo>
+                                <a:lnTo>
+                                  <a:pt x="0" y="5138927"/>
+                                </a:lnTo>
+                                <a:lnTo>
+                                  <a:pt x="0" y="0"/>
+                                </a:lnTo>
+                                <a:lnTo>
+                                  <a:pt x="6264026" y="0"/>
+                                </a:lnTo>
+                                <a:lnTo>
+                                  <a:pt x="6264026" y="131063"/>
+                                </a:lnTo>
+                                <a:lnTo>
+                                  <a:pt x="114299" y="131063"/>
+                                </a:lnTo>
+                                <a:lnTo>
+                                  <a:pt x="103978" y="131562"/>
+                                </a:lnTo>
+                                <a:lnTo>
+                                  <a:pt x="64859" y="143449"/>
+                                </a:lnTo>
+                                <a:lnTo>
+                                  <a:pt x="33267" y="169402"/>
+                                </a:lnTo>
+                                <a:lnTo>
+                                  <a:pt x="14011" y="205469"/>
+                                </a:lnTo>
+                                <a:lnTo>
+                                  <a:pt x="9524" y="235838"/>
+                                </a:lnTo>
+                                <a:lnTo>
+                                  <a:pt x="9524" y="4826888"/>
+                                </a:lnTo>
+                                <a:lnTo>
+                                  <a:pt x="17500" y="4866983"/>
+                                </a:lnTo>
+                                <a:lnTo>
+                                  <a:pt x="40212" y="4900975"/>
+                                </a:lnTo>
+                                <a:lnTo>
+                                  <a:pt x="74204" y="4923687"/>
+                                </a:lnTo>
+                                <a:lnTo>
+                                  <a:pt x="114299" y="4931663"/>
+                                </a:lnTo>
+                                <a:lnTo>
+                                  <a:pt x="6264026" y="4931663"/>
+                                </a:lnTo>
+                                <a:lnTo>
+                                  <a:pt x="6264026" y="5138927"/>
+                                </a:lnTo>
+                                <a:close/>
+                              </a:path>
+                              <a:path w="6264275" h="5139055">
+                                <a:moveTo>
+                                  <a:pt x="6264026" y="4931663"/>
+                                </a:moveTo>
+                                <a:lnTo>
+                                  <a:pt x="6153149" y="4931663"/>
+                                </a:lnTo>
+                                <a:lnTo>
+                                  <a:pt x="6163470" y="4931164"/>
+                                </a:lnTo>
+                                <a:lnTo>
+                                  <a:pt x="6173593" y="4929669"/>
+                                </a:lnTo>
+                                <a:lnTo>
+                                  <a:pt x="6211370" y="4914021"/>
+                                </a:lnTo>
+                                <a:lnTo>
+                                  <a:pt x="6240281" y="4885109"/>
+                                </a:lnTo>
+                                <a:lnTo>
+                                  <a:pt x="6255929" y="4847332"/>
+                                </a:lnTo>
+                                <a:lnTo>
+                                  <a:pt x="6257924" y="4826888"/>
+                                </a:lnTo>
+                                <a:lnTo>
+                                  <a:pt x="6257924" y="235838"/>
+                                </a:lnTo>
+                                <a:lnTo>
+                                  <a:pt x="6249947" y="195743"/>
+                                </a:lnTo>
+                                <a:lnTo>
+                                  <a:pt x="6227236" y="161751"/>
+                                </a:lnTo>
+                                <a:lnTo>
+                                  <a:pt x="6193244" y="139039"/>
+                                </a:lnTo>
+                                <a:lnTo>
+                                  <a:pt x="6153149" y="131063"/>
+                                </a:lnTo>
+                                <a:lnTo>
+                                  <a:pt x="6264026" y="131063"/>
+                                </a:lnTo>
+                                <a:lnTo>
+                                  <a:pt x="6264026" y="4931663"/>
+                                </a:lnTo>
+                                <a:close/>
+                              </a:path>
+                            </a:pathLst>
+                          </a:custGeom>
+                          <a:solidFill>
+                            <a:srgbClr val="000000">
+                              <a:alpha val="5879"/>
+                            </a:srgbClr>
+                          </a:solidFill>
+                        </wps:spPr>
+                        <wps:bodyPr wrap="square" lIns="0" tIns="0" rIns="0" bIns="0" rtlCol="0">
+                          <a:prstTxWarp prst="textNoShape">
+                            <a:avLst/>
+                          </a:prstTxWarp>
+                          <a:noAutofit/>
+                        </wps:bodyPr>
+                      </wps:wsp>
+                      <wps:wsp>
+                        <wps:cNvPr id="55" name="Graphic 55"/>
+                        <wps:cNvSpPr/>
+                        <wps:spPr>
+                          <a:xfrm>
+                            <a:off x="4762" y="126299"/>
+                            <a:ext cx="6257925" cy="4810125"/>
+                          </a:xfrm>
+                          <a:custGeom>
+                            <a:avLst/>
+                            <a:gdLst/>
+                            <a:ahLst/>
+                            <a:cxnLst/>
+                            <a:rect l="l" t="t" r="r" b="b"/>
+                            <a:pathLst>
+                              <a:path w="6257925" h="4810125">
+                                <a:moveTo>
+                                  <a:pt x="6155579" y="4810124"/>
+                                </a:moveTo>
+                                <a:lnTo>
+                                  <a:pt x="102345" y="4810124"/>
+                                </a:lnTo>
+                                <a:lnTo>
+                                  <a:pt x="95221" y="4809422"/>
+                                </a:lnTo>
+                                <a:lnTo>
+                                  <a:pt x="54661" y="4795651"/>
+                                </a:lnTo>
+                                <a:lnTo>
+                                  <a:pt x="22456" y="4767415"/>
+                                </a:lnTo>
+                                <a:lnTo>
+                                  <a:pt x="3507" y="4729004"/>
+                                </a:lnTo>
+                                <a:lnTo>
+                                  <a:pt x="0" y="4707782"/>
+                                </a:lnTo>
+                                <a:lnTo>
+                                  <a:pt x="0" y="4700587"/>
+                                </a:lnTo>
+                                <a:lnTo>
+                                  <a:pt x="0" y="102342"/>
+                                </a:lnTo>
+                                <a:lnTo>
+                                  <a:pt x="11090" y="60968"/>
+                                </a:lnTo>
+                                <a:lnTo>
+                                  <a:pt x="37168" y="26993"/>
+                                </a:lnTo>
+                                <a:lnTo>
+                                  <a:pt x="74264" y="5580"/>
+                                </a:lnTo>
+                                <a:lnTo>
+                                  <a:pt x="102345" y="0"/>
+                                </a:lnTo>
+                                <a:lnTo>
+                                  <a:pt x="6155579" y="0"/>
+                                </a:lnTo>
+                                <a:lnTo>
+                                  <a:pt x="6196949" y="11083"/>
+                                </a:lnTo>
+                                <a:lnTo>
+                                  <a:pt x="6230926" y="37160"/>
+                                </a:lnTo>
+                                <a:lnTo>
+                                  <a:pt x="6252337" y="74260"/>
+                                </a:lnTo>
+                                <a:lnTo>
+                                  <a:pt x="6257923" y="102342"/>
+                                </a:lnTo>
+                                <a:lnTo>
+                                  <a:pt x="6257923" y="4707782"/>
+                                </a:lnTo>
+                                <a:lnTo>
+                                  <a:pt x="6246833" y="4749142"/>
+                                </a:lnTo>
+                                <a:lnTo>
+                                  <a:pt x="6220755" y="4783121"/>
+                                </a:lnTo>
+                                <a:lnTo>
+                                  <a:pt x="6183659" y="4804529"/>
+                                </a:lnTo>
+                                <a:lnTo>
+                                  <a:pt x="6162702" y="4809422"/>
+                                </a:lnTo>
+                                <a:lnTo>
+                                  <a:pt x="6155579" y="4810124"/>
+                                </a:lnTo>
+                                <a:close/>
+                              </a:path>
+                            </a:pathLst>
+                          </a:custGeom>
+                          <a:solidFill>
+                            <a:srgbClr val="FFFFFF"/>
+                          </a:solidFill>
+                        </wps:spPr>
+                        <wps:bodyPr wrap="square" lIns="0" tIns="0" rIns="0" bIns="0" rtlCol="0">
+                          <a:prstTxWarp prst="textNoShape">
+                            <a:avLst/>
+                          </a:prstTxWarp>
+                          <a:noAutofit/>
+                        </wps:bodyPr>
+                      </wps:wsp>
+                      <wps:wsp>
+                        <wps:cNvPr id="56" name="Graphic 56"/>
+                        <wps:cNvSpPr/>
+                        <wps:spPr>
+                          <a:xfrm>
+                            <a:off x="4762" y="126299"/>
+                            <a:ext cx="6257925" cy="4810125"/>
+                          </a:xfrm>
+                          <a:custGeom>
+                            <a:avLst/>
+                            <a:gdLst/>
+                            <a:ahLst/>
+                            <a:cxnLst/>
+                            <a:rect l="l" t="t" r="r" b="b"/>
+                            <a:pathLst>
+                              <a:path w="6257925" h="4810125">
+                                <a:moveTo>
+                                  <a:pt x="0" y="4700587"/>
+                                </a:moveTo>
+                                <a:lnTo>
+                                  <a:pt x="0" y="109537"/>
+                                </a:lnTo>
+                                <a:lnTo>
+                                  <a:pt x="0" y="102342"/>
+                                </a:lnTo>
+                                <a:lnTo>
+                                  <a:pt x="701" y="95217"/>
+                                </a:lnTo>
+                                <a:lnTo>
+                                  <a:pt x="2104" y="88166"/>
+                                </a:lnTo>
+                                <a:lnTo>
+                                  <a:pt x="3507" y="81111"/>
+                                </a:lnTo>
+                                <a:lnTo>
+                                  <a:pt x="5585" y="74260"/>
+                                </a:lnTo>
+                                <a:lnTo>
+                                  <a:pt x="8338" y="67614"/>
+                                </a:lnTo>
+                                <a:lnTo>
+                                  <a:pt x="11090" y="60968"/>
+                                </a:lnTo>
+                                <a:lnTo>
+                                  <a:pt x="14464" y="54657"/>
+                                </a:lnTo>
+                                <a:lnTo>
+                                  <a:pt x="18460" y="48676"/>
+                                </a:lnTo>
+                                <a:lnTo>
+                                  <a:pt x="22456" y="42694"/>
+                                </a:lnTo>
+                                <a:lnTo>
+                                  <a:pt x="48681" y="18459"/>
+                                </a:lnTo>
+                                <a:lnTo>
+                                  <a:pt x="54661" y="14459"/>
+                                </a:lnTo>
+                                <a:lnTo>
+                                  <a:pt x="60974" y="11083"/>
+                                </a:lnTo>
+                                <a:lnTo>
+                                  <a:pt x="67619" y="8334"/>
+                                </a:lnTo>
+                                <a:lnTo>
+                                  <a:pt x="74264" y="5580"/>
+                                </a:lnTo>
+                                <a:lnTo>
+                                  <a:pt x="81113" y="3502"/>
+                                </a:lnTo>
+                                <a:lnTo>
+                                  <a:pt x="88167" y="2102"/>
+                                </a:lnTo>
+                                <a:lnTo>
+                                  <a:pt x="95221" y="701"/>
+                                </a:lnTo>
+                                <a:lnTo>
+                                  <a:pt x="102345" y="0"/>
+                                </a:lnTo>
+                                <a:lnTo>
+                                  <a:pt x="109537" y="0"/>
+                                </a:lnTo>
+                                <a:lnTo>
+                                  <a:pt x="6148387" y="0"/>
+                                </a:lnTo>
+                                <a:lnTo>
+                                  <a:pt x="6155579" y="0"/>
+                                </a:lnTo>
+                                <a:lnTo>
+                                  <a:pt x="6162702" y="701"/>
+                                </a:lnTo>
+                                <a:lnTo>
+                                  <a:pt x="6169756" y="2102"/>
+                                </a:lnTo>
+                                <a:lnTo>
+                                  <a:pt x="6176810" y="3502"/>
+                                </a:lnTo>
+                                <a:lnTo>
+                                  <a:pt x="6183659" y="5580"/>
+                                </a:lnTo>
+                                <a:lnTo>
+                                  <a:pt x="6190304" y="8334"/>
+                                </a:lnTo>
+                                <a:lnTo>
+                                  <a:pt x="6196949" y="11083"/>
+                                </a:lnTo>
+                                <a:lnTo>
+                                  <a:pt x="6203262" y="14459"/>
+                                </a:lnTo>
+                                <a:lnTo>
+                                  <a:pt x="6209242" y="18459"/>
+                                </a:lnTo>
+                                <a:lnTo>
+                                  <a:pt x="6215223" y="22454"/>
+                                </a:lnTo>
+                                <a:lnTo>
+                                  <a:pt x="6239463" y="48676"/>
+                                </a:lnTo>
+                                <a:lnTo>
+                                  <a:pt x="6243459" y="54657"/>
+                                </a:lnTo>
+                                <a:lnTo>
+                                  <a:pt x="6255818" y="88166"/>
+                                </a:lnTo>
+                                <a:lnTo>
+                                  <a:pt x="6257222" y="95217"/>
+                                </a:lnTo>
+                                <a:lnTo>
+                                  <a:pt x="6257923" y="102342"/>
+                                </a:lnTo>
+                                <a:lnTo>
+                                  <a:pt x="6257924" y="109537"/>
+                                </a:lnTo>
+                                <a:lnTo>
+                                  <a:pt x="6257924" y="4700587"/>
+                                </a:lnTo>
+                                <a:lnTo>
+                                  <a:pt x="6249585" y="4742496"/>
+                                </a:lnTo>
+                                <a:lnTo>
+                                  <a:pt x="6246833" y="4749142"/>
+                                </a:lnTo>
+                                <a:lnTo>
+                                  <a:pt x="6243459" y="4755457"/>
+                                </a:lnTo>
+                                <a:lnTo>
+                                  <a:pt x="6239463" y="4761434"/>
+                                </a:lnTo>
+                                <a:lnTo>
+                                  <a:pt x="6235467" y="4767415"/>
+                                </a:lnTo>
+                                <a:lnTo>
+                                  <a:pt x="6209242" y="4791660"/>
+                                </a:lnTo>
+                                <a:lnTo>
+                                  <a:pt x="6203262" y="4795656"/>
+                                </a:lnTo>
+                                <a:lnTo>
+                                  <a:pt x="6169756" y="4808012"/>
+                                </a:lnTo>
+                                <a:lnTo>
+                                  <a:pt x="6162702" y="4809422"/>
+                                </a:lnTo>
+                                <a:lnTo>
+                                  <a:pt x="6155579" y="4810124"/>
+                                </a:lnTo>
+                                <a:lnTo>
+                                  <a:pt x="6148387" y="4810124"/>
+                                </a:lnTo>
+                                <a:lnTo>
+                                  <a:pt x="109537" y="4810124"/>
+                                </a:lnTo>
+                                <a:lnTo>
+                                  <a:pt x="102345" y="4810124"/>
+                                </a:lnTo>
+                                <a:lnTo>
+                                  <a:pt x="95221" y="4809422"/>
+                                </a:lnTo>
+                                <a:lnTo>
+                                  <a:pt x="54661" y="4795651"/>
+                                </a:lnTo>
+                                <a:lnTo>
+                                  <a:pt x="48681" y="4791655"/>
+                                </a:lnTo>
+                                <a:lnTo>
+                                  <a:pt x="42701" y="4787660"/>
+                                </a:lnTo>
+                                <a:lnTo>
+                                  <a:pt x="18460" y="4761434"/>
+                                </a:lnTo>
+                                <a:lnTo>
+                                  <a:pt x="14464" y="4755457"/>
+                                </a:lnTo>
+                                <a:lnTo>
+                                  <a:pt x="11090" y="4749142"/>
+                                </a:lnTo>
+                                <a:lnTo>
+                                  <a:pt x="8338" y="4742496"/>
+                                </a:lnTo>
+                                <a:lnTo>
+                                  <a:pt x="5585" y="4735849"/>
+                                </a:lnTo>
+                                <a:lnTo>
+                                  <a:pt x="3507" y="4729004"/>
+                                </a:lnTo>
+                                <a:lnTo>
+                                  <a:pt x="2104" y="4721953"/>
+                                </a:lnTo>
+                                <a:lnTo>
+                                  <a:pt x="701" y="4714902"/>
+                                </a:lnTo>
+                                <a:lnTo>
+                                  <a:pt x="0" y="4707782"/>
+                                </a:lnTo>
+                                <a:lnTo>
+                                  <a:pt x="0" y="4700587"/>
+                                </a:lnTo>
+                                <a:close/>
+                              </a:path>
+                            </a:pathLst>
+                          </a:custGeom>
+                          <a:ln w="9524">
+                            <a:solidFill>
+                              <a:srgbClr val="E2E7F0"/>
+                            </a:solidFill>
+                            <a:prstDash val="solid"/>
+                          </a:ln>
+                        </wps:spPr>
+                        <wps:bodyPr wrap="square" lIns="0" tIns="0" rIns="0" bIns="0" rtlCol="0">
+                          <a:prstTxWarp prst="textNoShape">
+                            <a:avLst/>
+                          </a:prstTxWarp>
+                          <a:noAutofit/>
+                        </wps:bodyPr>
+                      </wps:wsp>
+                      <wps:wsp>
+                        <wps:cNvPr id="57" name="Graphic 57"/>
+                        <wps:cNvSpPr/>
+                        <wps:spPr>
+                          <a:xfrm>
+                            <a:off x="9525" y="4045835"/>
+                            <a:ext cx="6248400" cy="9525"/>
+                          </a:xfrm>
+                          <a:custGeom>
+                            <a:avLst/>
+                            <a:gdLst/>
+                            <a:ahLst/>
+                            <a:cxnLst/>
+                            <a:rect l="l" t="t" r="r" b="b"/>
+                            <a:pathLst>
+                              <a:path w="6248400" h="9525">
+                                <a:moveTo>
+                                  <a:pt x="6248399" y="9524"/>
+                                </a:moveTo>
+                                <a:lnTo>
+                                  <a:pt x="0" y="9524"/>
+                                </a:lnTo>
+                                <a:lnTo>
+                                  <a:pt x="0" y="0"/>
+                                </a:lnTo>
+                                <a:lnTo>
+                                  <a:pt x="6248399" y="0"/>
+                                </a:lnTo>
+                                <a:lnTo>
+                                  <a:pt x="6248399" y="9524"/>
+                                </a:lnTo>
+                                <a:close/>
+                              </a:path>
+                            </a:pathLst>
+                          </a:custGeom>
+                          <a:solidFill>
+                            <a:srgbClr val="E2E7F0"/>
+                          </a:solidFill>
+                        </wps:spPr>
+                        <wps:bodyPr wrap="square" lIns="0" tIns="0" rIns="0" bIns="0" rtlCol="0">
+                          <a:prstTxWarp prst="textNoShape">
+                            <a:avLst/>
+                          </a:prstTxWarp>
+                          <a:noAutofit/>
+                        </wps:bodyPr>
+                      </wps:wsp>
+                      <wps:wsp>
+                        <wps:cNvPr id="58" name="Graphic 58"/>
+                        <wps:cNvSpPr/>
+                        <wps:spPr>
+                          <a:xfrm>
+                            <a:off x="9525" y="4055362"/>
+                            <a:ext cx="6248400" cy="876300"/>
+                          </a:xfrm>
+                          <a:custGeom>
+                            <a:avLst/>
+                            <a:gdLst/>
+                            <a:ahLst/>
+                            <a:cxnLst/>
+                            <a:rect l="l" t="t" r="r" b="b"/>
+                            <a:pathLst>
+                              <a:path w="6248400" h="876300">
+                                <a:moveTo>
+                                  <a:pt x="6143624" y="876299"/>
+                                </a:moveTo>
+                                <a:lnTo>
+                                  <a:pt x="104775" y="876299"/>
+                                </a:lnTo>
+                                <a:lnTo>
+                                  <a:pt x="94453" y="875803"/>
+                                </a:lnTo>
+                                <a:lnTo>
+                                  <a:pt x="55334" y="863915"/>
+                                </a:lnTo>
+                                <a:lnTo>
+                                  <a:pt x="23742" y="837962"/>
+                                </a:lnTo>
+                                <a:lnTo>
+                                  <a:pt x="4486" y="801895"/>
+                                </a:lnTo>
+                                <a:lnTo>
+                                  <a:pt x="0" y="771527"/>
+                                </a:lnTo>
+                                <a:lnTo>
+                                  <a:pt x="0" y="0"/>
+                                </a:lnTo>
+                                <a:lnTo>
+                                  <a:pt x="6248399" y="0"/>
+                                </a:lnTo>
+                                <a:lnTo>
+                                  <a:pt x="6248399" y="771527"/>
+                                </a:lnTo>
+                                <a:lnTo>
+                                  <a:pt x="6240422" y="811622"/>
+                                </a:lnTo>
+                                <a:lnTo>
+                                  <a:pt x="6217711" y="845613"/>
+                                </a:lnTo>
+                                <a:lnTo>
+                                  <a:pt x="6183719" y="868325"/>
+                                </a:lnTo>
+                                <a:lnTo>
+                                  <a:pt x="6143624" y="876299"/>
+                                </a:lnTo>
+                                <a:close/>
+                              </a:path>
+                            </a:pathLst>
+                          </a:custGeom>
+                          <a:solidFill>
+                            <a:srgbClr val="FFFFFF"/>
+                          </a:solidFill>
+                        </wps:spPr>
+                        <wps:bodyPr wrap="square" lIns="0" tIns="0" rIns="0" bIns="0" rtlCol="0">
+                          <a:prstTxWarp prst="textNoShape">
+                            <a:avLst/>
+                          </a:prstTxWarp>
+                          <a:noAutofit/>
+                        </wps:bodyPr>
+                      </wps:wsp>
+                      <pic:pic>
+                        <pic:nvPicPr>
+                          <pic:cNvPr id="59" name="Image 59"/>
+                          <pic:cNvPicPr/>
+                        </pic:nvPicPr>
+                        <pic:blipFill>
+                          <a:blip r:embed="rId11" cstate="print"/>
+                          <a:stretch>
+                            <a:fillRect/>
+                          </a:stretch>
+                        </pic:blipFill>
+                        <pic:spPr>
+                          <a:xfrm>
+                            <a:off x="9525" y="131063"/>
+                            <a:ext cx="6248399" cy="3914774"/>
+                          </a:xfrm>
+                          <a:prstGeom prst="rect">
+                            <a:avLst/>
+                          </a:prstGeom>
+                        </pic:spPr>
+                      </pic:pic>
+                      <wps:wsp>
+                        <wps:cNvPr id="60" name="Textbox 60"/>
+                        <wps:cNvSpPr txBox="1"/>
+                        <wps:spPr>
+                          <a:xfrm>
+                            <a:off x="0" y="0"/>
+                            <a:ext cx="6267450" cy="5139055"/>
+                          </a:xfrm>
+                          <a:prstGeom prst="rect">
+                            <a:avLst/>
+                          </a:prstGeom>
+                        </wps:spPr>
+                        <wps:txbx>
+                          <w:txbxContent>
+                            <w:p>
+                              <w:pPr>
+                                <w:spacing w:line="240" w:lineRule="auto" w:before="0"/>
+                                <w:rPr>
+                                  <w:sz w:val="20"/>
+                                </w:rPr>
+                              </w:pPr>
+                            </w:p>
+                            <w:p>
+                              <w:pPr>
+                                <w:spacing w:line="240" w:lineRule="auto" w:before="0"/>
+                                <w:rPr>
+                                  <w:sz w:val="20"/>
+                                </w:rPr>
+                              </w:pPr>
+                            </w:p>
+                            <w:p>
+                              <w:pPr>
+                                <w:spacing w:line="240" w:lineRule="auto" w:before="0"/>
+                                <w:rPr>
+                                  <w:sz w:val="20"/>
+                                </w:rPr>
+                              </w:pPr>
+                            </w:p>
+                            <w:p>
+                              <w:pPr>
+                                <w:spacing w:line="240" w:lineRule="auto" w:before="0"/>
+                                <w:rPr>
+                                  <w:sz w:val="20"/>
+                                </w:rPr>
+                              </w:pPr>
+                            </w:p>
+                            <w:p>
+                              <w:pPr>
+                                <w:spacing w:line="240" w:lineRule="auto" w:before="0"/>
+                                <w:rPr>
+                                  <w:sz w:val="20"/>
+                                </w:rPr>
+                              </w:pPr>
+                            </w:p>
+                            <w:p>
+                              <w:pPr>
+                                <w:spacing w:line="240" w:lineRule="auto" w:before="0"/>
+                                <w:rPr>
+                                  <w:sz w:val="20"/>
+                                </w:rPr>
+                              </w:pPr>
+                            </w:p>
+                            <w:p>
+                              <w:pPr>
+                                <w:spacing w:line="240" w:lineRule="auto" w:before="0"/>
+                                <w:rPr>
+                                  <w:sz w:val="20"/>
+                                </w:rPr>
+                              </w:pPr>
+                            </w:p>
+                            <w:p>
+                              <w:pPr>
+                                <w:spacing w:line="240" w:lineRule="auto" w:before="0"/>
+                                <w:rPr>
+                                  <w:sz w:val="20"/>
+                                </w:rPr>
+                              </w:pPr>
+                            </w:p>
+                            <w:p>
+                              <w:pPr>
+                                <w:spacing w:line="240" w:lineRule="auto" w:before="0"/>
+                                <w:rPr>
+                                  <w:sz w:val="20"/>
+                                </w:rPr>
+                              </w:pPr>
+                            </w:p>
+                            <w:p>
+                              <w:pPr>
+                                <w:spacing w:line="240" w:lineRule="auto" w:before="0"/>
+                                <w:rPr>
+                                  <w:sz w:val="20"/>
+                                </w:rPr>
+                              </w:pPr>
+                            </w:p>
+                            <w:p>
+                              <w:pPr>
+                                <w:spacing w:line="240" w:lineRule="auto" w:before="0"/>
+                                <w:rPr>
+                                  <w:sz w:val="20"/>
+                                </w:rPr>
+                              </w:pPr>
+                            </w:p>
+                            <w:p>
+                              <w:pPr>
+                                <w:spacing w:line="240" w:lineRule="auto" w:before="0"/>
+                                <w:rPr>
+                                  <w:sz w:val="20"/>
+                                </w:rPr>
+                              </w:pPr>
+                            </w:p>
+                            <w:p>
+                              <w:pPr>
+                                <w:spacing w:line="240" w:lineRule="auto" w:before="0"/>
+                                <w:rPr>
+                                  <w:sz w:val="20"/>
+                                </w:rPr>
+                              </w:pPr>
+                            </w:p>
+                            <w:p>
+                              <w:pPr>
+                                <w:spacing w:line="240" w:lineRule="auto" w:before="0"/>
+                                <w:rPr>
+                                  <w:sz w:val="20"/>
+                                </w:rPr>
+                              </w:pPr>
+                            </w:p>
+                            <w:p>
+                              <w:pPr>
+                                <w:spacing w:line="240" w:lineRule="auto" w:before="0"/>
+                                <w:rPr>
+                                  <w:sz w:val="20"/>
+                                </w:rPr>
+                              </w:pPr>
+                            </w:p>
+                            <w:p>
+                              <w:pPr>
+                                <w:spacing w:line="240" w:lineRule="auto" w:before="0"/>
+                                <w:rPr>
+                                  <w:sz w:val="20"/>
+                                </w:rPr>
+                              </w:pPr>
+                            </w:p>
+                            <w:p>
+                              <w:pPr>
+                                <w:spacing w:line="240" w:lineRule="auto" w:before="0"/>
+                                <w:rPr>
+                                  <w:sz w:val="20"/>
+                                </w:rPr>
+                              </w:pPr>
+                            </w:p>
+                            <w:p>
+                              <w:pPr>
+                                <w:spacing w:line="240" w:lineRule="auto" w:before="0"/>
+                                <w:rPr>
+                                  <w:sz w:val="20"/>
+                                </w:rPr>
+                              </w:pPr>
+                            </w:p>
+                            <w:p>
+                              <w:pPr>
+                                <w:spacing w:line="240" w:lineRule="auto" w:before="0"/>
+                                <w:rPr>
+                                  <w:sz w:val="20"/>
+                                </w:rPr>
+                              </w:pPr>
+                            </w:p>
+                            <w:p>
+                              <w:pPr>
+                                <w:spacing w:line="240" w:lineRule="auto" w:before="0"/>
+                                <w:rPr>
+                                  <w:sz w:val="20"/>
+                                </w:rPr>
+                              </w:pPr>
+                            </w:p>
+                            <w:p>
+                              <w:pPr>
+                                <w:spacing w:line="240" w:lineRule="auto" w:before="0"/>
+                                <w:rPr>
+                                  <w:sz w:val="20"/>
+                                </w:rPr>
+                              </w:pPr>
+                            </w:p>
+                            <w:p>
+                              <w:pPr>
+                                <w:spacing w:line="240" w:lineRule="auto" w:before="0"/>
+                                <w:rPr>
+                                  <w:sz w:val="20"/>
+                                </w:rPr>
+                              </w:pPr>
+                            </w:p>
+                            <w:p>
+                              <w:pPr>
+                                <w:spacing w:line="240" w:lineRule="auto" w:before="0"/>
+                                <w:rPr>
+                                  <w:sz w:val="20"/>
+                                </w:rPr>
+                              </w:pPr>
+                            </w:p>
+                            <w:p>
+                              <w:pPr>
+                                <w:spacing w:line="240" w:lineRule="auto" w:before="236"/>
+                                <w:rPr>
+                                  <w:sz w:val="20"/>
+                                </w:rPr>
+                              </w:pPr>
+                            </w:p>
+                            <w:p>
+                              <w:pPr>
+                                <w:spacing w:line="283" w:lineRule="auto" w:before="0"/>
+                                <w:ind w:left="284" w:right="274" w:firstLine="0"/>
+                                <w:jc w:val="left"/>
+                                <w:rPr>
+                                  <w:sz w:val="20"/>
+                                </w:rPr>
+                              </w:pPr>
+                              <w:r>
+                                <w:rPr>
+                                  <w:b/>
+                                  <w:color w:val="465469"/>
+                                  <w:sz w:val="20"/>
+                                </w:rPr>
+                                <w:t>5.1</w:t>
+                              </w:r>
+                              <w:r>
+                                <w:rPr>
+                                  <w:b/>
+                                  <w:color w:val="465469"/>
+                                  <w:spacing w:val="-5"/>
+                                  <w:sz w:val="20"/>
+                                </w:rPr>
+                                <w:t> </w:t>
+                              </w:r>
+                              <w:r>
+                                <w:rPr>
+                                  <w:b/>
+                                  <w:color w:val="465469"/>
+                                  <w:sz w:val="20"/>
+                                </w:rPr>
+                                <w:t>Storefront</w:t>
+                              </w:r>
+                              <w:r>
+                                <w:rPr>
+                                  <w:b/>
+                                  <w:color w:val="465469"/>
+                                  <w:spacing w:val="-5"/>
+                                  <w:sz w:val="20"/>
+                                </w:rPr>
+                                <w:t> </w:t>
+                              </w:r>
+                              <w:r>
+                                <w:rPr>
+                                  <w:b/>
+                                  <w:color w:val="465469"/>
+                                  <w:sz w:val="20"/>
+                                </w:rPr>
+                                <w:t>Homepage</w:t>
+                              </w:r>
+                              <w:r>
+                                <w:rPr>
+                                  <w:b/>
+                                  <w:color w:val="465469"/>
+                                  <w:spacing w:val="-5"/>
+                                  <w:sz w:val="20"/>
+                                </w:rPr>
+                                <w:t> </w:t>
+                              </w:r>
+                              <w:r>
+                                <w:rPr>
+                                  <w:b/>
+                                  <w:color w:val="465469"/>
+                                  <w:sz w:val="20"/>
+                                </w:rPr>
+                                <w:t>(Public</w:t>
+                              </w:r>
+                              <w:r>
+                                <w:rPr>
+                                  <w:b/>
+                                  <w:color w:val="465469"/>
+                                  <w:spacing w:val="-5"/>
+                                  <w:sz w:val="20"/>
+                                </w:rPr>
+                                <w:t> </w:t>
+                              </w:r>
+                              <w:r>
+                                <w:rPr>
+                                  <w:b/>
+                                  <w:color w:val="465469"/>
+                                  <w:sz w:val="20"/>
+                                </w:rPr>
+                                <w:t>Catalog</w:t>
+                              </w:r>
+                              <w:r>
+                                <w:rPr>
+                                  <w:b/>
+                                  <w:color w:val="465469"/>
+                                  <w:spacing w:val="-5"/>
+                                  <w:sz w:val="20"/>
+                                </w:rPr>
+                                <w:t> </w:t>
+                              </w:r>
+                              <w:r>
+                                <w:rPr>
+                                  <w:b/>
+                                  <w:color w:val="465469"/>
+                                  <w:sz w:val="20"/>
+                                </w:rPr>
+                                <w:t>&amp;</w:t>
+                              </w:r>
+                              <w:r>
+                                <w:rPr>
+                                  <w:b/>
+                                  <w:color w:val="465469"/>
+                                  <w:spacing w:val="-5"/>
+                                  <w:sz w:val="20"/>
+                                </w:rPr>
+                                <w:t> </w:t>
+                              </w:r>
+                              <w:r>
+                                <w:rPr>
+                                  <w:b/>
+                                  <w:color w:val="465469"/>
+                                  <w:sz w:val="20"/>
+                                </w:rPr>
+                                <w:t>Search):</w:t>
+                              </w:r>
+                              <w:r>
+                                <w:rPr>
+                                  <w:b/>
+                                  <w:color w:val="465469"/>
+                                  <w:spacing w:val="-5"/>
+                                  <w:sz w:val="20"/>
+                                </w:rPr>
+                                <w:t> </w:t>
+                              </w:r>
+                              <w:r>
+                                <w:rPr>
+                                  <w:color w:val="465469"/>
+                                  <w:sz w:val="20"/>
+                                </w:rPr>
+                                <w:t>Clean</w:t>
+                              </w:r>
+                              <w:r>
+                                <w:rPr>
+                                  <w:color w:val="465469"/>
+                                  <w:spacing w:val="-5"/>
+                                  <w:sz w:val="20"/>
+                                </w:rPr>
+                                <w:t> </w:t>
+                              </w:r>
+                              <w:r>
+                                <w:rPr>
+                                  <w:color w:val="465469"/>
+                                  <w:sz w:val="20"/>
+                                </w:rPr>
+                                <w:t>dark-mode</w:t>
+                              </w:r>
+                              <w:r>
+                                <w:rPr>
+                                  <w:color w:val="465469"/>
+                                  <w:spacing w:val="-5"/>
+                                  <w:sz w:val="20"/>
+                                </w:rPr>
+                                <w:t> </w:t>
+                              </w:r>
+                              <w:r>
+                                <w:rPr>
+                                  <w:color w:val="465469"/>
+                                  <w:sz w:val="20"/>
+                                </w:rPr>
+                                <w:t>storefront</w:t>
+                              </w:r>
+                              <w:r>
+                                <w:rPr>
+                                  <w:color w:val="465469"/>
+                                  <w:spacing w:val="-5"/>
+                                  <w:sz w:val="20"/>
+                                </w:rPr>
+                                <w:t> </w:t>
+                              </w:r>
+                              <w:r>
+                                <w:rPr>
+                                  <w:color w:val="465469"/>
+                                  <w:sz w:val="20"/>
+                                </w:rPr>
+                                <w:t>displaying</w:t>
+                              </w:r>
+                              <w:r>
+                                <w:rPr>
+                                  <w:color w:val="465469"/>
+                                  <w:spacing w:val="-5"/>
+                                  <w:sz w:val="20"/>
+                                </w:rPr>
+                                <w:t> </w:t>
+                              </w:r>
+                              <w:r>
+                                <w:rPr>
+                                  <w:color w:val="465469"/>
+                                  <w:sz w:val="20"/>
+                                </w:rPr>
+                                <w:t>product catalog, stock badges, live search bar, and category filters (Electronics, Audio, Wearables, Accessories, </w:t>
+                              </w:r>
+                              <w:r>
+                                <w:rPr>
+                                  <w:color w:val="465469"/>
+                                  <w:spacing w:val="-2"/>
+                                  <w:sz w:val="20"/>
+                                </w:rPr>
+                                <w:t>Lifestyle).</w:t>
+                              </w:r>
+                            </w:p>
+                          </w:txbxContent>
+                        </wps:txbx>
+                        <wps:bodyPr wrap="square" lIns="0" tIns="0" rIns="0" bIns="0" rtlCol="0">
+                          <a:noAutofit/>
+                        </wps:bodyPr>
+                      </wps:wsp>
+                    </wpg:wgp>
+                  </a:graphicData>
+                </a:graphic>
+              </wp:anchor>
+            </w:drawing>
+          </mc:Choice>
+          <mc:Fallback>
+            <w:pict>
+              <v:group style="position:absolute;margin-left:50.999996pt;margin-top:67.708992pt;width:493.5pt;height:404.65pt;mso-position-horizontal-relative:page;mso-position-vertical-relative:paragraph;z-index:15734272" id="docshapegroup48" coordorigin="1020,1354" coordsize="9870,8093">
+                <v:shape style="position:absolute;left:1020;top:1354;width:9865;height:8093" id="docshape49" coordorigin="1020,1354" coordsize="9865,8093" path="m10885,9447l1020,9447,1020,1354,10885,1354,10885,1561,1200,1561,1184,1561,1168,1564,1152,1568,1137,1573,1122,1580,1108,1588,1095,1598,1083,1609,1072,1621,1063,1634,1055,1648,1048,1662,1042,1678,1038,1693,1036,1709,1035,1726,1035,8956,1036,8972,1038,8988,1042,9003,1048,9019,1055,9033,1063,9047,1072,9060,1083,9072,1095,9083,1108,9093,1122,9101,1137,9108,1152,9114,1168,9117,1184,9120,1200,9121,10885,9121,10885,9447xm10885,9121l10710,9121,10726,9120,10742,9117,10758,9114,10773,9108,10788,9101,10802,9093,10815,9083,10827,9072,10838,9060,10847,9047,10855,9033,10862,9019,10868,9003,10872,8988,10874,8972,10875,8956,10875,1726,10874,1709,10872,1693,10868,1678,10862,1662,10855,1648,10847,1634,10838,1621,10827,1609,10815,1598,10802,1588,10788,1580,10773,1573,10758,1568,10742,1564,10726,1561,10710,1561,10885,1561,10885,9121xe" filled="true" fillcolor="#000000" stroked="false">
+                  <v:path arrowok="t"/>
+                  <v:fill opacity="3853f" type="solid"/>
+                </v:shape>
+                <v:shape style="position:absolute;left:1027;top:1553;width:9855;height:7575" id="docshape50" coordorigin="1027,1553" coordsize="9855,7575" path="m10721,9128l1189,9128,1177,9127,1114,9105,1063,9061,1033,9000,1027,8967,1027,8956,1027,1714,1045,1649,1086,1596,1144,1562,1189,1553,10721,1553,10786,1571,10840,1612,10874,1670,10882,1714,10882,8967,10865,9032,10824,9086,10766,9119,10733,9127,10721,9128xe" filled="true" fillcolor="#ffffff" stroked="false">
+                  <v:path arrowok="t"/>
+                  <v:fill type="solid"/>
+                </v:shape>
+                <v:shape style="position:absolute;left:1027;top:1553;width:9855;height:7575" id="docshape51" coordorigin="1027,1553" coordsize="9855,7575" path="m1027,8956l1027,1726,1027,1714,1029,1703,1031,1692,1033,1681,1036,1670,1041,1660,1045,1649,1050,1639,1057,1630,1063,1620,1104,1582,1114,1576,1124,1571,1134,1566,1144,1562,1155,1559,1166,1556,1177,1554,1189,1553,1200,1553,10710,1553,10721,1553,10733,1554,10744,1556,10755,1559,10766,1562,10776,1566,10786,1571,10796,1576,10806,1582,10815,1588,10853,1630,10860,1639,10879,1692,10881,1703,10882,1714,10882,1726,10882,8956,10869,9022,10865,9032,10860,9042,10853,9051,10847,9061,10806,9099,10796,9105,10744,9125,10733,9127,10721,9128,10710,9128,1200,9128,1189,9128,1177,9127,1114,9105,1104,9099,1095,9093,1057,9051,1050,9042,1045,9032,1041,9022,1036,9011,1033,9000,1031,8989,1029,8978,1027,8967,1027,8956xe" filled="false" stroked="true" strokeweight=".75pt" strokecolor="#e2e7f0">
+                  <v:path arrowok="t"/>
+                  <v:stroke dashstyle="solid"/>
+                </v:shape>
+                <v:rect style="position:absolute;left:1035;top:7725;width:9840;height:15" id="docshape52" filled="true" fillcolor="#e2e7f0" stroked="false">
+                  <v:fill type="solid"/>
+                </v:rect>
+                <v:shape style="position:absolute;left:1035;top:7740;width:9840;height:1380" id="docshape53" coordorigin="1035,7741" coordsize="9840,1380" path="m10710,9121l1200,9121,1184,9120,1122,9101,1072,9060,1042,9003,1035,8956,1035,7741,10875,7741,10875,8956,10862,9019,10827,9072,10773,9108,10710,9121xe" filled="true" fillcolor="#ffffff" stroked="false">
+                  <v:path arrowok="t"/>
+                  <v:fill type="solid"/>
+                </v:shape>
+                <v:shape style="position:absolute;left:1035;top:1560;width:9840;height:6165" type="#_x0000_t75" id="docshape54" stroked="false">
+                  <v:imagedata r:id="rId11" o:title=""/>
+                </v:shape>
+                <v:shape style="position:absolute;left:1020;top:1354;width:9870;height:8093" type="#_x0000_t202" id="docshape55" filled="false" stroked="false">
+                  <v:textbox inset="0,0,0,0">
+                    <w:txbxContent>
+                      <w:p>
+                        <w:pPr>
+                          <w:spacing w:line="240" w:lineRule="auto" w:before="0"/>
+                          <w:rPr>
+                            <w:sz w:val="20"/>
+                          </w:rPr>
+                        </w:pPr>
+                      </w:p>
+                      <w:p>
+                        <w:pPr>
+                          <w:spacing w:line="240" w:lineRule="auto" w:before="0"/>
+                          <w:rPr>
+                            <w:sz w:val="20"/>
+                          </w:rPr>
+                        </w:pPr>
+                      </w:p>
+                      <w:p>
+                        <w:pPr>
+                          <w:spacing w:line="240" w:lineRule="auto" w:before="0"/>
+                          <w:rPr>
+                            <w:sz w:val="20"/>
+                          </w:rPr>
+                        </w:pPr>
+                      </w:p>
+                      <w:p>
+                        <w:pPr>
+                          <w:spacing w:line="240" w:lineRule="auto" w:before="0"/>
+                          <w:rPr>
+                            <w:sz w:val="20"/>
+                          </w:rPr>
+                        </w:pPr>
+                      </w:p>
+                      <w:p>
+                        <w:pPr>
+                          <w:spacing w:line="240" w:lineRule="auto" w:before="0"/>
+                          <w:rPr>
+                            <w:sz w:val="20"/>
+                          </w:rPr>
+                        </w:pPr>
+                      </w:p>
+                      <w:p>
+                        <w:pPr>
+                          <w:spacing w:line="240" w:lineRule="auto" w:before="0"/>
+                          <w:rPr>
+                            <w:sz w:val="20"/>
+                          </w:rPr>
+                        </w:pPr>
+                      </w:p>
+                      <w:p>
+                        <w:pPr>
+                          <w:spacing w:line="240" w:lineRule="auto" w:before="0"/>
+                          <w:rPr>
+                            <w:sz w:val="20"/>
+                          </w:rPr>
+                        </w:pPr>
+                      </w:p>
+                      <w:p>
+                        <w:pPr>
+                          <w:spacing w:line="240" w:lineRule="auto" w:before="0"/>
+                          <w:rPr>
+                            <w:sz w:val="20"/>
+                          </w:rPr>
+                        </w:pPr>
+                      </w:p>
+                      <w:p>
+                        <w:pPr>
+                          <w:spacing w:line="240" w:lineRule="auto" w:before="0"/>
+                          <w:rPr>
+                            <w:sz w:val="20"/>
+                          </w:rPr>
+                        </w:pPr>
+                      </w:p>
+                      <w:p>
+                        <w:pPr>
+                          <w:spacing w:line="240" w:lineRule="auto" w:before="0"/>
+                          <w:rPr>
+                            <w:sz w:val="20"/>
+                          </w:rPr>
+                        </w:pPr>
+                      </w:p>
+                      <w:p>
+                        <w:pPr>
+                          <w:spacing w:line="240" w:lineRule="auto" w:before="0"/>
+                          <w:rPr>
+                            <w:sz w:val="20"/>
+                          </w:rPr>
+                        </w:pPr>
+                      </w:p>
+                      <w:p>
+                        <w:pPr>
+                          <w:spacing w:line="240" w:lineRule="auto" w:before="0"/>
+                          <w:rPr>
+                            <w:sz w:val="20"/>
+                          </w:rPr>
+                        </w:pPr>
+                      </w:p>
+                      <w:p>
+                        <w:pPr>
+                          <w:spacing w:line="240" w:lineRule="auto" w:before="0"/>
+                          <w:rPr>
+                            <w:sz w:val="20"/>
+                          </w:rPr>
+                        </w:pPr>
+                      </w:p>
+                      <w:p>
+                        <w:pPr>
+                          <w:spacing w:line="240" w:lineRule="auto" w:before="0"/>
+                          <w:rPr>
+                            <w:sz w:val="20"/>
+                          </w:rPr>
+                        </w:pPr>
+                      </w:p>
+                      <w:p>
+                        <w:pPr>
+                          <w:spacing w:line="240" w:lineRule="auto" w:before="0"/>
+                          <w:rPr>
+                            <w:sz w:val="20"/>
+                          </w:rPr>
+                        </w:pPr>
+                      </w:p>
+                      <w:p>
+                        <w:pPr>
+                          <w:spacing w:line="240" w:lineRule="auto" w:before="0"/>
+                          <w:rPr>
+                            <w:sz w:val="20"/>
+                          </w:rPr>
+                        </w:pPr>
+                      </w:p>
+                      <w:p>
+                        <w:pPr>
+                          <w:spacing w:line="240" w:lineRule="auto" w:before="0"/>
+                          <w:rPr>
+                            <w:sz w:val="20"/>
+                          </w:rPr>
+                        </w:pPr>
+                      </w:p>
+                      <w:p>
+                        <w:pPr>
+                          <w:spacing w:line="240" w:lineRule="auto" w:before="0"/>
+                          <w:rPr>
+                            <w:sz w:val="20"/>
+                          </w:rPr>
+                        </w:pPr>
+                      </w:p>
+                      <w:p>
+                        <w:pPr>
+                          <w:spacing w:line="240" w:lineRule="auto" w:before="0"/>
+                          <w:rPr>
+                            <w:sz w:val="20"/>
+                          </w:rPr>
+                        </w:pPr>
+                      </w:p>
+                      <w:p>
+                        <w:pPr>
+                          <w:spacing w:line="240" w:lineRule="auto" w:before="0"/>
+                          <w:rPr>
+                            <w:sz w:val="20"/>
+                          </w:rPr>
+                        </w:pPr>
+                      </w:p>
+                      <w:p>
+                        <w:pPr>
+                          <w:spacing w:line="240" w:lineRule="auto" w:before="0"/>
+                          <w:rPr>
+                            <w:sz w:val="20"/>
+                          </w:rPr>
+                        </w:pPr>
+                      </w:p>
+                      <w:p>
+                        <w:pPr>
+                          <w:spacing w:line="240" w:lineRule="auto" w:before="0"/>
+                          <w:rPr>
+                            <w:sz w:val="20"/>
+                          </w:rPr>
+                        </w:pPr>
+                      </w:p>
+                      <w:p>
+                        <w:pPr>
+                          <w:spacing w:line="240" w:lineRule="auto" w:before="0"/>
+                          <w:rPr>
+                            <w:sz w:val="20"/>
+                          </w:rPr>
+                        </w:pPr>
+                      </w:p>
+                      <w:p>
+                        <w:pPr>
+                          <w:spacing w:line="240" w:lineRule="auto" w:before="236"/>
+                          <w:rPr>
+                            <w:sz w:val="20"/>
+                          </w:rPr>
+                        </w:pPr>
+                      </w:p>
+                      <w:p>
+                        <w:pPr>
+                          <w:spacing w:line="283" w:lineRule="auto" w:before="0"/>
+                          <w:ind w:left="284" w:right="274" w:firstLine="0"/>
+                          <w:jc w:val="left"/>
+                          <w:rPr>
+                            <w:sz w:val="20"/>
+                          </w:rPr>
+                        </w:pPr>
+                        <w:r>
+                          <w:rPr>
+                            <w:b/>
+                            <w:color w:val="465469"/>
+                            <w:sz w:val="20"/>
+                          </w:rPr>
+                          <w:t>5.1</w:t>
+                        </w:r>
+                        <w:r>
+                          <w:rPr>
+                            <w:b/>
+                            <w:color w:val="465469"/>
+                            <w:spacing w:val="-5"/>
+                            <w:sz w:val="20"/>
+                          </w:rPr>
+                          <w:t> </w:t>
+                        </w:r>
+                        <w:r>
+                          <w:rPr>
+                            <w:b/>
+                            <w:color w:val="465469"/>
+                            <w:sz w:val="20"/>
+                          </w:rPr>
+                          <w:t>Storefront</w:t>
+                        </w:r>
+                        <w:r>
+                          <w:rPr>
+                            <w:b/>
+                            <w:color w:val="465469"/>
+                            <w:spacing w:val="-5"/>
+                            <w:sz w:val="20"/>
+                          </w:rPr>
+                          <w:t> </w:t>
+                        </w:r>
+                        <w:r>
+                          <w:rPr>
+                            <w:b/>
+                            <w:color w:val="465469"/>
+                            <w:sz w:val="20"/>
+                          </w:rPr>
+                          <w:t>Homepage</w:t>
+                        </w:r>
+                        <w:r>
+                          <w:rPr>
+                            <w:b/>
+                            <w:color w:val="465469"/>
+                            <w:spacing w:val="-5"/>
+                            <w:sz w:val="20"/>
+                          </w:rPr>
+                          <w:t> </w:t>
+                        </w:r>
+                        <w:r>
+                          <w:rPr>
+                            <w:b/>
+                            <w:color w:val="465469"/>
+                            <w:sz w:val="20"/>
+                          </w:rPr>
+                          <w:t>(Public</w:t>
+                        </w:r>
+                        <w:r>
+                          <w:rPr>
+                            <w:b/>
+                            <w:color w:val="465469"/>
+                            <w:spacing w:val="-5"/>
+                            <w:sz w:val="20"/>
+                          </w:rPr>
+                          <w:t> </w:t>
+                        </w:r>
+                        <w:r>
+                          <w:rPr>
+                            <w:b/>
+                            <w:color w:val="465469"/>
+                            <w:sz w:val="20"/>
+                          </w:rPr>
+                          <w:t>Catalog</w:t>
+                        </w:r>
+                        <w:r>
+                          <w:rPr>
+                            <w:b/>
+                            <w:color w:val="465469"/>
+                            <w:spacing w:val="-5"/>
+                            <w:sz w:val="20"/>
+                          </w:rPr>
+                          <w:t> </w:t>
+                        </w:r>
+                        <w:r>
+                          <w:rPr>
+                            <w:b/>
+                            <w:color w:val="465469"/>
+                            <w:sz w:val="20"/>
+                          </w:rPr>
+                          <w:t>&amp;</w:t>
+                        </w:r>
+                        <w:r>
+                          <w:rPr>
+                            <w:b/>
+                            <w:color w:val="465469"/>
+                            <w:spacing w:val="-5"/>
+                            <w:sz w:val="20"/>
+                          </w:rPr>
+                          <w:t> </w:t>
+                        </w:r>
+                        <w:r>
+                          <w:rPr>
+                            <w:b/>
+                            <w:color w:val="465469"/>
+                            <w:sz w:val="20"/>
+                          </w:rPr>
+                          <w:t>Search):</w:t>
+                        </w:r>
+                        <w:r>
+                          <w:rPr>
+                            <w:b/>
+                            <w:color w:val="465469"/>
+                            <w:spacing w:val="-5"/>
+                            <w:sz w:val="20"/>
+                          </w:rPr>
+                          <w:t> </w:t>
+                        </w:r>
+                        <w:r>
+                          <w:rPr>
+                            <w:color w:val="465469"/>
+                            <w:sz w:val="20"/>
+                          </w:rPr>
+                          <w:t>Clean</w:t>
+                        </w:r>
+                        <w:r>
+                          <w:rPr>
+                            <w:color w:val="465469"/>
+                            <w:spacing w:val="-5"/>
+                            <w:sz w:val="20"/>
+                          </w:rPr>
+                          <w:t> </w:t>
+                        </w:r>
+                        <w:r>
+                          <w:rPr>
+                            <w:color w:val="465469"/>
+                            <w:sz w:val="20"/>
+                          </w:rPr>
+                          <w:t>dark-mode</w:t>
+                        </w:r>
+                        <w:r>
+                          <w:rPr>
+                            <w:color w:val="465469"/>
+                            <w:spacing w:val="-5"/>
+                            <w:sz w:val="20"/>
+                          </w:rPr>
+                          <w:t> </w:t>
+                        </w:r>
+                        <w:r>
+                          <w:rPr>
+                            <w:color w:val="465469"/>
+                            <w:sz w:val="20"/>
+                          </w:rPr>
+                          <w:t>storefront</w:t>
+                        </w:r>
+                        <w:r>
+                          <w:rPr>
+                            <w:color w:val="465469"/>
+                            <w:spacing w:val="-5"/>
+                            <w:sz w:val="20"/>
+                          </w:rPr>
+                          <w:t> </w:t>
+                        </w:r>
+                        <w:r>
+                          <w:rPr>
+                            <w:color w:val="465469"/>
+                            <w:sz w:val="20"/>
+                          </w:rPr>
+                          <w:t>displaying</w:t>
+                        </w:r>
+                        <w:r>
+                          <w:rPr>
+                            <w:color w:val="465469"/>
+                            <w:spacing w:val="-5"/>
+                            <w:sz w:val="20"/>
+                          </w:rPr>
+                          <w:t> </w:t>
+                        </w:r>
+                        <w:r>
+                          <w:rPr>
+                            <w:color w:val="465469"/>
+                            <w:sz w:val="20"/>
+                          </w:rPr>
+                          <w:t>product catalog, stock badges, live search bar, and category filters (Electronics, Audio, Wearables, Accessories, </w:t>
+                        </w:r>
+                        <w:r>
+                          <w:rPr>
+                            <w:color w:val="465469"/>
+                            <w:spacing w:val="-2"/>
+                            <w:sz w:val="20"/>
+                          </w:rPr>
+                          <w:t>Lifestyle).</w:t>
+                        </w:r>
+                      </w:p>
+                    </w:txbxContent>
+                  </v:textbox>
+                  <w10:wrap type="none"/>
+                </v:shape>
+                <w10:wrap type="none"/>
+              </v:group>
+            </w:pict>
+          </mc:Fallback>
+        </mc:AlternateContent>
+      </w:r>
       <w:r>
         <w:rPr>
           <w:color w:val="4237CA"/>
@@ -25078,19 +27162,19 @@
                   <wp:posOffset>647700</wp:posOffset>
                 </wp:positionH>
                 <wp:positionV relativeFrom="paragraph">
-                  <wp:posOffset>82284</wp:posOffset>
+                  <wp:posOffset>82518</wp:posOffset>
                 </wp:positionV>
                 <wp:extent cx="6264275" cy="9525"/>
                 <wp:effectExtent l="0" t="0" r="0" b="0"/>
                 <wp:wrapTopAndBottom/>
-                <wp:docPr id="53" name="Graphic 53"/>
+                <wp:docPr id="61" name="Graphic 61"/>
                 <wp:cNvGraphicFramePr>
                   <a:graphicFrameLocks/>
                 </wp:cNvGraphicFramePr>
                 <a:graphic>
                   <a:graphicData uri="http://schemas.microsoft.com/office/word/2010/wordprocessingShape">
                     <wps:wsp>
-                      <wps:cNvPr id="53" name="Graphic 53"/>
+                      <wps:cNvPr id="61" name="Graphic 61"/>
                       <wps:cNvSpPr/>
                       <wps:spPr>
                         <a:xfrm>
@@ -25142,7 +27226,7 @@
           </mc:Choice>
           <mc:Fallback>
             <w:pict>
-              <v:rect style="position:absolute;margin-left:51.000004pt;margin-top:6.479126pt;width:493.230444pt;height:.75pt;mso-position-horizontal-relative:page;mso-position-vertical-relative:paragraph;z-index:-15724032;mso-wrap-distance-left:0;mso-wrap-distance-right:0" id="docshape48" filled="true" fillcolor="#cbd5e1" stroked="false">
+              <v:rect style="position:absolute;margin-left:51.000004pt;margin-top:6.497488pt;width:493.230444pt;height:.75pt;mso-position-horizontal-relative:page;mso-position-vertical-relative:paragraph;z-index:-15724032;mso-wrap-distance-left:0;mso-wrap-distance-right:0" id="docshape56" filled="true" fillcolor="#cbd5e1" stroked="false">
                 <v:fill type="solid"/>
                 <w10:wrap type="topAndBottom"/>
               </v:rect>
@@ -25174,14 +27258,366 @@
     <w:p>
       <w:pPr>
         <w:pStyle w:val="BodyText"/>
-        <w:spacing w:before="2"/>
-        <w:rPr>
-          <w:sz w:val="9"/>
-        </w:rPr>
-      </w:pPr>
-      <w:r>
-        <w:rPr>
-          <w:sz w:val="9"/>
+        <w:rPr>
+          <w:sz w:val="20"/>
+        </w:rPr>
+      </w:pPr>
+    </w:p>
+    <w:p>
+      <w:pPr>
+        <w:pStyle w:val="BodyText"/>
+        <w:rPr>
+          <w:sz w:val="20"/>
+        </w:rPr>
+      </w:pPr>
+    </w:p>
+    <w:p>
+      <w:pPr>
+        <w:pStyle w:val="BodyText"/>
+        <w:rPr>
+          <w:sz w:val="20"/>
+        </w:rPr>
+      </w:pPr>
+    </w:p>
+    <w:p>
+      <w:pPr>
+        <w:pStyle w:val="BodyText"/>
+        <w:rPr>
+          <w:sz w:val="20"/>
+        </w:rPr>
+      </w:pPr>
+    </w:p>
+    <w:p>
+      <w:pPr>
+        <w:pStyle w:val="BodyText"/>
+        <w:rPr>
+          <w:sz w:val="20"/>
+        </w:rPr>
+      </w:pPr>
+    </w:p>
+    <w:p>
+      <w:pPr>
+        <w:pStyle w:val="BodyText"/>
+        <w:rPr>
+          <w:sz w:val="20"/>
+        </w:rPr>
+      </w:pPr>
+    </w:p>
+    <w:p>
+      <w:pPr>
+        <w:pStyle w:val="BodyText"/>
+        <w:rPr>
+          <w:sz w:val="20"/>
+        </w:rPr>
+      </w:pPr>
+    </w:p>
+    <w:p>
+      <w:pPr>
+        <w:pStyle w:val="BodyText"/>
+        <w:rPr>
+          <w:sz w:val="20"/>
+        </w:rPr>
+      </w:pPr>
+    </w:p>
+    <w:p>
+      <w:pPr>
+        <w:pStyle w:val="BodyText"/>
+        <w:rPr>
+          <w:sz w:val="20"/>
+        </w:rPr>
+      </w:pPr>
+    </w:p>
+    <w:p>
+      <w:pPr>
+        <w:pStyle w:val="BodyText"/>
+        <w:rPr>
+          <w:sz w:val="20"/>
+        </w:rPr>
+      </w:pPr>
+    </w:p>
+    <w:p>
+      <w:pPr>
+        <w:pStyle w:val="BodyText"/>
+        <w:rPr>
+          <w:sz w:val="20"/>
+        </w:rPr>
+      </w:pPr>
+    </w:p>
+    <w:p>
+      <w:pPr>
+        <w:pStyle w:val="BodyText"/>
+        <w:rPr>
+          <w:sz w:val="20"/>
+        </w:rPr>
+      </w:pPr>
+    </w:p>
+    <w:p>
+      <w:pPr>
+        <w:pStyle w:val="BodyText"/>
+        <w:rPr>
+          <w:sz w:val="20"/>
+        </w:rPr>
+      </w:pPr>
+    </w:p>
+    <w:p>
+      <w:pPr>
+        <w:pStyle w:val="BodyText"/>
+        <w:rPr>
+          <w:sz w:val="20"/>
+        </w:rPr>
+      </w:pPr>
+    </w:p>
+    <w:p>
+      <w:pPr>
+        <w:pStyle w:val="BodyText"/>
+        <w:rPr>
+          <w:sz w:val="20"/>
+        </w:rPr>
+      </w:pPr>
+    </w:p>
+    <w:p>
+      <w:pPr>
+        <w:pStyle w:val="BodyText"/>
+        <w:rPr>
+          <w:sz w:val="20"/>
+        </w:rPr>
+      </w:pPr>
+    </w:p>
+    <w:p>
+      <w:pPr>
+        <w:pStyle w:val="BodyText"/>
+        <w:rPr>
+          <w:sz w:val="20"/>
+        </w:rPr>
+      </w:pPr>
+    </w:p>
+    <w:p>
+      <w:pPr>
+        <w:pStyle w:val="BodyText"/>
+        <w:rPr>
+          <w:sz w:val="20"/>
+        </w:rPr>
+      </w:pPr>
+    </w:p>
+    <w:p>
+      <w:pPr>
+        <w:pStyle w:val="BodyText"/>
+        <w:rPr>
+          <w:sz w:val="20"/>
+        </w:rPr>
+      </w:pPr>
+    </w:p>
+    <w:p>
+      <w:pPr>
+        <w:pStyle w:val="BodyText"/>
+        <w:rPr>
+          <w:sz w:val="20"/>
+        </w:rPr>
+      </w:pPr>
+    </w:p>
+    <w:p>
+      <w:pPr>
+        <w:pStyle w:val="BodyText"/>
+        <w:rPr>
+          <w:sz w:val="20"/>
+        </w:rPr>
+      </w:pPr>
+    </w:p>
+    <w:p>
+      <w:pPr>
+        <w:pStyle w:val="BodyText"/>
+        <w:rPr>
+          <w:sz w:val="20"/>
+        </w:rPr>
+      </w:pPr>
+    </w:p>
+    <w:p>
+      <w:pPr>
+        <w:pStyle w:val="BodyText"/>
+        <w:rPr>
+          <w:sz w:val="20"/>
+        </w:rPr>
+      </w:pPr>
+    </w:p>
+    <w:p>
+      <w:pPr>
+        <w:pStyle w:val="BodyText"/>
+        <w:rPr>
+          <w:sz w:val="20"/>
+        </w:rPr>
+      </w:pPr>
+    </w:p>
+    <w:p>
+      <w:pPr>
+        <w:pStyle w:val="BodyText"/>
+        <w:rPr>
+          <w:sz w:val="20"/>
+        </w:rPr>
+      </w:pPr>
+    </w:p>
+    <w:p>
+      <w:pPr>
+        <w:pStyle w:val="BodyText"/>
+        <w:rPr>
+          <w:sz w:val="20"/>
+        </w:rPr>
+      </w:pPr>
+    </w:p>
+    <w:p>
+      <w:pPr>
+        <w:pStyle w:val="BodyText"/>
+        <w:rPr>
+          <w:sz w:val="20"/>
+        </w:rPr>
+      </w:pPr>
+    </w:p>
+    <w:p>
+      <w:pPr>
+        <w:pStyle w:val="BodyText"/>
+        <w:rPr>
+          <w:sz w:val="20"/>
+        </w:rPr>
+      </w:pPr>
+    </w:p>
+    <w:p>
+      <w:pPr>
+        <w:pStyle w:val="BodyText"/>
+        <w:rPr>
+          <w:sz w:val="20"/>
+        </w:rPr>
+      </w:pPr>
+    </w:p>
+    <w:p>
+      <w:pPr>
+        <w:pStyle w:val="BodyText"/>
+        <w:rPr>
+          <w:sz w:val="20"/>
+        </w:rPr>
+      </w:pPr>
+    </w:p>
+    <w:p>
+      <w:pPr>
+        <w:pStyle w:val="BodyText"/>
+        <w:rPr>
+          <w:sz w:val="20"/>
+        </w:rPr>
+      </w:pPr>
+    </w:p>
+    <w:p>
+      <w:pPr>
+        <w:pStyle w:val="BodyText"/>
+        <w:rPr>
+          <w:sz w:val="20"/>
+        </w:rPr>
+      </w:pPr>
+    </w:p>
+    <w:p>
+      <w:pPr>
+        <w:pStyle w:val="BodyText"/>
+        <w:rPr>
+          <w:sz w:val="20"/>
+        </w:rPr>
+      </w:pPr>
+    </w:p>
+    <w:p>
+      <w:pPr>
+        <w:pStyle w:val="BodyText"/>
+        <w:rPr>
+          <w:sz w:val="20"/>
+        </w:rPr>
+      </w:pPr>
+    </w:p>
+    <w:p>
+      <w:pPr>
+        <w:pStyle w:val="BodyText"/>
+        <w:rPr>
+          <w:sz w:val="20"/>
+        </w:rPr>
+      </w:pPr>
+    </w:p>
+    <w:p>
+      <w:pPr>
+        <w:pStyle w:val="BodyText"/>
+        <w:rPr>
+          <w:sz w:val="20"/>
+        </w:rPr>
+      </w:pPr>
+    </w:p>
+    <w:p>
+      <w:pPr>
+        <w:pStyle w:val="BodyText"/>
+        <w:rPr>
+          <w:sz w:val="20"/>
+        </w:rPr>
+      </w:pPr>
+    </w:p>
+    <w:p>
+      <w:pPr>
+        <w:pStyle w:val="BodyText"/>
+        <w:rPr>
+          <w:sz w:val="20"/>
+        </w:rPr>
+      </w:pPr>
+    </w:p>
+    <w:p>
+      <w:pPr>
+        <w:pStyle w:val="BodyText"/>
+        <w:rPr>
+          <w:sz w:val="20"/>
+        </w:rPr>
+      </w:pPr>
+    </w:p>
+    <w:p>
+      <w:pPr>
+        <w:pStyle w:val="BodyText"/>
+        <w:rPr>
+          <w:sz w:val="20"/>
+        </w:rPr>
+      </w:pPr>
+    </w:p>
+    <w:p>
+      <w:pPr>
+        <w:pStyle w:val="BodyText"/>
+        <w:rPr>
+          <w:sz w:val="20"/>
+        </w:rPr>
+      </w:pPr>
+    </w:p>
+    <w:p>
+      <w:pPr>
+        <w:pStyle w:val="BodyText"/>
+        <w:rPr>
+          <w:sz w:val="20"/>
+        </w:rPr>
+      </w:pPr>
+    </w:p>
+    <w:p>
+      <w:pPr>
+        <w:pStyle w:val="BodyText"/>
+        <w:rPr>
+          <w:sz w:val="20"/>
+        </w:rPr>
+      </w:pPr>
+    </w:p>
+    <w:p>
+      <w:pPr>
+        <w:pStyle w:val="BodyText"/>
+        <w:rPr>
+          <w:sz w:val="20"/>
+        </w:rPr>
+      </w:pPr>
+    </w:p>
+    <w:p>
+      <w:pPr>
+        <w:pStyle w:val="BodyText"/>
+        <w:spacing w:before="226"/>
+        <w:rPr>
+          <w:sz w:val="20"/>
+        </w:rPr>
+      </w:pPr>
+      <w:r>
+        <w:rPr>
+          <w:sz w:val="20"/>
         </w:rPr>
         <mc:AlternateContent>
           <mc:Choice Requires="wps">
@@ -25192,19 +27628,19 @@
                   <wp:posOffset>647700</wp:posOffset>
                 </wp:positionH>
                 <wp:positionV relativeFrom="paragraph">
-                  <wp:posOffset>92523</wp:posOffset>
+                  <wp:posOffset>327669</wp:posOffset>
                 </wp:positionV>
                 <wp:extent cx="6264275" cy="116839"/>
                 <wp:effectExtent l="0" t="0" r="0" b="0"/>
                 <wp:wrapTopAndBottom/>
-                <wp:docPr id="54" name="Graphic 54"/>
+                <wp:docPr id="62" name="Graphic 62"/>
                 <wp:cNvGraphicFramePr>
                   <a:graphicFrameLocks/>
                 </wp:cNvGraphicFramePr>
                 <a:graphic>
                   <a:graphicData uri="http://schemas.microsoft.com/office/word/2010/wordprocessingShape">
                     <wps:wsp>
-                      <wps:cNvPr id="54" name="Graphic 54"/>
+                      <wps:cNvPr id="62" name="Graphic 62"/>
                       <wps:cNvSpPr/>
                       <wps:spPr>
                         <a:xfrm>
@@ -25258,7 +27694,7 @@
           </mc:Choice>
           <mc:Fallback>
             <w:pict>
-              <v:rect style="position:absolute;margin-left:51pt;margin-top:7.285352pt;width:493.230466pt;height:9.159840pt;mso-position-horizontal-relative:page;mso-position-vertical-relative:paragraph;z-index:-15723520;mso-wrap-distance-left:0;mso-wrap-distance-right:0" id="docshape49" filled="true" fillcolor="#000000" stroked="false">
+              <v:rect style="position:absolute;margin-left:51pt;margin-top:25.800781pt;width:493.230466pt;height:9.159840pt;mso-position-horizontal-relative:page;mso-position-vertical-relative:paragraph;z-index:-15723520;mso-wrap-distance-left:0;mso-wrap-distance-right:0" id="docshape57" filled="true" fillcolor="#000000" stroked="false">
                 <v:fill opacity="3853f" type="solid"/>
                 <w10:wrap type="topAndBottom"/>
               </v:rect>
@@ -25272,7 +27708,7 @@
         <w:pStyle w:val="BodyText"/>
         <w:spacing w:after="0"/>
         <w:rPr>
-          <w:sz w:val="9"/>
+          <w:sz w:val="20"/>
         </w:rPr>
         <w:sectPr>
           <w:pgSz w:w="11900" w:h="16840"/>
@@ -25282,2066 +27718,6 @@
     </w:p>
     <w:p>
       <w:pPr>
-        <w:pStyle w:val="BodyText"/>
-        <w:rPr>
-          <w:sz w:val="20"/>
-        </w:rPr>
-      </w:pPr>
-      <w:r>
-        <w:rPr>
-          <w:sz w:val="20"/>
-        </w:rPr>
-        <mc:AlternateContent>
-          <mc:Choice Requires="wps">
-            <w:drawing>
-              <wp:anchor distT="0" distB="0" distL="0" distR="0" allowOverlap="1" layoutInCell="1" locked="0" behindDoc="0" simplePos="0" relativeHeight="15734784">
-                <wp:simplePos x="0" y="0"/>
-                <wp:positionH relativeFrom="page">
-                  <wp:posOffset>647699</wp:posOffset>
-                </wp:positionH>
-                <wp:positionV relativeFrom="page">
-                  <wp:posOffset>647698</wp:posOffset>
-                </wp:positionV>
-                <wp:extent cx="6267450" cy="5015865"/>
-                <wp:effectExtent l="0" t="0" r="0" b="0"/>
-                <wp:wrapNone/>
-                <wp:docPr id="55" name="Group 55"/>
-                <wp:cNvGraphicFramePr>
-                  <a:graphicFrameLocks/>
-                </wp:cNvGraphicFramePr>
-                <a:graphic>
-                  <a:graphicData uri="http://schemas.microsoft.com/office/word/2010/wordprocessingGroup">
-                    <wpg:wgp>
-                      <wpg:cNvPr id="55" name="Group 55"/>
-                      <wpg:cNvGrpSpPr/>
-                      <wpg:grpSpPr>
-                        <a:xfrm>
-                          <a:off x="0" y="0"/>
-                          <a:ext cx="6267450" cy="5015865"/>
-                          <a:chExt cx="6267450" cy="5015865"/>
-                        </a:xfrm>
-                      </wpg:grpSpPr>
-                      <wps:wsp>
-                        <wps:cNvPr id="56" name="Graphic 56"/>
-                        <wps:cNvSpPr/>
-                        <wps:spPr>
-                          <a:xfrm>
-                            <a:off x="0" y="2"/>
-                            <a:ext cx="6264275" cy="5015865"/>
-                          </a:xfrm>
-                          <a:custGeom>
-                            <a:avLst/>
-                            <a:gdLst/>
-                            <a:ahLst/>
-                            <a:cxnLst/>
-                            <a:rect l="l" t="t" r="r" b="b"/>
-                            <a:pathLst>
-                              <a:path w="6264275" h="5015865">
-                                <a:moveTo>
-                                  <a:pt x="6264026" y="5015483"/>
-                                </a:moveTo>
-                                <a:lnTo>
-                                  <a:pt x="0" y="5015483"/>
-                                </a:lnTo>
-                                <a:lnTo>
-                                  <a:pt x="0" y="0"/>
-                                </a:lnTo>
-                                <a:lnTo>
-                                  <a:pt x="6264026" y="0"/>
-                                </a:lnTo>
-                                <a:lnTo>
-                                  <a:pt x="6264026" y="9524"/>
-                                </a:lnTo>
-                                <a:lnTo>
-                                  <a:pt x="114299" y="9524"/>
-                                </a:lnTo>
-                                <a:lnTo>
-                                  <a:pt x="103978" y="10023"/>
-                                </a:lnTo>
-                                <a:lnTo>
-                                  <a:pt x="64859" y="21910"/>
-                                </a:lnTo>
-                                <a:lnTo>
-                                  <a:pt x="33267" y="47863"/>
-                                </a:lnTo>
-                                <a:lnTo>
-                                  <a:pt x="14011" y="83930"/>
-                                </a:lnTo>
-                                <a:lnTo>
-                                  <a:pt x="9524" y="114299"/>
-                                </a:lnTo>
-                                <a:lnTo>
-                                  <a:pt x="9524" y="4705349"/>
-                                </a:lnTo>
-                                <a:lnTo>
-                                  <a:pt x="17500" y="4745444"/>
-                                </a:lnTo>
-                                <a:lnTo>
-                                  <a:pt x="40212" y="4779436"/>
-                                </a:lnTo>
-                                <a:lnTo>
-                                  <a:pt x="74204" y="4802148"/>
-                                </a:lnTo>
-                                <a:lnTo>
-                                  <a:pt x="114299" y="4810124"/>
-                                </a:lnTo>
-                                <a:lnTo>
-                                  <a:pt x="6264026" y="4810124"/>
-                                </a:lnTo>
-                                <a:lnTo>
-                                  <a:pt x="6264026" y="5015483"/>
-                                </a:lnTo>
-                                <a:close/>
-                              </a:path>
-                              <a:path w="6264275" h="5015865">
-                                <a:moveTo>
-                                  <a:pt x="6264026" y="4810124"/>
-                                </a:moveTo>
-                                <a:lnTo>
-                                  <a:pt x="6153149" y="4810124"/>
-                                </a:lnTo>
-                                <a:lnTo>
-                                  <a:pt x="6163470" y="4809626"/>
-                                </a:lnTo>
-                                <a:lnTo>
-                                  <a:pt x="6173593" y="4808130"/>
-                                </a:lnTo>
-                                <a:lnTo>
-                                  <a:pt x="6211370" y="4792482"/>
-                                </a:lnTo>
-                                <a:lnTo>
-                                  <a:pt x="6240281" y="4763570"/>
-                                </a:lnTo>
-                                <a:lnTo>
-                                  <a:pt x="6255929" y="4725793"/>
-                                </a:lnTo>
-                                <a:lnTo>
-                                  <a:pt x="6257924" y="4705349"/>
-                                </a:lnTo>
-                                <a:lnTo>
-                                  <a:pt x="6257924" y="114299"/>
-                                </a:lnTo>
-                                <a:lnTo>
-                                  <a:pt x="6249947" y="74204"/>
-                                </a:lnTo>
-                                <a:lnTo>
-                                  <a:pt x="6227236" y="40212"/>
-                                </a:lnTo>
-                                <a:lnTo>
-                                  <a:pt x="6193244" y="17500"/>
-                                </a:lnTo>
-                                <a:lnTo>
-                                  <a:pt x="6153149" y="9524"/>
-                                </a:lnTo>
-                                <a:lnTo>
-                                  <a:pt x="6264026" y="9524"/>
-                                </a:lnTo>
-                                <a:lnTo>
-                                  <a:pt x="6264026" y="4810124"/>
-                                </a:lnTo>
-                                <a:close/>
-                              </a:path>
-                            </a:pathLst>
-                          </a:custGeom>
-                          <a:solidFill>
-                            <a:srgbClr val="000000">
-                              <a:alpha val="5879"/>
-                            </a:srgbClr>
-                          </a:solidFill>
-                        </wps:spPr>
-                        <wps:bodyPr wrap="square" lIns="0" tIns="0" rIns="0" bIns="0" rtlCol="0">
-                          <a:prstTxWarp prst="textNoShape">
-                            <a:avLst/>
-                          </a:prstTxWarp>
-                          <a:noAutofit/>
-                        </wps:bodyPr>
-                      </wps:wsp>
-                      <wps:wsp>
-                        <wps:cNvPr id="57" name="Graphic 57"/>
-                        <wps:cNvSpPr/>
-                        <wps:spPr>
-                          <a:xfrm>
-                            <a:off x="4762" y="4762"/>
-                            <a:ext cx="6257925" cy="4810125"/>
-                          </a:xfrm>
-                          <a:custGeom>
-                            <a:avLst/>
-                            <a:gdLst/>
-                            <a:ahLst/>
-                            <a:cxnLst/>
-                            <a:rect l="l" t="t" r="r" b="b"/>
-                            <a:pathLst>
-                              <a:path w="6257925" h="4810125">
-                                <a:moveTo>
-                                  <a:pt x="6155579" y="4810124"/>
-                                </a:moveTo>
-                                <a:lnTo>
-                                  <a:pt x="102345" y="4810124"/>
-                                </a:lnTo>
-                                <a:lnTo>
-                                  <a:pt x="95221" y="4809422"/>
-                                </a:lnTo>
-                                <a:lnTo>
-                                  <a:pt x="54661" y="4795656"/>
-                                </a:lnTo>
-                                <a:lnTo>
-                                  <a:pt x="22456" y="4767415"/>
-                                </a:lnTo>
-                                <a:lnTo>
-                                  <a:pt x="3507" y="4729004"/>
-                                </a:lnTo>
-                                <a:lnTo>
-                                  <a:pt x="0" y="4707777"/>
-                                </a:lnTo>
-                                <a:lnTo>
-                                  <a:pt x="0" y="4700587"/>
-                                </a:lnTo>
-                                <a:lnTo>
-                                  <a:pt x="0" y="102342"/>
-                                </a:lnTo>
-                                <a:lnTo>
-                                  <a:pt x="11090" y="60968"/>
-                                </a:lnTo>
-                                <a:lnTo>
-                                  <a:pt x="37168" y="26998"/>
-                                </a:lnTo>
-                                <a:lnTo>
-                                  <a:pt x="74264" y="5585"/>
-                                </a:lnTo>
-                                <a:lnTo>
-                                  <a:pt x="102345" y="0"/>
-                                </a:lnTo>
-                                <a:lnTo>
-                                  <a:pt x="6155579" y="0"/>
-                                </a:lnTo>
-                                <a:lnTo>
-                                  <a:pt x="6196949" y="11088"/>
-                                </a:lnTo>
-                                <a:lnTo>
-                                  <a:pt x="6230926" y="37165"/>
-                                </a:lnTo>
-                                <a:lnTo>
-                                  <a:pt x="6252337" y="74255"/>
-                                </a:lnTo>
-                                <a:lnTo>
-                                  <a:pt x="6257923" y="102342"/>
-                                </a:lnTo>
-                                <a:lnTo>
-                                  <a:pt x="6257923" y="4707777"/>
-                                </a:lnTo>
-                                <a:lnTo>
-                                  <a:pt x="6246833" y="4749137"/>
-                                </a:lnTo>
-                                <a:lnTo>
-                                  <a:pt x="6220755" y="4783121"/>
-                                </a:lnTo>
-                                <a:lnTo>
-                                  <a:pt x="6183659" y="4804534"/>
-                                </a:lnTo>
-                                <a:lnTo>
-                                  <a:pt x="6162702" y="4809422"/>
-                                </a:lnTo>
-                                <a:lnTo>
-                                  <a:pt x="6155579" y="4810124"/>
-                                </a:lnTo>
-                                <a:close/>
-                              </a:path>
-                            </a:pathLst>
-                          </a:custGeom>
-                          <a:solidFill>
-                            <a:srgbClr val="FFFFFF"/>
-                          </a:solidFill>
-                        </wps:spPr>
-                        <wps:bodyPr wrap="square" lIns="0" tIns="0" rIns="0" bIns="0" rtlCol="0">
-                          <a:prstTxWarp prst="textNoShape">
-                            <a:avLst/>
-                          </a:prstTxWarp>
-                          <a:noAutofit/>
-                        </wps:bodyPr>
-                      </wps:wsp>
-                      <wps:wsp>
-                        <wps:cNvPr id="58" name="Graphic 58"/>
-                        <wps:cNvSpPr/>
-                        <wps:spPr>
-                          <a:xfrm>
-                            <a:off x="4762" y="4762"/>
-                            <a:ext cx="6257925" cy="4810125"/>
-                          </a:xfrm>
-                          <a:custGeom>
-                            <a:avLst/>
-                            <a:gdLst/>
-                            <a:ahLst/>
-                            <a:cxnLst/>
-                            <a:rect l="l" t="t" r="r" b="b"/>
-                            <a:pathLst>
-                              <a:path w="6257925" h="4810125">
-                                <a:moveTo>
-                                  <a:pt x="0" y="4700587"/>
-                                </a:moveTo>
-                                <a:lnTo>
-                                  <a:pt x="0" y="109537"/>
-                                </a:lnTo>
-                                <a:lnTo>
-                                  <a:pt x="0" y="102342"/>
-                                </a:lnTo>
-                                <a:lnTo>
-                                  <a:pt x="701" y="95217"/>
-                                </a:lnTo>
-                                <a:lnTo>
-                                  <a:pt x="2104" y="88162"/>
-                                </a:lnTo>
-                                <a:lnTo>
-                                  <a:pt x="3507" y="81106"/>
-                                </a:lnTo>
-                                <a:lnTo>
-                                  <a:pt x="5585" y="74255"/>
-                                </a:lnTo>
-                                <a:lnTo>
-                                  <a:pt x="8338" y="67614"/>
-                                </a:lnTo>
-                                <a:lnTo>
-                                  <a:pt x="11090" y="60968"/>
-                                </a:lnTo>
-                                <a:lnTo>
-                                  <a:pt x="14464" y="54657"/>
-                                </a:lnTo>
-                                <a:lnTo>
-                                  <a:pt x="18460" y="48680"/>
-                                </a:lnTo>
-                                <a:lnTo>
-                                  <a:pt x="22456" y="42699"/>
-                                </a:lnTo>
-                                <a:lnTo>
-                                  <a:pt x="26997" y="37165"/>
-                                </a:lnTo>
-                                <a:lnTo>
-                                  <a:pt x="60974" y="11088"/>
-                                </a:lnTo>
-                                <a:lnTo>
-                                  <a:pt x="67619" y="8339"/>
-                                </a:lnTo>
-                                <a:lnTo>
-                                  <a:pt x="74264" y="5585"/>
-                                </a:lnTo>
-                                <a:lnTo>
-                                  <a:pt x="81113" y="3507"/>
-                                </a:lnTo>
-                                <a:lnTo>
-                                  <a:pt x="88167" y="2102"/>
-                                </a:lnTo>
-                                <a:lnTo>
-                                  <a:pt x="95221" y="701"/>
-                                </a:lnTo>
-                                <a:lnTo>
-                                  <a:pt x="102345" y="0"/>
-                                </a:lnTo>
-                                <a:lnTo>
-                                  <a:pt x="109537" y="0"/>
-                                </a:lnTo>
-                                <a:lnTo>
-                                  <a:pt x="6148387" y="0"/>
-                                </a:lnTo>
-                                <a:lnTo>
-                                  <a:pt x="6155579" y="0"/>
-                                </a:lnTo>
-                                <a:lnTo>
-                                  <a:pt x="6162702" y="701"/>
-                                </a:lnTo>
-                                <a:lnTo>
-                                  <a:pt x="6169756" y="2102"/>
-                                </a:lnTo>
-                                <a:lnTo>
-                                  <a:pt x="6176810" y="3507"/>
-                                </a:lnTo>
-                                <a:lnTo>
-                                  <a:pt x="6183659" y="5585"/>
-                                </a:lnTo>
-                                <a:lnTo>
-                                  <a:pt x="6190304" y="8339"/>
-                                </a:lnTo>
-                                <a:lnTo>
-                                  <a:pt x="6196949" y="11088"/>
-                                </a:lnTo>
-                                <a:lnTo>
-                                  <a:pt x="6230926" y="37165"/>
-                                </a:lnTo>
-                                <a:lnTo>
-                                  <a:pt x="6239463" y="48680"/>
-                                </a:lnTo>
-                                <a:lnTo>
-                                  <a:pt x="6243459" y="54657"/>
-                                </a:lnTo>
-                                <a:lnTo>
-                                  <a:pt x="6246833" y="60968"/>
-                                </a:lnTo>
-                                <a:lnTo>
-                                  <a:pt x="6249585" y="67614"/>
-                                </a:lnTo>
-                                <a:lnTo>
-                                  <a:pt x="6252337" y="74255"/>
-                                </a:lnTo>
-                                <a:lnTo>
-                                  <a:pt x="6254415" y="81106"/>
-                                </a:lnTo>
-                                <a:lnTo>
-                                  <a:pt x="6255818" y="88162"/>
-                                </a:lnTo>
-                                <a:lnTo>
-                                  <a:pt x="6257222" y="95217"/>
-                                </a:lnTo>
-                                <a:lnTo>
-                                  <a:pt x="6257923" y="102342"/>
-                                </a:lnTo>
-                                <a:lnTo>
-                                  <a:pt x="6257924" y="109537"/>
-                                </a:lnTo>
-                                <a:lnTo>
-                                  <a:pt x="6257924" y="4700587"/>
-                                </a:lnTo>
-                                <a:lnTo>
-                                  <a:pt x="6249585" y="4742496"/>
-                                </a:lnTo>
-                                <a:lnTo>
-                                  <a:pt x="6225841" y="4778037"/>
-                                </a:lnTo>
-                                <a:lnTo>
-                                  <a:pt x="6209242" y="4791660"/>
-                                </a:lnTo>
-                                <a:lnTo>
-                                  <a:pt x="6203262" y="4795656"/>
-                                </a:lnTo>
-                                <a:lnTo>
-                                  <a:pt x="6196949" y="4799031"/>
-                                </a:lnTo>
-                                <a:lnTo>
-                                  <a:pt x="6190304" y="4801780"/>
-                                </a:lnTo>
-                                <a:lnTo>
-                                  <a:pt x="6183659" y="4804534"/>
-                                </a:lnTo>
-                                <a:lnTo>
-                                  <a:pt x="6176810" y="4806612"/>
-                                </a:lnTo>
-                                <a:lnTo>
-                                  <a:pt x="6169756" y="4808017"/>
-                                </a:lnTo>
-                                <a:lnTo>
-                                  <a:pt x="6162702" y="4809422"/>
-                                </a:lnTo>
-                                <a:lnTo>
-                                  <a:pt x="6155579" y="4810124"/>
-                                </a:lnTo>
-                                <a:lnTo>
-                                  <a:pt x="6148387" y="4810124"/>
-                                </a:lnTo>
-                                <a:lnTo>
-                                  <a:pt x="109537" y="4810124"/>
-                                </a:lnTo>
-                                <a:lnTo>
-                                  <a:pt x="102345" y="4810124"/>
-                                </a:lnTo>
-                                <a:lnTo>
-                                  <a:pt x="95221" y="4809422"/>
-                                </a:lnTo>
-                                <a:lnTo>
-                                  <a:pt x="88167" y="4808017"/>
-                                </a:lnTo>
-                                <a:lnTo>
-                                  <a:pt x="81113" y="4806612"/>
-                                </a:lnTo>
-                                <a:lnTo>
-                                  <a:pt x="74264" y="4804534"/>
-                                </a:lnTo>
-                                <a:lnTo>
-                                  <a:pt x="67619" y="4801780"/>
-                                </a:lnTo>
-                                <a:lnTo>
-                                  <a:pt x="60974" y="4799031"/>
-                                </a:lnTo>
-                                <a:lnTo>
-                                  <a:pt x="54661" y="4795656"/>
-                                </a:lnTo>
-                                <a:lnTo>
-                                  <a:pt x="48681" y="4791655"/>
-                                </a:lnTo>
-                                <a:lnTo>
-                                  <a:pt x="42701" y="4787660"/>
-                                </a:lnTo>
-                                <a:lnTo>
-                                  <a:pt x="14464" y="4755449"/>
-                                </a:lnTo>
-                                <a:lnTo>
-                                  <a:pt x="701" y="4714897"/>
-                                </a:lnTo>
-                                <a:lnTo>
-                                  <a:pt x="0" y="4707777"/>
-                                </a:lnTo>
-                                <a:lnTo>
-                                  <a:pt x="0" y="4700587"/>
-                                </a:lnTo>
-                                <a:close/>
-                              </a:path>
-                            </a:pathLst>
-                          </a:custGeom>
-                          <a:ln w="9524">
-                            <a:solidFill>
-                              <a:srgbClr val="E2E7F0"/>
-                            </a:solidFill>
-                            <a:prstDash val="solid"/>
-                          </a:ln>
-                        </wps:spPr>
-                        <wps:bodyPr wrap="square" lIns="0" tIns="0" rIns="0" bIns="0" rtlCol="0">
-                          <a:prstTxWarp prst="textNoShape">
-                            <a:avLst/>
-                          </a:prstTxWarp>
-                          <a:noAutofit/>
-                        </wps:bodyPr>
-                      </wps:wsp>
-                      <wps:wsp>
-                        <wps:cNvPr id="59" name="Graphic 59"/>
-                        <wps:cNvSpPr/>
-                        <wps:spPr>
-                          <a:xfrm>
-                            <a:off x="9525" y="3924298"/>
-                            <a:ext cx="6248400" cy="9525"/>
-                          </a:xfrm>
-                          <a:custGeom>
-                            <a:avLst/>
-                            <a:gdLst/>
-                            <a:ahLst/>
-                            <a:cxnLst/>
-                            <a:rect l="l" t="t" r="r" b="b"/>
-                            <a:pathLst>
-                              <a:path w="6248400" h="9525">
-                                <a:moveTo>
-                                  <a:pt x="6248399" y="9524"/>
-                                </a:moveTo>
-                                <a:lnTo>
-                                  <a:pt x="0" y="9524"/>
-                                </a:lnTo>
-                                <a:lnTo>
-                                  <a:pt x="0" y="0"/>
-                                </a:lnTo>
-                                <a:lnTo>
-                                  <a:pt x="6248399" y="0"/>
-                                </a:lnTo>
-                                <a:lnTo>
-                                  <a:pt x="6248399" y="9524"/>
-                                </a:lnTo>
-                                <a:close/>
-                              </a:path>
-                            </a:pathLst>
-                          </a:custGeom>
-                          <a:solidFill>
-                            <a:srgbClr val="E2E7F0"/>
-                          </a:solidFill>
-                        </wps:spPr>
-                        <wps:bodyPr wrap="square" lIns="0" tIns="0" rIns="0" bIns="0" rtlCol="0">
-                          <a:prstTxWarp prst="textNoShape">
-                            <a:avLst/>
-                          </a:prstTxWarp>
-                          <a:noAutofit/>
-                        </wps:bodyPr>
-                      </wps:wsp>
-                      <wps:wsp>
-                        <wps:cNvPr id="60" name="Graphic 60"/>
-                        <wps:cNvSpPr/>
-                        <wps:spPr>
-                          <a:xfrm>
-                            <a:off x="9525" y="3933825"/>
-                            <a:ext cx="6248400" cy="876300"/>
-                          </a:xfrm>
-                          <a:custGeom>
-                            <a:avLst/>
-                            <a:gdLst/>
-                            <a:ahLst/>
-                            <a:cxnLst/>
-                            <a:rect l="l" t="t" r="r" b="b"/>
-                            <a:pathLst>
-                              <a:path w="6248400" h="876300">
-                                <a:moveTo>
-                                  <a:pt x="6143624" y="876299"/>
-                                </a:moveTo>
-                                <a:lnTo>
-                                  <a:pt x="104775" y="876299"/>
-                                </a:lnTo>
-                                <a:lnTo>
-                                  <a:pt x="94453" y="875803"/>
-                                </a:lnTo>
-                                <a:lnTo>
-                                  <a:pt x="55334" y="863915"/>
-                                </a:lnTo>
-                                <a:lnTo>
-                                  <a:pt x="23742" y="837962"/>
-                                </a:lnTo>
-                                <a:lnTo>
-                                  <a:pt x="4486" y="801895"/>
-                                </a:lnTo>
-                                <a:lnTo>
-                                  <a:pt x="0" y="771526"/>
-                                </a:lnTo>
-                                <a:lnTo>
-                                  <a:pt x="0" y="0"/>
-                                </a:lnTo>
-                                <a:lnTo>
-                                  <a:pt x="6248399" y="0"/>
-                                </a:lnTo>
-                                <a:lnTo>
-                                  <a:pt x="6248399" y="771526"/>
-                                </a:lnTo>
-                                <a:lnTo>
-                                  <a:pt x="6240422" y="811621"/>
-                                </a:lnTo>
-                                <a:lnTo>
-                                  <a:pt x="6217711" y="845613"/>
-                                </a:lnTo>
-                                <a:lnTo>
-                                  <a:pt x="6183719" y="868325"/>
-                                </a:lnTo>
-                                <a:lnTo>
-                                  <a:pt x="6143624" y="876299"/>
-                                </a:lnTo>
-                                <a:close/>
-                              </a:path>
-                            </a:pathLst>
-                          </a:custGeom>
-                          <a:solidFill>
-                            <a:srgbClr val="FFFFFF"/>
-                          </a:solidFill>
-                        </wps:spPr>
-                        <wps:bodyPr wrap="square" lIns="0" tIns="0" rIns="0" bIns="0" rtlCol="0">
-                          <a:prstTxWarp prst="textNoShape">
-                            <a:avLst/>
-                          </a:prstTxWarp>
-                          <a:noAutofit/>
-                        </wps:bodyPr>
-                      </wps:wsp>
-                      <pic:pic>
-                        <pic:nvPicPr>
-                          <pic:cNvPr id="61" name="Image 61"/>
-                          <pic:cNvPicPr/>
-                        </pic:nvPicPr>
-                        <pic:blipFill>
-                          <a:blip r:embed="rId11" cstate="print"/>
-                          <a:stretch>
-                            <a:fillRect/>
-                          </a:stretch>
-                        </pic:blipFill>
-                        <pic:spPr>
-                          <a:xfrm>
-                            <a:off x="9525" y="9526"/>
-                            <a:ext cx="6248399" cy="3914774"/>
-                          </a:xfrm>
-                          <a:prstGeom prst="rect">
-                            <a:avLst/>
-                          </a:prstGeom>
-                        </pic:spPr>
-                      </pic:pic>
-                      <wps:wsp>
-                        <wps:cNvPr id="62" name="Textbox 62"/>
-                        <wps:cNvSpPr txBox="1"/>
-                        <wps:spPr>
-                          <a:xfrm>
-                            <a:off x="0" y="0"/>
-                            <a:ext cx="6267450" cy="5015865"/>
-                          </a:xfrm>
-                          <a:prstGeom prst="rect">
-                            <a:avLst/>
-                          </a:prstGeom>
-                        </wps:spPr>
-                        <wps:txbx>
-                          <w:txbxContent>
-                            <w:p>
-                              <w:pPr>
-                                <w:spacing w:line="240" w:lineRule="auto" w:before="0"/>
-                                <w:rPr>
-                                  <w:sz w:val="20"/>
-                                </w:rPr>
-                              </w:pPr>
-                            </w:p>
-                            <w:p>
-                              <w:pPr>
-                                <w:spacing w:line="240" w:lineRule="auto" w:before="0"/>
-                                <w:rPr>
-                                  <w:sz w:val="20"/>
-                                </w:rPr>
-                              </w:pPr>
-                            </w:p>
-                            <w:p>
-                              <w:pPr>
-                                <w:spacing w:line="240" w:lineRule="auto" w:before="0"/>
-                                <w:rPr>
-                                  <w:sz w:val="20"/>
-                                </w:rPr>
-                              </w:pPr>
-                            </w:p>
-                            <w:p>
-                              <w:pPr>
-                                <w:spacing w:line="240" w:lineRule="auto" w:before="0"/>
-                                <w:rPr>
-                                  <w:sz w:val="20"/>
-                                </w:rPr>
-                              </w:pPr>
-                            </w:p>
-                            <w:p>
-                              <w:pPr>
-                                <w:spacing w:line="240" w:lineRule="auto" w:before="0"/>
-                                <w:rPr>
-                                  <w:sz w:val="20"/>
-                                </w:rPr>
-                              </w:pPr>
-                            </w:p>
-                            <w:p>
-                              <w:pPr>
-                                <w:spacing w:line="240" w:lineRule="auto" w:before="0"/>
-                                <w:rPr>
-                                  <w:sz w:val="20"/>
-                                </w:rPr>
-                              </w:pPr>
-                            </w:p>
-                            <w:p>
-                              <w:pPr>
-                                <w:spacing w:line="240" w:lineRule="auto" w:before="0"/>
-                                <w:rPr>
-                                  <w:sz w:val="20"/>
-                                </w:rPr>
-                              </w:pPr>
-                            </w:p>
-                            <w:p>
-                              <w:pPr>
-                                <w:spacing w:line="240" w:lineRule="auto" w:before="0"/>
-                                <w:rPr>
-                                  <w:sz w:val="20"/>
-                                </w:rPr>
-                              </w:pPr>
-                            </w:p>
-                            <w:p>
-                              <w:pPr>
-                                <w:spacing w:line="240" w:lineRule="auto" w:before="0"/>
-                                <w:rPr>
-                                  <w:sz w:val="20"/>
-                                </w:rPr>
-                              </w:pPr>
-                            </w:p>
-                            <w:p>
-                              <w:pPr>
-                                <w:spacing w:line="240" w:lineRule="auto" w:before="0"/>
-                                <w:rPr>
-                                  <w:sz w:val="20"/>
-                                </w:rPr>
-                              </w:pPr>
-                            </w:p>
-                            <w:p>
-                              <w:pPr>
-                                <w:spacing w:line="240" w:lineRule="auto" w:before="0"/>
-                                <w:rPr>
-                                  <w:sz w:val="20"/>
-                                </w:rPr>
-                              </w:pPr>
-                            </w:p>
-                            <w:p>
-                              <w:pPr>
-                                <w:spacing w:line="240" w:lineRule="auto" w:before="0"/>
-                                <w:rPr>
-                                  <w:sz w:val="20"/>
-                                </w:rPr>
-                              </w:pPr>
-                            </w:p>
-                            <w:p>
-                              <w:pPr>
-                                <w:spacing w:line="240" w:lineRule="auto" w:before="0"/>
-                                <w:rPr>
-                                  <w:sz w:val="20"/>
-                                </w:rPr>
-                              </w:pPr>
-                            </w:p>
-                            <w:p>
-                              <w:pPr>
-                                <w:spacing w:line="240" w:lineRule="auto" w:before="0"/>
-                                <w:rPr>
-                                  <w:sz w:val="20"/>
-                                </w:rPr>
-                              </w:pPr>
-                            </w:p>
-                            <w:p>
-                              <w:pPr>
-                                <w:spacing w:line="240" w:lineRule="auto" w:before="0"/>
-                                <w:rPr>
-                                  <w:sz w:val="20"/>
-                                </w:rPr>
-                              </w:pPr>
-                            </w:p>
-                            <w:p>
-                              <w:pPr>
-                                <w:spacing w:line="240" w:lineRule="auto" w:before="0"/>
-                                <w:rPr>
-                                  <w:sz w:val="20"/>
-                                </w:rPr>
-                              </w:pPr>
-                            </w:p>
-                            <w:p>
-                              <w:pPr>
-                                <w:spacing w:line="240" w:lineRule="auto" w:before="0"/>
-                                <w:rPr>
-                                  <w:sz w:val="20"/>
-                                </w:rPr>
-                              </w:pPr>
-                            </w:p>
-                            <w:p>
-                              <w:pPr>
-                                <w:spacing w:line="240" w:lineRule="auto" w:before="0"/>
-                                <w:rPr>
-                                  <w:sz w:val="20"/>
-                                </w:rPr>
-                              </w:pPr>
-                            </w:p>
-                            <w:p>
-                              <w:pPr>
-                                <w:spacing w:line="240" w:lineRule="auto" w:before="0"/>
-                                <w:rPr>
-                                  <w:sz w:val="20"/>
-                                </w:rPr>
-                              </w:pPr>
-                            </w:p>
-                            <w:p>
-                              <w:pPr>
-                                <w:spacing w:line="240" w:lineRule="auto" w:before="0"/>
-                                <w:rPr>
-                                  <w:sz w:val="20"/>
-                                </w:rPr>
-                              </w:pPr>
-                            </w:p>
-                            <w:p>
-                              <w:pPr>
-                                <w:spacing w:line="240" w:lineRule="auto" w:before="0"/>
-                                <w:rPr>
-                                  <w:sz w:val="20"/>
-                                </w:rPr>
-                              </w:pPr>
-                            </w:p>
-                            <w:p>
-                              <w:pPr>
-                                <w:spacing w:line="240" w:lineRule="auto" w:before="0"/>
-                                <w:rPr>
-                                  <w:sz w:val="20"/>
-                                </w:rPr>
-                              </w:pPr>
-                            </w:p>
-                            <w:p>
-                              <w:pPr>
-                                <w:spacing w:line="240" w:lineRule="auto" w:before="0"/>
-                                <w:rPr>
-                                  <w:sz w:val="20"/>
-                                </w:rPr>
-                              </w:pPr>
-                            </w:p>
-                            <w:p>
-                              <w:pPr>
-                                <w:spacing w:line="240" w:lineRule="auto" w:before="44"/>
-                                <w:rPr>
-                                  <w:sz w:val="20"/>
-                                </w:rPr>
-                              </w:pPr>
-                            </w:p>
-                            <w:p>
-                              <w:pPr>
-                                <w:spacing w:line="283" w:lineRule="auto" w:before="1"/>
-                                <w:ind w:left="284" w:right="274" w:firstLine="0"/>
-                                <w:jc w:val="left"/>
-                                <w:rPr>
-                                  <w:sz w:val="20"/>
-                                </w:rPr>
-                              </w:pPr>
-                              <w:r>
-                                <w:rPr>
-                                  <w:b/>
-                                  <w:color w:val="465469"/>
-                                  <w:sz w:val="20"/>
-                                </w:rPr>
-                                <w:t>5.1</w:t>
-                              </w:r>
-                              <w:r>
-                                <w:rPr>
-                                  <w:b/>
-                                  <w:color w:val="465469"/>
-                                  <w:spacing w:val="-5"/>
-                                  <w:sz w:val="20"/>
-                                </w:rPr>
-                                <w:t> </w:t>
-                              </w:r>
-                              <w:r>
-                                <w:rPr>
-                                  <w:b/>
-                                  <w:color w:val="465469"/>
-                                  <w:sz w:val="20"/>
-                                </w:rPr>
-                                <w:t>Storefront</w:t>
-                              </w:r>
-                              <w:r>
-                                <w:rPr>
-                                  <w:b/>
-                                  <w:color w:val="465469"/>
-                                  <w:spacing w:val="-5"/>
-                                  <w:sz w:val="20"/>
-                                </w:rPr>
-                                <w:t> </w:t>
-                              </w:r>
-                              <w:r>
-                                <w:rPr>
-                                  <w:b/>
-                                  <w:color w:val="465469"/>
-                                  <w:sz w:val="20"/>
-                                </w:rPr>
-                                <w:t>Homepage</w:t>
-                              </w:r>
-                              <w:r>
-                                <w:rPr>
-                                  <w:b/>
-                                  <w:color w:val="465469"/>
-                                  <w:spacing w:val="-5"/>
-                                  <w:sz w:val="20"/>
-                                </w:rPr>
-                                <w:t> </w:t>
-                              </w:r>
-                              <w:r>
-                                <w:rPr>
-                                  <w:b/>
-                                  <w:color w:val="465469"/>
-                                  <w:sz w:val="20"/>
-                                </w:rPr>
-                                <w:t>(Public</w:t>
-                              </w:r>
-                              <w:r>
-                                <w:rPr>
-                                  <w:b/>
-                                  <w:color w:val="465469"/>
-                                  <w:spacing w:val="-5"/>
-                                  <w:sz w:val="20"/>
-                                </w:rPr>
-                                <w:t> </w:t>
-                              </w:r>
-                              <w:r>
-                                <w:rPr>
-                                  <w:b/>
-                                  <w:color w:val="465469"/>
-                                  <w:sz w:val="20"/>
-                                </w:rPr>
-                                <w:t>Catalog</w:t>
-                              </w:r>
-                              <w:r>
-                                <w:rPr>
-                                  <w:b/>
-                                  <w:color w:val="465469"/>
-                                  <w:spacing w:val="-5"/>
-                                  <w:sz w:val="20"/>
-                                </w:rPr>
-                                <w:t> </w:t>
-                              </w:r>
-                              <w:r>
-                                <w:rPr>
-                                  <w:b/>
-                                  <w:color w:val="465469"/>
-                                  <w:sz w:val="20"/>
-                                </w:rPr>
-                                <w:t>&amp;</w:t>
-                              </w:r>
-                              <w:r>
-                                <w:rPr>
-                                  <w:b/>
-                                  <w:color w:val="465469"/>
-                                  <w:spacing w:val="-5"/>
-                                  <w:sz w:val="20"/>
-                                </w:rPr>
-                                <w:t> </w:t>
-                              </w:r>
-                              <w:r>
-                                <w:rPr>
-                                  <w:b/>
-                                  <w:color w:val="465469"/>
-                                  <w:sz w:val="20"/>
-                                </w:rPr>
-                                <w:t>Search):</w:t>
-                              </w:r>
-                              <w:r>
-                                <w:rPr>
-                                  <w:b/>
-                                  <w:color w:val="465469"/>
-                                  <w:spacing w:val="-5"/>
-                                  <w:sz w:val="20"/>
-                                </w:rPr>
-                                <w:t> </w:t>
-                              </w:r>
-                              <w:r>
-                                <w:rPr>
-                                  <w:color w:val="465469"/>
-                                  <w:sz w:val="20"/>
-                                </w:rPr>
-                                <w:t>Clean</w:t>
-                              </w:r>
-                              <w:r>
-                                <w:rPr>
-                                  <w:color w:val="465469"/>
-                                  <w:spacing w:val="-5"/>
-                                  <w:sz w:val="20"/>
-                                </w:rPr>
-                                <w:t> </w:t>
-                              </w:r>
-                              <w:r>
-                                <w:rPr>
-                                  <w:color w:val="465469"/>
-                                  <w:sz w:val="20"/>
-                                </w:rPr>
-                                <w:t>dark-mode</w:t>
-                              </w:r>
-                              <w:r>
-                                <w:rPr>
-                                  <w:color w:val="465469"/>
-                                  <w:spacing w:val="-5"/>
-                                  <w:sz w:val="20"/>
-                                </w:rPr>
-                                <w:t> </w:t>
-                              </w:r>
-                              <w:r>
-                                <w:rPr>
-                                  <w:color w:val="465469"/>
-                                  <w:sz w:val="20"/>
-                                </w:rPr>
-                                <w:t>storefront</w:t>
-                              </w:r>
-                              <w:r>
-                                <w:rPr>
-                                  <w:color w:val="465469"/>
-                                  <w:spacing w:val="-5"/>
-                                  <w:sz w:val="20"/>
-                                </w:rPr>
-                                <w:t> </w:t>
-                              </w:r>
-                              <w:r>
-                                <w:rPr>
-                                  <w:color w:val="465469"/>
-                                  <w:sz w:val="20"/>
-                                </w:rPr>
-                                <w:t>displaying</w:t>
-                              </w:r>
-                              <w:r>
-                                <w:rPr>
-                                  <w:color w:val="465469"/>
-                                  <w:spacing w:val="-5"/>
-                                  <w:sz w:val="20"/>
-                                </w:rPr>
-                                <w:t> </w:t>
-                              </w:r>
-                              <w:r>
-                                <w:rPr>
-                                  <w:color w:val="465469"/>
-                                  <w:sz w:val="20"/>
-                                </w:rPr>
-                                <w:t>product catalog, stock badges, live search bar, and category filters (Electronics, Audio, Wearables, Accessories, </w:t>
-                              </w:r>
-                              <w:r>
-                                <w:rPr>
-                                  <w:color w:val="465469"/>
-                                  <w:spacing w:val="-2"/>
-                                  <w:sz w:val="20"/>
-                                </w:rPr>
-                                <w:t>Lifestyle).</w:t>
-                              </w:r>
-                            </w:p>
-                          </w:txbxContent>
-                        </wps:txbx>
-                        <wps:bodyPr wrap="square" lIns="0" tIns="0" rIns="0" bIns="0" rtlCol="0">
-                          <a:noAutofit/>
-                        </wps:bodyPr>
-                      </wps:wsp>
-                    </wpg:wgp>
-                  </a:graphicData>
-                </a:graphic>
-              </wp:anchor>
-            </w:drawing>
-          </mc:Choice>
-          <mc:Fallback>
-            <w:pict>
-              <v:group style="position:absolute;margin-left:50.999996pt;margin-top:50.999863pt;width:493.5pt;height:394.95pt;mso-position-horizontal-relative:page;mso-position-vertical-relative:page;z-index:15734784" id="docshapegroup50" coordorigin="1020,1020" coordsize="9870,7899">
-                <v:shape style="position:absolute;left:1020;top:1020;width:9865;height:7899" id="docshape51" coordorigin="1020,1020" coordsize="9865,7899" path="m10885,8918l1020,8918,1020,1020,10885,1020,10885,1035,1200,1035,1184,1036,1168,1038,1152,1042,1137,1048,1122,1055,1108,1063,1095,1072,1083,1083,1072,1095,1063,1108,1055,1122,1048,1137,1042,1152,1038,1168,1036,1184,1035,1200,1035,8430,1036,8446,1038,8462,1042,8478,1048,8493,1055,8508,1063,8522,1072,8535,1083,8547,1095,8558,1108,8567,1122,8575,1137,8582,1152,8588,1168,8592,1184,8594,1200,8595,10885,8595,10885,8918xm10885,8595l10710,8595,10726,8594,10742,8592,10758,8588,10773,8582,10788,8575,10802,8567,10815,8558,10827,8547,10838,8535,10847,8522,10855,8508,10862,8493,10868,8478,10872,8462,10874,8446,10875,8430,10875,1200,10874,1184,10872,1168,10868,1152,10862,1137,10855,1122,10847,1108,10838,1095,10827,1083,10815,1072,10802,1063,10788,1055,10773,1048,10758,1042,10742,1038,10726,1036,10710,1035,10885,1035,10885,8595xe" filled="true" fillcolor="#000000" stroked="false">
-                  <v:path arrowok="t"/>
-                  <v:fill opacity="3853f" type="solid"/>
-                </v:shape>
-                <v:shape style="position:absolute;left:1027;top:1027;width:9855;height:7575" id="docshape52" coordorigin="1027,1027" coordsize="9855,7575" path="m10721,8602l1189,8602,1177,8601,1114,8580,1063,8535,1033,8475,1027,8441,1027,8430,1027,1189,1045,1124,1086,1070,1144,1036,1189,1027,10721,1027,10786,1045,10840,1086,10874,1144,10882,1189,10882,8441,10865,8506,10824,8560,10766,8594,10733,8601,10721,8602xe" filled="true" fillcolor="#ffffff" stroked="false">
-                  <v:path arrowok="t"/>
-                  <v:fill type="solid"/>
-                </v:shape>
-                <v:shape style="position:absolute;left:1027;top:1027;width:9855;height:7575" id="docshape53" coordorigin="1027,1027" coordsize="9855,7575" path="m1027,8430l1027,1200,1027,1189,1029,1177,1031,1166,1033,1155,1036,1144,1041,1134,1045,1124,1050,1114,1057,1104,1063,1095,1070,1086,1124,1045,1134,1041,1144,1036,1155,1033,1166,1031,1177,1029,1189,1027,1200,1027,10710,1027,10721,1027,10733,1029,10744,1031,10755,1033,10766,1036,10776,1041,10786,1045,10840,1086,10853,1104,10860,1114,10865,1124,10869,1134,10874,1144,10877,1155,10879,1166,10881,1177,10882,1189,10882,1200,10882,8430,10869,8496,10832,8552,10806,8573,10796,8580,10786,8585,10776,8589,10766,8594,10755,8597,10744,8599,10733,8601,10721,8602,10710,8602,1200,8602,1189,8602,1177,8601,1166,8599,1155,8597,1144,8594,1134,8589,1124,8585,1114,8580,1104,8573,1095,8567,1050,8516,1029,8453,1027,8441,1027,8430xe" filled="false" stroked="true" strokeweight=".75pt" strokecolor="#e2e7f0">
-                  <v:path arrowok="t"/>
-                  <v:stroke dashstyle="solid"/>
-                </v:shape>
-                <v:rect style="position:absolute;left:1035;top:7200;width:9840;height:15" id="docshape54" filled="true" fillcolor="#e2e7f0" stroked="false">
-                  <v:fill type="solid"/>
-                </v:rect>
-                <v:shape style="position:absolute;left:1035;top:7215;width:9840;height:1380" id="docshape55" coordorigin="1035,7215" coordsize="9840,1380" path="m10710,8595l1200,8595,1184,8594,1122,8575,1072,8535,1042,8478,1035,8430,1035,7215,10875,7215,10875,8430,10862,8493,10827,8547,10773,8582,10710,8595xe" filled="true" fillcolor="#ffffff" stroked="false">
-                  <v:path arrowok="t"/>
-                  <v:fill type="solid"/>
-                </v:shape>
-                <v:shape style="position:absolute;left:1035;top:1035;width:9840;height:6165" type="#_x0000_t75" id="docshape56" stroked="false">
-                  <v:imagedata r:id="rId11" o:title=""/>
-                </v:shape>
-                <v:shape style="position:absolute;left:1020;top:1020;width:9870;height:7899" type="#_x0000_t202" id="docshape57" filled="false" stroked="false">
-                  <v:textbox inset="0,0,0,0">
-                    <w:txbxContent>
-                      <w:p>
-                        <w:pPr>
-                          <w:spacing w:line="240" w:lineRule="auto" w:before="0"/>
-                          <w:rPr>
-                            <w:sz w:val="20"/>
-                          </w:rPr>
-                        </w:pPr>
-                      </w:p>
-                      <w:p>
-                        <w:pPr>
-                          <w:spacing w:line="240" w:lineRule="auto" w:before="0"/>
-                          <w:rPr>
-                            <w:sz w:val="20"/>
-                          </w:rPr>
-                        </w:pPr>
-                      </w:p>
-                      <w:p>
-                        <w:pPr>
-                          <w:spacing w:line="240" w:lineRule="auto" w:before="0"/>
-                          <w:rPr>
-                            <w:sz w:val="20"/>
-                          </w:rPr>
-                        </w:pPr>
-                      </w:p>
-                      <w:p>
-                        <w:pPr>
-                          <w:spacing w:line="240" w:lineRule="auto" w:before="0"/>
-                          <w:rPr>
-                            <w:sz w:val="20"/>
-                          </w:rPr>
-                        </w:pPr>
-                      </w:p>
-                      <w:p>
-                        <w:pPr>
-                          <w:spacing w:line="240" w:lineRule="auto" w:before="0"/>
-                          <w:rPr>
-                            <w:sz w:val="20"/>
-                          </w:rPr>
-                        </w:pPr>
-                      </w:p>
-                      <w:p>
-                        <w:pPr>
-                          <w:spacing w:line="240" w:lineRule="auto" w:before="0"/>
-                          <w:rPr>
-                            <w:sz w:val="20"/>
-                          </w:rPr>
-                        </w:pPr>
-                      </w:p>
-                      <w:p>
-                        <w:pPr>
-                          <w:spacing w:line="240" w:lineRule="auto" w:before="0"/>
-                          <w:rPr>
-                            <w:sz w:val="20"/>
-                          </w:rPr>
-                        </w:pPr>
-                      </w:p>
-                      <w:p>
-                        <w:pPr>
-                          <w:spacing w:line="240" w:lineRule="auto" w:before="0"/>
-                          <w:rPr>
-                            <w:sz w:val="20"/>
-                          </w:rPr>
-                        </w:pPr>
-                      </w:p>
-                      <w:p>
-                        <w:pPr>
-                          <w:spacing w:line="240" w:lineRule="auto" w:before="0"/>
-                          <w:rPr>
-                            <w:sz w:val="20"/>
-                          </w:rPr>
-                        </w:pPr>
-                      </w:p>
-                      <w:p>
-                        <w:pPr>
-                          <w:spacing w:line="240" w:lineRule="auto" w:before="0"/>
-                          <w:rPr>
-                            <w:sz w:val="20"/>
-                          </w:rPr>
-                        </w:pPr>
-                      </w:p>
-                      <w:p>
-                        <w:pPr>
-                          <w:spacing w:line="240" w:lineRule="auto" w:before="0"/>
-                          <w:rPr>
-                            <w:sz w:val="20"/>
-                          </w:rPr>
-                        </w:pPr>
-                      </w:p>
-                      <w:p>
-                        <w:pPr>
-                          <w:spacing w:line="240" w:lineRule="auto" w:before="0"/>
-                          <w:rPr>
-                            <w:sz w:val="20"/>
-                          </w:rPr>
-                        </w:pPr>
-                      </w:p>
-                      <w:p>
-                        <w:pPr>
-                          <w:spacing w:line="240" w:lineRule="auto" w:before="0"/>
-                          <w:rPr>
-                            <w:sz w:val="20"/>
-                          </w:rPr>
-                        </w:pPr>
-                      </w:p>
-                      <w:p>
-                        <w:pPr>
-                          <w:spacing w:line="240" w:lineRule="auto" w:before="0"/>
-                          <w:rPr>
-                            <w:sz w:val="20"/>
-                          </w:rPr>
-                        </w:pPr>
-                      </w:p>
-                      <w:p>
-                        <w:pPr>
-                          <w:spacing w:line="240" w:lineRule="auto" w:before="0"/>
-                          <w:rPr>
-                            <w:sz w:val="20"/>
-                          </w:rPr>
-                        </w:pPr>
-                      </w:p>
-                      <w:p>
-                        <w:pPr>
-                          <w:spacing w:line="240" w:lineRule="auto" w:before="0"/>
-                          <w:rPr>
-                            <w:sz w:val="20"/>
-                          </w:rPr>
-                        </w:pPr>
-                      </w:p>
-                      <w:p>
-                        <w:pPr>
-                          <w:spacing w:line="240" w:lineRule="auto" w:before="0"/>
-                          <w:rPr>
-                            <w:sz w:val="20"/>
-                          </w:rPr>
-                        </w:pPr>
-                      </w:p>
-                      <w:p>
-                        <w:pPr>
-                          <w:spacing w:line="240" w:lineRule="auto" w:before="0"/>
-                          <w:rPr>
-                            <w:sz w:val="20"/>
-                          </w:rPr>
-                        </w:pPr>
-                      </w:p>
-                      <w:p>
-                        <w:pPr>
-                          <w:spacing w:line="240" w:lineRule="auto" w:before="0"/>
-                          <w:rPr>
-                            <w:sz w:val="20"/>
-                          </w:rPr>
-                        </w:pPr>
-                      </w:p>
-                      <w:p>
-                        <w:pPr>
-                          <w:spacing w:line="240" w:lineRule="auto" w:before="0"/>
-                          <w:rPr>
-                            <w:sz w:val="20"/>
-                          </w:rPr>
-                        </w:pPr>
-                      </w:p>
-                      <w:p>
-                        <w:pPr>
-                          <w:spacing w:line="240" w:lineRule="auto" w:before="0"/>
-                          <w:rPr>
-                            <w:sz w:val="20"/>
-                          </w:rPr>
-                        </w:pPr>
-                      </w:p>
-                      <w:p>
-                        <w:pPr>
-                          <w:spacing w:line="240" w:lineRule="auto" w:before="0"/>
-                          <w:rPr>
-                            <w:sz w:val="20"/>
-                          </w:rPr>
-                        </w:pPr>
-                      </w:p>
-                      <w:p>
-                        <w:pPr>
-                          <w:spacing w:line="240" w:lineRule="auto" w:before="0"/>
-                          <w:rPr>
-                            <w:sz w:val="20"/>
-                          </w:rPr>
-                        </w:pPr>
-                      </w:p>
-                      <w:p>
-                        <w:pPr>
-                          <w:spacing w:line="240" w:lineRule="auto" w:before="44"/>
-                          <w:rPr>
-                            <w:sz w:val="20"/>
-                          </w:rPr>
-                        </w:pPr>
-                      </w:p>
-                      <w:p>
-                        <w:pPr>
-                          <w:spacing w:line="283" w:lineRule="auto" w:before="1"/>
-                          <w:ind w:left="284" w:right="274" w:firstLine="0"/>
-                          <w:jc w:val="left"/>
-                          <w:rPr>
-                            <w:sz w:val="20"/>
-                          </w:rPr>
-                        </w:pPr>
-                        <w:r>
-                          <w:rPr>
-                            <w:b/>
-                            <w:color w:val="465469"/>
-                            <w:sz w:val="20"/>
-                          </w:rPr>
-                          <w:t>5.1</w:t>
-                        </w:r>
-                        <w:r>
-                          <w:rPr>
-                            <w:b/>
-                            <w:color w:val="465469"/>
-                            <w:spacing w:val="-5"/>
-                            <w:sz w:val="20"/>
-                          </w:rPr>
-                          <w:t> </w:t>
-                        </w:r>
-                        <w:r>
-                          <w:rPr>
-                            <w:b/>
-                            <w:color w:val="465469"/>
-                            <w:sz w:val="20"/>
-                          </w:rPr>
-                          <w:t>Storefront</w:t>
-                        </w:r>
-                        <w:r>
-                          <w:rPr>
-                            <w:b/>
-                            <w:color w:val="465469"/>
-                            <w:spacing w:val="-5"/>
-                            <w:sz w:val="20"/>
-                          </w:rPr>
-                          <w:t> </w:t>
-                        </w:r>
-                        <w:r>
-                          <w:rPr>
-                            <w:b/>
-                            <w:color w:val="465469"/>
-                            <w:sz w:val="20"/>
-                          </w:rPr>
-                          <w:t>Homepage</w:t>
-                        </w:r>
-                        <w:r>
-                          <w:rPr>
-                            <w:b/>
-                            <w:color w:val="465469"/>
-                            <w:spacing w:val="-5"/>
-                            <w:sz w:val="20"/>
-                          </w:rPr>
-                          <w:t> </w:t>
-                        </w:r>
-                        <w:r>
-                          <w:rPr>
-                            <w:b/>
-                            <w:color w:val="465469"/>
-                            <w:sz w:val="20"/>
-                          </w:rPr>
-                          <w:t>(Public</w:t>
-                        </w:r>
-                        <w:r>
-                          <w:rPr>
-                            <w:b/>
-                            <w:color w:val="465469"/>
-                            <w:spacing w:val="-5"/>
-                            <w:sz w:val="20"/>
-                          </w:rPr>
-                          <w:t> </w:t>
-                        </w:r>
-                        <w:r>
-                          <w:rPr>
-                            <w:b/>
-                            <w:color w:val="465469"/>
-                            <w:sz w:val="20"/>
-                          </w:rPr>
-                          <w:t>Catalog</w:t>
-                        </w:r>
-                        <w:r>
-                          <w:rPr>
-                            <w:b/>
-                            <w:color w:val="465469"/>
-                            <w:spacing w:val="-5"/>
-                            <w:sz w:val="20"/>
-                          </w:rPr>
-                          <w:t> </w:t>
-                        </w:r>
-                        <w:r>
-                          <w:rPr>
-                            <w:b/>
-                            <w:color w:val="465469"/>
-                            <w:sz w:val="20"/>
-                          </w:rPr>
-                          <w:t>&amp;</w:t>
-                        </w:r>
-                        <w:r>
-                          <w:rPr>
-                            <w:b/>
-                            <w:color w:val="465469"/>
-                            <w:spacing w:val="-5"/>
-                            <w:sz w:val="20"/>
-                          </w:rPr>
-                          <w:t> </w:t>
-                        </w:r>
-                        <w:r>
-                          <w:rPr>
-                            <w:b/>
-                            <w:color w:val="465469"/>
-                            <w:sz w:val="20"/>
-                          </w:rPr>
-                          <w:t>Search):</w:t>
-                        </w:r>
-                        <w:r>
-                          <w:rPr>
-                            <w:b/>
-                            <w:color w:val="465469"/>
-                            <w:spacing w:val="-5"/>
-                            <w:sz w:val="20"/>
-                          </w:rPr>
-                          <w:t> </w:t>
-                        </w:r>
-                        <w:r>
-                          <w:rPr>
-                            <w:color w:val="465469"/>
-                            <w:sz w:val="20"/>
-                          </w:rPr>
-                          <w:t>Clean</w:t>
-                        </w:r>
-                        <w:r>
-                          <w:rPr>
-                            <w:color w:val="465469"/>
-                            <w:spacing w:val="-5"/>
-                            <w:sz w:val="20"/>
-                          </w:rPr>
-                          <w:t> </w:t>
-                        </w:r>
-                        <w:r>
-                          <w:rPr>
-                            <w:color w:val="465469"/>
-                            <w:sz w:val="20"/>
-                          </w:rPr>
-                          <w:t>dark-mode</w:t>
-                        </w:r>
-                        <w:r>
-                          <w:rPr>
-                            <w:color w:val="465469"/>
-                            <w:spacing w:val="-5"/>
-                            <w:sz w:val="20"/>
-                          </w:rPr>
-                          <w:t> </w:t>
-                        </w:r>
-                        <w:r>
-                          <w:rPr>
-                            <w:color w:val="465469"/>
-                            <w:sz w:val="20"/>
-                          </w:rPr>
-                          <w:t>storefront</w:t>
-                        </w:r>
-                        <w:r>
-                          <w:rPr>
-                            <w:color w:val="465469"/>
-                            <w:spacing w:val="-5"/>
-                            <w:sz w:val="20"/>
-                          </w:rPr>
-                          <w:t> </w:t>
-                        </w:r>
-                        <w:r>
-                          <w:rPr>
-                            <w:color w:val="465469"/>
-                            <w:sz w:val="20"/>
-                          </w:rPr>
-                          <w:t>displaying</w:t>
-                        </w:r>
-                        <w:r>
-                          <w:rPr>
-                            <w:color w:val="465469"/>
-                            <w:spacing w:val="-5"/>
-                            <w:sz w:val="20"/>
-                          </w:rPr>
-                          <w:t> </w:t>
-                        </w:r>
-                        <w:r>
-                          <w:rPr>
-                            <w:color w:val="465469"/>
-                            <w:sz w:val="20"/>
-                          </w:rPr>
-                          <w:t>product catalog, stock badges, live search bar, and category filters (Electronics, Audio, Wearables, Accessories, </w:t>
-                        </w:r>
-                        <w:r>
-                          <w:rPr>
-                            <w:color w:val="465469"/>
-                            <w:spacing w:val="-2"/>
-                            <w:sz w:val="20"/>
-                          </w:rPr>
-                          <w:t>Lifestyle).</w:t>
-                        </w:r>
-                      </w:p>
-                    </w:txbxContent>
-                  </v:textbox>
-                  <w10:wrap type="none"/>
-                </v:shape>
-                <w10:wrap type="none"/>
-              </v:group>
-            </w:pict>
-          </mc:Fallback>
-        </mc:AlternateContent>
-      </w:r>
-    </w:p>
-    <w:p>
-      <w:pPr>
-        <w:pStyle w:val="BodyText"/>
-        <w:rPr>
-          <w:sz w:val="20"/>
-        </w:rPr>
-      </w:pPr>
-    </w:p>
-    <w:p>
-      <w:pPr>
-        <w:pStyle w:val="BodyText"/>
-        <w:rPr>
-          <w:sz w:val="20"/>
-        </w:rPr>
-      </w:pPr>
-    </w:p>
-    <w:p>
-      <w:pPr>
-        <w:pStyle w:val="BodyText"/>
-        <w:rPr>
-          <w:sz w:val="20"/>
-        </w:rPr>
-      </w:pPr>
-    </w:p>
-    <w:p>
-      <w:pPr>
-        <w:pStyle w:val="BodyText"/>
-        <w:rPr>
-          <w:sz w:val="20"/>
-        </w:rPr>
-      </w:pPr>
-    </w:p>
-    <w:p>
-      <w:pPr>
-        <w:pStyle w:val="BodyText"/>
-        <w:rPr>
-          <w:sz w:val="20"/>
-        </w:rPr>
-      </w:pPr>
-    </w:p>
-    <w:p>
-      <w:pPr>
-        <w:pStyle w:val="BodyText"/>
-        <w:rPr>
-          <w:sz w:val="20"/>
-        </w:rPr>
-      </w:pPr>
-    </w:p>
-    <w:p>
-      <w:pPr>
-        <w:pStyle w:val="BodyText"/>
-        <w:rPr>
-          <w:sz w:val="20"/>
-        </w:rPr>
-      </w:pPr>
-    </w:p>
-    <w:p>
-      <w:pPr>
-        <w:pStyle w:val="BodyText"/>
-        <w:rPr>
-          <w:sz w:val="20"/>
-        </w:rPr>
-      </w:pPr>
-    </w:p>
-    <w:p>
-      <w:pPr>
-        <w:pStyle w:val="BodyText"/>
-        <w:rPr>
-          <w:sz w:val="20"/>
-        </w:rPr>
-      </w:pPr>
-    </w:p>
-    <w:p>
-      <w:pPr>
-        <w:pStyle w:val="BodyText"/>
-        <w:rPr>
-          <w:sz w:val="20"/>
-        </w:rPr>
-      </w:pPr>
-    </w:p>
-    <w:p>
-      <w:pPr>
-        <w:pStyle w:val="BodyText"/>
-        <w:rPr>
-          <w:sz w:val="20"/>
-        </w:rPr>
-      </w:pPr>
-    </w:p>
-    <w:p>
-      <w:pPr>
-        <w:pStyle w:val="BodyText"/>
-        <w:rPr>
-          <w:sz w:val="20"/>
-        </w:rPr>
-      </w:pPr>
-    </w:p>
-    <w:p>
-      <w:pPr>
-        <w:pStyle w:val="BodyText"/>
-        <w:rPr>
-          <w:sz w:val="20"/>
-        </w:rPr>
-      </w:pPr>
-    </w:p>
-    <w:p>
-      <w:pPr>
-        <w:pStyle w:val="BodyText"/>
-        <w:rPr>
-          <w:sz w:val="20"/>
-        </w:rPr>
-      </w:pPr>
-    </w:p>
-    <w:p>
-      <w:pPr>
-        <w:pStyle w:val="BodyText"/>
-        <w:rPr>
-          <w:sz w:val="20"/>
-        </w:rPr>
-      </w:pPr>
-    </w:p>
-    <w:p>
-      <w:pPr>
-        <w:pStyle w:val="BodyText"/>
-        <w:rPr>
-          <w:sz w:val="20"/>
-        </w:rPr>
-      </w:pPr>
-    </w:p>
-    <w:p>
-      <w:pPr>
-        <w:pStyle w:val="BodyText"/>
-        <w:rPr>
-          <w:sz w:val="20"/>
-        </w:rPr>
-      </w:pPr>
-    </w:p>
-    <w:p>
-      <w:pPr>
-        <w:pStyle w:val="BodyText"/>
-        <w:rPr>
-          <w:sz w:val="20"/>
-        </w:rPr>
-      </w:pPr>
-    </w:p>
-    <w:p>
-      <w:pPr>
-        <w:pStyle w:val="BodyText"/>
-        <w:rPr>
-          <w:sz w:val="20"/>
-        </w:rPr>
-      </w:pPr>
-    </w:p>
-    <w:p>
-      <w:pPr>
-        <w:pStyle w:val="BodyText"/>
-        <w:rPr>
-          <w:sz w:val="20"/>
-        </w:rPr>
-      </w:pPr>
-    </w:p>
-    <w:p>
-      <w:pPr>
-        <w:pStyle w:val="BodyText"/>
-        <w:rPr>
-          <w:sz w:val="20"/>
-        </w:rPr>
-      </w:pPr>
-    </w:p>
-    <w:p>
-      <w:pPr>
-        <w:pStyle w:val="BodyText"/>
-        <w:rPr>
-          <w:sz w:val="20"/>
-        </w:rPr>
-      </w:pPr>
-    </w:p>
-    <w:p>
-      <w:pPr>
-        <w:pStyle w:val="BodyText"/>
-        <w:rPr>
-          <w:sz w:val="20"/>
-        </w:rPr>
-      </w:pPr>
-    </w:p>
-    <w:p>
-      <w:pPr>
-        <w:pStyle w:val="BodyText"/>
-        <w:rPr>
-          <w:sz w:val="20"/>
-        </w:rPr>
-      </w:pPr>
-    </w:p>
-    <w:p>
-      <w:pPr>
-        <w:pStyle w:val="BodyText"/>
-        <w:rPr>
-          <w:sz w:val="20"/>
-        </w:rPr>
-      </w:pPr>
-    </w:p>
-    <w:p>
-      <w:pPr>
-        <w:pStyle w:val="BodyText"/>
-        <w:rPr>
-          <w:sz w:val="20"/>
-        </w:rPr>
-      </w:pPr>
-    </w:p>
-    <w:p>
-      <w:pPr>
-        <w:pStyle w:val="BodyText"/>
-        <w:rPr>
-          <w:sz w:val="20"/>
-        </w:rPr>
-      </w:pPr>
-    </w:p>
-    <w:p>
-      <w:pPr>
-        <w:pStyle w:val="BodyText"/>
-        <w:rPr>
-          <w:sz w:val="20"/>
-        </w:rPr>
-      </w:pPr>
-    </w:p>
-    <w:p>
-      <w:pPr>
-        <w:pStyle w:val="BodyText"/>
-        <w:rPr>
-          <w:sz w:val="20"/>
-        </w:rPr>
-      </w:pPr>
-    </w:p>
-    <w:p>
-      <w:pPr>
-        <w:pStyle w:val="BodyText"/>
-        <w:rPr>
-          <w:sz w:val="20"/>
-        </w:rPr>
-      </w:pPr>
-    </w:p>
-    <w:p>
-      <w:pPr>
-        <w:pStyle w:val="BodyText"/>
-        <w:rPr>
-          <w:sz w:val="20"/>
-        </w:rPr>
-      </w:pPr>
-    </w:p>
-    <w:p>
-      <w:pPr>
-        <w:pStyle w:val="BodyText"/>
-        <w:rPr>
-          <w:sz w:val="20"/>
-        </w:rPr>
-      </w:pPr>
-    </w:p>
-    <w:p>
-      <w:pPr>
-        <w:pStyle w:val="BodyText"/>
-        <w:rPr>
-          <w:sz w:val="20"/>
-        </w:rPr>
-      </w:pPr>
-    </w:p>
-    <w:p>
-      <w:pPr>
-        <w:pStyle w:val="BodyText"/>
-        <w:rPr>
-          <w:sz w:val="20"/>
-        </w:rPr>
-      </w:pPr>
-    </w:p>
-    <w:p>
-      <w:pPr>
-        <w:pStyle w:val="BodyText"/>
-        <w:rPr>
-          <w:sz w:val="20"/>
-        </w:rPr>
-      </w:pPr>
-    </w:p>
-    <w:p>
-      <w:pPr>
-        <w:pStyle w:val="BodyText"/>
-        <w:rPr>
-          <w:sz w:val="20"/>
-        </w:rPr>
-      </w:pPr>
-    </w:p>
-    <w:p>
-      <w:pPr>
-        <w:pStyle w:val="BodyText"/>
-        <w:rPr>
-          <w:sz w:val="20"/>
-        </w:rPr>
-      </w:pPr>
-    </w:p>
-    <w:p>
-      <w:pPr>
-        <w:pStyle w:val="BodyText"/>
-        <w:rPr>
-          <w:sz w:val="20"/>
-        </w:rPr>
-      </w:pPr>
-    </w:p>
-    <w:p>
-      <w:pPr>
-        <w:pStyle w:val="BodyText"/>
-        <w:rPr>
-          <w:sz w:val="20"/>
-        </w:rPr>
-      </w:pPr>
-    </w:p>
-    <w:p>
-      <w:pPr>
-        <w:pStyle w:val="BodyText"/>
-        <w:rPr>
-          <w:sz w:val="20"/>
-        </w:rPr>
-      </w:pPr>
-    </w:p>
-    <w:p>
-      <w:pPr>
-        <w:pStyle w:val="BodyText"/>
-        <w:rPr>
-          <w:sz w:val="20"/>
-        </w:rPr>
-      </w:pPr>
-    </w:p>
-    <w:p>
-      <w:pPr>
-        <w:pStyle w:val="BodyText"/>
-        <w:rPr>
-          <w:sz w:val="20"/>
-        </w:rPr>
-      </w:pPr>
-    </w:p>
-    <w:p>
-      <w:pPr>
-        <w:pStyle w:val="BodyText"/>
-        <w:rPr>
-          <w:sz w:val="20"/>
-        </w:rPr>
-      </w:pPr>
-    </w:p>
-    <w:p>
-      <w:pPr>
-        <w:pStyle w:val="BodyText"/>
-        <w:rPr>
-          <w:sz w:val="20"/>
-        </w:rPr>
-      </w:pPr>
-    </w:p>
-    <w:p>
-      <w:pPr>
-        <w:pStyle w:val="BodyText"/>
-        <w:rPr>
-          <w:sz w:val="20"/>
-        </w:rPr>
-      </w:pPr>
-    </w:p>
-    <w:p>
-      <w:pPr>
-        <w:pStyle w:val="BodyText"/>
-        <w:rPr>
-          <w:sz w:val="20"/>
-        </w:rPr>
-      </w:pPr>
-    </w:p>
-    <w:p>
-      <w:pPr>
-        <w:pStyle w:val="BodyText"/>
-        <w:rPr>
-          <w:sz w:val="20"/>
-        </w:rPr>
-      </w:pPr>
-    </w:p>
-    <w:p>
-      <w:pPr>
-        <w:pStyle w:val="BodyText"/>
-        <w:rPr>
-          <w:sz w:val="20"/>
-        </w:rPr>
-      </w:pPr>
-    </w:p>
-    <w:p>
-      <w:pPr>
-        <w:pStyle w:val="BodyText"/>
-        <w:rPr>
-          <w:sz w:val="20"/>
-        </w:rPr>
-      </w:pPr>
-    </w:p>
-    <w:p>
-      <w:pPr>
-        <w:pStyle w:val="BodyText"/>
-        <w:rPr>
-          <w:sz w:val="20"/>
-        </w:rPr>
-      </w:pPr>
-    </w:p>
-    <w:p>
-      <w:pPr>
-        <w:pStyle w:val="BodyText"/>
-        <w:rPr>
-          <w:sz w:val="20"/>
-        </w:rPr>
-      </w:pPr>
-    </w:p>
-    <w:p>
-      <w:pPr>
-        <w:pStyle w:val="BodyText"/>
-        <w:rPr>
-          <w:sz w:val="20"/>
-        </w:rPr>
-      </w:pPr>
-    </w:p>
-    <w:p>
-      <w:pPr>
-        <w:pStyle w:val="BodyText"/>
-        <w:spacing w:before="250"/>
-        <w:rPr>
-          <w:sz w:val="20"/>
-        </w:rPr>
-      </w:pPr>
-    </w:p>
-    <w:p>
-      <w:pPr>
-        <w:spacing w:line="183" w:lineRule="exact"/>
-        <w:ind w:left="28" w:right="-44" w:firstLine="0"/>
-        <w:rPr>
-          <w:position w:val="-3"/>
-          <w:sz w:val="18"/>
-        </w:rPr>
-      </w:pPr>
-      <w:r>
-        <w:rPr>
-          <w:position w:val="-3"/>
-          <w:sz w:val="18"/>
-        </w:rPr>
-        <mc:AlternateContent>
-          <mc:Choice Requires="wps">
-            <w:drawing>
-              <wp:inline distT="0" distB="0" distL="0" distR="0">
-                <wp:extent cx="6264275" cy="116839"/>
-                <wp:effectExtent l="0" t="0" r="0" b="0"/>
-                <wp:docPr id="63" name="Group 63"/>
-                <wp:cNvGraphicFramePr>
-                  <a:graphicFrameLocks/>
-                </wp:cNvGraphicFramePr>
-                <a:graphic>
-                  <a:graphicData uri="http://schemas.microsoft.com/office/word/2010/wordprocessingGroup">
-                    <wpg:wgp>
-                      <wpg:cNvPr id="63" name="Group 63"/>
-                      <wpg:cNvGrpSpPr/>
-                      <wpg:grpSpPr>
-                        <a:xfrm>
-                          <a:off x="0" y="0"/>
-                          <a:ext cx="6264275" cy="116839"/>
-                          <a:chExt cx="6264275" cy="116839"/>
-                        </a:xfrm>
-                      </wpg:grpSpPr>
-                      <wps:wsp>
-                        <wps:cNvPr id="64" name="Graphic 64"/>
-                        <wps:cNvSpPr/>
-                        <wps:spPr>
-                          <a:xfrm>
-                            <a:off x="0" y="0"/>
-                            <a:ext cx="6264275" cy="116839"/>
-                          </a:xfrm>
-                          <a:custGeom>
-                            <a:avLst/>
-                            <a:gdLst/>
-                            <a:ahLst/>
-                            <a:cxnLst/>
-                            <a:rect l="l" t="t" r="r" b="b"/>
-                            <a:pathLst>
-                              <a:path w="6264275" h="116839">
-                                <a:moveTo>
-                                  <a:pt x="0" y="0"/>
-                                </a:moveTo>
-                                <a:lnTo>
-                                  <a:pt x="6264026" y="0"/>
-                                </a:lnTo>
-                                <a:lnTo>
-                                  <a:pt x="6264026" y="116329"/>
-                                </a:lnTo>
-                                <a:lnTo>
-                                  <a:pt x="0" y="116329"/>
-                                </a:lnTo>
-                                <a:lnTo>
-                                  <a:pt x="0" y="0"/>
-                                </a:lnTo>
-                                <a:close/>
-                              </a:path>
-                            </a:pathLst>
-                          </a:custGeom>
-                          <a:solidFill>
-                            <a:srgbClr val="000000">
-                              <a:alpha val="5879"/>
-                            </a:srgbClr>
-                          </a:solidFill>
-                        </wps:spPr>
-                        <wps:bodyPr wrap="square" lIns="0" tIns="0" rIns="0" bIns="0" rtlCol="0">
-                          <a:prstTxWarp prst="textNoShape">
-                            <a:avLst/>
-                          </a:prstTxWarp>
-                          <a:noAutofit/>
-                        </wps:bodyPr>
-                      </wps:wsp>
-                    </wpg:wgp>
-                  </a:graphicData>
-                </a:graphic>
-              </wp:inline>
-            </w:drawing>
-          </mc:Choice>
-          <mc:Fallback>
-            <w:pict>
-              <v:group style="width:493.25pt;height:9.2pt;mso-position-horizontal-relative:char;mso-position-vertical-relative:line" id="docshapegroup58" coordorigin="0,0" coordsize="9865,184">
-                <v:rect style="position:absolute;left:0;top:0;width:9865;height:184" id="docshape59" filled="true" fillcolor="#000000" stroked="false">
-                  <v:fill opacity="3853f" type="solid"/>
-                </v:rect>
-              </v:group>
-            </w:pict>
-          </mc:Fallback>
-        </mc:AlternateContent>
-      </w:r>
-      <w:r>
-        <w:rPr>
-          <w:position w:val="-3"/>
-          <w:sz w:val="18"/>
-        </w:rPr>
-      </w:r>
-    </w:p>
-    <w:p>
-      <w:pPr>
-        <w:spacing w:after="0" w:line="183" w:lineRule="exact"/>
-        <w:rPr>
-          <w:position w:val="-3"/>
-          <w:sz w:val="18"/>
-        </w:rPr>
-        <w:sectPr>
-          <w:pgSz w:w="11900" w:h="16840"/>
-          <w:pgMar w:top="1000" w:bottom="280" w:left="992" w:right="992"/>
-        </w:sectPr>
-      </w:pPr>
-    </w:p>
-    <w:p>
-      <w:pPr>
         <w:spacing w:line="240" w:lineRule="auto"/>
         <w:ind w:left="43" w:right="-159" w:firstLine="0"/>
         <w:rPr>
@@ -27356,7 +27732,7 @@
           <wp:inline distT="0" distB="0" distL="0" distR="0">
             <wp:extent cx="6336424" cy="3969924"/>
             <wp:effectExtent l="0" t="0" r="0" b="0"/>
-            <wp:docPr id="65" name="Image 65"/>
+            <wp:docPr id="63" name="Image 63"/>
             <wp:cNvGraphicFramePr>
               <a:graphicFrameLocks/>
             </wp:cNvGraphicFramePr>
@@ -27364,7 +27740,7 @@
               <a:graphicData uri="http://schemas.openxmlformats.org/drawingml/2006/picture">
                 <pic:pic>
                   <pic:nvPicPr>
-                    <pic:cNvPr id="65" name="Image 65"/>
+                    <pic:cNvPr id="63" name="Image 63"/>
                     <pic:cNvPicPr/>
                   </pic:nvPicPr>
                   <pic:blipFill>
@@ -27410,7 +27786,7 @@
         <mc:AlternateContent>
           <mc:Choice Requires="wps">
             <w:drawing>
-              <wp:anchor distT="0" distB="0" distL="0" distR="0" allowOverlap="1" layoutInCell="1" locked="0" behindDoc="1" simplePos="0" relativeHeight="487136256">
+              <wp:anchor distT="0" distB="0" distL="0" distR="0" allowOverlap="1" layoutInCell="1" locked="0" behindDoc="1" simplePos="0" relativeHeight="487139840">
                 <wp:simplePos x="0" y="0"/>
                 <wp:positionH relativeFrom="page">
                   <wp:posOffset>647699</wp:posOffset>
@@ -27421,14 +27797,14 @@
                 <wp:extent cx="6267450" cy="4805680"/>
                 <wp:effectExtent l="0" t="0" r="0" b="0"/>
                 <wp:wrapNone/>
-                <wp:docPr id="66" name="Group 66"/>
+                <wp:docPr id="64" name="Group 64"/>
                 <wp:cNvGraphicFramePr>
                   <a:graphicFrameLocks/>
                 </wp:cNvGraphicFramePr>
                 <a:graphic>
                   <a:graphicData uri="http://schemas.microsoft.com/office/word/2010/wordprocessingGroup">
                     <wpg:wgp>
-                      <wpg:cNvPr id="66" name="Group 66"/>
+                      <wpg:cNvPr id="64" name="Group 64"/>
                       <wpg:cNvGrpSpPr/>
                       <wpg:grpSpPr>
                         <a:xfrm>
@@ -27438,7 +27814,7 @@
                         </a:xfrm>
                       </wpg:grpSpPr>
                       <wps:wsp>
-                        <wps:cNvPr id="67" name="Graphic 67"/>
+                        <wps:cNvPr id="65" name="Graphic 65"/>
                         <wps:cNvSpPr/>
                         <wps:spPr>
                           <a:xfrm>
@@ -27573,7 +27949,7 @@
                         </wps:bodyPr>
                       </wps:wsp>
                       <wps:wsp>
-                        <wps:cNvPr id="68" name="Graphic 68"/>
+                        <wps:cNvPr id="66" name="Graphic 66"/>
                         <wps:cNvSpPr/>
                         <wps:spPr>
                           <a:xfrm>
@@ -27676,7 +28052,7 @@
                         </wps:bodyPr>
                       </wps:wsp>
                       <wps:wsp>
-                        <wps:cNvPr id="69" name="Graphic 69"/>
+                        <wps:cNvPr id="67" name="Graphic 67"/>
                         <wps:cNvSpPr/>
                         <wps:spPr>
                           <a:xfrm>
@@ -27932,7 +28308,7 @@
                         </wps:bodyPr>
                       </wps:wsp>
                       <wps:wsp>
-                        <wps:cNvPr id="70" name="Graphic 70"/>
+                        <wps:cNvPr id="68" name="Graphic 68"/>
                         <wps:cNvSpPr/>
                         <wps:spPr>
                           <a:xfrm>
@@ -27978,7 +28354,7 @@
                         </wps:bodyPr>
                       </wps:wsp>
                       <wps:wsp>
-                        <wps:cNvPr id="71" name="Graphic 71"/>
+                        <wps:cNvPr id="69" name="Graphic 69"/>
                         <wps:cNvSpPr/>
                         <wps:spPr>
                           <a:xfrm>
@@ -28058,23 +28434,23 @@
           </mc:Choice>
           <mc:Fallback>
             <w:pict>
-              <v:group style="position:absolute;margin-left:50.999996pt;margin-top:-312.520142pt;width:493.5pt;height:378.4pt;mso-position-horizontal-relative:page;mso-position-vertical-relative:paragraph;z-index:-16180224" id="docshapegroup60" coordorigin="1020,-6250" coordsize="9870,7568">
-                <v:shape style="position:absolute;left:1020;top:-6251;width:9865;height:7568" id="docshape61" coordorigin="1020,-6250" coordsize="9865,7568" path="m10885,1317l1020,1317,1020,-6250,10885,-6250,10885,-6235,1200,-6235,1184,-6235,1168,-6232,1152,-6228,1137,-6223,1122,-6216,1108,-6208,1095,-6198,1083,-6187,1072,-6175,1063,-6162,1055,-6148,1048,-6134,1042,-6118,1038,-6103,1036,-6087,1035,-6070,1035,830,1036,846,1038,862,1042,877,1048,893,1055,907,1063,921,1072,934,1083,946,1095,957,1108,967,1122,975,1137,982,1152,988,1168,991,1184,994,1200,995,10885,995,10885,1317xm10885,995l10710,995,10726,994,10742,991,10758,988,10773,982,10788,975,10802,967,10815,957,10827,946,10838,934,10847,921,10855,907,10862,893,10868,877,10872,862,10874,846,10875,830,10875,-6070,10874,-6087,10872,-6103,10868,-6118,10862,-6134,10855,-6148,10847,-6162,10838,-6175,10827,-6187,10815,-6198,10802,-6208,10788,-6216,10773,-6223,10758,-6228,10742,-6232,10726,-6235,10710,-6235,10885,-6235,10885,995xe" filled="true" fillcolor="#000000" stroked="false">
+              <v:group style="position:absolute;margin-left:50.999996pt;margin-top:-312.520142pt;width:493.5pt;height:378.4pt;mso-position-horizontal-relative:page;mso-position-vertical-relative:paragraph;z-index:-16176640" id="docshapegroup58" coordorigin="1020,-6250" coordsize="9870,7568">
+                <v:shape style="position:absolute;left:1020;top:-6251;width:9865;height:7568" id="docshape59" coordorigin="1020,-6250" coordsize="9865,7568" path="m10885,1317l1020,1317,1020,-6250,10885,-6250,10885,-6235,1200,-6235,1184,-6235,1168,-6232,1152,-6228,1137,-6223,1122,-6216,1108,-6208,1095,-6198,1083,-6187,1072,-6175,1063,-6162,1055,-6148,1048,-6134,1042,-6118,1038,-6103,1036,-6087,1035,-6070,1035,830,1036,846,1038,862,1042,877,1048,893,1055,907,1063,921,1072,934,1083,946,1095,957,1108,967,1122,975,1137,982,1152,988,1168,991,1184,994,1200,995,10885,995,10885,1317xm10885,995l10710,995,10726,994,10742,991,10758,988,10773,982,10788,975,10802,967,10815,957,10827,946,10838,934,10847,921,10855,907,10862,893,10868,877,10872,862,10874,846,10875,830,10875,-6070,10874,-6087,10872,-6103,10868,-6118,10862,-6134,10855,-6148,10847,-6162,10838,-6175,10827,-6187,10815,-6198,10802,-6208,10788,-6216,10773,-6223,10758,-6228,10742,-6232,10726,-6235,10710,-6235,10885,-6235,10885,995xe" filled="true" fillcolor="#000000" stroked="false">
                   <v:path arrowok="t"/>
                   <v:fill opacity="3853f" type="solid"/>
                 </v:shape>
-                <v:shape style="position:absolute;left:1027;top:-6243;width:9855;height:7245" id="docshape62" coordorigin="1027,-6243" coordsize="9855,7245" path="m10721,1002l1189,1002,1177,1001,1114,979,1063,935,1033,874,1027,841,1027,830,1027,-6082,1045,-6147,1086,-6200,1144,-6234,1189,-6243,10721,-6243,10786,-6225,10840,-6184,10874,-6126,10882,-6082,10882,841,10865,906,10824,960,10766,993,10733,1001,10721,1002xe" filled="true" fillcolor="#ffffff" stroked="false">
+                <v:shape style="position:absolute;left:1027;top:-6243;width:9855;height:7245" id="docshape60" coordorigin="1027,-6243" coordsize="9855,7245" path="m10721,1002l1189,1002,1177,1001,1114,979,1063,935,1033,874,1027,841,1027,830,1027,-6082,1045,-6147,1086,-6200,1144,-6234,1189,-6243,10721,-6243,10786,-6225,10840,-6184,10874,-6126,10882,-6082,10882,841,10865,906,10824,960,10766,993,10733,1001,10721,1002xe" filled="true" fillcolor="#ffffff" stroked="false">
                   <v:path arrowok="t"/>
                   <v:fill type="solid"/>
                 </v:shape>
-                <v:shape style="position:absolute;left:1027;top:-6243;width:9855;height:7245" id="docshape63" coordorigin="1027,-6243" coordsize="9855,7245" path="m1027,830l1027,-6070,1027,-6082,1029,-6093,1031,-6104,1033,-6115,1036,-6126,1041,-6136,1045,-6147,1050,-6157,1057,-6166,1063,-6176,1070,-6184,1078,-6192,1086,-6200,1095,-6208,1104,-6214,1114,-6220,1177,-6242,1189,-6243,1200,-6243,10710,-6243,10721,-6243,10733,-6242,10796,-6220,10806,-6214,10815,-6208,10853,-6166,10860,-6157,10865,-6147,10869,-6136,10874,-6126,10877,-6115,10879,-6104,10881,-6093,10882,-6082,10882,-6070,10882,830,10869,896,10865,906,10860,916,10853,925,10847,935,10806,973,10796,979,10786,985,10776,989,10766,993,10755,997,10744,999,10733,1001,10721,1002,10710,1002,1200,1002,1189,1002,1177,1001,1166,999,1155,997,1144,993,1134,989,1124,985,1114,979,1104,973,1095,967,1057,925,1050,916,1045,906,1041,896,1036,885,1033,874,1031,863,1029,852,1027,841,1027,830xe" filled="false" stroked="true" strokeweight=".75pt" strokecolor="#e2e7f0">
+                <v:shape style="position:absolute;left:1027;top:-6243;width:9855;height:7245" id="docshape61" coordorigin="1027,-6243" coordsize="9855,7245" path="m1027,830l1027,-6070,1027,-6082,1029,-6093,1031,-6104,1033,-6115,1036,-6126,1041,-6136,1045,-6147,1050,-6157,1057,-6166,1063,-6176,1070,-6184,1078,-6192,1086,-6200,1095,-6208,1104,-6214,1114,-6220,1177,-6242,1189,-6243,1200,-6243,10710,-6243,10721,-6243,10733,-6242,10796,-6220,10806,-6214,10815,-6208,10853,-6166,10860,-6157,10865,-6147,10869,-6136,10874,-6126,10877,-6115,10879,-6104,10881,-6093,10882,-6082,10882,-6070,10882,830,10869,896,10865,906,10860,916,10853,925,10847,935,10806,973,10796,979,10786,985,10776,989,10766,993,10755,997,10744,999,10733,1001,10721,1002,10710,1002,1200,1002,1189,1002,1177,1001,1166,999,1155,997,1144,993,1134,989,1124,985,1114,979,1104,973,1095,967,1057,925,1050,916,1045,906,1041,896,1036,885,1033,874,1031,863,1029,852,1027,841,1027,830xe" filled="false" stroked="true" strokeweight=".75pt" strokecolor="#e2e7f0">
                   <v:path arrowok="t"/>
                   <v:stroke dashstyle="solid"/>
                 </v:shape>
-                <v:rect style="position:absolute;left:1035;top:-71;width:9840;height:15" id="docshape64" filled="true" fillcolor="#e2e7f0" stroked="false">
+                <v:rect style="position:absolute;left:1035;top:-71;width:9840;height:15" id="docshape62" filled="true" fillcolor="#e2e7f0" stroked="false">
                   <v:fill type="solid"/>
                 </v:rect>
-                <v:shape style="position:absolute;left:1035;top:-56;width:9840;height:1050" id="docshape65" coordorigin="1035,-55" coordsize="9840,1050" path="m10710,995l1200,995,1184,994,1122,975,1072,934,1042,877,1035,830,1035,-55,10875,-55,10875,830,10862,893,10827,946,10773,982,10710,995xe" filled="true" fillcolor="#ffffff" stroked="false">
+                <v:shape style="position:absolute;left:1035;top:-56;width:9840;height:1050" id="docshape63" coordorigin="1035,-55" coordsize="9840,1050" path="m10710,995l1200,995,1184,994,1122,975,1072,934,1042,877,1035,830,1035,-55,10875,-55,10875,830,10862,893,10827,946,10773,982,10710,995xe" filled="true" fillcolor="#ffffff" stroked="false">
                   <v:path arrowok="t"/>
                   <v:fill type="solid"/>
                 </v:shape>
@@ -28532,7 +28908,7 @@
         <mc:AlternateContent>
           <mc:Choice Requires="wps">
             <w:drawing>
-              <wp:anchor distT="0" distB="0" distL="0" distR="0" allowOverlap="1" layoutInCell="1" locked="0" behindDoc="1" simplePos="0" relativeHeight="487594496">
+              <wp:anchor distT="0" distB="0" distL="0" distR="0" allowOverlap="1" layoutInCell="1" locked="0" behindDoc="1" simplePos="0" relativeHeight="487593984">
                 <wp:simplePos x="0" y="0"/>
                 <wp:positionH relativeFrom="page">
                   <wp:posOffset>647700</wp:posOffset>
@@ -28543,14 +28919,14 @@
                 <wp:extent cx="6264275" cy="116839"/>
                 <wp:effectExtent l="0" t="0" r="0" b="0"/>
                 <wp:wrapTopAndBottom/>
-                <wp:docPr id="72" name="Graphic 72"/>
+                <wp:docPr id="70" name="Graphic 70"/>
                 <wp:cNvGraphicFramePr>
                   <a:graphicFrameLocks/>
                 </wp:cNvGraphicFramePr>
                 <a:graphic>
                   <a:graphicData uri="http://schemas.microsoft.com/office/word/2010/wordprocessingShape">
                     <wps:wsp>
-                      <wps:cNvPr id="72" name="Graphic 72"/>
+                      <wps:cNvPr id="70" name="Graphic 70"/>
                       <wps:cNvSpPr/>
                       <wps:spPr>
                         <a:xfrm>
@@ -28604,7 +28980,7 @@
           </mc:Choice>
           <mc:Fallback>
             <w:pict>
-              <v:rect style="position:absolute;margin-left:51pt;margin-top:18.700781pt;width:493.230466pt;height:9.159840pt;mso-position-horizontal-relative:page;mso-position-vertical-relative:paragraph;z-index:-15721984;mso-wrap-distance-left:0;mso-wrap-distance-right:0" id="docshape66" filled="true" fillcolor="#000000" stroked="false">
+              <v:rect style="position:absolute;margin-left:51pt;margin-top:18.700781pt;width:493.230466pt;height:9.159840pt;mso-position-horizontal-relative:page;mso-position-vertical-relative:paragraph;z-index:-15722496;mso-wrap-distance-left:0;mso-wrap-distance-right:0" id="docshape64" filled="true" fillcolor="#000000" stroked="false">
                 <v:fill opacity="3853f" type="solid"/>
                 <w10:wrap type="topAndBottom"/>
               </v:rect>
@@ -28642,7 +29018,7 @@
           <wp:inline distT="0" distB="0" distL="0" distR="0">
             <wp:extent cx="6336424" cy="3969924"/>
             <wp:effectExtent l="0" t="0" r="0" b="0"/>
-            <wp:docPr id="73" name="Image 73"/>
+            <wp:docPr id="71" name="Image 71"/>
             <wp:cNvGraphicFramePr>
               <a:graphicFrameLocks/>
             </wp:cNvGraphicFramePr>
@@ -28650,7 +29026,7 @@
               <a:graphicData uri="http://schemas.openxmlformats.org/drawingml/2006/picture">
                 <pic:pic>
                   <pic:nvPicPr>
-                    <pic:cNvPr id="73" name="Image 73"/>
+                    <pic:cNvPr id="71" name="Image 71"/>
                     <pic:cNvPicPr/>
                   </pic:nvPicPr>
                   <pic:blipFill>
@@ -28696,7 +29072,7 @@
         <mc:AlternateContent>
           <mc:Choice Requires="wps">
             <w:drawing>
-              <wp:anchor distT="0" distB="0" distL="0" distR="0" allowOverlap="1" layoutInCell="1" locked="0" behindDoc="1" simplePos="0" relativeHeight="487137280">
+              <wp:anchor distT="0" distB="0" distL="0" distR="0" allowOverlap="1" layoutInCell="1" locked="0" behindDoc="1" simplePos="0" relativeHeight="487140864">
                 <wp:simplePos x="0" y="0"/>
                 <wp:positionH relativeFrom="page">
                   <wp:posOffset>647699</wp:posOffset>
@@ -28707,14 +29083,14 @@
                 <wp:extent cx="6267450" cy="4805680"/>
                 <wp:effectExtent l="0" t="0" r="0" b="0"/>
                 <wp:wrapNone/>
-                <wp:docPr id="74" name="Group 74"/>
+                <wp:docPr id="72" name="Group 72"/>
                 <wp:cNvGraphicFramePr>
                   <a:graphicFrameLocks/>
                 </wp:cNvGraphicFramePr>
                 <a:graphic>
                   <a:graphicData uri="http://schemas.microsoft.com/office/word/2010/wordprocessingGroup">
                     <wpg:wgp>
-                      <wpg:cNvPr id="74" name="Group 74"/>
+                      <wpg:cNvPr id="72" name="Group 72"/>
                       <wpg:cNvGrpSpPr/>
                       <wpg:grpSpPr>
                         <a:xfrm>
@@ -28724,7 +29100,7 @@
                         </a:xfrm>
                       </wpg:grpSpPr>
                       <wps:wsp>
-                        <wps:cNvPr id="75" name="Graphic 75"/>
+                        <wps:cNvPr id="73" name="Graphic 73"/>
                         <wps:cNvSpPr/>
                         <wps:spPr>
                           <a:xfrm>
@@ -28859,7 +29235,7 @@
                         </wps:bodyPr>
                       </wps:wsp>
                       <wps:wsp>
-                        <wps:cNvPr id="76" name="Graphic 76"/>
+                        <wps:cNvPr id="74" name="Graphic 74"/>
                         <wps:cNvSpPr/>
                         <wps:spPr>
                           <a:xfrm>
@@ -28962,7 +29338,7 @@
                         </wps:bodyPr>
                       </wps:wsp>
                       <wps:wsp>
-                        <wps:cNvPr id="77" name="Graphic 77"/>
+                        <wps:cNvPr id="75" name="Graphic 75"/>
                         <wps:cNvSpPr/>
                         <wps:spPr>
                           <a:xfrm>
@@ -29212,7 +29588,7 @@
                         </wps:bodyPr>
                       </wps:wsp>
                       <wps:wsp>
-                        <wps:cNvPr id="78" name="Graphic 78"/>
+                        <wps:cNvPr id="76" name="Graphic 76"/>
                         <wps:cNvSpPr/>
                         <wps:spPr>
                           <a:xfrm>
@@ -29258,7 +29634,7 @@
                         </wps:bodyPr>
                       </wps:wsp>
                       <wps:wsp>
-                        <wps:cNvPr id="79" name="Graphic 79"/>
+                        <wps:cNvPr id="77" name="Graphic 77"/>
                         <wps:cNvSpPr/>
                         <wps:spPr>
                           <a:xfrm>
@@ -29338,23 +29714,23 @@
           </mc:Choice>
           <mc:Fallback>
             <w:pict>
-              <v:group style="position:absolute;margin-left:50.999996pt;margin-top:-312.520172pt;width:493.5pt;height:378.4pt;mso-position-horizontal-relative:page;mso-position-vertical-relative:paragraph;z-index:-16179200" id="docshapegroup67" coordorigin="1020,-6250" coordsize="9870,7568">
-                <v:shape style="position:absolute;left:1020;top:-6251;width:9865;height:7568" id="docshape68" coordorigin="1020,-6250" coordsize="9865,7568" path="m10885,1317l1020,1317,1020,-6250,10885,-6250,10885,-6235,1200,-6235,1184,-6235,1168,-6232,1152,-6228,1137,-6223,1122,-6216,1108,-6208,1095,-6198,1083,-6187,1072,-6175,1063,-6162,1055,-6148,1048,-6134,1042,-6118,1038,-6103,1036,-6087,1035,-6070,1035,830,1036,846,1038,862,1042,877,1048,893,1055,907,1063,921,1072,934,1083,946,1095,957,1108,967,1122,975,1137,982,1152,988,1168,991,1184,994,1200,995,10885,995,10885,1317xm10885,995l10710,995,10726,994,10742,991,10758,988,10773,982,10788,975,10802,967,10815,957,10827,946,10838,934,10847,921,10855,907,10862,893,10868,877,10872,862,10874,846,10875,830,10875,-6070,10874,-6087,10872,-6103,10868,-6118,10862,-6134,10855,-6148,10847,-6162,10838,-6175,10827,-6187,10815,-6198,10802,-6208,10788,-6216,10773,-6223,10758,-6228,10742,-6232,10726,-6235,10710,-6235,10885,-6235,10885,995xe" filled="true" fillcolor="#000000" stroked="false">
+              <v:group style="position:absolute;margin-left:50.999996pt;margin-top:-312.520172pt;width:493.5pt;height:378.4pt;mso-position-horizontal-relative:page;mso-position-vertical-relative:paragraph;z-index:-16175616" id="docshapegroup65" coordorigin="1020,-6250" coordsize="9870,7568">
+                <v:shape style="position:absolute;left:1020;top:-6251;width:9865;height:7568" id="docshape66" coordorigin="1020,-6250" coordsize="9865,7568" path="m10885,1317l1020,1317,1020,-6250,10885,-6250,10885,-6235,1200,-6235,1184,-6235,1168,-6232,1152,-6228,1137,-6223,1122,-6216,1108,-6208,1095,-6198,1083,-6187,1072,-6175,1063,-6162,1055,-6148,1048,-6134,1042,-6118,1038,-6103,1036,-6087,1035,-6070,1035,830,1036,846,1038,862,1042,877,1048,893,1055,907,1063,921,1072,934,1083,946,1095,957,1108,967,1122,975,1137,982,1152,988,1168,991,1184,994,1200,995,10885,995,10885,1317xm10885,995l10710,995,10726,994,10742,991,10758,988,10773,982,10788,975,10802,967,10815,957,10827,946,10838,934,10847,921,10855,907,10862,893,10868,877,10872,862,10874,846,10875,830,10875,-6070,10874,-6087,10872,-6103,10868,-6118,10862,-6134,10855,-6148,10847,-6162,10838,-6175,10827,-6187,10815,-6198,10802,-6208,10788,-6216,10773,-6223,10758,-6228,10742,-6232,10726,-6235,10710,-6235,10885,-6235,10885,995xe" filled="true" fillcolor="#000000" stroked="false">
                   <v:path arrowok="t"/>
                   <v:fill opacity="3853f" type="solid"/>
                 </v:shape>
-                <v:shape style="position:absolute;left:1027;top:-6243;width:9855;height:7245" id="docshape69" coordorigin="1027,-6243" coordsize="9855,7245" path="m10721,1002l1189,1002,1177,1001,1114,979,1063,935,1033,874,1027,841,1027,830,1027,-6082,1045,-6147,1086,-6200,1144,-6234,1189,-6243,10721,-6243,10786,-6225,10840,-6184,10874,-6126,10882,-6082,10882,841,10865,906,10824,960,10766,993,10733,1001,10721,1002xe" filled="true" fillcolor="#ffffff" stroked="false">
+                <v:shape style="position:absolute;left:1027;top:-6243;width:9855;height:7245" id="docshape67" coordorigin="1027,-6243" coordsize="9855,7245" path="m10721,1002l1189,1002,1177,1001,1114,979,1063,935,1033,874,1027,841,1027,830,1027,-6082,1045,-6147,1086,-6200,1144,-6234,1189,-6243,10721,-6243,10786,-6225,10840,-6184,10874,-6126,10882,-6082,10882,841,10865,906,10824,960,10766,993,10733,1001,10721,1002xe" filled="true" fillcolor="#ffffff" stroked="false">
                   <v:path arrowok="t"/>
                   <v:fill type="solid"/>
                 </v:shape>
-                <v:shape style="position:absolute;left:1027;top:-6243;width:9855;height:7245" id="docshape70" coordorigin="1027,-6243" coordsize="9855,7245" path="m1027,830l1027,-6070,1027,-6082,1029,-6093,1031,-6104,1033,-6115,1036,-6126,1041,-6136,1045,-6147,1050,-6157,1057,-6166,1063,-6176,1104,-6214,1114,-6220,1166,-6240,1177,-6242,1189,-6243,1200,-6243,10710,-6243,10721,-6243,10733,-6242,10744,-6240,10755,-6237,10806,-6214,10815,-6208,10853,-6166,10860,-6157,10879,-6104,10881,-6093,10882,-6082,10882,-6070,10882,830,10869,896,10865,906,10860,916,10853,925,10847,935,10840,944,10832,952,10824,960,10815,967,10806,973,10796,979,10786,985,10776,989,10766,993,10755,997,10744,999,10733,1001,10721,1002,10710,1002,1200,1002,1189,1002,1177,1001,1166,999,1155,997,1144,993,1134,989,1124,985,1114,979,1104,973,1095,967,1086,960,1078,952,1070,944,1041,896,1036,885,1033,874,1031,863,1029,852,1027,841,1027,830xe" filled="false" stroked="true" strokeweight=".75pt" strokecolor="#e2e7f0">
+                <v:shape style="position:absolute;left:1027;top:-6243;width:9855;height:7245" id="docshape68" coordorigin="1027,-6243" coordsize="9855,7245" path="m1027,830l1027,-6070,1027,-6082,1029,-6093,1031,-6104,1033,-6115,1036,-6126,1041,-6136,1045,-6147,1050,-6157,1057,-6166,1063,-6176,1104,-6214,1114,-6220,1166,-6240,1177,-6242,1189,-6243,1200,-6243,10710,-6243,10721,-6243,10733,-6242,10744,-6240,10755,-6237,10806,-6214,10815,-6208,10853,-6166,10860,-6157,10879,-6104,10881,-6093,10882,-6082,10882,-6070,10882,830,10869,896,10865,906,10860,916,10853,925,10847,935,10840,944,10832,952,10824,960,10815,967,10806,973,10796,979,10786,985,10776,989,10766,993,10755,997,10744,999,10733,1001,10721,1002,10710,1002,1200,1002,1189,1002,1177,1001,1166,999,1155,997,1144,993,1134,989,1124,985,1114,979,1104,973,1095,967,1086,960,1078,952,1070,944,1041,896,1036,885,1033,874,1031,863,1029,852,1027,841,1027,830xe" filled="false" stroked="true" strokeweight=".75pt" strokecolor="#e2e7f0">
                   <v:path arrowok="t"/>
                   <v:stroke dashstyle="solid"/>
                 </v:shape>
-                <v:rect style="position:absolute;left:1035;top:-71;width:9840;height:15" id="docshape71" filled="true" fillcolor="#e2e7f0" stroked="false">
+                <v:rect style="position:absolute;left:1035;top:-71;width:9840;height:15" id="docshape69" filled="true" fillcolor="#e2e7f0" stroked="false">
                   <v:fill type="solid"/>
                 </v:rect>
-                <v:shape style="position:absolute;left:1035;top:-56;width:9840;height:1050" id="docshape72" coordorigin="1035,-55" coordsize="9840,1050" path="m10710,995l1200,995,1184,994,1122,975,1072,934,1042,877,1035,830,1035,-55,10875,-55,10875,830,10862,893,10827,946,10773,982,10710,995xe" filled="true" fillcolor="#ffffff" stroked="false">
+                <v:shape style="position:absolute;left:1035;top:-56;width:9840;height:1050" id="docshape70" coordorigin="1035,-55" coordsize="9840,1050" path="m10710,995l1200,995,1184,994,1122,975,1072,934,1042,877,1035,830,1035,-55,10875,-55,10875,830,10862,893,10827,946,10773,982,10710,995xe" filled="true" fillcolor="#ffffff" stroked="false">
                   <v:path arrowok="t"/>
                   <v:fill type="solid"/>
                 </v:shape>
@@ -29778,7 +30154,7 @@
         <mc:AlternateContent>
           <mc:Choice Requires="wps">
             <w:drawing>
-              <wp:anchor distT="0" distB="0" distL="0" distR="0" allowOverlap="1" layoutInCell="1" locked="0" behindDoc="1" simplePos="0" relativeHeight="487595520">
+              <wp:anchor distT="0" distB="0" distL="0" distR="0" allowOverlap="1" layoutInCell="1" locked="0" behindDoc="1" simplePos="0" relativeHeight="487595008">
                 <wp:simplePos x="0" y="0"/>
                 <wp:positionH relativeFrom="page">
                   <wp:posOffset>647700</wp:posOffset>
@@ -29789,14 +30165,14 @@
                 <wp:extent cx="6264275" cy="116839"/>
                 <wp:effectExtent l="0" t="0" r="0" b="0"/>
                 <wp:wrapTopAndBottom/>
-                <wp:docPr id="80" name="Graphic 80"/>
+                <wp:docPr id="78" name="Graphic 78"/>
                 <wp:cNvGraphicFramePr>
                   <a:graphicFrameLocks/>
                 </wp:cNvGraphicFramePr>
                 <a:graphic>
                   <a:graphicData uri="http://schemas.microsoft.com/office/word/2010/wordprocessingShape">
                     <wps:wsp>
-                      <wps:cNvPr id="80" name="Graphic 80"/>
+                      <wps:cNvPr id="78" name="Graphic 78"/>
                       <wps:cNvSpPr/>
                       <wps:spPr>
                         <a:xfrm>
@@ -29850,7 +30226,7 @@
           </mc:Choice>
           <mc:Fallback>
             <w:pict>
-              <v:rect style="position:absolute;margin-left:51pt;margin-top:18.700781pt;width:493.230466pt;height:9.159840pt;mso-position-horizontal-relative:page;mso-position-vertical-relative:paragraph;z-index:-15720960;mso-wrap-distance-left:0;mso-wrap-distance-right:0" id="docshape73" filled="true" fillcolor="#000000" stroked="false">
+              <v:rect style="position:absolute;margin-left:51pt;margin-top:18.700781pt;width:493.230466pt;height:9.159840pt;mso-position-horizontal-relative:page;mso-position-vertical-relative:paragraph;z-index:-15721472;mso-wrap-distance-left:0;mso-wrap-distance-right:0" id="docshape71" filled="true" fillcolor="#000000" stroked="false">
                 <v:fill opacity="3853f" type="solid"/>
                 <w10:wrap type="topAndBottom"/>
               </v:rect>
@@ -29886,7 +30262,7 @@
         <mc:AlternateContent>
           <mc:Choice Requires="wps">
             <w:drawing>
-              <wp:anchor distT="0" distB="0" distL="0" distR="0" allowOverlap="1" layoutInCell="1" locked="0" behindDoc="0" simplePos="0" relativeHeight="15737856">
+              <wp:anchor distT="0" distB="0" distL="0" distR="0" allowOverlap="1" layoutInCell="1" locked="0" behindDoc="0" simplePos="0" relativeHeight="15737344">
                 <wp:simplePos x="0" y="0"/>
                 <wp:positionH relativeFrom="page">
                   <wp:posOffset>647699</wp:posOffset>
@@ -29897,14 +30273,14 @@
                 <wp:extent cx="6267450" cy="5015865"/>
                 <wp:effectExtent l="0" t="0" r="0" b="0"/>
                 <wp:wrapNone/>
-                <wp:docPr id="81" name="Group 81"/>
+                <wp:docPr id="79" name="Group 79"/>
                 <wp:cNvGraphicFramePr>
                   <a:graphicFrameLocks/>
                 </wp:cNvGraphicFramePr>
                 <a:graphic>
                   <a:graphicData uri="http://schemas.microsoft.com/office/word/2010/wordprocessingGroup">
                     <wpg:wgp>
-                      <wpg:cNvPr id="81" name="Group 81"/>
+                      <wpg:cNvPr id="79" name="Group 79"/>
                       <wpg:cNvGrpSpPr/>
                       <wpg:grpSpPr>
                         <a:xfrm>
@@ -29914,7 +30290,7 @@
                         </a:xfrm>
                       </wpg:grpSpPr>
                       <wps:wsp>
-                        <wps:cNvPr id="82" name="Graphic 82"/>
+                        <wps:cNvPr id="80" name="Graphic 80"/>
                         <wps:cNvSpPr/>
                         <wps:spPr>
                           <a:xfrm>
@@ -30049,7 +30425,7 @@
                         </wps:bodyPr>
                       </wps:wsp>
                       <wps:wsp>
-                        <wps:cNvPr id="83" name="Graphic 83"/>
+                        <wps:cNvPr id="81" name="Graphic 81"/>
                         <wps:cNvSpPr/>
                         <wps:spPr>
                           <a:xfrm>
@@ -30152,7 +30528,7 @@
                         </wps:bodyPr>
                       </wps:wsp>
                       <wps:wsp>
-                        <wps:cNvPr id="84" name="Graphic 84"/>
+                        <wps:cNvPr id="82" name="Graphic 82"/>
                         <wps:cNvSpPr/>
                         <wps:spPr>
                           <a:xfrm>
@@ -30372,7 +30748,7 @@
                         </wps:bodyPr>
                       </wps:wsp>
                       <wps:wsp>
-                        <wps:cNvPr id="85" name="Graphic 85"/>
+                        <wps:cNvPr id="83" name="Graphic 83"/>
                         <wps:cNvSpPr/>
                         <wps:spPr>
                           <a:xfrm>
@@ -30418,7 +30794,7 @@
                         </wps:bodyPr>
                       </wps:wsp>
                       <wps:wsp>
-                        <wps:cNvPr id="86" name="Graphic 86"/>
+                        <wps:cNvPr id="84" name="Graphic 84"/>
                         <wps:cNvSpPr/>
                         <wps:spPr>
                           <a:xfrm>
@@ -30492,7 +30868,7 @@
                       </wps:wsp>
                       <pic:pic>
                         <pic:nvPicPr>
-                          <pic:cNvPr id="87" name="Image 87"/>
+                          <pic:cNvPr id="85" name="Image 85"/>
                           <pic:cNvPicPr/>
                         </pic:nvPicPr>
                         <pic:blipFill>
@@ -30512,7 +30888,7 @@
                         </pic:spPr>
                       </pic:pic>
                       <wps:wsp>
-                        <wps:cNvPr id="88" name="Textbox 88"/>
+                        <wps:cNvPr id="86" name="Textbox 86"/>
                         <wps:cNvSpPr txBox="1"/>
                         <wps:spPr>
                           <a:xfrm>
@@ -30891,30 +31267,30 @@
           </mc:Choice>
           <mc:Fallback>
             <w:pict>
-              <v:group style="position:absolute;margin-left:50.999996pt;margin-top:50.999779pt;width:493.5pt;height:394.95pt;mso-position-horizontal-relative:page;mso-position-vertical-relative:page;z-index:15737856" id="docshapegroup74" coordorigin="1020,1020" coordsize="9870,7899">
-                <v:shape style="position:absolute;left:1020;top:1020;width:9865;height:7899" id="docshape75" coordorigin="1020,1020" coordsize="9865,7899" path="m10885,8918l1020,8918,1020,1020,10885,1020,10885,1035,1200,1035,1184,1036,1168,1038,1152,1042,1137,1048,1122,1055,1108,1063,1095,1072,1083,1083,1072,1095,1063,1108,1055,1122,1048,1137,1042,1152,1038,1168,1036,1184,1035,1200,1035,8430,1036,8446,1038,8462,1042,8478,1048,8493,1055,8508,1063,8522,1072,8535,1083,8547,1095,8558,1108,8567,1122,8575,1137,8582,1152,8588,1168,8592,1184,8594,1200,8595,10885,8595,10885,8918xm10885,8595l10710,8595,10726,8594,10742,8592,10758,8588,10773,8582,10788,8575,10802,8567,10815,8558,10827,8547,10838,8535,10847,8522,10855,8508,10862,8493,10868,8478,10872,8462,10874,8446,10875,8430,10875,1200,10874,1184,10872,1168,10868,1152,10862,1137,10855,1122,10847,1108,10838,1095,10827,1083,10815,1072,10802,1063,10788,1055,10773,1048,10758,1042,10742,1038,10726,1036,10710,1035,10885,1035,10885,8595xe" filled="true" fillcolor="#000000" stroked="false">
+              <v:group style="position:absolute;margin-left:50.999996pt;margin-top:50.999779pt;width:493.5pt;height:394.95pt;mso-position-horizontal-relative:page;mso-position-vertical-relative:page;z-index:15737344" id="docshapegroup72" coordorigin="1020,1020" coordsize="9870,7899">
+                <v:shape style="position:absolute;left:1020;top:1020;width:9865;height:7899" id="docshape73" coordorigin="1020,1020" coordsize="9865,7899" path="m10885,8918l1020,8918,1020,1020,10885,1020,10885,1035,1200,1035,1184,1036,1168,1038,1152,1042,1137,1048,1122,1055,1108,1063,1095,1072,1083,1083,1072,1095,1063,1108,1055,1122,1048,1137,1042,1152,1038,1168,1036,1184,1035,1200,1035,8430,1036,8446,1038,8462,1042,8478,1048,8493,1055,8508,1063,8522,1072,8535,1083,8547,1095,8558,1108,8567,1122,8575,1137,8582,1152,8588,1168,8592,1184,8594,1200,8595,10885,8595,10885,8918xm10885,8595l10710,8595,10726,8594,10742,8592,10758,8588,10773,8582,10788,8575,10802,8567,10815,8558,10827,8547,10838,8535,10847,8522,10855,8508,10862,8493,10868,8478,10872,8462,10874,8446,10875,8430,10875,1200,10874,1184,10872,1168,10868,1152,10862,1137,10855,1122,10847,1108,10838,1095,10827,1083,10815,1072,10802,1063,10788,1055,10773,1048,10758,1042,10742,1038,10726,1036,10710,1035,10885,1035,10885,8595xe" filled="true" fillcolor="#000000" stroked="false">
                   <v:path arrowok="t"/>
                   <v:fill opacity="3853f" type="solid"/>
                 </v:shape>
-                <v:shape style="position:absolute;left:1027;top:1027;width:9855;height:7575" id="docshape76" coordorigin="1027,1027" coordsize="9855,7575" path="m10721,8602l1189,8602,1177,8601,1114,8580,1063,8535,1033,8475,1027,8441,1027,8430,1027,1189,1045,1124,1086,1070,1144,1036,1189,1027,10721,1027,10786,1045,10840,1086,10874,1144,10882,1189,10882,8441,10865,8506,10824,8560,10766,8594,10733,8601,10721,8602xe" filled="true" fillcolor="#ffffff" stroked="false">
+                <v:shape style="position:absolute;left:1027;top:1027;width:9855;height:7575" id="docshape74" coordorigin="1027,1027" coordsize="9855,7575" path="m10721,8602l1189,8602,1177,8601,1114,8580,1063,8535,1033,8475,1027,8441,1027,8430,1027,1189,1045,1124,1086,1070,1144,1036,1189,1027,10721,1027,10786,1045,10840,1086,10874,1144,10882,1189,10882,8441,10865,8506,10824,8560,10766,8594,10733,8601,10721,8602xe" filled="true" fillcolor="#ffffff" stroked="false">
                   <v:path arrowok="t"/>
                   <v:fill type="solid"/>
                 </v:shape>
-                <v:shape style="position:absolute;left:1027;top:1027;width:9855;height:7575" id="docshape77" coordorigin="1027,1027" coordsize="9855,7575" path="m1027,8430l1027,1200,1027,1189,1029,1177,1031,1166,1033,1155,1036,1144,1041,1134,1045,1124,1050,1114,1057,1104,1063,1095,1104,1057,1114,1050,1166,1031,1177,1029,1189,1027,1200,1027,10710,1027,10721,1027,10733,1029,10744,1031,10755,1033,10806,1057,10815,1063,10853,1104,10860,1114,10879,1166,10881,1177,10882,1189,10882,1200,10882,8430,10869,8496,10865,8506,10824,8560,10806,8573,10796,8580,10786,8585,10776,8589,10766,8594,10755,8597,10744,8599,10733,8601,10721,8602,10710,8602,1200,8602,1189,8602,1177,8601,1166,8599,1155,8597,1104,8573,1095,8567,1057,8526,1050,8516,1045,8506,1041,8496,1036,8486,1033,8475,1031,8464,1029,8453,1027,8441,1027,8430xe" filled="false" stroked="true" strokeweight=".75pt" strokecolor="#e2e7f0">
+                <v:shape style="position:absolute;left:1027;top:1027;width:9855;height:7575" id="docshape75" coordorigin="1027,1027" coordsize="9855,7575" path="m1027,8430l1027,1200,1027,1189,1029,1177,1031,1166,1033,1155,1036,1144,1041,1134,1045,1124,1050,1114,1057,1104,1063,1095,1104,1057,1114,1050,1166,1031,1177,1029,1189,1027,1200,1027,10710,1027,10721,1027,10733,1029,10744,1031,10755,1033,10806,1057,10815,1063,10853,1104,10860,1114,10879,1166,10881,1177,10882,1189,10882,1200,10882,8430,10869,8496,10865,8506,10824,8560,10806,8573,10796,8580,10786,8585,10776,8589,10766,8594,10755,8597,10744,8599,10733,8601,10721,8602,10710,8602,1200,8602,1189,8602,1177,8601,1166,8599,1155,8597,1104,8573,1095,8567,1057,8526,1050,8516,1045,8506,1041,8496,1036,8486,1033,8475,1031,8464,1029,8453,1027,8441,1027,8430xe" filled="false" stroked="true" strokeweight=".75pt" strokecolor="#e2e7f0">
                   <v:path arrowok="t"/>
                   <v:stroke dashstyle="solid"/>
                 </v:shape>
-                <v:rect style="position:absolute;left:1035;top:7200;width:9840;height:15" id="docshape78" filled="true" fillcolor="#e2e7f0" stroked="false">
+                <v:rect style="position:absolute;left:1035;top:7200;width:9840;height:15" id="docshape76" filled="true" fillcolor="#e2e7f0" stroked="false">
                   <v:fill type="solid"/>
                 </v:rect>
-                <v:shape style="position:absolute;left:1035;top:7215;width:9840;height:1380" id="docshape79" coordorigin="1035,7215" coordsize="9840,1380" path="m10710,8595l1200,8595,1184,8594,1122,8575,1072,8535,1042,8478,1035,8430,1035,7215,10875,7215,10875,8430,10862,8493,10827,8547,10773,8582,10710,8595xe" filled="true" fillcolor="#ffffff" stroked="false">
+                <v:shape style="position:absolute;left:1035;top:7215;width:9840;height:1380" id="docshape77" coordorigin="1035,7215" coordsize="9840,1380" path="m10710,8595l1200,8595,1184,8594,1122,8575,1072,8535,1042,8478,1035,8430,1035,7215,10875,7215,10875,8430,10862,8493,10827,8547,10773,8582,10710,8595xe" filled="true" fillcolor="#ffffff" stroked="false">
                   <v:path arrowok="t"/>
                   <v:fill type="solid"/>
                 </v:shape>
-                <v:shape style="position:absolute;left:1035;top:1035;width:9840;height:6165" type="#_x0000_t75" id="docshape80" stroked="false">
+                <v:shape style="position:absolute;left:1035;top:1035;width:9840;height:6165" type="#_x0000_t75" id="docshape78" stroked="false">
                   <v:imagedata r:id="rId14" o:title=""/>
                 </v:shape>
-                <v:shape style="position:absolute;left:1020;top:1020;width:9870;height:7899" type="#_x0000_t202" id="docshape81" filled="false" stroked="false">
+                <v:shape style="position:absolute;left:1020;top:1020;width:9870;height:7899" type="#_x0000_t202" id="docshape79" filled="false" stroked="false">
                   <v:textbox inset="0,0,0,0">
                     <w:txbxContent>
                       <w:p>
@@ -31725,14 +32101,14 @@
               <wp:inline distT="0" distB="0" distL="0" distR="0">
                 <wp:extent cx="6264275" cy="116839"/>
                 <wp:effectExtent l="0" t="0" r="0" b="0"/>
-                <wp:docPr id="89" name="Group 89"/>
+                <wp:docPr id="87" name="Group 87"/>
                 <wp:cNvGraphicFramePr>
                   <a:graphicFrameLocks/>
                 </wp:cNvGraphicFramePr>
                 <a:graphic>
                   <a:graphicData uri="http://schemas.microsoft.com/office/word/2010/wordprocessingGroup">
                     <wpg:wgp>
-                      <wpg:cNvPr id="89" name="Group 89"/>
+                      <wpg:cNvPr id="87" name="Group 87"/>
                       <wpg:cNvGrpSpPr/>
                       <wpg:grpSpPr>
                         <a:xfrm>
@@ -31742,7 +32118,7 @@
                         </a:xfrm>
                       </wpg:grpSpPr>
                       <wps:wsp>
-                        <wps:cNvPr id="90" name="Graphic 90"/>
+                        <wps:cNvPr id="88" name="Graphic 88"/>
                         <wps:cNvSpPr/>
                         <wps:spPr>
                           <a:xfrm>
@@ -31797,8 +32173,8 @@
           </mc:Choice>
           <mc:Fallback>
             <w:pict>
-              <v:group style="width:493.25pt;height:9.2pt;mso-position-horizontal-relative:char;mso-position-vertical-relative:line" id="docshapegroup82" coordorigin="0,0" coordsize="9865,184">
-                <v:rect style="position:absolute;left:0;top:0;width:9865;height:184" id="docshape83" filled="true" fillcolor="#000000" stroked="false">
+              <v:group style="width:493.25pt;height:9.2pt;mso-position-horizontal-relative:char;mso-position-vertical-relative:line" id="docshapegroup80" coordorigin="0,0" coordsize="9865,184">
+                <v:rect style="position:absolute;left:0;top:0;width:9865;height:184" id="docshape81" filled="true" fillcolor="#000000" stroked="false">
                   <v:fill opacity="3853f" type="solid"/>
                 </v:rect>
               </v:group>
@@ -31842,7 +32218,7 @@
           <wp:inline distT="0" distB="0" distL="0" distR="0">
             <wp:extent cx="6336424" cy="3969924"/>
             <wp:effectExtent l="0" t="0" r="0" b="0"/>
-            <wp:docPr id="91" name="Image 91"/>
+            <wp:docPr id="89" name="Image 89"/>
             <wp:cNvGraphicFramePr>
               <a:graphicFrameLocks/>
             </wp:cNvGraphicFramePr>
@@ -31850,7 +32226,7 @@
               <a:graphicData uri="http://schemas.openxmlformats.org/drawingml/2006/picture">
                 <pic:pic>
                   <pic:nvPicPr>
-                    <pic:cNvPr id="91" name="Image 91"/>
+                    <pic:cNvPr id="89" name="Image 89"/>
                     <pic:cNvPicPr/>
                   </pic:nvPicPr>
                   <pic:blipFill>
@@ -31896,7 +32272,7 @@
         <mc:AlternateContent>
           <mc:Choice Requires="wps">
             <w:drawing>
-              <wp:anchor distT="0" distB="0" distL="0" distR="0" allowOverlap="1" layoutInCell="1" locked="0" behindDoc="1" simplePos="0" relativeHeight="487139328">
+              <wp:anchor distT="0" distB="0" distL="0" distR="0" allowOverlap="1" layoutInCell="1" locked="0" behindDoc="1" simplePos="0" relativeHeight="487142912">
                 <wp:simplePos x="0" y="0"/>
                 <wp:positionH relativeFrom="page">
                   <wp:posOffset>647699</wp:posOffset>
@@ -31907,14 +32283,14 @@
                 <wp:extent cx="6267450" cy="4805680"/>
                 <wp:effectExtent l="0" t="0" r="0" b="0"/>
                 <wp:wrapNone/>
-                <wp:docPr id="92" name="Group 92"/>
+                <wp:docPr id="90" name="Group 90"/>
                 <wp:cNvGraphicFramePr>
                   <a:graphicFrameLocks/>
                 </wp:cNvGraphicFramePr>
                 <a:graphic>
                   <a:graphicData uri="http://schemas.microsoft.com/office/word/2010/wordprocessingGroup">
                     <wpg:wgp>
-                      <wpg:cNvPr id="92" name="Group 92"/>
+                      <wpg:cNvPr id="90" name="Group 90"/>
                       <wpg:cNvGrpSpPr/>
                       <wpg:grpSpPr>
                         <a:xfrm>
@@ -31924,7 +32300,7 @@
                         </a:xfrm>
                       </wpg:grpSpPr>
                       <wps:wsp>
-                        <wps:cNvPr id="93" name="Graphic 93"/>
+                        <wps:cNvPr id="91" name="Graphic 91"/>
                         <wps:cNvSpPr/>
                         <wps:spPr>
                           <a:xfrm>
@@ -32059,7 +32435,7 @@
                         </wps:bodyPr>
                       </wps:wsp>
                       <wps:wsp>
-                        <wps:cNvPr id="94" name="Graphic 94"/>
+                        <wps:cNvPr id="92" name="Graphic 92"/>
                         <wps:cNvSpPr/>
                         <wps:spPr>
                           <a:xfrm>
@@ -32162,7 +32538,7 @@
                         </wps:bodyPr>
                       </wps:wsp>
                       <wps:wsp>
-                        <wps:cNvPr id="95" name="Graphic 95"/>
+                        <wps:cNvPr id="93" name="Graphic 93"/>
                         <wps:cNvSpPr/>
                         <wps:spPr>
                           <a:xfrm>
@@ -32409,7 +32785,7 @@
                         </wps:bodyPr>
                       </wps:wsp>
                       <wps:wsp>
-                        <wps:cNvPr id="96" name="Graphic 96"/>
+                        <wps:cNvPr id="94" name="Graphic 94"/>
                         <wps:cNvSpPr/>
                         <wps:spPr>
                           <a:xfrm>
@@ -32455,7 +32831,7 @@
                         </wps:bodyPr>
                       </wps:wsp>
                       <wps:wsp>
-                        <wps:cNvPr id="97" name="Graphic 97"/>
+                        <wps:cNvPr id="95" name="Graphic 95"/>
                         <wps:cNvSpPr/>
                         <wps:spPr>
                           <a:xfrm>
@@ -32535,23 +32911,23 @@
           </mc:Choice>
           <mc:Fallback>
             <w:pict>
-              <v:group style="position:absolute;margin-left:50.999996pt;margin-top:-312.520233pt;width:493.5pt;height:378.4pt;mso-position-horizontal-relative:page;mso-position-vertical-relative:paragraph;z-index:-16177152" id="docshapegroup84" coordorigin="1020,-6250" coordsize="9870,7568">
-                <v:shape style="position:absolute;left:1020;top:-6251;width:9865;height:7568" id="docshape85" coordorigin="1020,-6250" coordsize="9865,7568" path="m10885,1317l1020,1317,1020,-6250,10885,-6250,10885,-6235,1200,-6235,1184,-6235,1168,-6232,1152,-6228,1137,-6223,1122,-6216,1108,-6208,1095,-6198,1083,-6187,1072,-6175,1063,-6162,1055,-6148,1048,-6134,1042,-6118,1038,-6103,1036,-6087,1035,-6070,1035,830,1036,846,1038,862,1042,877,1048,893,1055,907,1063,921,1072,934,1083,946,1095,957,1108,967,1122,975,1137,982,1152,988,1168,991,1184,994,1200,995,10885,995,10885,1317xm10885,995l10710,995,10726,994,10742,991,10758,988,10773,982,10788,975,10802,967,10815,957,10827,946,10838,934,10847,921,10855,907,10862,893,10868,877,10872,862,10874,846,10875,830,10875,-6070,10874,-6087,10872,-6103,10868,-6118,10862,-6134,10855,-6148,10847,-6162,10838,-6175,10827,-6187,10815,-6198,10802,-6208,10788,-6216,10773,-6223,10758,-6228,10742,-6232,10726,-6235,10710,-6235,10885,-6235,10885,995xe" filled="true" fillcolor="#000000" stroked="false">
+              <v:group style="position:absolute;margin-left:50.999996pt;margin-top:-312.520233pt;width:493.5pt;height:378.4pt;mso-position-horizontal-relative:page;mso-position-vertical-relative:paragraph;z-index:-16173568" id="docshapegroup82" coordorigin="1020,-6250" coordsize="9870,7568">
+                <v:shape style="position:absolute;left:1020;top:-6251;width:9865;height:7568" id="docshape83" coordorigin="1020,-6250" coordsize="9865,7568" path="m10885,1317l1020,1317,1020,-6250,10885,-6250,10885,-6235,1200,-6235,1184,-6235,1168,-6232,1152,-6228,1137,-6223,1122,-6216,1108,-6208,1095,-6198,1083,-6187,1072,-6175,1063,-6162,1055,-6148,1048,-6134,1042,-6118,1038,-6103,1036,-6087,1035,-6070,1035,830,1036,846,1038,862,1042,877,1048,893,1055,907,1063,921,1072,934,1083,946,1095,957,1108,967,1122,975,1137,982,1152,988,1168,991,1184,994,1200,995,10885,995,10885,1317xm10885,995l10710,995,10726,994,10742,991,10758,988,10773,982,10788,975,10802,967,10815,957,10827,946,10838,934,10847,921,10855,907,10862,893,10868,877,10872,862,10874,846,10875,830,10875,-6070,10874,-6087,10872,-6103,10868,-6118,10862,-6134,10855,-6148,10847,-6162,10838,-6175,10827,-6187,10815,-6198,10802,-6208,10788,-6216,10773,-6223,10758,-6228,10742,-6232,10726,-6235,10710,-6235,10885,-6235,10885,995xe" filled="true" fillcolor="#000000" stroked="false">
                   <v:path arrowok="t"/>
                   <v:fill opacity="3853f" type="solid"/>
                 </v:shape>
-                <v:shape style="position:absolute;left:1027;top:-6243;width:9855;height:7245" id="docshape86" coordorigin="1027,-6243" coordsize="9855,7245" path="m10721,1002l1189,1002,1177,1001,1114,979,1063,935,1033,874,1027,841,1027,830,1027,-6082,1045,-6147,1086,-6200,1144,-6234,1189,-6243,10721,-6243,10786,-6225,10840,-6184,10874,-6126,10882,-6082,10882,841,10865,906,10824,960,10766,993,10733,1001,10721,1002xe" filled="true" fillcolor="#ffffff" stroked="false">
+                <v:shape style="position:absolute;left:1027;top:-6243;width:9855;height:7245" id="docshape84" coordorigin="1027,-6243" coordsize="9855,7245" path="m10721,1002l1189,1002,1177,1001,1114,979,1063,935,1033,874,1027,841,1027,830,1027,-6082,1045,-6147,1086,-6200,1144,-6234,1189,-6243,10721,-6243,10786,-6225,10840,-6184,10874,-6126,10882,-6082,10882,841,10865,906,10824,960,10766,993,10733,1001,10721,1002xe" filled="true" fillcolor="#ffffff" stroked="false">
                   <v:path arrowok="t"/>
                   <v:fill type="solid"/>
                 </v:shape>
-                <v:shape style="position:absolute;left:1027;top:-6243;width:9855;height:7245" id="docshape87" coordorigin="1027,-6243" coordsize="9855,7245" path="m1027,830l1027,-6070,1027,-6082,1029,-6093,1031,-6104,1033,-6115,1036,-6126,1041,-6136,1045,-6147,1050,-6157,1057,-6166,1063,-6176,1070,-6184,1078,-6192,1086,-6200,1095,-6208,1104,-6214,1114,-6220,1124,-6225,1134,-6230,1144,-6234,1155,-6237,1166,-6240,1177,-6242,1189,-6243,1200,-6243,10710,-6243,10721,-6243,10733,-6242,10744,-6240,10755,-6237,10766,-6234,10776,-6230,10786,-6225,10796,-6220,10806,-6214,10815,-6208,10824,-6200,10832,-6192,10840,-6184,10847,-6176,10853,-6166,10860,-6157,10865,-6147,10869,-6136,10874,-6126,10877,-6115,10879,-6104,10881,-6093,10882,-6082,10882,-6070,10882,830,10869,896,10865,906,10824,960,10806,973,10796,979,10733,1001,10710,1002,1200,1002,1134,989,1104,973,1095,967,1050,916,1041,896,1036,885,1033,874,1031,863,1029,852,1027,841,1027,830xe" filled="false" stroked="true" strokeweight=".75pt" strokecolor="#e2e7f0">
+                <v:shape style="position:absolute;left:1027;top:-6243;width:9855;height:7245" id="docshape85" coordorigin="1027,-6243" coordsize="9855,7245" path="m1027,830l1027,-6070,1027,-6082,1029,-6093,1031,-6104,1033,-6115,1036,-6126,1041,-6136,1045,-6147,1050,-6157,1057,-6166,1063,-6176,1070,-6184,1078,-6192,1086,-6200,1095,-6208,1104,-6214,1114,-6220,1124,-6225,1134,-6230,1144,-6234,1155,-6237,1166,-6240,1177,-6242,1189,-6243,1200,-6243,10710,-6243,10721,-6243,10733,-6242,10744,-6240,10755,-6237,10766,-6234,10776,-6230,10786,-6225,10796,-6220,10806,-6214,10815,-6208,10824,-6200,10832,-6192,10840,-6184,10847,-6176,10853,-6166,10860,-6157,10865,-6147,10869,-6136,10874,-6126,10877,-6115,10879,-6104,10881,-6093,10882,-6082,10882,-6070,10882,830,10869,896,10865,906,10824,960,10806,973,10796,979,10733,1001,10710,1002,1200,1002,1134,989,1104,973,1095,967,1050,916,1041,896,1036,885,1033,874,1031,863,1029,852,1027,841,1027,830xe" filled="false" stroked="true" strokeweight=".75pt" strokecolor="#e2e7f0">
                   <v:path arrowok="t"/>
                   <v:stroke dashstyle="solid"/>
                 </v:shape>
-                <v:rect style="position:absolute;left:1035;top:-71;width:9840;height:15" id="docshape88" filled="true" fillcolor="#e2e7f0" stroked="false">
+                <v:rect style="position:absolute;left:1035;top:-71;width:9840;height:15" id="docshape86" filled="true" fillcolor="#e2e7f0" stroked="false">
                   <v:fill type="solid"/>
                 </v:rect>
-                <v:shape style="position:absolute;left:1035;top:-56;width:9840;height:1050" id="docshape89" coordorigin="1035,-55" coordsize="9840,1050" path="m10710,995l1200,995,1184,994,1122,975,1072,934,1042,877,1035,830,1035,-55,10875,-55,10875,830,10862,893,10827,946,10773,982,10710,995xe" filled="true" fillcolor="#ffffff" stroked="false">
+                <v:shape style="position:absolute;left:1035;top:-56;width:9840;height:1050" id="docshape87" coordorigin="1035,-55" coordsize="9840,1050" path="m10710,995l1200,995,1184,994,1122,975,1072,934,1042,877,1035,830,1035,-55,10875,-55,10875,830,10862,893,10827,946,10773,982,10710,995xe" filled="true" fillcolor="#ffffff" stroked="false">
                   <v:path arrowok="t"/>
                   <v:fill type="solid"/>
                 </v:shape>
@@ -32977,7 +33353,7 @@
         <mc:AlternateContent>
           <mc:Choice Requires="wps">
             <w:drawing>
-              <wp:anchor distT="0" distB="0" distL="0" distR="0" allowOverlap="1" layoutInCell="1" locked="0" behindDoc="1" simplePos="0" relativeHeight="487597568">
+              <wp:anchor distT="0" distB="0" distL="0" distR="0" allowOverlap="1" layoutInCell="1" locked="0" behindDoc="1" simplePos="0" relativeHeight="487597056">
                 <wp:simplePos x="0" y="0"/>
                 <wp:positionH relativeFrom="page">
                   <wp:posOffset>647700</wp:posOffset>
@@ -32988,14 +33364,14 @@
                 <wp:extent cx="6264275" cy="116839"/>
                 <wp:effectExtent l="0" t="0" r="0" b="0"/>
                 <wp:wrapTopAndBottom/>
-                <wp:docPr id="98" name="Graphic 98"/>
+                <wp:docPr id="96" name="Graphic 96"/>
                 <wp:cNvGraphicFramePr>
                   <a:graphicFrameLocks/>
                 </wp:cNvGraphicFramePr>
                 <a:graphic>
                   <a:graphicData uri="http://schemas.microsoft.com/office/word/2010/wordprocessingShape">
                     <wps:wsp>
-                      <wps:cNvPr id="98" name="Graphic 98"/>
+                      <wps:cNvPr id="96" name="Graphic 96"/>
                       <wps:cNvSpPr/>
                       <wps:spPr>
                         <a:xfrm>
@@ -33049,7 +33425,7 @@
           </mc:Choice>
           <mc:Fallback>
             <w:pict>
-              <v:rect style="position:absolute;margin-left:51pt;margin-top:18.700781pt;width:493.230466pt;height:9.159840pt;mso-position-horizontal-relative:page;mso-position-vertical-relative:paragraph;z-index:-15718912;mso-wrap-distance-left:0;mso-wrap-distance-right:0" id="docshape90" filled="true" fillcolor="#000000" stroked="false">
+              <v:rect style="position:absolute;margin-left:51pt;margin-top:18.700781pt;width:493.230466pt;height:9.159840pt;mso-position-horizontal-relative:page;mso-position-vertical-relative:paragraph;z-index:-15719424;mso-wrap-distance-left:0;mso-wrap-distance-right:0" id="docshape88" filled="true" fillcolor="#000000" stroked="false">
                 <v:fill opacity="3853f" type="solid"/>
                 <w10:wrap type="topAndBottom"/>
               </v:rect>
@@ -33085,7 +33461,7 @@
         <mc:AlternateContent>
           <mc:Choice Requires="wps">
             <w:drawing>
-              <wp:anchor distT="0" distB="0" distL="0" distR="0" allowOverlap="1" layoutInCell="1" locked="0" behindDoc="0" simplePos="0" relativeHeight="15739904">
+              <wp:anchor distT="0" distB="0" distL="0" distR="0" allowOverlap="1" layoutInCell="1" locked="0" behindDoc="0" simplePos="0" relativeHeight="15739392">
                 <wp:simplePos x="0" y="0"/>
                 <wp:positionH relativeFrom="page">
                   <wp:posOffset>647699</wp:posOffset>
@@ -33096,14 +33472,14 @@
                 <wp:extent cx="6267450" cy="5015865"/>
                 <wp:effectExtent l="0" t="0" r="0" b="0"/>
                 <wp:wrapNone/>
-                <wp:docPr id="99" name="Group 99"/>
+                <wp:docPr id="97" name="Group 97"/>
                 <wp:cNvGraphicFramePr>
                   <a:graphicFrameLocks/>
                 </wp:cNvGraphicFramePr>
                 <a:graphic>
                   <a:graphicData uri="http://schemas.microsoft.com/office/word/2010/wordprocessingGroup">
                     <wpg:wgp>
-                      <wpg:cNvPr id="99" name="Group 99"/>
+                      <wpg:cNvPr id="97" name="Group 97"/>
                       <wpg:cNvGrpSpPr/>
                       <wpg:grpSpPr>
                         <a:xfrm>
@@ -33113,7 +33489,7 @@
                         </a:xfrm>
                       </wpg:grpSpPr>
                       <wps:wsp>
-                        <wps:cNvPr id="100" name="Graphic 100"/>
+                        <wps:cNvPr id="98" name="Graphic 98"/>
                         <wps:cNvSpPr/>
                         <wps:spPr>
                           <a:xfrm>
@@ -33248,7 +33624,7 @@
                         </wps:bodyPr>
                       </wps:wsp>
                       <wps:wsp>
-                        <wps:cNvPr id="101" name="Graphic 101"/>
+                        <wps:cNvPr id="99" name="Graphic 99"/>
                         <wps:cNvSpPr/>
                         <wps:spPr>
                           <a:xfrm>
@@ -33351,7 +33727,7 @@
                         </wps:bodyPr>
                       </wps:wsp>
                       <wps:wsp>
-                        <wps:cNvPr id="102" name="Graphic 102"/>
+                        <wps:cNvPr id="100" name="Graphic 100"/>
                         <wps:cNvSpPr/>
                         <wps:spPr>
                           <a:xfrm>
@@ -33574,7 +33950,7 @@
                         </wps:bodyPr>
                       </wps:wsp>
                       <wps:wsp>
-                        <wps:cNvPr id="103" name="Graphic 103"/>
+                        <wps:cNvPr id="101" name="Graphic 101"/>
                         <wps:cNvSpPr/>
                         <wps:spPr>
                           <a:xfrm>
@@ -33620,7 +33996,7 @@
                         </wps:bodyPr>
                       </wps:wsp>
                       <wps:wsp>
-                        <wps:cNvPr id="104" name="Graphic 104"/>
+                        <wps:cNvPr id="102" name="Graphic 102"/>
                         <wps:cNvSpPr/>
                         <wps:spPr>
                           <a:xfrm>
@@ -33694,7 +34070,7 @@
                       </wps:wsp>
                       <pic:pic>
                         <pic:nvPicPr>
-                          <pic:cNvPr id="105" name="Image 105"/>
+                          <pic:cNvPr id="103" name="Image 103"/>
                           <pic:cNvPicPr/>
                         </pic:nvPicPr>
                         <pic:blipFill>
@@ -33714,7 +34090,7 @@
                         </pic:spPr>
                       </pic:pic>
                       <wps:wsp>
-                        <wps:cNvPr id="106" name="Textbox 106"/>
+                        <wps:cNvPr id="104" name="Textbox 104"/>
                         <wps:cNvSpPr txBox="1"/>
                         <wps:spPr>
                           <a:xfrm>
@@ -34320,30 +34696,30 @@
           </mc:Choice>
           <mc:Fallback>
             <w:pict>
-              <v:group style="position:absolute;margin-left:50.999996pt;margin-top:50.999722pt;width:493.5pt;height:394.95pt;mso-position-horizontal-relative:page;mso-position-vertical-relative:page;z-index:15739904" id="docshapegroup91" coordorigin="1020,1020" coordsize="9870,7899">
-                <v:shape style="position:absolute;left:1020;top:1020;width:9865;height:7899" id="docshape92" coordorigin="1020,1020" coordsize="9865,7899" path="m10885,8918l1020,8918,1020,1020,10885,1020,10885,1035,1200,1035,1184,1036,1168,1038,1152,1042,1137,1048,1122,1055,1108,1063,1095,1072,1083,1083,1072,1095,1063,1108,1055,1122,1048,1137,1042,1152,1038,1168,1036,1184,1035,1200,1035,8430,1036,8446,1038,8462,1042,8478,1048,8493,1055,8508,1063,8522,1072,8535,1083,8547,1095,8558,1108,8567,1122,8575,1137,8582,1152,8588,1168,8592,1184,8594,1200,8595,10885,8595,10885,8918xm10885,8595l10710,8595,10726,8594,10742,8592,10758,8588,10773,8582,10788,8575,10802,8567,10815,8558,10827,8547,10838,8535,10847,8522,10855,8508,10862,8493,10868,8478,10872,8462,10874,8446,10875,8430,10875,1200,10874,1184,10872,1168,10868,1152,10862,1137,10855,1122,10847,1108,10838,1095,10827,1083,10815,1072,10802,1063,10788,1055,10773,1048,10758,1042,10742,1038,10726,1036,10710,1035,10885,1035,10885,8595xe" filled="true" fillcolor="#000000" stroked="false">
+              <v:group style="position:absolute;margin-left:50.999996pt;margin-top:50.999722pt;width:493.5pt;height:394.95pt;mso-position-horizontal-relative:page;mso-position-vertical-relative:page;z-index:15739392" id="docshapegroup89" coordorigin="1020,1020" coordsize="9870,7899">
+                <v:shape style="position:absolute;left:1020;top:1020;width:9865;height:7899" id="docshape90" coordorigin="1020,1020" coordsize="9865,7899" path="m10885,8918l1020,8918,1020,1020,10885,1020,10885,1035,1200,1035,1184,1036,1168,1038,1152,1042,1137,1048,1122,1055,1108,1063,1095,1072,1083,1083,1072,1095,1063,1108,1055,1122,1048,1137,1042,1152,1038,1168,1036,1184,1035,1200,1035,8430,1036,8446,1038,8462,1042,8478,1048,8493,1055,8508,1063,8522,1072,8535,1083,8547,1095,8558,1108,8567,1122,8575,1137,8582,1152,8588,1168,8592,1184,8594,1200,8595,10885,8595,10885,8918xm10885,8595l10710,8595,10726,8594,10742,8592,10758,8588,10773,8582,10788,8575,10802,8567,10815,8558,10827,8547,10838,8535,10847,8522,10855,8508,10862,8493,10868,8478,10872,8462,10874,8446,10875,8430,10875,1200,10874,1184,10872,1168,10868,1152,10862,1137,10855,1122,10847,1108,10838,1095,10827,1083,10815,1072,10802,1063,10788,1055,10773,1048,10758,1042,10742,1038,10726,1036,10710,1035,10885,1035,10885,8595xe" filled="true" fillcolor="#000000" stroked="false">
                   <v:path arrowok="t"/>
                   <v:fill opacity="3853f" type="solid"/>
                 </v:shape>
-                <v:shape style="position:absolute;left:1027;top:1027;width:9855;height:7575" id="docshape93" coordorigin="1027,1027" coordsize="9855,7575" path="m10721,8602l1189,8602,1177,8601,1114,8580,1063,8535,1033,8475,1027,8441,1027,8430,1027,1189,1045,1124,1086,1070,1144,1036,1189,1027,10721,1027,10786,1045,10840,1086,10874,1144,10882,1189,10882,8441,10865,8506,10824,8560,10766,8594,10733,8601,10721,8602xe" filled="true" fillcolor="#ffffff" stroked="false">
+                <v:shape style="position:absolute;left:1027;top:1027;width:9855;height:7575" id="docshape91" coordorigin="1027,1027" coordsize="9855,7575" path="m10721,8602l1189,8602,1177,8601,1114,8580,1063,8535,1033,8475,1027,8441,1027,8430,1027,1189,1045,1124,1086,1070,1144,1036,1189,1027,10721,1027,10786,1045,10840,1086,10874,1144,10882,1189,10882,8441,10865,8506,10824,8560,10766,8594,10733,8601,10721,8602xe" filled="true" fillcolor="#ffffff" stroked="false">
                   <v:path arrowok="t"/>
                   <v:fill type="solid"/>
                 </v:shape>
-                <v:shape style="position:absolute;left:1027;top:1027;width:9855;height:7575" id="docshape94" coordorigin="1027,1027" coordsize="9855,7575" path="m1027,8430l1027,1200,1027,1189,1029,1177,1031,1166,1033,1155,1036,1144,1041,1134,1045,1124,1050,1114,1057,1104,1063,1095,1070,1086,1078,1078,1086,1070,1095,1063,1104,1057,1114,1050,1177,1029,1189,1027,1200,1027,10710,1027,10721,1027,10733,1029,10744,1031,10755,1033,10806,1057,10815,1063,10824,1070,10832,1078,10840,1086,10847,1095,10853,1104,10860,1114,10879,1166,10881,1177,10882,1189,10882,1200,10882,8430,10882,8441,10881,8453,10879,8464,10877,8475,10847,8535,10806,8573,10796,8580,10744,8599,10733,8601,10721,8602,10710,8602,1200,8602,1189,8602,1177,8601,1166,8599,1155,8597,1104,8573,1095,8567,1057,8526,1050,8516,1031,8464,1029,8453,1027,8441,1027,8430xe" filled="false" stroked="true" strokeweight=".75pt" strokecolor="#e2e7f0">
+                <v:shape style="position:absolute;left:1027;top:1027;width:9855;height:7575" id="docshape92" coordorigin="1027,1027" coordsize="9855,7575" path="m1027,8430l1027,1200,1027,1189,1029,1177,1031,1166,1033,1155,1036,1144,1041,1134,1045,1124,1050,1114,1057,1104,1063,1095,1070,1086,1078,1078,1086,1070,1095,1063,1104,1057,1114,1050,1177,1029,1189,1027,1200,1027,10710,1027,10721,1027,10733,1029,10744,1031,10755,1033,10806,1057,10815,1063,10824,1070,10832,1078,10840,1086,10847,1095,10853,1104,10860,1114,10879,1166,10881,1177,10882,1189,10882,1200,10882,8430,10882,8441,10881,8453,10879,8464,10877,8475,10847,8535,10806,8573,10796,8580,10744,8599,10733,8601,10721,8602,10710,8602,1200,8602,1189,8602,1177,8601,1166,8599,1155,8597,1104,8573,1095,8567,1057,8526,1050,8516,1031,8464,1029,8453,1027,8441,1027,8430xe" filled="false" stroked="true" strokeweight=".75pt" strokecolor="#e2e7f0">
                   <v:path arrowok="t"/>
                   <v:stroke dashstyle="solid"/>
                 </v:shape>
-                <v:rect style="position:absolute;left:1035;top:7200;width:9840;height:15" id="docshape95" filled="true" fillcolor="#e2e7f0" stroked="false">
+                <v:rect style="position:absolute;left:1035;top:7200;width:9840;height:15" id="docshape93" filled="true" fillcolor="#e2e7f0" stroked="false">
                   <v:fill type="solid"/>
                 </v:rect>
-                <v:shape style="position:absolute;left:1035;top:7215;width:9840;height:1380" id="docshape96" coordorigin="1035,7215" coordsize="9840,1380" path="m10710,8595l1200,8595,1184,8594,1122,8575,1072,8535,1042,8478,1035,8430,1035,7215,10875,7215,10875,8430,10862,8493,10827,8547,10773,8582,10710,8595xe" filled="true" fillcolor="#ffffff" stroked="false">
+                <v:shape style="position:absolute;left:1035;top:7215;width:9840;height:1380" id="docshape94" coordorigin="1035,7215" coordsize="9840,1380" path="m10710,8595l1200,8595,1184,8594,1122,8575,1072,8535,1042,8478,1035,8430,1035,7215,10875,7215,10875,8430,10862,8493,10827,8547,10773,8582,10710,8595xe" filled="true" fillcolor="#ffffff" stroked="false">
                   <v:path arrowok="t"/>
                   <v:fill type="solid"/>
                 </v:shape>
-                <v:shape style="position:absolute;left:1035;top:1035;width:9840;height:6165" type="#_x0000_t75" id="docshape97" stroked="false">
+                <v:shape style="position:absolute;left:1035;top:1035;width:9840;height:6165" type="#_x0000_t75" id="docshape95" stroked="false">
                   <v:imagedata r:id="rId16" o:title=""/>
                 </v:shape>
-                <v:shape style="position:absolute;left:1020;top:1020;width:9870;height:7899" type="#_x0000_t202" id="docshape98" filled="false" stroked="false">
+                <v:shape style="position:absolute;left:1020;top:1020;width:9870;height:7899" type="#_x0000_t202" id="docshape96" filled="false" stroked="false">
                   <v:textbox inset="0,0,0,0">
                     <w:txbxContent>
                       <w:p>
@@ -35381,14 +35757,14 @@
               <wp:inline distT="0" distB="0" distL="0" distR="0">
                 <wp:extent cx="6264275" cy="116839"/>
                 <wp:effectExtent l="0" t="0" r="0" b="0"/>
-                <wp:docPr id="107" name="Group 107"/>
+                <wp:docPr id="105" name="Group 105"/>
                 <wp:cNvGraphicFramePr>
                   <a:graphicFrameLocks/>
                 </wp:cNvGraphicFramePr>
                 <a:graphic>
                   <a:graphicData uri="http://schemas.microsoft.com/office/word/2010/wordprocessingGroup">
                     <wpg:wgp>
-                      <wpg:cNvPr id="107" name="Group 107"/>
+                      <wpg:cNvPr id="105" name="Group 105"/>
                       <wpg:cNvGrpSpPr/>
                       <wpg:grpSpPr>
                         <a:xfrm>
@@ -35398,7 +35774,7 @@
                         </a:xfrm>
                       </wpg:grpSpPr>
                       <wps:wsp>
-                        <wps:cNvPr id="108" name="Graphic 108"/>
+                        <wps:cNvPr id="106" name="Graphic 106"/>
                         <wps:cNvSpPr/>
                         <wps:spPr>
                           <a:xfrm>
@@ -35453,8 +35829,8 @@
           </mc:Choice>
           <mc:Fallback>
             <w:pict>
-              <v:group style="width:493.25pt;height:9.2pt;mso-position-horizontal-relative:char;mso-position-vertical-relative:line" id="docshapegroup99" coordorigin="0,0" coordsize="9865,184">
-                <v:rect style="position:absolute;left:0;top:0;width:9865;height:184" id="docshape100" filled="true" fillcolor="#000000" stroked="false">
+              <v:group style="width:493.25pt;height:9.2pt;mso-position-horizontal-relative:char;mso-position-vertical-relative:line" id="docshapegroup97" coordorigin="0,0" coordsize="9865,184">
+                <v:rect style="position:absolute;left:0;top:0;width:9865;height:184" id="docshape98" filled="true" fillcolor="#000000" stroked="false">
                   <v:fill opacity="3853f" type="solid"/>
                 </v:rect>
               </v:group>
@@ -35498,7 +35874,7 @@
           <wp:inline distT="0" distB="0" distL="0" distR="0">
             <wp:extent cx="6336424" cy="3969924"/>
             <wp:effectExtent l="0" t="0" r="0" b="0"/>
-            <wp:docPr id="109" name="Image 109"/>
+            <wp:docPr id="107" name="Image 107"/>
             <wp:cNvGraphicFramePr>
               <a:graphicFrameLocks/>
             </wp:cNvGraphicFramePr>
@@ -35506,7 +35882,7 @@
               <a:graphicData uri="http://schemas.openxmlformats.org/drawingml/2006/picture">
                 <pic:pic>
                   <pic:nvPicPr>
-                    <pic:cNvPr id="109" name="Image 109"/>
+                    <pic:cNvPr id="107" name="Image 107"/>
                     <pic:cNvPicPr/>
                   </pic:nvPicPr>
                   <pic:blipFill>
@@ -35552,7 +35928,7 @@
         <mc:AlternateContent>
           <mc:Choice Requires="wps">
             <w:drawing>
-              <wp:anchor distT="0" distB="0" distL="0" distR="0" allowOverlap="1" layoutInCell="1" locked="0" behindDoc="1" simplePos="0" relativeHeight="487141376">
+              <wp:anchor distT="0" distB="0" distL="0" distR="0" allowOverlap="1" layoutInCell="1" locked="0" behindDoc="1" simplePos="0" relativeHeight="487144960">
                 <wp:simplePos x="0" y="0"/>
                 <wp:positionH relativeFrom="page">
                   <wp:posOffset>647699</wp:posOffset>
@@ -35563,14 +35939,14 @@
                 <wp:extent cx="6267450" cy="4805680"/>
                 <wp:effectExtent l="0" t="0" r="0" b="0"/>
                 <wp:wrapNone/>
-                <wp:docPr id="110" name="Group 110"/>
+                <wp:docPr id="108" name="Group 108"/>
                 <wp:cNvGraphicFramePr>
                   <a:graphicFrameLocks/>
                 </wp:cNvGraphicFramePr>
                 <a:graphic>
                   <a:graphicData uri="http://schemas.microsoft.com/office/word/2010/wordprocessingGroup">
                     <wpg:wgp>
-                      <wpg:cNvPr id="110" name="Group 110"/>
+                      <wpg:cNvPr id="108" name="Group 108"/>
                       <wpg:cNvGrpSpPr/>
                       <wpg:grpSpPr>
                         <a:xfrm>
@@ -35580,7 +35956,7 @@
                         </a:xfrm>
                       </wpg:grpSpPr>
                       <wps:wsp>
-                        <wps:cNvPr id="111" name="Graphic 111"/>
+                        <wps:cNvPr id="109" name="Graphic 109"/>
                         <wps:cNvSpPr/>
                         <wps:spPr>
                           <a:xfrm>
@@ -35715,7 +36091,7 @@
                         </wps:bodyPr>
                       </wps:wsp>
                       <wps:wsp>
-                        <wps:cNvPr id="112" name="Graphic 112"/>
+                        <wps:cNvPr id="110" name="Graphic 110"/>
                         <wps:cNvSpPr/>
                         <wps:spPr>
                           <a:xfrm>
@@ -35818,7 +36194,7 @@
                         </wps:bodyPr>
                       </wps:wsp>
                       <wps:wsp>
-                        <wps:cNvPr id="113" name="Graphic 113"/>
+                        <wps:cNvPr id="111" name="Graphic 111"/>
                         <wps:cNvSpPr/>
                         <wps:spPr>
                           <a:xfrm>
@@ -36089,7 +36465,7 @@
                         </wps:bodyPr>
                       </wps:wsp>
                       <wps:wsp>
-                        <wps:cNvPr id="114" name="Graphic 114"/>
+                        <wps:cNvPr id="112" name="Graphic 112"/>
                         <wps:cNvSpPr/>
                         <wps:spPr>
                           <a:xfrm>
@@ -36135,7 +36511,7 @@
                         </wps:bodyPr>
                       </wps:wsp>
                       <wps:wsp>
-                        <wps:cNvPr id="115" name="Graphic 115"/>
+                        <wps:cNvPr id="113" name="Graphic 113"/>
                         <wps:cNvSpPr/>
                         <wps:spPr>
                           <a:xfrm>
@@ -36215,23 +36591,23 @@
           </mc:Choice>
           <mc:Fallback>
             <w:pict>
-              <v:group style="position:absolute;margin-left:50.999996pt;margin-top:-312.520294pt;width:493.5pt;height:378.4pt;mso-position-horizontal-relative:page;mso-position-vertical-relative:paragraph;z-index:-16175104" id="docshapegroup101" coordorigin="1020,-6250" coordsize="9870,7568">
-                <v:shape style="position:absolute;left:1020;top:-6251;width:9865;height:7568" id="docshape102" coordorigin="1020,-6250" coordsize="9865,7568" path="m10885,1317l1020,1317,1020,-6250,10885,-6250,10885,-6235,1200,-6235,1184,-6235,1168,-6232,1152,-6228,1137,-6223,1122,-6216,1108,-6208,1095,-6198,1083,-6187,1072,-6175,1063,-6162,1055,-6148,1048,-6134,1042,-6118,1038,-6103,1036,-6087,1035,-6070,1035,830,1036,846,1038,862,1042,877,1048,893,1055,907,1063,921,1072,934,1083,946,1095,957,1108,967,1122,975,1137,982,1152,988,1168,991,1184,994,1200,995,10885,995,10885,1317xm10885,995l10710,995,10726,994,10742,991,10758,988,10773,982,10788,975,10802,967,10815,957,10827,946,10838,934,10847,921,10855,907,10862,893,10868,877,10872,862,10874,846,10875,830,10875,-6070,10874,-6087,10872,-6103,10868,-6118,10862,-6134,10855,-6148,10847,-6162,10838,-6175,10827,-6187,10815,-6198,10802,-6208,10788,-6216,10773,-6223,10758,-6228,10742,-6232,10726,-6235,10710,-6235,10885,-6235,10885,995xe" filled="true" fillcolor="#000000" stroked="false">
+              <v:group style="position:absolute;margin-left:50.999996pt;margin-top:-312.520294pt;width:493.5pt;height:378.4pt;mso-position-horizontal-relative:page;mso-position-vertical-relative:paragraph;z-index:-16171520" id="docshapegroup99" coordorigin="1020,-6250" coordsize="9870,7568">
+                <v:shape style="position:absolute;left:1020;top:-6251;width:9865;height:7568" id="docshape100" coordorigin="1020,-6250" coordsize="9865,7568" path="m10885,1317l1020,1317,1020,-6250,10885,-6250,10885,-6235,1200,-6235,1184,-6235,1168,-6232,1152,-6228,1137,-6223,1122,-6216,1108,-6208,1095,-6198,1083,-6187,1072,-6175,1063,-6162,1055,-6148,1048,-6134,1042,-6118,1038,-6103,1036,-6087,1035,-6070,1035,830,1036,846,1038,862,1042,877,1048,893,1055,907,1063,921,1072,934,1083,946,1095,957,1108,967,1122,975,1137,982,1152,988,1168,991,1184,994,1200,995,10885,995,10885,1317xm10885,995l10710,995,10726,994,10742,991,10758,988,10773,982,10788,975,10802,967,10815,957,10827,946,10838,934,10847,921,10855,907,10862,893,10868,877,10872,862,10874,846,10875,830,10875,-6070,10874,-6087,10872,-6103,10868,-6118,10862,-6134,10855,-6148,10847,-6162,10838,-6175,10827,-6187,10815,-6198,10802,-6208,10788,-6216,10773,-6223,10758,-6228,10742,-6232,10726,-6235,10710,-6235,10885,-6235,10885,995xe" filled="true" fillcolor="#000000" stroked="false">
                   <v:path arrowok="t"/>
                   <v:fill opacity="3853f" type="solid"/>
                 </v:shape>
-                <v:shape style="position:absolute;left:1027;top:-6243;width:9855;height:7245" id="docshape103" coordorigin="1027,-6243" coordsize="9855,7245" path="m10721,1002l1189,1002,1177,1001,1114,979,1063,935,1033,874,1027,841,1027,830,1027,-6082,1045,-6147,1086,-6200,1144,-6234,1189,-6243,10721,-6243,10786,-6225,10840,-6184,10874,-6126,10882,-6082,10882,841,10865,906,10824,960,10766,993,10733,1001,10721,1002xe" filled="true" fillcolor="#ffffff" stroked="false">
+                <v:shape style="position:absolute;left:1027;top:-6243;width:9855;height:7245" id="docshape101" coordorigin="1027,-6243" coordsize="9855,7245" path="m10721,1002l1189,1002,1177,1001,1114,979,1063,935,1033,874,1027,841,1027,830,1027,-6082,1045,-6147,1086,-6200,1144,-6234,1189,-6243,10721,-6243,10786,-6225,10840,-6184,10874,-6126,10882,-6082,10882,841,10865,906,10824,960,10766,993,10733,1001,10721,1002xe" filled="true" fillcolor="#ffffff" stroked="false">
                   <v:path arrowok="t"/>
                   <v:fill type="solid"/>
                 </v:shape>
-                <v:shape style="position:absolute;left:1027;top:-6243;width:9855;height:7245" id="docshape104" coordorigin="1027,-6243" coordsize="9855,7245" path="m1027,830l1027,-6070,1027,-6082,1029,-6093,1031,-6104,1033,-6115,1036,-6126,1041,-6136,1045,-6147,1050,-6157,1057,-6166,1063,-6176,1070,-6184,1078,-6192,1086,-6200,1095,-6208,1104,-6214,1114,-6220,1124,-6225,1189,-6243,1200,-6243,10710,-6243,10721,-6243,10733,-6242,10744,-6240,10755,-6237,10806,-6214,10815,-6208,10824,-6200,10832,-6192,10840,-6184,10847,-6176,10853,-6166,10860,-6157,10865,-6147,10869,-6136,10874,-6126,10877,-6115,10879,-6104,10881,-6093,10882,-6082,10882,-6070,10882,830,10869,896,10865,906,10832,952,10824,960,10815,967,10806,973,10796,979,10786,985,10776,989,10766,993,10755,997,10744,999,10733,1001,10721,1002,10710,1002,1200,1002,1189,1002,1177,1001,1166,999,1155,997,1144,993,1134,989,1124,985,1114,979,1104,973,1095,967,1086,960,1078,952,1070,944,1041,896,1036,885,1033,874,1031,863,1029,852,1027,841,1027,830xe" filled="false" stroked="true" strokeweight=".75pt" strokecolor="#e2e7f0">
+                <v:shape style="position:absolute;left:1027;top:-6243;width:9855;height:7245" id="docshape102" coordorigin="1027,-6243" coordsize="9855,7245" path="m1027,830l1027,-6070,1027,-6082,1029,-6093,1031,-6104,1033,-6115,1036,-6126,1041,-6136,1045,-6147,1050,-6157,1057,-6166,1063,-6176,1070,-6184,1078,-6192,1086,-6200,1095,-6208,1104,-6214,1114,-6220,1124,-6225,1189,-6243,1200,-6243,10710,-6243,10721,-6243,10733,-6242,10744,-6240,10755,-6237,10806,-6214,10815,-6208,10824,-6200,10832,-6192,10840,-6184,10847,-6176,10853,-6166,10860,-6157,10865,-6147,10869,-6136,10874,-6126,10877,-6115,10879,-6104,10881,-6093,10882,-6082,10882,-6070,10882,830,10869,896,10865,906,10832,952,10824,960,10815,967,10806,973,10796,979,10786,985,10776,989,10766,993,10755,997,10744,999,10733,1001,10721,1002,10710,1002,1200,1002,1189,1002,1177,1001,1166,999,1155,997,1144,993,1134,989,1124,985,1114,979,1104,973,1095,967,1086,960,1078,952,1070,944,1041,896,1036,885,1033,874,1031,863,1029,852,1027,841,1027,830xe" filled="false" stroked="true" strokeweight=".75pt" strokecolor="#e2e7f0">
                   <v:path arrowok="t"/>
                   <v:stroke dashstyle="solid"/>
                 </v:shape>
-                <v:rect style="position:absolute;left:1035;top:-71;width:9840;height:15" id="docshape105" filled="true" fillcolor="#e2e7f0" stroked="false">
+                <v:rect style="position:absolute;left:1035;top:-71;width:9840;height:15" id="docshape103" filled="true" fillcolor="#e2e7f0" stroked="false">
                   <v:fill type="solid"/>
                 </v:rect>
-                <v:shape style="position:absolute;left:1035;top:-56;width:9840;height:1050" id="docshape106" coordorigin="1035,-55" coordsize="9840,1050" path="m10710,995l1200,995,1184,994,1122,975,1072,934,1042,877,1035,830,1035,-55,10875,-55,10875,830,10862,893,10827,946,10773,982,10710,995xe" filled="true" fillcolor="#ffffff" stroked="false">
+                <v:shape style="position:absolute;left:1035;top:-56;width:9840;height:1050" id="docshape104" coordorigin="1035,-55" coordsize="9840,1050" path="m10710,995l1200,995,1184,994,1122,975,1072,934,1042,877,1035,830,1035,-55,10875,-55,10875,830,10862,893,10827,946,10773,982,10710,995xe" filled="true" fillcolor="#ffffff" stroked="false">
                   <v:path arrowok="t"/>
                   <v:fill type="solid"/>
                 </v:shape>
@@ -36672,7 +37048,7 @@
         <mc:AlternateContent>
           <mc:Choice Requires="wps">
             <w:drawing>
-              <wp:anchor distT="0" distB="0" distL="0" distR="0" allowOverlap="1" layoutInCell="1" locked="0" behindDoc="1" simplePos="0" relativeHeight="487599616">
+              <wp:anchor distT="0" distB="0" distL="0" distR="0" allowOverlap="1" layoutInCell="1" locked="0" behindDoc="1" simplePos="0" relativeHeight="487599104">
                 <wp:simplePos x="0" y="0"/>
                 <wp:positionH relativeFrom="page">
                   <wp:posOffset>647700</wp:posOffset>
@@ -36683,14 +37059,14 @@
                 <wp:extent cx="6264275" cy="116839"/>
                 <wp:effectExtent l="0" t="0" r="0" b="0"/>
                 <wp:wrapTopAndBottom/>
-                <wp:docPr id="116" name="Graphic 116"/>
+                <wp:docPr id="114" name="Graphic 114"/>
                 <wp:cNvGraphicFramePr>
                   <a:graphicFrameLocks/>
                 </wp:cNvGraphicFramePr>
                 <a:graphic>
                   <a:graphicData uri="http://schemas.microsoft.com/office/word/2010/wordprocessingShape">
                     <wps:wsp>
-                      <wps:cNvPr id="116" name="Graphic 116"/>
+                      <wps:cNvPr id="114" name="Graphic 114"/>
                       <wps:cNvSpPr/>
                       <wps:spPr>
                         <a:xfrm>
@@ -36744,7 +37120,7 @@
           </mc:Choice>
           <mc:Fallback>
             <w:pict>
-              <v:rect style="position:absolute;margin-left:51pt;margin-top:18.700781pt;width:493.230466pt;height:9.159840pt;mso-position-horizontal-relative:page;mso-position-vertical-relative:paragraph;z-index:-15716864;mso-wrap-distance-left:0;mso-wrap-distance-right:0" id="docshape107" filled="true" fillcolor="#000000" stroked="false">
+              <v:rect style="position:absolute;margin-left:51pt;margin-top:18.700781pt;width:493.230466pt;height:9.159840pt;mso-position-horizontal-relative:page;mso-position-vertical-relative:paragraph;z-index:-15717376;mso-wrap-distance-left:0;mso-wrap-distance-right:0" id="docshape105" filled="true" fillcolor="#000000" stroked="false">
                 <v:fill opacity="3853f" type="solid"/>
                 <w10:wrap type="topAndBottom"/>
               </v:rect>
@@ -36782,7 +37158,7 @@
           <wp:inline distT="0" distB="0" distL="0" distR="0">
             <wp:extent cx="6336424" cy="3969924"/>
             <wp:effectExtent l="0" t="0" r="0" b="0"/>
-            <wp:docPr id="117" name="Image 117"/>
+            <wp:docPr id="115" name="Image 115"/>
             <wp:cNvGraphicFramePr>
               <a:graphicFrameLocks/>
             </wp:cNvGraphicFramePr>
@@ -36790,7 +37166,7 @@
               <a:graphicData uri="http://schemas.openxmlformats.org/drawingml/2006/picture">
                 <pic:pic>
                   <pic:nvPicPr>
-                    <pic:cNvPr id="117" name="Image 117"/>
+                    <pic:cNvPr id="115" name="Image 115"/>
                     <pic:cNvPicPr/>
                   </pic:nvPicPr>
                   <pic:blipFill>
@@ -36836,7 +37212,7 @@
         <mc:AlternateContent>
           <mc:Choice Requires="wps">
             <w:drawing>
-              <wp:anchor distT="0" distB="0" distL="0" distR="0" allowOverlap="1" layoutInCell="1" locked="0" behindDoc="1" simplePos="0" relativeHeight="487141888">
+              <wp:anchor distT="0" distB="0" distL="0" distR="0" allowOverlap="1" layoutInCell="1" locked="0" behindDoc="1" simplePos="0" relativeHeight="487145472">
                 <wp:simplePos x="0" y="0"/>
                 <wp:positionH relativeFrom="page">
                   <wp:posOffset>647699</wp:posOffset>
@@ -36847,14 +37223,14 @@
                 <wp:extent cx="6267450" cy="4805680"/>
                 <wp:effectExtent l="0" t="0" r="0" b="0"/>
                 <wp:wrapNone/>
-                <wp:docPr id="118" name="Group 118"/>
+                <wp:docPr id="116" name="Group 116"/>
                 <wp:cNvGraphicFramePr>
                   <a:graphicFrameLocks/>
                 </wp:cNvGraphicFramePr>
                 <a:graphic>
                   <a:graphicData uri="http://schemas.microsoft.com/office/word/2010/wordprocessingGroup">
                     <wpg:wgp>
-                      <wpg:cNvPr id="118" name="Group 118"/>
+                      <wpg:cNvPr id="116" name="Group 116"/>
                       <wpg:cNvGrpSpPr/>
                       <wpg:grpSpPr>
                         <a:xfrm>
@@ -36864,7 +37240,7 @@
                         </a:xfrm>
                       </wpg:grpSpPr>
                       <wps:wsp>
-                        <wps:cNvPr id="119" name="Graphic 119"/>
+                        <wps:cNvPr id="117" name="Graphic 117"/>
                         <wps:cNvSpPr/>
                         <wps:spPr>
                           <a:xfrm>
@@ -36999,7 +37375,7 @@
                         </wps:bodyPr>
                       </wps:wsp>
                       <wps:wsp>
-                        <wps:cNvPr id="120" name="Graphic 120"/>
+                        <wps:cNvPr id="118" name="Graphic 118"/>
                         <wps:cNvSpPr/>
                         <wps:spPr>
                           <a:xfrm>
@@ -37102,7 +37478,7 @@
                         </wps:bodyPr>
                       </wps:wsp>
                       <wps:wsp>
-                        <wps:cNvPr id="121" name="Graphic 121"/>
+                        <wps:cNvPr id="119" name="Graphic 119"/>
                         <wps:cNvSpPr/>
                         <wps:spPr>
                           <a:xfrm>
@@ -37325,7 +37701,7 @@
                         </wps:bodyPr>
                       </wps:wsp>
                       <wps:wsp>
-                        <wps:cNvPr id="122" name="Graphic 122"/>
+                        <wps:cNvPr id="120" name="Graphic 120"/>
                         <wps:cNvSpPr/>
                         <wps:spPr>
                           <a:xfrm>
@@ -37371,7 +37747,7 @@
                         </wps:bodyPr>
                       </wps:wsp>
                       <wps:wsp>
-                        <wps:cNvPr id="123" name="Graphic 123"/>
+                        <wps:cNvPr id="121" name="Graphic 121"/>
                         <wps:cNvSpPr/>
                         <wps:spPr>
                           <a:xfrm>
@@ -37451,23 +37827,23 @@
           </mc:Choice>
           <mc:Fallback>
             <w:pict>
-              <v:group style="position:absolute;margin-left:50.999996pt;margin-top:-312.520325pt;width:493.5pt;height:378.4pt;mso-position-horizontal-relative:page;mso-position-vertical-relative:paragraph;z-index:-16174592" id="docshapegroup108" coordorigin="1020,-6250" coordsize="9870,7568">
-                <v:shape style="position:absolute;left:1020;top:-6251;width:9865;height:7568" id="docshape109" coordorigin="1020,-6250" coordsize="9865,7568" path="m10885,1317l1020,1317,1020,-6250,10885,-6250,10885,-6235,1200,-6235,1184,-6235,1168,-6232,1152,-6228,1137,-6223,1122,-6216,1108,-6208,1095,-6198,1083,-6187,1072,-6175,1063,-6162,1055,-6148,1048,-6134,1042,-6118,1038,-6103,1036,-6087,1035,-6070,1035,830,1036,846,1038,862,1042,877,1048,893,1055,907,1063,921,1072,934,1083,946,1095,957,1108,967,1122,975,1137,982,1152,988,1168,991,1184,994,1200,995,10885,995,10885,1317xm10885,995l10710,995,10726,994,10742,991,10758,988,10773,982,10788,975,10802,967,10815,957,10827,946,10838,934,10847,921,10855,907,10862,893,10868,877,10872,862,10874,846,10875,830,10875,-6070,10874,-6087,10872,-6103,10868,-6118,10862,-6134,10855,-6148,10847,-6162,10838,-6175,10827,-6187,10815,-6198,10802,-6208,10788,-6216,10773,-6223,10758,-6228,10742,-6232,10726,-6235,10710,-6235,10885,-6235,10885,995xe" filled="true" fillcolor="#000000" stroked="false">
+              <v:group style="position:absolute;margin-left:50.999996pt;margin-top:-312.520325pt;width:493.5pt;height:378.4pt;mso-position-horizontal-relative:page;mso-position-vertical-relative:paragraph;z-index:-16171008" id="docshapegroup106" coordorigin="1020,-6250" coordsize="9870,7568">
+                <v:shape style="position:absolute;left:1020;top:-6251;width:9865;height:7568" id="docshape107" coordorigin="1020,-6250" coordsize="9865,7568" path="m10885,1317l1020,1317,1020,-6250,10885,-6250,10885,-6235,1200,-6235,1184,-6235,1168,-6232,1152,-6228,1137,-6223,1122,-6216,1108,-6208,1095,-6198,1083,-6187,1072,-6175,1063,-6162,1055,-6148,1048,-6134,1042,-6118,1038,-6103,1036,-6087,1035,-6070,1035,830,1036,846,1038,862,1042,877,1048,893,1055,907,1063,921,1072,934,1083,946,1095,957,1108,967,1122,975,1137,982,1152,988,1168,991,1184,994,1200,995,10885,995,10885,1317xm10885,995l10710,995,10726,994,10742,991,10758,988,10773,982,10788,975,10802,967,10815,957,10827,946,10838,934,10847,921,10855,907,10862,893,10868,877,10872,862,10874,846,10875,830,10875,-6070,10874,-6087,10872,-6103,10868,-6118,10862,-6134,10855,-6148,10847,-6162,10838,-6175,10827,-6187,10815,-6198,10802,-6208,10788,-6216,10773,-6223,10758,-6228,10742,-6232,10726,-6235,10710,-6235,10885,-6235,10885,995xe" filled="true" fillcolor="#000000" stroked="false">
                   <v:path arrowok="t"/>
                   <v:fill opacity="3853f" type="solid"/>
                 </v:shape>
-                <v:shape style="position:absolute;left:1027;top:-6243;width:9855;height:7245" id="docshape110" coordorigin="1027,-6243" coordsize="9855,7245" path="m10721,1002l1189,1002,1177,1001,1114,979,1063,935,1033,874,1027,841,1027,830,1027,-6082,1045,-6147,1086,-6200,1144,-6234,1189,-6243,10721,-6243,10786,-6225,10840,-6184,10874,-6126,10882,-6082,10882,841,10865,906,10824,960,10766,993,10733,1001,10721,1002xe" filled="true" fillcolor="#ffffff" stroked="false">
+                <v:shape style="position:absolute;left:1027;top:-6243;width:9855;height:7245" id="docshape108" coordorigin="1027,-6243" coordsize="9855,7245" path="m10721,1002l1189,1002,1177,1001,1114,979,1063,935,1033,874,1027,841,1027,830,1027,-6082,1045,-6147,1086,-6200,1144,-6234,1189,-6243,10721,-6243,10786,-6225,10840,-6184,10874,-6126,10882,-6082,10882,841,10865,906,10824,960,10766,993,10733,1001,10721,1002xe" filled="true" fillcolor="#ffffff" stroked="false">
                   <v:path arrowok="t"/>
                   <v:fill type="solid"/>
                 </v:shape>
-                <v:shape style="position:absolute;left:1027;top:-6243;width:9855;height:7245" id="docshape111" coordorigin="1027,-6243" coordsize="9855,7245" path="m1027,830l1027,-6070,1027,-6082,1029,-6093,1031,-6104,1033,-6115,1036,-6126,1041,-6136,1045,-6147,1050,-6157,1057,-6166,1063,-6176,1070,-6184,1078,-6192,1086,-6200,1095,-6208,1104,-6214,1114,-6220,1177,-6242,1189,-6243,1200,-6243,10710,-6243,10721,-6243,10733,-6242,10796,-6220,10806,-6214,10815,-6208,10824,-6200,10832,-6192,10840,-6184,10869,-6136,10874,-6126,10882,-6070,10882,830,10869,896,10865,906,10824,960,10776,989,10766,993,10755,997,10744,999,10733,1001,10721,1002,10710,1002,1200,1002,1189,1002,1177,1001,1166,999,1155,997,1144,993,1134,989,1124,985,1114,979,1104,973,1095,967,1050,916,1041,896,1036,885,1033,874,1031,863,1029,852,1027,841,1027,830xe" filled="false" stroked="true" strokeweight=".75pt" strokecolor="#e2e7f0">
+                <v:shape style="position:absolute;left:1027;top:-6243;width:9855;height:7245" id="docshape109" coordorigin="1027,-6243" coordsize="9855,7245" path="m1027,830l1027,-6070,1027,-6082,1029,-6093,1031,-6104,1033,-6115,1036,-6126,1041,-6136,1045,-6147,1050,-6157,1057,-6166,1063,-6176,1070,-6184,1078,-6192,1086,-6200,1095,-6208,1104,-6214,1114,-6220,1177,-6242,1189,-6243,1200,-6243,10710,-6243,10721,-6243,10733,-6242,10796,-6220,10806,-6214,10815,-6208,10824,-6200,10832,-6192,10840,-6184,10869,-6136,10874,-6126,10882,-6070,10882,830,10869,896,10865,906,10824,960,10776,989,10766,993,10755,997,10744,999,10733,1001,10721,1002,10710,1002,1200,1002,1189,1002,1177,1001,1166,999,1155,997,1144,993,1134,989,1124,985,1114,979,1104,973,1095,967,1050,916,1041,896,1036,885,1033,874,1031,863,1029,852,1027,841,1027,830xe" filled="false" stroked="true" strokeweight=".75pt" strokecolor="#e2e7f0">
                   <v:path arrowok="t"/>
                   <v:stroke dashstyle="solid"/>
                 </v:shape>
-                <v:rect style="position:absolute;left:1035;top:-71;width:9840;height:15" id="docshape112" filled="true" fillcolor="#e2e7f0" stroked="false">
+                <v:rect style="position:absolute;left:1035;top:-71;width:9840;height:15" id="docshape110" filled="true" fillcolor="#e2e7f0" stroked="false">
                   <v:fill type="solid"/>
                 </v:rect>
-                <v:shape style="position:absolute;left:1035;top:-56;width:9840;height:1050" id="docshape113" coordorigin="1035,-55" coordsize="9840,1050" path="m10710,995l1200,995,1184,994,1122,975,1072,934,1042,877,1035,830,1035,-55,10875,-55,10875,830,10862,893,10827,946,10773,982,10710,995xe" filled="true" fillcolor="#ffffff" stroked="false">
+                <v:shape style="position:absolute;left:1035;top:-56;width:9840;height:1050" id="docshape111" coordorigin="1035,-55" coordsize="9840,1050" path="m10710,995l1200,995,1184,994,1122,975,1072,934,1042,877,1035,830,1035,-55,10875,-55,10875,830,10862,893,10827,946,10773,982,10710,995xe" filled="true" fillcolor="#ffffff" stroked="false">
                   <v:path arrowok="t"/>
                   <v:fill type="solid"/>
                 </v:shape>
